--- a/Books/RPG_Books/ThePrincessAndTheMurderHobo/Book_ThePrincessAndTheMurderHobo.docx
+++ b/Books/RPG_Books/ThePrincessAndTheMurderHobo/Book_ThePrincessAndTheMurderHobo.docx
@@ -40825,7 +40825,7 @@
   <w:style w:type="paragraph" w:default="1" w:styleId="Normal">
     <w:name w:val="Normal"/>
     <w:qFormat/>
-    <w:rsid w:val="008F7BCA"/>
+    <w:rsid w:val="00B86DA8"/>
     <w:pPr>
       <w:spacing w:after="200" w:line="276" w:lineRule="auto"/>
       <w:jc w:val="both"/>
@@ -41631,6 +41631,24 @@
     <w:basedOn w:val="DefaultParagraphFont"/>
     <w:rsid w:val="00F07174"/>
   </w:style>
+  <w:style w:type="paragraph" w:customStyle="1" w:styleId="StatusUser">
+    <w:name w:val="Status_User"/>
+    <w:basedOn w:val="Normal"/>
+    <w:qFormat/>
+    <w:rsid w:val="00B86DA8"/>
+    <w:pPr>
+      <w:tabs>
+        <w:tab w:val="left" w:pos="1701"/>
+        <w:tab w:val="left" w:pos="2126"/>
+      </w:tabs>
+      <w:spacing w:line="240" w:lineRule="auto"/>
+      <w:contextualSpacing/>
+    </w:pPr>
+    <w:rPr>
+      <w:b/>
+      <w:sz w:val="20"/>
+    </w:rPr>
+  </w:style>
 </w:styles>
 </file>
 
@@ -41922,7 +41940,7 @@
 </file>
 
 <file path=customXml/itemProps1.xml><?xml version="1.0" encoding="utf-8"?>
-<ds:datastoreItem xmlns:ds="http://schemas.openxmlformats.org/officeDocument/2006/customXml" ds:itemID="{7AA1FAEC-2406-4DC0-AB06-8C2EC1A5B5C6}">
+<ds:datastoreItem xmlns:ds="http://schemas.openxmlformats.org/officeDocument/2006/customXml" ds:itemID="{464883DA-5774-4076-82FA-5DAA712D5259}">
   <ds:schemaRefs>
     <ds:schemaRef ds:uri="http://schemas.openxmlformats.org/officeDocument/2006/bibliography"/>
   </ds:schemaRefs>

--- a/Books/RPG_Books/ThePrincessAndTheMurderHobo/Book_ThePrincessAndTheMurderHobo.docx
+++ b/Books/RPG_Books/ThePrincessAndTheMurderHobo/Book_ThePrincessAndTheMurderHobo.docx
@@ -38349,21 +38349,11 @@
       <w:r>
         <w:t xml:space="preserve">,” Daris said. “We will be landing at the </w:t>
       </w:r>
-      <w:proofErr w:type="spellStart"/>
-      <w:proofErr w:type="gramStart"/>
       <w:r>
         <w:t>Istima</w:t>
       </w:r>
-      <w:proofErr w:type="spellEnd"/>
-      <w:r>
-        <w:t xml:space="preserve"> </w:t>
-      </w:r>
-      <w:r>
-        <w:t xml:space="preserve"> Academy</w:t>
-      </w:r>
-      <w:proofErr w:type="gramEnd"/>
-      <w:r>
-        <w:t xml:space="preserve"> for anomaly management soon.”</w:t>
+      <w:r>
+        <w:t xml:space="preserve"> Academy for anomaly management soon.”</w:t>
       </w:r>
     </w:p>
     <w:p>
@@ -39408,32 +39398,116 @@
       <w:r>
         <w:t xml:space="preserve">“Yes, please,” I said. “I’m going to </w:t>
       </w:r>
-      <w:proofErr w:type="spellStart"/>
-      <w:proofErr w:type="gramStart"/>
+      <w:r>
+        <w:t xml:space="preserve">Istima </w:t>
+      </w:r>
+      <w:r>
+        <w:t>Academy, and I want to fit in.”</w:t>
+      </w:r>
+    </w:p>
+    <w:p>
+      <w:r>
+        <w:t>“Excellent,” the man said. I should fin</w:t>
+      </w:r>
+      <w:r>
+        <w:t xml:space="preserve">d his name. After concentrating I did get the name. It was </w:t>
+      </w:r>
+      <w:r>
+        <w:t>Durin</w:t>
+      </w:r>
+      <w:r>
+        <w:t>.</w:t>
+      </w:r>
+    </w:p>
+    <w:p>
+      <w:r>
+        <w:t>“All done,” the man said. “Is that acceptable?”</w:t>
+      </w:r>
+    </w:p>
+    <w:p>
+      <w:r>
+        <w:t xml:space="preserve">I looked at myself in the mirror. It was </w:t>
+      </w:r>
+      <w:r>
+        <w:t xml:space="preserve">amazing what new hair would do. </w:t>
+      </w:r>
+      <w:r>
+        <w:t>It made me look 20 years younger.</w:t>
+      </w:r>
+    </w:p>
+    <w:p>
+      <w:r>
+        <w:t>“Thank you</w:t>
+      </w:r>
+      <w:r>
+        <w:t xml:space="preserve"> </w:t>
+      </w:r>
+      <w:r>
+        <w:t>Durin</w:t>
+      </w:r>
+      <w:r>
+        <w:t xml:space="preserve">,” I said and paid </w:t>
+      </w:r>
+      <w:r>
+        <w:t>Durin</w:t>
+      </w:r>
+      <w:r>
+        <w:t>.</w:t>
+      </w:r>
+    </w:p>
+    <w:p>
+      <w:r>
+        <w:t xml:space="preserve">Outside I walked the strange street until I found a clothes store catering to clients similar to humans. This place had </w:t>
+      </w:r>
+      <w:r>
+        <w:t>dwarves, elves, Neanderthals, and human-adjacent people. Fortunately, the clothes looked like they would work for me.</w:t>
+      </w:r>
+    </w:p>
+    <w:p>
+      <w:r>
+        <w:t>Gunner and Kenny entered and joined me.</w:t>
+      </w:r>
+    </w:p>
+    <w:p>
+      <w:r>
+        <w:t>“Nice hair,” Ginner said.</w:t>
+      </w:r>
+    </w:p>
+    <w:p>
+      <w:r>
+        <w:t>“Thanks,” I said.</w:t>
+      </w:r>
+    </w:p>
+    <w:p>
+      <w:r>
+        <w:t>“How can I help you three?” an attendant asked.</w:t>
+      </w:r>
+    </w:p>
+    <w:p>
+      <w:r>
+        <w:t xml:space="preserve">“I need some casual clothes for when we go to </w:t>
+      </w:r>
       <w:r>
         <w:t>Istima</w:t>
       </w:r>
-      <w:proofErr w:type="spellEnd"/>
-      <w:r>
-        <w:t xml:space="preserve"> </w:t>
-      </w:r>
-      <w:r>
-        <w:t xml:space="preserve"> Academy</w:t>
-      </w:r>
-      <w:proofErr w:type="gramEnd"/>
-      <w:r>
-        <w:t>, and I want to fit in.”</w:t>
-      </w:r>
-    </w:p>
-    <w:p>
-      <w:r>
-        <w:t>“Excellent,” the man said. I should fin</w:t>
-      </w:r>
-      <w:r>
-        <w:t xml:space="preserve">d his name. After concentrating I did get the name. It was </w:t>
-      </w:r>
-      <w:r>
-        <w:t>Durin</w:t>
+      <w:r>
+        <w:t xml:space="preserve"> Academy,” I said.</w:t>
+      </w:r>
+    </w:p>
+    <w:p>
+      <w:r>
+        <w:lastRenderedPageBreak/>
+        <w:t>We shopped with the help of the attendant and I made it a point to find his name.</w:t>
+      </w:r>
+    </w:p>
+    <w:p>
+      <w:r>
+        <w:t>With new clothes, I felt the urge to upgrade my storage. However I reframed. Instead I swapped my hobo clothes with the new outfit in one of the booths.</w:t>
+      </w:r>
+    </w:p>
+    <w:p>
+      <w:r>
+        <w:t>After paying we left the shop. The ladies joined us</w:t>
       </w:r>
       <w:r>
         <w:t>.</w:t>
@@ -39441,135 +39515,130 @@
     </w:p>
     <w:p>
       <w:r>
-        <w:t>“All done,” the man said. “Is that acceptable?”</w:t>
-      </w:r>
-    </w:p>
-    <w:p>
-      <w:r>
-        <w:t xml:space="preserve">I looked at myself in the mirror. It was </w:t>
-      </w:r>
-      <w:r>
-        <w:t>amazing what new hair would do. I also suspected he did something to my skin. It was glowing with youth</w:t>
-      </w:r>
-      <w:r>
-        <w:t xml:space="preserve">. </w:t>
-      </w:r>
-      <w:r>
-        <w:t>I looked like a man in my late 30s.</w:t>
-      </w:r>
-    </w:p>
-    <w:p>
-      <w:r>
-        <w:t>“Thank you</w:t>
-      </w:r>
-      <w:r>
-        <w:t xml:space="preserve"> </w:t>
-      </w:r>
-      <w:r>
-        <w:t>Durin</w:t>
-      </w:r>
-      <w:r>
-        <w:t xml:space="preserve">,” I said and paid </w:t>
-      </w:r>
-      <w:r>
-        <w:t>Durin</w:t>
-      </w:r>
-      <w:r>
-        <w:t>.</w:t>
-      </w:r>
-    </w:p>
-    <w:p>
-      <w:r>
-        <w:t xml:space="preserve">Outside I walked the strange street until I found a clothes store catering to clients similar to humans. This place had </w:t>
-      </w:r>
-      <w:r>
-        <w:t>dwarves, elves, Neanderthals, and human-adjacent people. Fortunately, the clothes looked like they would work for me.</w:t>
-      </w:r>
-    </w:p>
-    <w:p>
-      <w:r>
-        <w:t>Gunner and Kenny entered and joined me.</w:t>
-      </w:r>
-    </w:p>
-    <w:p>
-      <w:r>
-        <w:t>“Nice hair,” Ginner said.</w:t>
-      </w:r>
-    </w:p>
-    <w:p>
-      <w:r>
-        <w:t>“Thanks,” I said.</w:t>
-      </w:r>
-    </w:p>
-    <w:p>
-      <w:r>
-        <w:t>“How can I help you three?” an attendant asked.</w:t>
+        <w:t>“Has everyone done the needful?” I asked.</w:t>
+      </w:r>
+    </w:p>
+    <w:p>
+      <w:r>
+        <w:t xml:space="preserve">The others agreed so </w:t>
+      </w:r>
+      <w:r>
+        <w:t>I sent a message to Daris.</w:t>
+      </w:r>
+    </w:p>
+    <w:p>
+      <w:r>
+        <w:t>“You look good,” Quan Li said. “Now you only look slightly older than us.” The others agreed.</w:t>
+      </w:r>
+    </w:p>
+    <w:p>
+      <w:r>
+        <w:t>Was that a good thing? Here it was.</w:t>
+      </w:r>
+    </w:p>
+    <w:p>
+      <w:r>
+        <w:t>“Thanks,” I said. “I guess I no longer need that look here. How did you like the shopping?”</w:t>
+      </w:r>
+    </w:p>
+    <w:p>
+      <w:r>
+        <w:t>“I want to do more dungeon-delving,” Julia said. “I completely depleted my bank account for my currently gear.”</w:t>
+      </w:r>
+    </w:p>
+    <w:p>
+      <w:r>
+        <w:t xml:space="preserve">“I know,” </w:t>
+      </w:r>
+      <w:r>
+        <w:t xml:space="preserve">Kenny </w:t>
+      </w:r>
+      <w:r>
+        <w:t>said. “I depleted years of savings.”</w:t>
+      </w:r>
+    </w:p>
+    <w:p>
+      <w:r>
+        <w:t>“When can we go hunting?” Gunner asked.</w:t>
+      </w:r>
+    </w:p>
+    <w:p>
+      <w:r>
+        <w:t xml:space="preserve">“Not anytime soon,” I said. “Most of the </w:t>
+      </w:r>
+      <w:r>
+        <w:t xml:space="preserve">local </w:t>
+      </w:r>
+      <w:r>
+        <w:t>dungeons and hunting areas are probably locked down.</w:t>
+      </w:r>
+    </w:p>
+    <w:p>
+      <w:r>
+        <w:t>“</w:t>
+      </w:r>
+      <w:r>
+        <w:t>Let’s change the topic. Our baby sitter is approaching.”</w:t>
+      </w:r>
+    </w:p>
+    <w:p>
+      <w:r>
+        <w:t>“How do you know?” Gunner asked.</w:t>
+      </w:r>
+    </w:p>
+    <w:p>
+      <w:r>
+        <w:t>“I have excellent hearing,” I said. “I’m going to explore the campus once we get settled into our rooms.”</w:t>
+      </w:r>
+    </w:p>
+    <w:p>
+      <w:r>
+        <w:t>“I wonder what kind of abilities we have,” Kenny said.</w:t>
       </w:r>
     </w:p>
     <w:p>
       <w:r>
         <w:lastRenderedPageBreak/>
-        <w:t xml:space="preserve">“I need some casual clothes for when we go to </w:t>
-      </w:r>
-      <w:proofErr w:type="spellStart"/>
-      <w:proofErr w:type="gramStart"/>
-      <w:r>
-        <w:t>Istima</w:t>
-      </w:r>
-      <w:proofErr w:type="spellEnd"/>
-      <w:r>
-        <w:t xml:space="preserve"> </w:t>
-      </w:r>
-      <w:r>
-        <w:t xml:space="preserve"> Academy</w:t>
-      </w:r>
-      <w:proofErr w:type="gramEnd"/>
-      <w:r>
-        <w:t>,” I said.</w:t>
-      </w:r>
-    </w:p>
-    <w:p>
-      <w:r>
-        <w:t>We shopped with the help of the attendant and I made it a point to find his name.</w:t>
-      </w:r>
-    </w:p>
-    <w:p>
-      <w:r>
-        <w:t>With new clothes, I felt the urge to upgrade my storage. However I reframed. Instead I swapped my hobo clothes with the new outfit in one of the booths.</w:t>
-      </w:r>
-    </w:p>
-    <w:p>
-      <w:r>
-        <w:t>After paying we left the shop. The ladies joined us and I sent a message to Daris.</w:t>
-      </w:r>
-    </w:p>
-    <w:p>
-      <w:r>
-        <w:t xml:space="preserve">“You look good,” </w:t>
-      </w:r>
-      <w:proofErr w:type="spellStart"/>
-      <w:r>
-        <w:t>Quan</w:t>
-      </w:r>
-      <w:proofErr w:type="spellEnd"/>
-      <w:r>
-        <w:t xml:space="preserve"> Li said. “Now you only look slightly older than us.” The others agreed.</w:t>
-      </w:r>
-    </w:p>
-    <w:p>
-      <w:r>
-        <w:t>Was that a good thing? Here it was.</w:t>
-      </w:r>
-    </w:p>
-    <w:p/>
-    <w:p/>
-    <w:p/>
-    <w:p/>
-    <w:p/>
-    <w:p/>
-    <w:p/>
-    <w:p/>
-    <w:p/>
+        <w:t>“Not in public,” I said. “You should keep your special abilities close to your chest.</w:t>
+      </w:r>
+      <w:r>
+        <w:t>”</w:t>
+      </w:r>
+    </w:p>
+    <w:p>
+      <w:r>
+        <w:t>“I agree,” Quan Li said. “I think keeping our titles and such private is a good idea.</w:t>
+      </w:r>
+      <w:r>
+        <w:t>”</w:t>
+      </w:r>
+    </w:p>
+    <w:p>
+      <w:r>
+        <w:t>“I’m glad you’re thinking about such things,” Daris said as she approached. “People get in trouble all the time by being too loose with such things.</w:t>
+      </w:r>
+    </w:p>
+    <w:p>
+      <w:r>
+        <w:t>“Are you ready to return? I still need to show you your dorm rooms. You are free after that. Remember, tomorrow is your first day in adventurer school.”</w:t>
+      </w:r>
+    </w:p>
+    <w:p>
+      <w:r>
+        <w:t xml:space="preserve">“Yes, we are ready,” </w:t>
+      </w:r>
+      <w:r>
+        <w:t>Gunner</w:t>
+      </w:r>
+      <w:r>
+        <w:t xml:space="preserve"> said.</w:t>
+      </w:r>
+    </w:p>
+    <w:p>
+      <w:r>
+        <w:t>Daris called a taxi and we headed back.</w:t>
+      </w:r>
+    </w:p>
     <w:p/>
     <w:p/>
     <w:p/>
@@ -41949,7 +42018,7 @@
 </file>
 
 <file path=customXml/itemProps1.xml><?xml version="1.0" encoding="utf-8"?>
-<ds:datastoreItem xmlns:ds="http://schemas.openxmlformats.org/officeDocument/2006/customXml" ds:itemID="{47571C02-95DA-4A7D-ABF6-CFB021048EB3}">
+<ds:datastoreItem xmlns:ds="http://schemas.openxmlformats.org/officeDocument/2006/customXml" ds:itemID="{A63C3DB1-D961-4D41-8C5C-D24E330BC9F1}">
   <ds:schemaRefs>
     <ds:schemaRef ds:uri="http://schemas.openxmlformats.org/officeDocument/2006/bibliography"/>
   </ds:schemaRefs>

--- a/Books/RPG_Books/ThePrincessAndTheMurderHobo/Book_ThePrincessAndTheMurderHobo.docx
+++ b/Books/RPG_Books/ThePrincessAndTheMurderHobo/Book_ThePrincessAndTheMurderHobo.docx
@@ -39636,10 +39636,22 @@
     </w:p>
     <w:p>
       <w:r>
-        <w:t>Daris called a taxi and we headed back.</w:t>
-      </w:r>
-    </w:p>
-    <w:p/>
+        <w:t xml:space="preserve">Daris called a taxi and </w:t>
+      </w:r>
+      <w:r>
+        <w:t>we headed back and I enjoyed the view.</w:t>
+      </w:r>
+    </w:p>
+    <w:p>
+      <w:r>
+        <w:t>“It’s amazing how different the architecture is here,” I said. “I haven’t been this excited in decades.”</w:t>
+      </w:r>
+    </w:p>
+    <w:p>
+      <w:r>
+        <w:t>The trip back was ineventful</w:t>
+      </w:r>
+    </w:p>
     <w:p/>
     <w:p/>
     <w:sectPr>
@@ -42018,7 +42030,7 @@
 </file>
 
 <file path=customXml/itemProps1.xml><?xml version="1.0" encoding="utf-8"?>
-<ds:datastoreItem xmlns:ds="http://schemas.openxmlformats.org/officeDocument/2006/customXml" ds:itemID="{A63C3DB1-D961-4D41-8C5C-D24E330BC9F1}">
+<ds:datastoreItem xmlns:ds="http://schemas.openxmlformats.org/officeDocument/2006/customXml" ds:itemID="{AC1DF83B-49B6-44E9-9BD9-0734881F265E}">
   <ds:schemaRefs>
     <ds:schemaRef ds:uri="http://schemas.openxmlformats.org/officeDocument/2006/bibliography"/>
   </ds:schemaRefs>

--- a/Books/RPG_Books/ThePrincessAndTheMurderHobo/Book_ThePrincessAndTheMurderHobo.docx
+++ b/Books/RPG_Books/ThePrincessAndTheMurderHobo/Book_ThePrincessAndTheMurderHobo.docx
@@ -827,6 +827,29 @@
     </w:p>
     <w:p>
       <w:r>
+        <w:t>D</w:t>
+      </w:r>
+      <w:r>
+        <w:t>id</w:t>
+      </w:r>
+      <w:r>
+        <w:t xml:space="preserve"> being boring count? That</w:t>
+      </w:r>
+      <w:r>
+        <w:t xml:space="preserve"> was</w:t>
+      </w:r>
+      <w:r>
+        <w:t xml:space="preserve"> a type of lazy, </w:t>
+      </w:r>
+      <w:r>
+        <w:t>wasn</w:t>
+      </w:r>
+      <w:r>
+        <w:t>’t it?</w:t>
+      </w:r>
+    </w:p>
+    <w:p>
+      <w:r>
         <w:t xml:space="preserve">I </w:t>
       </w:r>
       <w:r>
@@ -1012,7 +1035,25 @@
         <w:t>t</w:t>
       </w:r>
       <w:r>
-        <w:t xml:space="preserve"> bedding in my tent, and underwear – two things no sane people would want. And a large cinder b</w:t>
+        <w:t xml:space="preserve"> </w:t>
+      </w:r>
+      <w:r>
+        <w:t xml:space="preserve">frayed </w:t>
+      </w:r>
+      <w:r>
+        <w:t>bedding in my tent, and underwear – two things no sane people would want</w:t>
+      </w:r>
+      <w:r>
+        <w:t>,</w:t>
+      </w:r>
+      <w:r>
+        <w:t xml:space="preserve"> </w:t>
+      </w:r>
+      <w:r>
+        <w:t>a</w:t>
+      </w:r>
+      <w:r>
+        <w:t>nd a large cinder b</w:t>
       </w:r>
       <w:r>
         <w:t>lo</w:t>
@@ -1183,7 +1224,13 @@
         <w:t>d</w:t>
       </w:r>
       <w:r>
-        <w:t xml:space="preserve"> back to the sewers on my one not so good leg and one metal </w:t>
+        <w:t xml:space="preserve"> back to the sewer</w:t>
+      </w:r>
+      <w:r>
+        <w:t xml:space="preserve"> tunnels</w:t>
+      </w:r>
+      <w:r>
+        <w:t xml:space="preserve"> on my one not so good leg and one metal </w:t>
       </w:r>
       <w:r>
         <w:t xml:space="preserve">peg </w:t>
@@ -1210,11 +1257,11 @@
         <w:t>were</w:t>
       </w:r>
       <w:r>
-        <w:t xml:space="preserve"> going </w:t>
+        <w:t xml:space="preserve"> </w:t>
       </w:r>
       <w:r>
         <w:lastRenderedPageBreak/>
-        <w:t>for that decrepit</w:t>
+        <w:t>going for that decrepit</w:t>
       </w:r>
       <w:r>
         <w:t xml:space="preserve">, </w:t>
@@ -1237,7 +1284,10 @@
     </w:p>
     <w:p>
       <w:r>
-        <w:t>On my way a couple crosse</w:t>
+        <w:t>A</w:t>
+      </w:r>
+      <w:r>
+        <w:t xml:space="preserve"> couple crosse</w:t>
       </w:r>
       <w:r>
         <w:t>d</w:t>
@@ -1381,19 +1431,10 @@
         <w:t>ook</w:t>
       </w:r>
       <w:r>
-        <w:t xml:space="preserve"> me to the destination. Moments later I hear</w:t>
-      </w:r>
-      <w:r>
-        <w:t>d</w:t>
-      </w:r>
-      <w:r>
-        <w:t xml:space="preserve"> </w:t>
-      </w:r>
-      <w:r>
-        <w:t>fighting</w:t>
-      </w:r>
-      <w:r>
-        <w:t xml:space="preserve"> and more screaming</w:t>
+        <w:t xml:space="preserve"> me to the destination</w:t>
+      </w:r>
+      <w:r>
+        <w:t xml:space="preserve"> as screams and shouting filled the tunnel</w:t>
       </w:r>
       <w:r>
         <w:t>.</w:t>
@@ -1543,28 +1584,34 @@
         <w:t>sidestep</w:t>
       </w:r>
       <w:r>
+        <w:t xml:space="preserve">ped, stabbing </w:t>
+      </w:r>
+      <w:r>
+        <w:t>stab</w:t>
+      </w:r>
+      <w:r>
+        <w:t>bed</w:t>
+      </w:r>
+      <w:r>
+        <w:t xml:space="preserve"> </w:t>
+      </w:r>
+      <w:r>
+        <w:t>the crowbar</w:t>
+      </w:r>
+      <w:r>
+        <w:t xml:space="preserve"> forward</w:t>
+      </w:r>
+      <w:r>
+        <w:t xml:space="preserve"> liked </w:t>
+      </w:r>
+      <w:r>
+        <w:t>a rapier</w:t>
+      </w:r>
+      <w:r>
         <w:t>. I</w:t>
       </w:r>
       <w:r>
-        <w:t xml:space="preserve"> stab</w:t>
-      </w:r>
-      <w:r>
-        <w:t>bed</w:t>
-      </w:r>
-      <w:r>
-        <w:t xml:space="preserve"> </w:t>
-      </w:r>
-      <w:r>
-        <w:t>the crowbar</w:t>
-      </w:r>
-      <w:r>
-        <w:t xml:space="preserve"> forward</w:t>
-      </w:r>
-      <w:r>
-        <w:t xml:space="preserve"> liked </w:t>
-      </w:r>
-      <w:r>
-        <w:t>a rapier and it plunge</w:t>
+        <w:t>t plunge</w:t>
       </w:r>
       <w:r>
         <w:t>d</w:t>
@@ -1634,6 +1681,14 @@
     </w:p>
     <w:p>
       <w:r>
+        <w:t xml:space="preserve">It was sort of a voice that was not a voice. </w:t>
+      </w:r>
+      <w:r>
+        <w:t>It was like words that were not words, or images with on image. It was as if the universe was speaking in a way that made no sense.</w:t>
+      </w:r>
+    </w:p>
+    <w:p>
+      <w:r>
         <w:t>I was</w:t>
       </w:r>
       <w:r>
@@ -1646,7 +1701,13 @@
         <w:t xml:space="preserve"> to </w:t>
       </w:r>
       <w:r>
-        <w:t>got</w:t>
+        <w:t>g</w:t>
+      </w:r>
+      <w:r>
+        <w:t>e</w:t>
+      </w:r>
+      <w:r>
+        <w:t>t</w:t>
       </w:r>
       <w:r>
         <w:t xml:space="preserve"> angry at the</w:t>
@@ -1684,7 +1745,13 @@
         <w:t>were</w:t>
       </w:r>
       <w:r>
-        <w:t xml:space="preserve"> a dagger and a stack of 5 </w:t>
+        <w:t xml:space="preserve"> a </w:t>
+      </w:r>
+      <w:r>
+        <w:t xml:space="preserve">throwing </w:t>
+      </w:r>
+      <w:r>
+        <w:t xml:space="preserve">dagger and a stack of 5 </w:t>
       </w:r>
       <w:r>
         <w:t xml:space="preserve">strange </w:t>
@@ -1707,7 +1774,13 @@
         <w:t>was</w:t>
       </w:r>
       <w:r>
-        <w:t xml:space="preserve"> simple and perfect for stabbing</w:t>
+        <w:t xml:space="preserve"> </w:t>
+      </w:r>
+      <w:r>
+        <w:t>barely more than sharpened metal</w:t>
+      </w:r>
+      <w:r>
+        <w:t xml:space="preserve"> and perfect for stabbing</w:t>
       </w:r>
       <w:r>
         <w:t xml:space="preserve"> or throwing</w:t>
@@ -1858,6 +1931,7 @@
     </w:p>
     <w:p>
       <w:r>
+        <w:lastRenderedPageBreak/>
         <w:t>Glancing at them from the corner of my eye, I g</w:t>
       </w:r>
       <w:r>
@@ -1881,521 +1955,536 @@
     </w:p>
     <w:p>
       <w:r>
+        <w:t xml:space="preserve">One </w:t>
+      </w:r>
+      <w:r>
+        <w:t>was</w:t>
+      </w:r>
+      <w:r>
+        <w:t xml:space="preserve"> a handsome </w:t>
+      </w:r>
+      <w:r>
+        <w:t>young man</w:t>
+      </w:r>
+      <w:r>
+        <w:t xml:space="preserve"> with </w:t>
+      </w:r>
+      <w:r>
+        <w:t xml:space="preserve">dusty </w:t>
+      </w:r>
+      <w:r>
+        <w:t xml:space="preserve">blond hair and greenish eyes. </w:t>
+      </w:r>
+      <w:r>
+        <w:t>He resemble</w:t>
+      </w:r>
+      <w:r>
+        <w:t>d</w:t>
+      </w:r>
+      <w:r>
+        <w:t xml:space="preserve"> a classic elf.</w:t>
+      </w:r>
+      <w:r>
+        <w:t xml:space="preserve"> </w:t>
+      </w:r>
+      <w:r>
+        <w:t>Unfortunately he</w:t>
+      </w:r>
+      <w:r>
+        <w:t xml:space="preserve"> wa</w:t>
+      </w:r>
+      <w:r>
+        <w:t xml:space="preserve">s wearing </w:t>
+      </w:r>
+      <w:r>
+        <w:t xml:space="preserve">over-ear </w:t>
+      </w:r>
+      <w:r>
+        <w:t xml:space="preserve">headphones, so I </w:t>
+      </w:r>
+      <w:r>
+        <w:t>couldn’t</w:t>
+      </w:r>
+      <w:r>
+        <w:t xml:space="preserve"> </w:t>
+      </w:r>
+      <w:r>
+        <w:t>see</w:t>
+      </w:r>
+      <w:r>
+        <w:t xml:space="preserve"> </w:t>
+      </w:r>
+      <w:r>
+        <w:t>his ears.</w:t>
+      </w:r>
+    </w:p>
+    <w:p>
+      <w:r>
+        <w:t xml:space="preserve">The other </w:t>
+      </w:r>
+      <w:r>
+        <w:t>was</w:t>
+      </w:r>
+      <w:r>
+        <w:t xml:space="preserve"> a beautiful </w:t>
+      </w:r>
+      <w:r>
+        <w:t>young woman</w:t>
+      </w:r>
+      <w:r>
+        <w:t xml:space="preserve"> with </w:t>
+      </w:r>
+      <w:r>
+        <w:t xml:space="preserve">golden </w:t>
+      </w:r>
+      <w:r>
+        <w:t>blond hair</w:t>
+      </w:r>
+      <w:r>
+        <w:t xml:space="preserve"> like </w:t>
+      </w:r>
+      <w:r>
+        <w:t>sunshine,</w:t>
+      </w:r>
+      <w:r>
+        <w:t xml:space="preserve"> sparkling blue eyes</w:t>
+      </w:r>
+      <w:r>
+        <w:t xml:space="preserve">, </w:t>
+      </w:r>
+      <w:r>
+        <w:t>peaches and cream skin</w:t>
+      </w:r>
+      <w:r>
+        <w:t xml:space="preserve"> </w:t>
+      </w:r>
+      <w:r>
+        <w:t>and plump kissable cheeks</w:t>
+      </w:r>
+      <w:r>
+        <w:t>.</w:t>
+      </w:r>
+      <w:r>
+        <w:t xml:space="preserve"> She </w:t>
+      </w:r>
+      <w:r>
+        <w:t>was</w:t>
+      </w:r>
+      <w:r>
+        <w:t xml:space="preserve"> my height. That</w:t>
+      </w:r>
+      <w:r>
+        <w:t xml:space="preserve"> was</w:t>
+      </w:r>
+      <w:r>
+        <w:t xml:space="preserve"> surprising, since I</w:t>
+      </w:r>
+      <w:r>
+        <w:t xml:space="preserve"> was</w:t>
+      </w:r>
+      <w:r>
+        <w:t xml:space="preserve"> six foot, three inches tall.</w:t>
+      </w:r>
+    </w:p>
+    <w:p>
+      <w:r>
+        <w:t>I fel</w:t>
+      </w:r>
+      <w:r>
+        <w:t>t</w:t>
+      </w:r>
+      <w:r>
+        <w:t xml:space="preserve"> the urge to st</w:t>
+      </w:r>
+      <w:r>
+        <w:t>a</w:t>
+      </w:r>
+      <w:r>
+        <w:t>re</w:t>
+      </w:r>
+      <w:r>
+        <w:t xml:space="preserve"> at the young lady. </w:t>
+      </w:r>
+      <w:r>
+        <w:t>Was</w:t>
+      </w:r>
+      <w:r>
+        <w:t xml:space="preserve"> hair </w:t>
+      </w:r>
+      <w:r>
+        <w:t>that golden</w:t>
+      </w:r>
+      <w:r>
+        <w:t xml:space="preserve"> even possible? </w:t>
+      </w:r>
+      <w:r>
+        <w:t xml:space="preserve">Was that brilliant shade of blue even possible? </w:t>
+      </w:r>
+      <w:r>
+        <w:t>It</w:t>
+      </w:r>
+      <w:r>
+        <w:t xml:space="preserve"> </w:t>
+      </w:r>
+      <w:r>
+        <w:t>must</w:t>
+      </w:r>
+      <w:r>
+        <w:t xml:space="preserve"> </w:t>
+      </w:r>
+      <w:r>
+        <w:t>have been hair dye and contact lenses</w:t>
+      </w:r>
+      <w:r>
+        <w:t>. Either way, it complement</w:t>
+      </w:r>
+      <w:r>
+        <w:t>ed</w:t>
+      </w:r>
+      <w:r>
+        <w:t xml:space="preserve"> the girl’s</w:t>
+      </w:r>
+      <w:r>
+        <w:t xml:space="preserve"> radiant face.</w:t>
+      </w:r>
+    </w:p>
+    <w:p>
+      <w:r>
+        <w:t xml:space="preserve">If this was an anime, then </w:t>
+      </w:r>
+      <w:r>
+        <w:t xml:space="preserve">she would </w:t>
+      </w:r>
+      <w:r>
+        <w:t xml:space="preserve">definitely </w:t>
+      </w:r>
+      <w:r>
+        <w:t>be</w:t>
+      </w:r>
+      <w:r>
+        <w:t xml:space="preserve"> an </w:t>
+      </w:r>
+      <w:r>
+        <w:t>alien</w:t>
+      </w:r>
+      <w:r>
+        <w:t xml:space="preserve"> princess in disguise.</w:t>
+      </w:r>
+    </w:p>
+    <w:p>
+      <w:r>
+        <w:t xml:space="preserve">But off course this </w:t>
+      </w:r>
+      <w:r>
+        <w:t>was</w:t>
+      </w:r>
+      <w:r>
+        <w:t xml:space="preserve"> real life. </w:t>
+      </w:r>
+      <w:r>
+        <w:t>Aliens and m</w:t>
+      </w:r>
+      <w:r>
+        <w:t>ythical races d</w:t>
+      </w:r>
+      <w:r>
+        <w:t>id</w:t>
+      </w:r>
+      <w:r>
+        <w:t>n’t exist</w:t>
+      </w:r>
+      <w:r>
+        <w:t>,</w:t>
+      </w:r>
+      <w:r>
+        <w:t xml:space="preserve"> </w:t>
+      </w:r>
+      <w:r>
+        <w:t>b</w:t>
+      </w:r>
+      <w:r>
+        <w:t xml:space="preserve">ut neither </w:t>
+      </w:r>
+      <w:r>
+        <w:t>did</w:t>
+      </w:r>
+      <w:r>
+        <w:t xml:space="preserve"> people that attractive. No one comment</w:t>
+      </w:r>
+      <w:r>
+        <w:t>ed</w:t>
+      </w:r>
+      <w:r>
+        <w:t xml:space="preserve"> on their beauty for some unknown reason.</w:t>
+      </w:r>
+    </w:p>
+    <w:p>
+      <w:r>
+        <w:t>“Who killed the beast</w:t>
+      </w:r>
+      <w:r>
+        <w:t>?</w:t>
+      </w:r>
+      <w:r>
+        <w:t xml:space="preserve">” the </w:t>
+      </w:r>
+      <w:r>
+        <w:t>young man</w:t>
+      </w:r>
+      <w:r>
+        <w:t xml:space="preserve"> ask</w:t>
+      </w:r>
+      <w:r>
+        <w:t>ed</w:t>
+      </w:r>
+      <w:r>
+        <w:t>.</w:t>
+      </w:r>
+    </w:p>
+    <w:p>
+      <w:r>
+        <w:t xml:space="preserve">“The murder hobo,” </w:t>
+      </w:r>
+      <w:r>
+        <w:t>Hulda</w:t>
+      </w:r>
+      <w:r>
+        <w:t>, an</w:t>
+      </w:r>
+      <w:r>
+        <w:t xml:space="preserve"> </w:t>
+      </w:r>
+      <w:r>
+        <w:t xml:space="preserve">old </w:t>
+      </w:r>
+      <w:r>
+        <w:t xml:space="preserve">man </w:t>
+      </w:r>
+      <w:r>
+        <w:t xml:space="preserve">with false teeth </w:t>
+      </w:r>
+      <w:r>
+        <w:t>sa</w:t>
+      </w:r>
+      <w:r>
+        <w:t>id</w:t>
+      </w:r>
+      <w:r>
+        <w:t>,</w:t>
+      </w:r>
+      <w:r>
+        <w:t xml:space="preserve"> and point</w:t>
+      </w:r>
+      <w:r>
+        <w:t>ed</w:t>
+      </w:r>
+      <w:r>
+        <w:t xml:space="preserve"> at me</w:t>
+      </w:r>
+      <w:r>
+        <w:t>.</w:t>
+      </w:r>
+    </w:p>
+    <w:p>
+      <w:r>
+        <w:t>I grimace</w:t>
+      </w:r>
+      <w:r>
+        <w:t>d</w:t>
+      </w:r>
+      <w:r>
+        <w:t>,</w:t>
+      </w:r>
+      <w:r>
+        <w:t xml:space="preserve"> pick</w:t>
+      </w:r>
+      <w:r>
+        <w:t>ed</w:t>
+      </w:r>
+      <w:r>
+        <w:t xml:space="preserve"> up the crowbar and return</w:t>
+      </w:r>
+      <w:r>
+        <w:t>ed</w:t>
+      </w:r>
+      <w:r>
+        <w:t xml:space="preserve"> it to my backpack.</w:t>
+      </w:r>
+    </w:p>
+    <w:p>
+      <w:r>
+        <w:t>The boy look</w:t>
+      </w:r>
+      <w:r>
+        <w:t>ed</w:t>
+      </w:r>
+      <w:r>
+        <w:t xml:space="preserve"> at me in disgust and ask</w:t>
+      </w:r>
+      <w:r>
+        <w:t>ed</w:t>
+      </w:r>
+      <w:r>
+        <w:t>, “Did you pick up any loot?”</w:t>
+      </w:r>
+    </w:p>
+    <w:p>
+      <w:r>
+        <w:t>“</w:t>
+      </w:r>
+      <w:r>
+        <w:t>Harold, y</w:t>
+      </w:r>
+      <w:r>
+        <w:t>ou</w:t>
+      </w:r>
+      <w:r>
+        <w:t xml:space="preserve"> kn</w:t>
+      </w:r>
+      <w:r>
+        <w:t>o</w:t>
+      </w:r>
+      <w:r>
+        <w:t xml:space="preserve">w </w:t>
+      </w:r>
+      <w:r>
+        <w:t>you</w:t>
+      </w:r>
+      <w:r>
+        <w:t xml:space="preserve"> c</w:t>
+      </w:r>
+      <w:r>
+        <w:t>a</w:t>
+      </w:r>
+      <w:r>
+        <w:t xml:space="preserve">n’t </w:t>
+      </w:r>
+      <w:r>
+        <w:t>t</w:t>
+      </w:r>
+      <w:r>
+        <w:t>ake</w:t>
+      </w:r>
+      <w:r>
+        <w:t xml:space="preserve"> </w:t>
+      </w:r>
+      <w:r>
+        <w:t xml:space="preserve">the loot,” the </w:t>
+      </w:r>
+      <w:r>
+        <w:t>young lady</w:t>
+      </w:r>
+      <w:r>
+        <w:t xml:space="preserve"> </w:t>
+      </w:r>
+      <w:r>
+        <w:t>scold</w:t>
+      </w:r>
+      <w:r>
+        <w:t>ed</w:t>
+      </w:r>
+      <w:r>
+        <w:t xml:space="preserve"> </w:t>
+      </w:r>
+      <w:r>
+        <w:t>in a melodious but nasal tone</w:t>
+      </w:r>
+      <w:r>
+        <w:t>.</w:t>
+      </w:r>
+      <w:r>
+        <w:t xml:space="preserve"> “</w:t>
+      </w:r>
+      <w:r>
+        <w:t xml:space="preserve">It </w:t>
+      </w:r>
+      <w:r>
+        <w:t>i</w:t>
+      </w:r>
+      <w:r>
+        <w:t>s</w:t>
+      </w:r>
+      <w:r>
+        <w:t xml:space="preserve"> his by right of kill.”</w:t>
+      </w:r>
+    </w:p>
+    <w:p>
+      <w:r>
         <w:lastRenderedPageBreak/>
-        <w:t xml:space="preserve">One </w:t>
+        <w:t>App</w:t>
+      </w:r>
+      <w:r>
+        <w:t>a</w:t>
+      </w:r>
+      <w:r>
+        <w:t>re</w:t>
+      </w:r>
+      <w:r>
+        <w:t xml:space="preserve">ntly my smell wasn’t appealing to the </w:t>
+      </w:r>
+      <w:r>
+        <w:t>woman</w:t>
+      </w:r>
+      <w:r>
+        <w:t xml:space="preserve">. </w:t>
+      </w:r>
+      <w:r>
+        <w:t xml:space="preserve">She was struggling not to gag. </w:t>
+      </w:r>
+      <w:r>
+        <w:t>I didn’t c</w:t>
+      </w:r>
+      <w:r>
+        <w:t>a</w:t>
+      </w:r>
+      <w:r>
+        <w:t>re</w:t>
+      </w:r>
+      <w:r>
+        <w:t>.</w:t>
+      </w:r>
+      <w:r>
+        <w:t xml:space="preserve"> Smell </w:t>
       </w:r>
       <w:r>
         <w:t>was</w:t>
       </w:r>
       <w:r>
-        <w:t xml:space="preserve"> a handsome </w:t>
-      </w:r>
-      <w:r>
-        <w:t>young man</w:t>
-      </w:r>
-      <w:r>
-        <w:t xml:space="preserve"> with </w:t>
-      </w:r>
-      <w:r>
-        <w:t xml:space="preserve">dusty </w:t>
-      </w:r>
-      <w:r>
-        <w:t xml:space="preserve">blond hair and greenish eyes. </w:t>
-      </w:r>
-      <w:r>
-        <w:t>He resemble</w:t>
-      </w:r>
-      <w:r>
-        <w:t>d</w:t>
-      </w:r>
-      <w:r>
-        <w:t xml:space="preserve"> a classic elf.</w:t>
-      </w:r>
-      <w:r>
-        <w:t xml:space="preserve"> </w:t>
-      </w:r>
-      <w:r>
-        <w:t>Unfortunately he</w:t>
-      </w:r>
-      <w:r>
-        <w:t xml:space="preserve"> wa</w:t>
-      </w:r>
-      <w:r>
-        <w:t xml:space="preserve">s wearing </w:t>
-      </w:r>
-      <w:r>
-        <w:t xml:space="preserve">over-ear </w:t>
-      </w:r>
-      <w:r>
-        <w:t xml:space="preserve">headphones, so I </w:t>
-      </w:r>
-      <w:r>
-        <w:t>couldn’t</w:t>
-      </w:r>
-      <w:r>
-        <w:t xml:space="preserve"> </w:t>
-      </w:r>
-      <w:r>
-        <w:t>see</w:t>
-      </w:r>
-      <w:r>
-        <w:t xml:space="preserve"> </w:t>
-      </w:r>
-      <w:r>
-        <w:t>his ears.</w:t>
-      </w:r>
-    </w:p>
-    <w:p>
-      <w:r>
-        <w:t xml:space="preserve">The other </w:t>
-      </w:r>
-      <w:r>
-        <w:t>was</w:t>
-      </w:r>
-      <w:r>
-        <w:t xml:space="preserve"> a beautiful </w:t>
-      </w:r>
-      <w:r>
-        <w:t>young woman</w:t>
-      </w:r>
-      <w:r>
-        <w:t xml:space="preserve"> with </w:t>
-      </w:r>
-      <w:r>
-        <w:t xml:space="preserve">golden </w:t>
-      </w:r>
-      <w:r>
-        <w:t>blond hair</w:t>
-      </w:r>
-      <w:r>
-        <w:t xml:space="preserve"> like </w:t>
-      </w:r>
-      <w:r>
-        <w:t>sunshine,</w:t>
-      </w:r>
-      <w:r>
-        <w:t xml:space="preserve"> sparkling blue eyes</w:t>
-      </w:r>
-      <w:r>
-        <w:t xml:space="preserve">, </w:t>
-      </w:r>
-      <w:r>
-        <w:t>peaches and cream skin</w:t>
-      </w:r>
-      <w:r>
-        <w:t xml:space="preserve"> </w:t>
-      </w:r>
-      <w:r>
-        <w:t>and plump kissable cheeks</w:t>
-      </w:r>
-      <w:r>
-        <w:t>.</w:t>
-      </w:r>
-      <w:r>
-        <w:t xml:space="preserve"> She </w:t>
-      </w:r>
-      <w:r>
-        <w:t>was</w:t>
-      </w:r>
-      <w:r>
-        <w:t xml:space="preserve"> my height. That</w:t>
-      </w:r>
-      <w:r>
-        <w:t xml:space="preserve"> was</w:t>
-      </w:r>
-      <w:r>
-        <w:t xml:space="preserve"> surprising, since I</w:t>
-      </w:r>
-      <w:r>
-        <w:t xml:space="preserve"> was</w:t>
-      </w:r>
-      <w:r>
-        <w:t xml:space="preserve"> six foot, three inches tall.</w:t>
-      </w:r>
-    </w:p>
-    <w:p>
-      <w:r>
-        <w:t>I fel</w:t>
+        <w:t xml:space="preserve"> protection.</w:t>
+      </w:r>
+      <w:r>
+        <w:t xml:space="preserve"> It ke</w:t>
+      </w:r>
+      <w:r>
+        <w:t>p</w:t>
       </w:r>
       <w:r>
         <w:t>t</w:t>
       </w:r>
       <w:r>
-        <w:t xml:space="preserve"> the urge to st</w:t>
-      </w:r>
-      <w:r>
-        <w:t>a</w:t>
-      </w:r>
-      <w:r>
-        <w:t>re</w:t>
-      </w:r>
-      <w:r>
-        <w:t xml:space="preserve"> at the young lady. </w:t>
-      </w:r>
-      <w:r>
-        <w:t>Was</w:t>
-      </w:r>
-      <w:r>
-        <w:t xml:space="preserve"> hair </w:t>
-      </w:r>
-      <w:r>
-        <w:t>that golden</w:t>
-      </w:r>
-      <w:r>
-        <w:t xml:space="preserve"> even possible? It must</w:t>
-      </w:r>
-      <w:r>
-        <w:t xml:space="preserve"> had </w:t>
-      </w:r>
-      <w:r>
-        <w:t>been d</w:t>
-      </w:r>
-      <w:r>
-        <w:t>y</w:t>
-      </w:r>
-      <w:r>
-        <w:t>ed. Either way, it complement</w:t>
-      </w:r>
-      <w:r>
-        <w:t>ed</w:t>
-      </w:r>
-      <w:r>
-        <w:t xml:space="preserve"> the girl’s</w:t>
-      </w:r>
-      <w:r>
-        <w:t xml:space="preserve"> radiant face.</w:t>
-      </w:r>
-    </w:p>
-    <w:p>
-      <w:r>
-        <w:t xml:space="preserve">If this was an anime, then </w:t>
-      </w:r>
-      <w:r>
-        <w:t xml:space="preserve">she would </w:t>
-      </w:r>
-      <w:r>
-        <w:t xml:space="preserve">definitely </w:t>
-      </w:r>
-      <w:r>
-        <w:t>be</w:t>
-      </w:r>
-      <w:r>
-        <w:t xml:space="preserve"> an </w:t>
-      </w:r>
-      <w:r>
-        <w:t>alien</w:t>
-      </w:r>
-      <w:r>
-        <w:t xml:space="preserve"> princess in disguise.</w:t>
-      </w:r>
-    </w:p>
-    <w:p>
-      <w:r>
-        <w:t xml:space="preserve">But off course this </w:t>
-      </w:r>
-      <w:r>
-        <w:t>was</w:t>
-      </w:r>
-      <w:r>
-        <w:t xml:space="preserve"> real life. </w:t>
-      </w:r>
-      <w:r>
-        <w:t>Aliens and m</w:t>
-      </w:r>
-      <w:r>
-        <w:t>ythical races d</w:t>
-      </w:r>
-      <w:r>
-        <w:t>id</w:t>
-      </w:r>
-      <w:r>
-        <w:t>n’t exist.</w:t>
-      </w:r>
-      <w:r>
-        <w:t xml:space="preserve"> But neither </w:t>
-      </w:r>
-      <w:r>
-        <w:t>did</w:t>
-      </w:r>
-      <w:r>
-        <w:t xml:space="preserve"> people that attractive. No one comment</w:t>
-      </w:r>
-      <w:r>
-        <w:t>ed</w:t>
-      </w:r>
-      <w:r>
-        <w:t xml:space="preserve"> on their beauty for some unknown reason.</w:t>
-      </w:r>
-    </w:p>
-    <w:p>
-      <w:r>
-        <w:t>“Who killed the beast</w:t>
-      </w:r>
-      <w:r>
-        <w:t>?</w:t>
-      </w:r>
-      <w:r>
-        <w:t xml:space="preserve">” the </w:t>
-      </w:r>
-      <w:r>
-        <w:t>young man</w:t>
-      </w:r>
-      <w:r>
-        <w:t xml:space="preserve"> ask</w:t>
-      </w:r>
-      <w:r>
-        <w:t>ed</w:t>
-      </w:r>
-      <w:r>
-        <w:t>.</w:t>
-      </w:r>
-    </w:p>
-    <w:p>
-      <w:r>
-        <w:t xml:space="preserve">“The murder hobo,” </w:t>
-      </w:r>
-      <w:proofErr w:type="spellStart"/>
-      <w:r>
-        <w:t>Hulda</w:t>
-      </w:r>
-      <w:proofErr w:type="spellEnd"/>
-      <w:r>
-        <w:t>, an</w:t>
-      </w:r>
-      <w:r>
-        <w:t xml:space="preserve"> </w:t>
-      </w:r>
-      <w:r>
-        <w:t xml:space="preserve">old </w:t>
-      </w:r>
-      <w:r>
-        <w:t xml:space="preserve">man </w:t>
-      </w:r>
-      <w:r>
-        <w:t xml:space="preserve">with false teeth </w:t>
-      </w:r>
-      <w:r>
-        <w:t>sa</w:t>
-      </w:r>
-      <w:r>
-        <w:t>id</w:t>
-      </w:r>
-      <w:r>
-        <w:t>,</w:t>
-      </w:r>
-      <w:r>
-        <w:t xml:space="preserve"> and point</w:t>
-      </w:r>
-      <w:r>
-        <w:t>ed</w:t>
-      </w:r>
-      <w:r>
-        <w:t xml:space="preserve"> at me</w:t>
-      </w:r>
-      <w:r>
-        <w:t>.</w:t>
-      </w:r>
-    </w:p>
-    <w:p>
-      <w:r>
-        <w:t>I grimace</w:t>
-      </w:r>
-      <w:r>
-        <w:t>d</w:t>
-      </w:r>
-      <w:r>
-        <w:t>,</w:t>
-      </w:r>
-      <w:r>
-        <w:t xml:space="preserve"> pick</w:t>
-      </w:r>
-      <w:r>
-        <w:t>ed</w:t>
-      </w:r>
-      <w:r>
-        <w:t xml:space="preserve"> up the crowbar and return</w:t>
-      </w:r>
-      <w:r>
-        <w:t>ed</w:t>
-      </w:r>
-      <w:r>
-        <w:t xml:space="preserve"> it to my backpack.</w:t>
-      </w:r>
-    </w:p>
-    <w:p>
-      <w:r>
-        <w:t>The boy look</w:t>
-      </w:r>
-      <w:r>
-        <w:t>ed</w:t>
-      </w:r>
-      <w:r>
-        <w:t xml:space="preserve"> at me in disgust and ask</w:t>
-      </w:r>
-      <w:r>
-        <w:t>ed</w:t>
-      </w:r>
-      <w:r>
-        <w:t>, “Did you pick up any loot?”</w:t>
-      </w:r>
-    </w:p>
-    <w:p>
-      <w:r>
-        <w:t>“</w:t>
-      </w:r>
-      <w:r>
-        <w:t>Harold, y</w:t>
-      </w:r>
-      <w:r>
-        <w:t>ou</w:t>
-      </w:r>
-      <w:r>
-        <w:t xml:space="preserve"> kn</w:t>
-      </w:r>
-      <w:r>
-        <w:t>o</w:t>
-      </w:r>
-      <w:r>
-        <w:t xml:space="preserve">w </w:t>
-      </w:r>
-      <w:r>
-        <w:t>you</w:t>
-      </w:r>
-      <w:r>
-        <w:t xml:space="preserve"> c</w:t>
-      </w:r>
-      <w:r>
-        <w:t>a</w:t>
-      </w:r>
-      <w:r>
-        <w:t xml:space="preserve">n’t </w:t>
+        <w:t xml:space="preserve"> </w:t>
+      </w:r>
+      <w:r>
+        <w:t>me</w:t>
+      </w:r>
+      <w:r>
+        <w:t xml:space="preserve"> safe</w:t>
+      </w:r>
+      <w:r>
+        <w:t>;</w:t>
+      </w:r>
+      <w:r>
+        <w:t xml:space="preserve"> </w:t>
       </w:r>
       <w:r>
         <w:t>t</w:t>
       </w:r>
       <w:r>
-        <w:t>ake</w:t>
-      </w:r>
-      <w:r>
-        <w:t xml:space="preserve"> </w:t>
-      </w:r>
-      <w:r>
-        <w:t xml:space="preserve">the loot,” the </w:t>
-      </w:r>
-      <w:r>
-        <w:t>young lady</w:t>
-      </w:r>
-      <w:r>
-        <w:t xml:space="preserve"> </w:t>
-      </w:r>
-      <w:r>
-        <w:t>scold</w:t>
-      </w:r>
-      <w:r>
-        <w:t>ed</w:t>
-      </w:r>
-      <w:r>
-        <w:t xml:space="preserve"> </w:t>
-      </w:r>
-      <w:r>
-        <w:t>in a melodious but nasal tone</w:t>
-      </w:r>
-      <w:r>
-        <w:t>.</w:t>
-      </w:r>
-      <w:r>
-        <w:t xml:space="preserve"> “</w:t>
-      </w:r>
-      <w:r>
-        <w:t xml:space="preserve">It </w:t>
-      </w:r>
-      <w:r>
-        <w:t>i</w:t>
-      </w:r>
-      <w:r>
-        <w:t>s</w:t>
-      </w:r>
-      <w:r>
-        <w:t xml:space="preserve"> his by right of kill.”</w:t>
-      </w:r>
-    </w:p>
-    <w:p>
-      <w:r>
-        <w:t>App</w:t>
-      </w:r>
-      <w:r>
-        <w:t>a</w:t>
-      </w:r>
-      <w:r>
-        <w:t>re</w:t>
-      </w:r>
-      <w:r>
-        <w:t xml:space="preserve">ntly my smell wasn’t appealing to the </w:t>
-      </w:r>
-      <w:r>
-        <w:t>woman</w:t>
-      </w:r>
-      <w:r>
-        <w:t xml:space="preserve">. </w:t>
-      </w:r>
-      <w:r>
-        <w:t xml:space="preserve">She was struggling not to gag. </w:t>
-      </w:r>
-      <w:r>
-        <w:t>I didn’t c</w:t>
-      </w:r>
-      <w:r>
-        <w:t>a</w:t>
-      </w:r>
-      <w:r>
-        <w:t>re</w:t>
-      </w:r>
-      <w:r>
-        <w:t>.</w:t>
-      </w:r>
-      <w:r>
-        <w:t xml:space="preserve"> Smell </w:t>
-      </w:r>
-      <w:r>
-        <w:t>was</w:t>
-      </w:r>
-      <w:r>
-        <w:t xml:space="preserve"> protection.</w:t>
-      </w:r>
-      <w:r>
-        <w:t xml:space="preserve"> It ke</w:t>
-      </w:r>
-      <w:r>
-        <w:t>p</w:t>
-      </w:r>
-      <w:r>
-        <w:t>t</w:t>
-      </w:r>
-      <w:r>
-        <w:t xml:space="preserve"> </w:t>
-      </w:r>
-      <w:r>
-        <w:t>me</w:t>
-      </w:r>
-      <w:r>
-        <w:t xml:space="preserve"> safe</w:t>
-      </w:r>
-      <w:r>
-        <w:t>;</w:t>
-      </w:r>
-      <w:r>
-        <w:t xml:space="preserve"> </w:t>
-      </w:r>
-      <w:r>
-        <w:t>t</w:t>
-      </w:r>
-      <w:r>
         <w:t>hat and my reputation.</w:t>
       </w:r>
     </w:p>
     <w:p>
       <w:r>
-        <w:lastRenderedPageBreak/>
         <w:t>“The situation</w:t>
       </w:r>
       <w:r>
@@ -2762,6 +2851,7 @@
     </w:p>
     <w:p>
       <w:r>
+        <w:lastRenderedPageBreak/>
         <w:t xml:space="preserve">It </w:t>
       </w:r>
       <w:r>
@@ -2794,6 +2884,9 @@
       <w:r>
         <w:t xml:space="preserve"> Okay so I was debugging the game.</w:t>
       </w:r>
+      <w:r>
+        <w:t xml:space="preserve"> Some of the monsters were glitching.</w:t>
+      </w:r>
     </w:p>
     <w:p>
       <w:r>
@@ -2830,11 +2923,7 @@
         <w:t>, and a mysterious past. The hero must always</w:t>
       </w:r>
       <w:r>
-        <w:t xml:space="preserve"> </w:t>
-      </w:r>
-      <w:r>
-        <w:lastRenderedPageBreak/>
-        <w:t>ha</w:t>
+        <w:t xml:space="preserve"> ha</w:t>
       </w:r>
       <w:r>
         <w:t>ve</w:t>
@@ -3118,98 +3207,6 @@
     </w:p>
     <w:p>
       <w:r>
-        <w:t>I follow</w:t>
-      </w:r>
-      <w:r>
-        <w:t>ed</w:t>
-      </w:r>
-      <w:r>
-        <w:t xml:space="preserve"> the </w:t>
-      </w:r>
-      <w:r>
-        <w:t>burrow</w:t>
-      </w:r>
-      <w:r>
-        <w:t xml:space="preserve"> downwards. </w:t>
-      </w:r>
-      <w:r>
-        <w:t>A short distance later</w:t>
-      </w:r>
-      <w:r>
-        <w:t xml:space="preserve"> I enter</w:t>
-      </w:r>
-      <w:r>
-        <w:t>ed</w:t>
-      </w:r>
-      <w:r>
-        <w:t xml:space="preserve"> a cavern filled with bones. Did the authorities</w:t>
-      </w:r>
-      <w:r>
-        <w:t xml:space="preserve"> kn</w:t>
-      </w:r>
-      <w:r>
-        <w:t>o</w:t>
-      </w:r>
-      <w:r>
-        <w:t xml:space="preserve">w </w:t>
-      </w:r>
-      <w:r>
-        <w:t xml:space="preserve">about this </w:t>
-      </w:r>
-      <w:r>
-        <w:t>place</w:t>
-      </w:r>
-      <w:r>
-        <w:t>? I d</w:t>
-      </w:r>
-      <w:r>
-        <w:t>id</w:t>
-      </w:r>
-      <w:r>
-        <w:t>n’t</w:t>
-      </w:r>
-      <w:r>
-        <w:t xml:space="preserve"> thought </w:t>
-      </w:r>
-      <w:r>
-        <w:t xml:space="preserve">so. It </w:t>
-      </w:r>
-      <w:r>
-        <w:t>was</w:t>
-      </w:r>
-      <w:r>
-        <w:t xml:space="preserve"> amazing what you </w:t>
-      </w:r>
-      <w:r>
-        <w:t>could</w:t>
-      </w:r>
-      <w:r>
-        <w:t xml:space="preserve"> found </w:t>
-      </w:r>
-      <w:r>
-        <w:t>below</w:t>
-      </w:r>
-      <w:r>
-        <w:t xml:space="preserve"> the streets of </w:t>
-      </w:r>
-      <w:r>
-        <w:t>London</w:t>
-      </w:r>
-      <w:r>
-        <w:t>.</w:t>
-      </w:r>
-      <w:r>
-        <w:t xml:space="preserve"> Then again, London </w:t>
-      </w:r>
-      <w:r>
-        <w:t>had</w:t>
-      </w:r>
-      <w:r>
-        <w:t xml:space="preserve"> an ancient history, with even roman tunnels. I think.</w:t>
-      </w:r>
-    </w:p>
-    <w:p>
-      <w:r>
         <w:lastRenderedPageBreak/>
         <w:t>I follow</w:t>
       </w:r>
@@ -3217,6 +3214,98 @@
         <w:t>ed</w:t>
       </w:r>
       <w:r>
+        <w:t xml:space="preserve"> the </w:t>
+      </w:r>
+      <w:r>
+        <w:t>burrow</w:t>
+      </w:r>
+      <w:r>
+        <w:t xml:space="preserve"> downwards. </w:t>
+      </w:r>
+      <w:r>
+        <w:t>A short distance later</w:t>
+      </w:r>
+      <w:r>
+        <w:t xml:space="preserve"> I enter</w:t>
+      </w:r>
+      <w:r>
+        <w:t>ed</w:t>
+      </w:r>
+      <w:r>
+        <w:t xml:space="preserve"> a cavern filled with bones. Did the authorities</w:t>
+      </w:r>
+      <w:r>
+        <w:t xml:space="preserve"> kn</w:t>
+      </w:r>
+      <w:r>
+        <w:t>o</w:t>
+      </w:r>
+      <w:r>
+        <w:t xml:space="preserve">w </w:t>
+      </w:r>
+      <w:r>
+        <w:t xml:space="preserve">about this </w:t>
+      </w:r>
+      <w:r>
+        <w:t>place</w:t>
+      </w:r>
+      <w:r>
+        <w:t>? I d</w:t>
+      </w:r>
+      <w:r>
+        <w:t>id</w:t>
+      </w:r>
+      <w:r>
+        <w:t>n’t</w:t>
+      </w:r>
+      <w:r>
+        <w:t xml:space="preserve"> thought </w:t>
+      </w:r>
+      <w:r>
+        <w:t xml:space="preserve">so. It </w:t>
+      </w:r>
+      <w:r>
+        <w:t>was</w:t>
+      </w:r>
+      <w:r>
+        <w:t xml:space="preserve"> amazing what you </w:t>
+      </w:r>
+      <w:r>
+        <w:t>could</w:t>
+      </w:r>
+      <w:r>
+        <w:t xml:space="preserve"> found </w:t>
+      </w:r>
+      <w:r>
+        <w:t>below</w:t>
+      </w:r>
+      <w:r>
+        <w:t xml:space="preserve"> the streets of </w:t>
+      </w:r>
+      <w:r>
+        <w:t>London</w:t>
+      </w:r>
+      <w:r>
+        <w:t>.</w:t>
+      </w:r>
+      <w:r>
+        <w:t xml:space="preserve"> Then again, London </w:t>
+      </w:r>
+      <w:r>
+        <w:t>had</w:t>
+      </w:r>
+      <w:r>
+        <w:t xml:space="preserve"> an ancient history, with even roman tunnels. I think.</w:t>
+      </w:r>
+    </w:p>
+    <w:p>
+      <w:r>
+        <w:t>I follow</w:t>
+      </w:r>
+      <w:r>
+        <w:t>ed</w:t>
+      </w:r>
+      <w:r>
         <w:t xml:space="preserve"> a side tunnel and head</w:t>
       </w:r>
       <w:r>
@@ -3496,6 +3585,7 @@
     </w:p>
     <w:p>
       <w:r>
+        <w:lastRenderedPageBreak/>
         <w:t>Five feet from the shore the water g</w:t>
       </w:r>
       <w:r>
@@ -3572,7 +3662,6 @@
     </w:p>
     <w:p>
       <w:r>
-        <w:lastRenderedPageBreak/>
         <w:t>The rat charge</w:t>
       </w:r>
       <w:r>
@@ -3882,6 +3971,7 @@
     </w:p>
     <w:p>
       <w:r>
+        <w:lastRenderedPageBreak/>
         <w:t>Memories of me in the trenches flood</w:t>
       </w:r>
       <w:r>
@@ -3981,7 +4071,6 @@
     </w:p>
     <w:p>
       <w:r>
-        <w:lastRenderedPageBreak/>
         <w:t>I t</w:t>
       </w:r>
       <w:r>
@@ -4231,6 +4320,7 @@
     </w:p>
     <w:p>
       <w:r>
+        <w:lastRenderedPageBreak/>
         <w:t xml:space="preserve">Maybe I should call myself Alice, since I definitely fell </w:t>
       </w:r>
       <w:r>
@@ -4338,303 +4428,303 @@
     </w:p>
     <w:p>
       <w:r>
+        <w:t xml:space="preserve">The only good news </w:t>
+      </w:r>
+      <w:r>
+        <w:t>was</w:t>
+      </w:r>
+      <w:r>
+        <w:t xml:space="preserve"> the</w:t>
+      </w:r>
+      <w:r>
+        <w:t xml:space="preserve"> rats</w:t>
+      </w:r>
+      <w:r>
+        <w:t xml:space="preserve"> </w:t>
+      </w:r>
+      <w:r>
+        <w:t>we</w:t>
+      </w:r>
+      <w:r>
+        <w:t>re</w:t>
+      </w:r>
+      <w:r>
+        <w:t xml:space="preserve"> only attacking one at a time.</w:t>
+      </w:r>
+      <w:r>
+        <w:t xml:space="preserve"> On the other hand, it</w:t>
+      </w:r>
+      <w:r>
+        <w:t xml:space="preserve"> was</w:t>
+      </w:r>
+      <w:r>
+        <w:t xml:space="preserve"> even more nerve wracking when they d</w:t>
+      </w:r>
+      <w:r>
+        <w:t>id</w:t>
+      </w:r>
+      <w:r>
+        <w:t>n’t attack, since I</w:t>
+      </w:r>
+      <w:r>
+        <w:t xml:space="preserve"> knew </w:t>
+      </w:r>
+      <w:r>
+        <w:t xml:space="preserve">they </w:t>
+      </w:r>
+      <w:r>
+        <w:t>we</w:t>
+      </w:r>
+      <w:r>
+        <w:t xml:space="preserve">re lurking in the </w:t>
+      </w:r>
+      <w:r>
+        <w:t>blackness</w:t>
+      </w:r>
+      <w:r>
+        <w:t>.</w:t>
+      </w:r>
+      <w:r>
+        <w:t xml:space="preserve"> Waiting…</w:t>
+      </w:r>
+    </w:p>
+    <w:p>
+      <w:r>
+        <w:t xml:space="preserve">After </w:t>
+      </w:r>
+      <w:r>
+        <w:t>endless wandering and plenty of</w:t>
+      </w:r>
+      <w:r>
+        <w:t xml:space="preserve"> rat attacks</w:t>
+      </w:r>
+      <w:r>
+        <w:t xml:space="preserve">, initialization </w:t>
+      </w:r>
+      <w:r>
+        <w:t>was</w:t>
+      </w:r>
+      <w:r>
+        <w:t xml:space="preserve"> now at </w:t>
+      </w:r>
+      <w:r>
+        <w:t>9</w:t>
+      </w:r>
+      <w:r>
+        <w:t>8</w:t>
+      </w:r>
+      <w:r>
+        <w:t>%.</w:t>
+      </w:r>
+    </w:p>
+    <w:p>
+      <w:r>
+        <w:t>I stop</w:t>
+      </w:r>
+      <w:r>
+        <w:t>ped</w:t>
+      </w:r>
+      <w:r>
+        <w:t xml:space="preserve"> and </w:t>
+      </w:r>
+      <w:r>
+        <w:t>ate</w:t>
+      </w:r>
+      <w:r>
+        <w:t xml:space="preserve"> a granola bar. My rest </w:t>
+      </w:r>
+      <w:r>
+        <w:t>was</w:t>
+      </w:r>
+      <w:r>
+        <w:t xml:space="preserve"> cut short. This time I face</w:t>
+      </w:r>
+      <w:r>
+        <w:t>d</w:t>
+      </w:r>
+      <w:r>
+        <w:t xml:space="preserve"> two rats. Oh gr</w:t>
+      </w:r>
+      <w:r>
+        <w:t>eat</w:t>
+      </w:r>
+      <w:r>
+        <w:t xml:space="preserve">. At least my back </w:t>
+      </w:r>
+      <w:r>
+        <w:t>was</w:t>
+      </w:r>
+      <w:r>
+        <w:t xml:space="preserve"> to the wall so they c</w:t>
+      </w:r>
+      <w:r>
+        <w:t>ould</w:t>
+      </w:r>
+      <w:r>
+        <w:t>n’t blindside me.</w:t>
+      </w:r>
+    </w:p>
+    <w:p>
+      <w:r>
+        <w:t xml:space="preserve">The good news </w:t>
+      </w:r>
+      <w:r>
+        <w:t>was</w:t>
+      </w:r>
+      <w:r>
+        <w:t xml:space="preserve"> I</w:t>
+      </w:r>
+      <w:r>
+        <w:t xml:space="preserve"> was</w:t>
+      </w:r>
+      <w:r>
+        <w:t xml:space="preserve"> blinding them with my head lamp.</w:t>
+      </w:r>
+      <w:r>
+        <w:t xml:space="preserve"> Well only one at a time.</w:t>
+      </w:r>
+    </w:p>
+    <w:p>
+      <w:r>
+        <w:t>Both charge</w:t>
+      </w:r>
+      <w:r>
+        <w:t>d</w:t>
+      </w:r>
+      <w:r>
+        <w:t xml:space="preserve"> at the same time. </w:t>
+      </w:r>
+      <w:r>
+        <w:t xml:space="preserve">One </w:t>
+      </w:r>
+      <w:r>
+        <w:t>went</w:t>
+      </w:r>
+      <w:r>
+        <w:t xml:space="preserve"> high. The other </w:t>
+      </w:r>
+      <w:r>
+        <w:t>went</w:t>
+      </w:r>
+      <w:r>
+        <w:t xml:space="preserve"> low. Gripping</w:t>
+      </w:r>
+      <w:r>
+        <w:t xml:space="preserve"> two</w:t>
+      </w:r>
+      <w:r>
+        <w:t xml:space="preserve"> looted</w:t>
+      </w:r>
+      <w:r>
+        <w:t xml:space="preserve"> </w:t>
+      </w:r>
+      <w:r>
+        <w:t>rapier</w:t>
+      </w:r>
+      <w:r>
+        <w:t>s</w:t>
+      </w:r>
+      <w:r>
+        <w:t>, I face</w:t>
+      </w:r>
+      <w:r>
+        <w:t>d</w:t>
+      </w:r>
+      <w:r>
+        <w:t xml:space="preserve"> my opponents. The</w:t>
+      </w:r>
+      <w:r>
+        <w:t xml:space="preserve"> jumping</w:t>
+      </w:r>
+      <w:r>
+        <w:t xml:space="preserve"> rat </w:t>
+      </w:r>
+      <w:r>
+        <w:t>got</w:t>
+      </w:r>
+      <w:r>
+        <w:t xml:space="preserve"> impaled immediately but the left one dodge</w:t>
+      </w:r>
+      <w:r>
+        <w:t>d</w:t>
+      </w:r>
+      <w:r>
+        <w:t xml:space="preserve"> and g</w:t>
+      </w:r>
+      <w:r>
+        <w:t>ot</w:t>
+      </w:r>
+      <w:r>
+        <w:t xml:space="preserve"> a </w:t>
+      </w:r>
+      <w:r>
+        <w:t>minor cut</w:t>
+      </w:r>
+      <w:r>
+        <w:t>.</w:t>
+      </w:r>
+    </w:p>
+    <w:p>
+      <w:r>
+        <w:t xml:space="preserve">The </w:t>
+      </w:r>
+      <w:r>
+        <w:t>surviving</w:t>
+      </w:r>
+      <w:r>
+        <w:t xml:space="preserve"> </w:t>
+      </w:r>
+      <w:r>
+        <w:t>rat trie</w:t>
+      </w:r>
+      <w:r>
+        <w:t>d</w:t>
+      </w:r>
+      <w:r>
+        <w:t xml:space="preserve"> to scratch me with its claws. So far I had been lucky. Now my luck </w:t>
+      </w:r>
+      <w:r>
+        <w:t>had</w:t>
+      </w:r>
+      <w:r>
+        <w:t xml:space="preserve"> run out.</w:t>
+      </w:r>
+    </w:p>
+    <w:p>
+      <w:r>
+        <w:t>I</w:t>
+      </w:r>
+      <w:r>
+        <w:t xml:space="preserve"> was</w:t>
+      </w:r>
+      <w:r>
+        <w:t xml:space="preserve"> </w:t>
+      </w:r>
+      <w:r>
+        <w:t>barely</w:t>
+      </w:r>
+      <w:r>
+        <w:t xml:space="preserve"> able to</w:t>
+      </w:r>
+      <w:r>
+        <w:t xml:space="preserve"> kept </w:t>
+      </w:r>
+      <w:r>
+        <w:t>the rat back</w:t>
+      </w:r>
+      <w:r>
+        <w:t>. Thank God for my l</w:t>
+      </w:r>
+      <w:r>
+        <w:t>eat</w:t>
+      </w:r>
+      <w:r>
+        <w:t>her vest I got two rats back.</w:t>
+      </w:r>
+    </w:p>
+    <w:p>
+      <w:r>
         <w:lastRenderedPageBreak/>
-        <w:t xml:space="preserve">The only good news </w:t>
-      </w:r>
-      <w:r>
-        <w:t>was</w:t>
-      </w:r>
-      <w:r>
-        <w:t xml:space="preserve"> the</w:t>
-      </w:r>
-      <w:r>
-        <w:t xml:space="preserve"> rats</w:t>
-      </w:r>
-      <w:r>
-        <w:t xml:space="preserve"> </w:t>
-      </w:r>
-      <w:r>
-        <w:t>we</w:t>
-      </w:r>
-      <w:r>
-        <w:t>re</w:t>
-      </w:r>
-      <w:r>
-        <w:t xml:space="preserve"> only attacking one at a time.</w:t>
-      </w:r>
-      <w:r>
-        <w:t xml:space="preserve"> On the other hand, it</w:t>
-      </w:r>
-      <w:r>
-        <w:t xml:space="preserve"> was</w:t>
-      </w:r>
-      <w:r>
-        <w:t xml:space="preserve"> even more nerve wracking when they d</w:t>
-      </w:r>
-      <w:r>
-        <w:t>id</w:t>
-      </w:r>
-      <w:r>
-        <w:t>n’t attack, since I</w:t>
-      </w:r>
-      <w:r>
-        <w:t xml:space="preserve"> knew </w:t>
-      </w:r>
-      <w:r>
-        <w:t xml:space="preserve">they </w:t>
-      </w:r>
-      <w:r>
-        <w:t>we</w:t>
-      </w:r>
-      <w:r>
-        <w:t xml:space="preserve">re lurking in the </w:t>
-      </w:r>
-      <w:r>
-        <w:t>blackness</w:t>
-      </w:r>
-      <w:r>
-        <w:t>.</w:t>
-      </w:r>
-      <w:r>
-        <w:t xml:space="preserve"> Waiting…</w:t>
-      </w:r>
-    </w:p>
-    <w:p>
-      <w:r>
-        <w:t xml:space="preserve">After </w:t>
-      </w:r>
-      <w:r>
-        <w:t>endless wandering and plenty of</w:t>
-      </w:r>
-      <w:r>
-        <w:t xml:space="preserve"> rat attacks</w:t>
-      </w:r>
-      <w:r>
-        <w:t xml:space="preserve">, initialization </w:t>
-      </w:r>
-      <w:r>
-        <w:t>was</w:t>
-      </w:r>
-      <w:r>
-        <w:t xml:space="preserve"> now at </w:t>
-      </w:r>
-      <w:r>
-        <w:t>9</w:t>
-      </w:r>
-      <w:r>
-        <w:t>8</w:t>
-      </w:r>
-      <w:r>
-        <w:t>%.</w:t>
-      </w:r>
-    </w:p>
-    <w:p>
-      <w:r>
-        <w:t>I stop</w:t>
-      </w:r>
-      <w:r>
-        <w:t>ped</w:t>
-      </w:r>
-      <w:r>
-        <w:t xml:space="preserve"> and </w:t>
-      </w:r>
-      <w:r>
-        <w:t>ate</w:t>
-      </w:r>
-      <w:r>
-        <w:t xml:space="preserve"> a granola bar. My rest </w:t>
-      </w:r>
-      <w:r>
-        <w:t>was</w:t>
-      </w:r>
-      <w:r>
-        <w:t xml:space="preserve"> cut short. This time I face</w:t>
-      </w:r>
-      <w:r>
-        <w:t>d</w:t>
-      </w:r>
-      <w:r>
-        <w:t xml:space="preserve"> two rats. Oh gr</w:t>
-      </w:r>
-      <w:r>
-        <w:t>eat</w:t>
-      </w:r>
-      <w:r>
-        <w:t xml:space="preserve">. At least my back </w:t>
-      </w:r>
-      <w:r>
-        <w:t>was</w:t>
-      </w:r>
-      <w:r>
-        <w:t xml:space="preserve"> to the wall so they c</w:t>
-      </w:r>
-      <w:r>
-        <w:t>ould</w:t>
-      </w:r>
-      <w:r>
-        <w:t>n’t blindside me.</w:t>
-      </w:r>
-    </w:p>
-    <w:p>
-      <w:r>
-        <w:t xml:space="preserve">The good news </w:t>
-      </w:r>
-      <w:r>
-        <w:t>was</w:t>
-      </w:r>
-      <w:r>
-        <w:t xml:space="preserve"> I</w:t>
-      </w:r>
-      <w:r>
-        <w:t xml:space="preserve"> was</w:t>
-      </w:r>
-      <w:r>
-        <w:t xml:space="preserve"> blinding them with my head lamp.</w:t>
-      </w:r>
-      <w:r>
-        <w:t xml:space="preserve"> Well only one at a time.</w:t>
-      </w:r>
-    </w:p>
-    <w:p>
-      <w:r>
-        <w:t>Both charge</w:t>
-      </w:r>
-      <w:r>
-        <w:t>d</w:t>
-      </w:r>
-      <w:r>
-        <w:t xml:space="preserve"> at the same time. </w:t>
-      </w:r>
-      <w:r>
-        <w:t xml:space="preserve">One </w:t>
-      </w:r>
-      <w:r>
-        <w:t>went</w:t>
-      </w:r>
-      <w:r>
-        <w:t xml:space="preserve"> high. The other </w:t>
-      </w:r>
-      <w:r>
-        <w:t>went</w:t>
-      </w:r>
-      <w:r>
-        <w:t xml:space="preserve"> low. Gripping</w:t>
-      </w:r>
-      <w:r>
-        <w:t xml:space="preserve"> two</w:t>
-      </w:r>
-      <w:r>
-        <w:t xml:space="preserve"> looted</w:t>
-      </w:r>
-      <w:r>
-        <w:t xml:space="preserve"> </w:t>
-      </w:r>
-      <w:r>
-        <w:t>rapier</w:t>
-      </w:r>
-      <w:r>
-        <w:t>s</w:t>
-      </w:r>
-      <w:r>
-        <w:t>, I face</w:t>
-      </w:r>
-      <w:r>
-        <w:t>d</w:t>
-      </w:r>
-      <w:r>
-        <w:t xml:space="preserve"> my opponents. The</w:t>
-      </w:r>
-      <w:r>
-        <w:t xml:space="preserve"> jumping</w:t>
-      </w:r>
-      <w:r>
-        <w:t xml:space="preserve"> rat </w:t>
-      </w:r>
-      <w:r>
-        <w:t>got</w:t>
-      </w:r>
-      <w:r>
-        <w:t xml:space="preserve"> impaled immediately but the left one dodge</w:t>
-      </w:r>
-      <w:r>
-        <w:t>d</w:t>
-      </w:r>
-      <w:r>
-        <w:t xml:space="preserve"> and g</w:t>
-      </w:r>
-      <w:r>
-        <w:t>ot</w:t>
-      </w:r>
-      <w:r>
-        <w:t xml:space="preserve"> a </w:t>
-      </w:r>
-      <w:r>
-        <w:t>minor cut</w:t>
-      </w:r>
-      <w:r>
-        <w:t>.</w:t>
-      </w:r>
-    </w:p>
-    <w:p>
-      <w:r>
-        <w:t xml:space="preserve">The </w:t>
-      </w:r>
-      <w:r>
-        <w:t>surviving</w:t>
-      </w:r>
-      <w:r>
-        <w:t xml:space="preserve"> </w:t>
-      </w:r>
-      <w:r>
-        <w:t>rat trie</w:t>
-      </w:r>
-      <w:r>
-        <w:t>d</w:t>
-      </w:r>
-      <w:r>
-        <w:t xml:space="preserve"> to scratch me with its claws. So far I had been lucky. Now my luck </w:t>
-      </w:r>
-      <w:r>
-        <w:t>had</w:t>
-      </w:r>
-      <w:r>
-        <w:t xml:space="preserve"> run out.</w:t>
-      </w:r>
-    </w:p>
-    <w:p>
-      <w:r>
-        <w:t>I</w:t>
-      </w:r>
-      <w:r>
-        <w:t xml:space="preserve"> was</w:t>
-      </w:r>
-      <w:r>
-        <w:t xml:space="preserve"> </w:t>
-      </w:r>
-      <w:r>
-        <w:t>barely</w:t>
-      </w:r>
-      <w:r>
-        <w:t xml:space="preserve"> able to</w:t>
-      </w:r>
-      <w:r>
-        <w:t xml:space="preserve"> kept </w:t>
-      </w:r>
-      <w:r>
-        <w:t>the rat back</w:t>
-      </w:r>
-      <w:r>
-        <w:t>. Thank God for my l</w:t>
-      </w:r>
-      <w:r>
-        <w:t>eat</w:t>
-      </w:r>
-      <w:r>
-        <w:t>her vest I got two rats back.</w:t>
-      </w:r>
-    </w:p>
-    <w:p>
-      <w:r>
         <w:t>As I f</w:t>
       </w:r>
       <w:r>
@@ -4776,7 +4866,6 @@
         <w:pStyle w:val="StatusMessage"/>
       </w:pPr>
       <w:r>
-        <w:lastRenderedPageBreak/>
         <w:t>Initializing dormant DNA</w:t>
       </w:r>
       <w:r>
@@ -5129,6 +5218,7 @@
     </w:p>
     <w:p>
       <w:r>
+        <w:lastRenderedPageBreak/>
         <w:t xml:space="preserve">MP - Magic Points. </w:t>
       </w:r>
       <w:r>
@@ -5278,7 +5368,6 @@
         <w:pStyle w:val="StatusMessage"/>
       </w:pPr>
       <w:r>
-        <w:lastRenderedPageBreak/>
         <w:t>Conditions:</w:t>
       </w:r>
     </w:p>
@@ -5586,6 +5675,7 @@
     </w:p>
     <w:p>
       <w:r>
+        <w:lastRenderedPageBreak/>
         <w:t xml:space="preserve">Wait. I </w:t>
       </w:r>
       <w:r>
@@ -5720,7 +5810,6 @@
     </w:p>
     <w:p>
       <w:r>
-        <w:lastRenderedPageBreak/>
         <w:t>After slinking for another 5 minutes</w:t>
       </w:r>
       <w:r>
@@ -5936,6 +6025,7 @@
         <w:pStyle w:val="StatusMessage"/>
       </w:pPr>
       <w:r>
+        <w:lastRenderedPageBreak/>
         <w:t xml:space="preserve">Grade F </w:t>
       </w:r>
       <w:r>
@@ -6051,7 +6141,6 @@
     </w:p>
     <w:p>
       <w:r>
-        <w:lastRenderedPageBreak/>
         <w:t xml:space="preserve">It </w:t>
       </w:r>
       <w:r>
@@ -22966,11 +23055,9 @@
       <w:r>
         <w:t xml:space="preserve">s </w:t>
       </w:r>
-      <w:proofErr w:type="spellStart"/>
       <w:r>
         <w:t>Hulda</w:t>
       </w:r>
-      <w:proofErr w:type="spellEnd"/>
       <w:r>
         <w:t xml:space="preserve">. </w:t>
       </w:r>
@@ -23009,11 +23096,9 @@
       </w:r>
     </w:p>
     <w:p>
-      <w:proofErr w:type="spellStart"/>
       <w:r>
         <w:t>Hulda</w:t>
       </w:r>
-      <w:proofErr w:type="spellEnd"/>
       <w:r>
         <w:t xml:space="preserve"> was </w:t>
       </w:r>
@@ -23245,11 +23330,9 @@
       <w:r>
         <w:t xml:space="preserve">“It would be an honor to show you around,” </w:t>
       </w:r>
-      <w:proofErr w:type="spellStart"/>
       <w:r>
         <w:t>Hulda</w:t>
       </w:r>
-      <w:proofErr w:type="spellEnd"/>
       <w:r>
         <w:t xml:space="preserve"> </w:t>
       </w:r>
@@ -24906,11 +24989,9 @@
       <w:r>
         <w:t xml:space="preserve"> in Sidney, Australia,” </w:t>
       </w:r>
-      <w:proofErr w:type="spellStart"/>
       <w:r>
         <w:t>Hulda</w:t>
       </w:r>
-      <w:proofErr w:type="spellEnd"/>
       <w:r>
         <w:t xml:space="preserve"> added.</w:t>
       </w:r>
@@ -25185,11 +25266,9 @@
       <w:r>
         <w:t xml:space="preserve">elfish good looks. Even </w:t>
       </w:r>
-      <w:proofErr w:type="spellStart"/>
       <w:r>
         <w:t>Hulda</w:t>
       </w:r>
-      <w:proofErr w:type="spellEnd"/>
       <w:r>
         <w:t xml:space="preserve"> appear</w:t>
       </w:r>
@@ -25245,11 +25324,9 @@
       <w:r>
         <w:t xml:space="preserve">intentionally walking besides me, with </w:t>
       </w:r>
-      <w:proofErr w:type="spellStart"/>
       <w:r>
         <w:t>Hulda</w:t>
       </w:r>
-      <w:proofErr w:type="spellEnd"/>
       <w:r>
         <w:t xml:space="preserve"> in front. The other two</w:t>
       </w:r>
@@ -39741,7 +39818,7 @@
             <w:rPr>
               <w:noProof/>
             </w:rPr>
-            <w:t>108</w:t>
+            <w:t>4</w:t>
           </w:r>
         </w:fldSimple>
       </w:p>
@@ -39771,7 +39848,7 @@
             <w:rPr>
               <w:noProof/>
             </w:rPr>
-            <w:t>109</w:t>
+            <w:t>5</w:t>
           </w:r>
         </w:fldSimple>
       </w:p>
@@ -42030,7 +42107,7 @@
 </file>
 
 <file path=customXml/itemProps1.xml><?xml version="1.0" encoding="utf-8"?>
-<ds:datastoreItem xmlns:ds="http://schemas.openxmlformats.org/officeDocument/2006/customXml" ds:itemID="{AC1DF83B-49B6-44E9-9BD9-0734881F265E}">
+<ds:datastoreItem xmlns:ds="http://schemas.openxmlformats.org/officeDocument/2006/customXml" ds:itemID="{BF387B12-2160-4381-9473-EAA29B4E15C5}">
   <ds:schemaRefs>
     <ds:schemaRef ds:uri="http://schemas.openxmlformats.org/officeDocument/2006/bibliography"/>
   </ds:schemaRefs>

--- a/Books/RPG_Books/ThePrincessAndTheMurderHobo/Book_ThePrincessAndTheMurderHobo.docx
+++ b/Books/RPG_Books/ThePrincessAndTheMurderHobo/Book_ThePrincessAndTheMurderHobo.docx
@@ -1082,7 +1082,13 @@
         <w:t>tent</w:t>
       </w:r>
       <w:r>
-        <w:t xml:space="preserve"> in the sewer system and wander</w:t>
+        <w:t xml:space="preserve"> in the </w:t>
+      </w:r>
+      <w:r>
+        <w:t xml:space="preserve">storm tunnels </w:t>
+      </w:r>
+      <w:r>
+        <w:t>and wander</w:t>
       </w:r>
       <w:r>
         <w:t>ed</w:t>
@@ -1224,13 +1230,13 @@
         <w:t>d</w:t>
       </w:r>
       <w:r>
-        <w:t xml:space="preserve"> back to the sewer</w:t>
-      </w:r>
-      <w:r>
-        <w:t xml:space="preserve"> tunnels</w:t>
-      </w:r>
-      <w:r>
-        <w:t xml:space="preserve"> on my one not so good leg and one metal </w:t>
+        <w:t xml:space="preserve"> back to the </w:t>
+      </w:r>
+      <w:r>
+        <w:t xml:space="preserve">storm tunnels </w:t>
+      </w:r>
+      <w:r>
+        <w:t xml:space="preserve">on my one not so good leg and one metal </w:t>
       </w:r>
       <w:r>
         <w:t xml:space="preserve">peg </w:t>
@@ -1721,10 +1727,25 @@
     </w:p>
     <w:p>
       <w:r>
-        <w:t xml:space="preserve">“Someone call </w:t>
-      </w:r>
-      <w:r>
-        <w:t xml:space="preserve">emergency,” I </w:t>
+        <w:t>“Someone</w:t>
+      </w:r>
+      <w:r>
+        <w:t>,</w:t>
+      </w:r>
+      <w:r>
+        <w:t xml:space="preserve"> call </w:t>
+      </w:r>
+      <w:r>
+        <w:t>112</w:t>
+      </w:r>
+      <w:r>
+        <w:rPr>
+          <w:rStyle w:val="FootnoteReference"/>
+        </w:rPr>
+        <w:footnoteReference w:id="1"/>
+      </w:r>
+      <w:r>
+        <w:t xml:space="preserve">,” I </w:t>
       </w:r>
       <w:r>
         <w:t>command</w:t>
@@ -1869,6 +1890,7 @@
     </w:p>
     <w:p>
       <w:r>
+        <w:lastRenderedPageBreak/>
         <w:t>I notice</w:t>
       </w:r>
       <w:r>
@@ -1931,864 +1953,871 @@
     </w:p>
     <w:p>
       <w:r>
+        <w:t>Glancing at them from the corner of my eye, I g</w:t>
+      </w:r>
+      <w:r>
+        <w:t>o</w:t>
+      </w:r>
+      <w:r>
+        <w:t xml:space="preserve">t the feeling they </w:t>
+      </w:r>
+      <w:r>
+        <w:t>we</w:t>
+      </w:r>
+      <w:r>
+        <w:t>re not what they seem</w:t>
+      </w:r>
+      <w:r>
+        <w:t>ed</w:t>
+      </w:r>
+      <w:r>
+        <w:t>.</w:t>
+      </w:r>
+    </w:p>
+    <w:p>
+      <w:r>
+        <w:t xml:space="preserve">One </w:t>
+      </w:r>
+      <w:r>
+        <w:t>was</w:t>
+      </w:r>
+      <w:r>
+        <w:t xml:space="preserve"> a handsome </w:t>
+      </w:r>
+      <w:r>
+        <w:t>young man</w:t>
+      </w:r>
+      <w:r>
+        <w:t xml:space="preserve"> with </w:t>
+      </w:r>
+      <w:r>
+        <w:t xml:space="preserve">dusty </w:t>
+      </w:r>
+      <w:r>
+        <w:t xml:space="preserve">blond hair and greenish eyes. </w:t>
+      </w:r>
+      <w:r>
+        <w:t>He resemble</w:t>
+      </w:r>
+      <w:r>
+        <w:t>d</w:t>
+      </w:r>
+      <w:r>
+        <w:t xml:space="preserve"> a classic elf.</w:t>
+      </w:r>
+      <w:r>
+        <w:t xml:space="preserve"> </w:t>
+      </w:r>
+      <w:r>
+        <w:t>Unfortunately he</w:t>
+      </w:r>
+      <w:r>
+        <w:t xml:space="preserve"> wa</w:t>
+      </w:r>
+      <w:r>
+        <w:t xml:space="preserve">s wearing </w:t>
+      </w:r>
+      <w:r>
+        <w:t xml:space="preserve">over-ear </w:t>
+      </w:r>
+      <w:r>
+        <w:t xml:space="preserve">headphones, so I </w:t>
+      </w:r>
+      <w:r>
+        <w:t>couldn’t</w:t>
+      </w:r>
+      <w:r>
+        <w:t xml:space="preserve"> </w:t>
+      </w:r>
+      <w:r>
+        <w:t>see</w:t>
+      </w:r>
+      <w:r>
+        <w:t xml:space="preserve"> </w:t>
+      </w:r>
+      <w:r>
+        <w:t>his ears.</w:t>
+      </w:r>
+    </w:p>
+    <w:p>
+      <w:r>
+        <w:t xml:space="preserve">The other </w:t>
+      </w:r>
+      <w:r>
+        <w:t>was</w:t>
+      </w:r>
+      <w:r>
+        <w:t xml:space="preserve"> a beautiful </w:t>
+      </w:r>
+      <w:r>
+        <w:t>young woman</w:t>
+      </w:r>
+      <w:r>
+        <w:t xml:space="preserve"> with </w:t>
+      </w:r>
+      <w:r>
+        <w:t xml:space="preserve">golden </w:t>
+      </w:r>
+      <w:r>
+        <w:t>blond hair</w:t>
+      </w:r>
+      <w:r>
+        <w:t xml:space="preserve"> like </w:t>
+      </w:r>
+      <w:r>
+        <w:t>sunshine,</w:t>
+      </w:r>
+      <w:r>
+        <w:t xml:space="preserve"> sparkling blue eyes</w:t>
+      </w:r>
+      <w:r>
+        <w:t xml:space="preserve">, </w:t>
+      </w:r>
+      <w:r>
+        <w:t>peaches and cream skin</w:t>
+      </w:r>
+      <w:r>
+        <w:t xml:space="preserve"> </w:t>
+      </w:r>
+      <w:r>
+        <w:t>and plump kissable cheeks</w:t>
+      </w:r>
+      <w:r>
+        <w:t>.</w:t>
+      </w:r>
+      <w:r>
+        <w:t xml:space="preserve"> She </w:t>
+      </w:r>
+      <w:r>
+        <w:t>was</w:t>
+      </w:r>
+      <w:r>
+        <w:t xml:space="preserve"> my height. That</w:t>
+      </w:r>
+      <w:r>
+        <w:t xml:space="preserve"> was</w:t>
+      </w:r>
+      <w:r>
+        <w:t xml:space="preserve"> surprising, since I</w:t>
+      </w:r>
+      <w:r>
+        <w:t xml:space="preserve"> was</w:t>
+      </w:r>
+      <w:r>
+        <w:t xml:space="preserve"> six foot, three inches tall.</w:t>
+      </w:r>
+    </w:p>
+    <w:p>
+      <w:r>
+        <w:t>I fel</w:t>
+      </w:r>
+      <w:r>
+        <w:t>t</w:t>
+      </w:r>
+      <w:r>
+        <w:t xml:space="preserve"> the urge to st</w:t>
+      </w:r>
+      <w:r>
+        <w:t>a</w:t>
+      </w:r>
+      <w:r>
+        <w:t>re</w:t>
+      </w:r>
+      <w:r>
+        <w:t xml:space="preserve"> at the young lady. </w:t>
+      </w:r>
+      <w:r>
+        <w:t>Was</w:t>
+      </w:r>
+      <w:r>
+        <w:t xml:space="preserve"> hair </w:t>
+      </w:r>
+      <w:r>
+        <w:t>that golden</w:t>
+      </w:r>
+      <w:r>
+        <w:t xml:space="preserve"> even possible? </w:t>
+      </w:r>
+      <w:r>
+        <w:t xml:space="preserve">Was that brilliant shade of blue even possible? </w:t>
+      </w:r>
+      <w:r>
+        <w:t>It</w:t>
+      </w:r>
+      <w:r>
+        <w:t xml:space="preserve"> </w:t>
+      </w:r>
+      <w:r>
+        <w:t>must</w:t>
+      </w:r>
+      <w:r>
+        <w:t xml:space="preserve"> </w:t>
+      </w:r>
+      <w:r>
+        <w:t>have been hair dye and contact lenses</w:t>
+      </w:r>
+      <w:r>
+        <w:t>. Either way, it complement</w:t>
+      </w:r>
+      <w:r>
+        <w:t>ed</w:t>
+      </w:r>
+      <w:r>
+        <w:t xml:space="preserve"> the girl’s</w:t>
+      </w:r>
+      <w:r>
+        <w:t xml:space="preserve"> radiant face.</w:t>
+      </w:r>
+    </w:p>
+    <w:p>
+      <w:r>
+        <w:t xml:space="preserve">If this was an anime, then </w:t>
+      </w:r>
+      <w:r>
+        <w:t xml:space="preserve">she would </w:t>
+      </w:r>
+      <w:r>
+        <w:t xml:space="preserve">definitely </w:t>
+      </w:r>
+      <w:r>
+        <w:t>be</w:t>
+      </w:r>
+      <w:r>
+        <w:t xml:space="preserve"> an </w:t>
+      </w:r>
+      <w:r>
+        <w:t>alien</w:t>
+      </w:r>
+      <w:r>
+        <w:t xml:space="preserve"> princess in disguise.</w:t>
+      </w:r>
+    </w:p>
+    <w:p>
+      <w:r>
+        <w:t xml:space="preserve">But off course this </w:t>
+      </w:r>
+      <w:r>
+        <w:t>was</w:t>
+      </w:r>
+      <w:r>
+        <w:t xml:space="preserve"> real life. </w:t>
+      </w:r>
+      <w:r>
+        <w:t>Aliens and m</w:t>
+      </w:r>
+      <w:r>
+        <w:t>ythical races d</w:t>
+      </w:r>
+      <w:r>
+        <w:t>id</w:t>
+      </w:r>
+      <w:r>
+        <w:t>n’t exist</w:t>
+      </w:r>
+      <w:r>
+        <w:t>,</w:t>
+      </w:r>
+      <w:r>
+        <w:t xml:space="preserve"> </w:t>
+      </w:r>
+      <w:r>
+        <w:t>b</w:t>
+      </w:r>
+      <w:r>
+        <w:t xml:space="preserve">ut neither </w:t>
+      </w:r>
+      <w:r>
+        <w:t>did</w:t>
+      </w:r>
+      <w:r>
+        <w:t xml:space="preserve"> people that attractive. No one comment</w:t>
+      </w:r>
+      <w:r>
+        <w:t>ed</w:t>
+      </w:r>
+      <w:r>
+        <w:t xml:space="preserve"> on their beauty for some unknown reason.</w:t>
+      </w:r>
+    </w:p>
+    <w:p>
+      <w:r>
+        <w:t>“Who killed the beast</w:t>
+      </w:r>
+      <w:r>
+        <w:t>?</w:t>
+      </w:r>
+      <w:r>
+        <w:t xml:space="preserve">” the </w:t>
+      </w:r>
+      <w:r>
+        <w:t>young man</w:t>
+      </w:r>
+      <w:r>
+        <w:t xml:space="preserve"> ask</w:t>
+      </w:r>
+      <w:r>
+        <w:t>ed</w:t>
+      </w:r>
+      <w:r>
+        <w:t>.</w:t>
+      </w:r>
+    </w:p>
+    <w:p>
+      <w:r>
+        <w:t xml:space="preserve">“The murder hobo,” </w:t>
+      </w:r>
+      <w:r>
+        <w:t>Hulda</w:t>
+      </w:r>
+      <w:r>
+        <w:t>, an</w:t>
+      </w:r>
+      <w:r>
+        <w:t xml:space="preserve"> </w:t>
+      </w:r>
+      <w:r>
+        <w:t xml:space="preserve">old </w:t>
+      </w:r>
+      <w:r>
+        <w:t xml:space="preserve">man </w:t>
+      </w:r>
+      <w:r>
+        <w:t xml:space="preserve">with false teeth </w:t>
+      </w:r>
+      <w:r>
+        <w:t>sa</w:t>
+      </w:r>
+      <w:r>
+        <w:t>id</w:t>
+      </w:r>
+      <w:r>
+        <w:t>,</w:t>
+      </w:r>
+      <w:r>
+        <w:t xml:space="preserve"> and point</w:t>
+      </w:r>
+      <w:r>
+        <w:t>ed</w:t>
+      </w:r>
+      <w:r>
+        <w:t xml:space="preserve"> at me</w:t>
+      </w:r>
+      <w:r>
+        <w:t>.</w:t>
+      </w:r>
+    </w:p>
+    <w:p>
+      <w:r>
+        <w:t>I grimace</w:t>
+      </w:r>
+      <w:r>
+        <w:t>d</w:t>
+      </w:r>
+      <w:r>
+        <w:t>,</w:t>
+      </w:r>
+      <w:r>
+        <w:t xml:space="preserve"> pick</w:t>
+      </w:r>
+      <w:r>
+        <w:t>ed</w:t>
+      </w:r>
+      <w:r>
+        <w:t xml:space="preserve"> up the crowbar and return</w:t>
+      </w:r>
+      <w:r>
+        <w:t>ed</w:t>
+      </w:r>
+      <w:r>
+        <w:t xml:space="preserve"> it to my backpack.</w:t>
+      </w:r>
+    </w:p>
+    <w:p>
+      <w:r>
+        <w:t>The boy look</w:t>
+      </w:r>
+      <w:r>
+        <w:t>ed</w:t>
+      </w:r>
+      <w:r>
+        <w:t xml:space="preserve"> at me in disgust and ask</w:t>
+      </w:r>
+      <w:r>
+        <w:t>ed</w:t>
+      </w:r>
+      <w:r>
+        <w:t>, “Did you pick up any loot?”</w:t>
+      </w:r>
+    </w:p>
+    <w:p>
+      <w:r>
         <w:lastRenderedPageBreak/>
-        <w:t>Glancing at them from the corner of my eye, I g</w:t>
+        <w:t>“</w:t>
+      </w:r>
+      <w:r>
+        <w:t>Harold, y</w:t>
+      </w:r>
+      <w:r>
+        <w:t>ou</w:t>
+      </w:r>
+      <w:r>
+        <w:t xml:space="preserve"> kn</w:t>
       </w:r>
       <w:r>
         <w:t>o</w:t>
       </w:r>
       <w:r>
-        <w:t xml:space="preserve">t the feeling they </w:t>
-      </w:r>
-      <w:r>
-        <w:t>we</w:t>
-      </w:r>
-      <w:r>
-        <w:t>re not what they seem</w:t>
+        <w:t xml:space="preserve">w </w:t>
+      </w:r>
+      <w:r>
+        <w:t>you</w:t>
+      </w:r>
+      <w:r>
+        <w:t xml:space="preserve"> c</w:t>
+      </w:r>
+      <w:r>
+        <w:t>a</w:t>
+      </w:r>
+      <w:r>
+        <w:t xml:space="preserve">n’t </w:t>
+      </w:r>
+      <w:r>
+        <w:t>t</w:t>
+      </w:r>
+      <w:r>
+        <w:t>ake</w:t>
+      </w:r>
+      <w:r>
+        <w:t xml:space="preserve"> </w:t>
+      </w:r>
+      <w:r>
+        <w:t xml:space="preserve">the loot,” the </w:t>
+      </w:r>
+      <w:r>
+        <w:t>young lady</w:t>
+      </w:r>
+      <w:r>
+        <w:t xml:space="preserve"> </w:t>
+      </w:r>
+      <w:r>
+        <w:t>scold</w:t>
       </w:r>
       <w:r>
         <w:t>ed</w:t>
       </w:r>
       <w:r>
+        <w:t xml:space="preserve"> </w:t>
+      </w:r>
+      <w:r>
+        <w:t>in a melodious but nasal tone</w:t>
+      </w:r>
+      <w:r>
         <w:t>.</w:t>
       </w:r>
-    </w:p>
-    <w:p>
-      <w:r>
-        <w:t xml:space="preserve">One </w:t>
+      <w:r>
+        <w:t xml:space="preserve"> “</w:t>
+      </w:r>
+      <w:r>
+        <w:t xml:space="preserve">It </w:t>
+      </w:r>
+      <w:r>
+        <w:t>i</w:t>
+      </w:r>
+      <w:r>
+        <w:t>s</w:t>
+      </w:r>
+      <w:r>
+        <w:t xml:space="preserve"> his by right of kill.”</w:t>
+      </w:r>
+    </w:p>
+    <w:p>
+      <w:r>
+        <w:t>App</w:t>
+      </w:r>
+      <w:r>
+        <w:t>a</w:t>
+      </w:r>
+      <w:r>
+        <w:t>re</w:t>
+      </w:r>
+      <w:r>
+        <w:t xml:space="preserve">ntly my smell wasn’t appealing to the </w:t>
+      </w:r>
+      <w:r>
+        <w:t>woman</w:t>
+      </w:r>
+      <w:r>
+        <w:t xml:space="preserve">. </w:t>
+      </w:r>
+      <w:r>
+        <w:t xml:space="preserve">She was struggling not to gag. </w:t>
+      </w:r>
+      <w:r>
+        <w:t>I didn’t c</w:t>
+      </w:r>
+      <w:r>
+        <w:t>a</w:t>
+      </w:r>
+      <w:r>
+        <w:t>re</w:t>
+      </w:r>
+      <w:r>
+        <w:t>.</w:t>
+      </w:r>
+      <w:r>
+        <w:t xml:space="preserve"> Smell </w:t>
       </w:r>
       <w:r>
         <w:t>was</w:t>
       </w:r>
       <w:r>
-        <w:t xml:space="preserve"> a handsome </w:t>
-      </w:r>
-      <w:r>
-        <w:t>young man</w:t>
-      </w:r>
-      <w:r>
-        <w:t xml:space="preserve"> with </w:t>
-      </w:r>
-      <w:r>
-        <w:t xml:space="preserve">dusty </w:t>
-      </w:r>
-      <w:r>
-        <w:t xml:space="preserve">blond hair and greenish eyes. </w:t>
-      </w:r>
-      <w:r>
-        <w:t>He resemble</w:t>
+        <w:t xml:space="preserve"> protection.</w:t>
+      </w:r>
+      <w:r>
+        <w:t xml:space="preserve"> It ke</w:t>
+      </w:r>
+      <w:r>
+        <w:t>p</w:t>
+      </w:r>
+      <w:r>
+        <w:t>t</w:t>
+      </w:r>
+      <w:r>
+        <w:t xml:space="preserve"> </w:t>
+      </w:r>
+      <w:r>
+        <w:t>me</w:t>
+      </w:r>
+      <w:r>
+        <w:t xml:space="preserve"> safe</w:t>
+      </w:r>
+      <w:r>
+        <w:t>;</w:t>
+      </w:r>
+      <w:r>
+        <w:t xml:space="preserve"> </w:t>
+      </w:r>
+      <w:r>
+        <w:t>t</w:t>
+      </w:r>
+      <w:r>
+        <w:t>hat and my reputation.</w:t>
+      </w:r>
+    </w:p>
+    <w:p>
+      <w:r>
+        <w:t>“The situation</w:t>
+      </w:r>
+      <w:r>
+        <w:t xml:space="preserve"> had </w:t>
+      </w:r>
+      <w:r>
+        <w:t xml:space="preserve">been resolved. </w:t>
+      </w:r>
+      <w:r>
+        <w:t xml:space="preserve">It </w:t>
+      </w:r>
+      <w:r>
+        <w:t>i</w:t>
+      </w:r>
+      <w:r>
+        <w:t>s</w:t>
+      </w:r>
+      <w:r>
+        <w:t xml:space="preserve"> time to leave,” the </w:t>
+      </w:r>
+      <w:r>
+        <w:t xml:space="preserve">woman </w:t>
+      </w:r>
+      <w:r>
+        <w:t>sa</w:t>
+      </w:r>
+      <w:r>
+        <w:t>id</w:t>
+      </w:r>
+      <w:r>
+        <w:t xml:space="preserve"> as sirens bl</w:t>
+      </w:r>
+      <w:r>
+        <w:t>a</w:t>
+      </w:r>
+      <w:r>
+        <w:t>re</w:t>
       </w:r>
       <w:r>
         <w:t>d</w:t>
       </w:r>
       <w:r>
-        <w:t xml:space="preserve"> a classic elf.</w:t>
-      </w:r>
-      <w:r>
-        <w:t xml:space="preserve"> </w:t>
-      </w:r>
-      <w:r>
-        <w:t>Unfortunately he</w:t>
-      </w:r>
-      <w:r>
-        <w:t xml:space="preserve"> wa</w:t>
-      </w:r>
-      <w:r>
-        <w:t xml:space="preserve">s wearing </w:t>
-      </w:r>
-      <w:r>
-        <w:t xml:space="preserve">over-ear </w:t>
-      </w:r>
-      <w:r>
-        <w:t xml:space="preserve">headphones, so I </w:t>
-      </w:r>
-      <w:r>
-        <w:t>couldn’t</w:t>
-      </w:r>
-      <w:r>
-        <w:t xml:space="preserve"> </w:t>
-      </w:r>
-      <w:r>
-        <w:t>see</w:t>
-      </w:r>
-      <w:r>
-        <w:t xml:space="preserve"> </w:t>
-      </w:r>
-      <w:r>
-        <w:t>his ears.</w:t>
-      </w:r>
-    </w:p>
-    <w:p>
-      <w:r>
-        <w:t xml:space="preserve">The other </w:t>
+        <w:t xml:space="preserve"> in the background. The ambulances ha</w:t>
+      </w:r>
+      <w:r>
+        <w:t>d</w:t>
+      </w:r>
+      <w:r>
+        <w:t xml:space="preserve"> arrived.</w:t>
+      </w:r>
+    </w:p>
+    <w:p>
+      <w:r>
+        <w:t xml:space="preserve">“Yes Princess Annie,” </w:t>
+      </w:r>
+      <w:r>
+        <w:t xml:space="preserve">Harold </w:t>
+      </w:r>
+      <w:r>
+        <w:t>said</w:t>
+      </w:r>
+      <w:r>
+        <w:t>, smiling</w:t>
+      </w:r>
+      <w:r>
+        <w:t>.</w:t>
+      </w:r>
+    </w:p>
+    <w:p>
+      <w:r>
+        <w:t xml:space="preserve">“Harold, I told you not to call me princess,” Annie </w:t>
+      </w:r>
+      <w:r>
+        <w:t>said</w:t>
+      </w:r>
+      <w:r>
+        <w:t>. “</w:t>
+      </w:r>
+      <w:r>
+        <w:t xml:space="preserve">I </w:t>
+      </w:r>
+      <w:r>
+        <w:t>am</w:t>
+      </w:r>
+      <w:r>
+        <w:t xml:space="preserve"> just </w:t>
+      </w:r>
+      <w:r>
+        <w:t>C</w:t>
+      </w:r>
+      <w:r>
+        <w:t>-</w:t>
+      </w:r>
+      <w:r>
+        <w:t>ranked, just</w:t>
+      </w:r>
+      <w:r>
+        <w:t xml:space="preserve"> liked </w:t>
+      </w:r>
+      <w:r>
+        <w:t>you.”</w:t>
+      </w:r>
+    </w:p>
+    <w:p>
+      <w:r>
+        <w:t>Harold just laughed, clearly teasing her.</w:t>
+      </w:r>
+    </w:p>
+    <w:p>
+      <w:r>
+        <w:t>As they walk</w:t>
+      </w:r>
+      <w:r>
+        <w:t>ed</w:t>
+      </w:r>
+      <w:r>
+        <w:t xml:space="preserve"> away, Harold whisper</w:t>
+      </w:r>
+      <w:r>
+        <w:t>ed</w:t>
+      </w:r>
+      <w:r>
+        <w:t>, “How old do you</w:t>
+      </w:r>
+      <w:r>
+        <w:t xml:space="preserve"> thought </w:t>
+      </w:r>
+      <w:r>
+        <w:t>th</w:t>
+      </w:r>
+      <w:r>
+        <w:t>at</w:t>
+      </w:r>
+      <w:r>
+        <w:t xml:space="preserve"> </w:t>
+      </w:r>
+      <w:r>
+        <w:t>dude</w:t>
+      </w:r>
+      <w:r>
+        <w:t xml:space="preserve"> is</w:t>
+      </w:r>
+      <w:r>
+        <w:t>,</w:t>
+      </w:r>
+      <w:r>
+        <w:t xml:space="preserve"> 80, 90?”</w:t>
+      </w:r>
+    </w:p>
+    <w:p>
+      <w:r>
+        <w:t xml:space="preserve">“Probably at least 150,” Annie </w:t>
+      </w:r>
+      <w:r>
+        <w:t>said</w:t>
+      </w:r>
+      <w:r>
+        <w:t>. “For an uninitiated human, that</w:t>
+      </w:r>
+      <w:r>
+        <w:t xml:space="preserve"> </w:t>
+      </w:r>
+      <w:r>
+        <w:t>i</w:t>
+      </w:r>
+      <w:r>
+        <w:t xml:space="preserve">s </w:t>
+      </w:r>
+      <w:r>
+        <w:t>amazing.”</w:t>
+      </w:r>
+    </w:p>
+    <w:p>
+      <w:r>
+        <w:t xml:space="preserve">How rude. </w:t>
+      </w:r>
+      <w:r>
+        <w:t>I was</w:t>
+      </w:r>
+      <w:r>
+        <w:t xml:space="preserve"> only 57. Also, </w:t>
+      </w:r>
+      <w:r>
+        <w:t>wasn’t</w:t>
+      </w:r>
+      <w:r>
+        <w:t xml:space="preserve"> 1</w:t>
+      </w:r>
+      <w:r>
+        <w:t>21</w:t>
+      </w:r>
+      <w:r>
+        <w:t xml:space="preserve"> the absolute limit of human age? No one </w:t>
+      </w:r>
+      <w:r>
+        <w:t>had</w:t>
+      </w:r>
+      <w:r>
+        <w:t xml:space="preserve"> ever exceeded that to my knowledge.</w:t>
+      </w:r>
+    </w:p>
+    <w:p>
+      <w:r>
+        <w:t>I walk</w:t>
+      </w:r>
+      <w:r>
+        <w:t>ed</w:t>
+      </w:r>
+      <w:r>
+        <w:t xml:space="preserve"> away as the police and medics enter</w:t>
+      </w:r>
+      <w:r>
+        <w:t>ed</w:t>
+      </w:r>
+      <w:r>
+        <w:t xml:space="preserve">. </w:t>
+      </w:r>
+      <w:r>
+        <w:t>Unfortunately the cops ca</w:t>
+      </w:r>
+      <w:r>
+        <w:t>ug</w:t>
+      </w:r>
+      <w:r>
+        <w:t>h</w:t>
+      </w:r>
+      <w:r>
+        <w:t>t</w:t>
+      </w:r>
+      <w:r>
+        <w:t xml:space="preserve"> me and insist</w:t>
+      </w:r>
+      <w:r>
+        <w:t>ed</w:t>
+      </w:r>
+      <w:r>
+        <w:t xml:space="preserve"> on questioning me. It d</w:t>
+      </w:r>
+      <w:r>
+        <w:t>id</w:t>
+      </w:r>
+      <w:r>
+        <w:t xml:space="preserve">n’t help that the main evidence </w:t>
       </w:r>
       <w:r>
         <w:t>was</w:t>
       </w:r>
       <w:r>
-        <w:t xml:space="preserve"> a beautiful </w:t>
-      </w:r>
-      <w:r>
-        <w:t>young woman</w:t>
-      </w:r>
-      <w:r>
-        <w:t xml:space="preserve"> with </w:t>
-      </w:r>
-      <w:r>
-        <w:t xml:space="preserve">golden </w:t>
-      </w:r>
-      <w:r>
-        <w:t>blond hair</w:t>
-      </w:r>
-      <w:r>
-        <w:t xml:space="preserve"> like </w:t>
-      </w:r>
-      <w:r>
-        <w:t>sunshine,</w:t>
-      </w:r>
-      <w:r>
-        <w:t xml:space="preserve"> sparkling blue eyes</w:t>
-      </w:r>
-      <w:r>
-        <w:t xml:space="preserve">, </w:t>
-      </w:r>
-      <w:r>
-        <w:t>peaches and cream skin</w:t>
-      </w:r>
-      <w:r>
-        <w:t xml:space="preserve"> </w:t>
-      </w:r>
-      <w:r>
-        <w:t>and plump kissable cheeks</w:t>
-      </w:r>
-      <w:r>
-        <w:t>.</w:t>
-      </w:r>
-      <w:r>
-        <w:t xml:space="preserve"> She </w:t>
-      </w:r>
-      <w:r>
-        <w:t>was</w:t>
-      </w:r>
-      <w:r>
-        <w:t xml:space="preserve"> my height. That</w:t>
-      </w:r>
-      <w:r>
-        <w:t xml:space="preserve"> was</w:t>
-      </w:r>
-      <w:r>
-        <w:t xml:space="preserve"> surprising, since I</w:t>
-      </w:r>
-      <w:r>
-        <w:t xml:space="preserve"> was</w:t>
-      </w:r>
-      <w:r>
-        <w:t xml:space="preserve"> six foot, three inches tall.</w:t>
-      </w:r>
-    </w:p>
-    <w:p>
-      <w:r>
-        <w:t>I fel</w:t>
-      </w:r>
-      <w:r>
-        <w:t>t</w:t>
-      </w:r>
-      <w:r>
-        <w:t xml:space="preserve"> the urge to st</w:t>
-      </w:r>
-      <w:r>
-        <w:t>a</w:t>
-      </w:r>
-      <w:r>
-        <w:t>re</w:t>
-      </w:r>
-      <w:r>
-        <w:t xml:space="preserve"> at the young lady. </w:t>
-      </w:r>
-      <w:r>
-        <w:t>Was</w:t>
-      </w:r>
-      <w:r>
-        <w:t xml:space="preserve"> hair </w:t>
-      </w:r>
-      <w:r>
-        <w:t>that golden</w:t>
-      </w:r>
-      <w:r>
-        <w:t xml:space="preserve"> even possible? </w:t>
-      </w:r>
-      <w:r>
-        <w:t xml:space="preserve">Was that brilliant shade of blue even possible? </w:t>
-      </w:r>
-      <w:r>
-        <w:t>It</w:t>
-      </w:r>
-      <w:r>
-        <w:t xml:space="preserve"> </w:t>
-      </w:r>
-      <w:r>
-        <w:t>must</w:t>
-      </w:r>
-      <w:r>
-        <w:t xml:space="preserve"> </w:t>
-      </w:r>
-      <w:r>
-        <w:t>have been hair dye and contact lenses</w:t>
-      </w:r>
-      <w:r>
-        <w:t>. Either way, it complement</w:t>
+        <w:t xml:space="preserve"> gone.</w:t>
+      </w:r>
+    </w:p>
+    <w:p>
+      <w:r>
+        <w:t>The cops call</w:t>
       </w:r>
       <w:r>
         <w:t>ed</w:t>
       </w:r>
       <w:r>
-        <w:t xml:space="preserve"> the girl’s</w:t>
-      </w:r>
-      <w:r>
-        <w:t xml:space="preserve"> radiant face.</w:t>
-      </w:r>
-    </w:p>
-    <w:p>
-      <w:r>
-        <w:t xml:space="preserve">If this was an anime, then </w:t>
-      </w:r>
-      <w:r>
-        <w:t xml:space="preserve">she would </w:t>
-      </w:r>
-      <w:r>
-        <w:t xml:space="preserve">definitely </w:t>
-      </w:r>
-      <w:r>
-        <w:t>be</w:t>
-      </w:r>
-      <w:r>
-        <w:t xml:space="preserve"> an </w:t>
-      </w:r>
-      <w:r>
-        <w:t>alien</w:t>
-      </w:r>
-      <w:r>
-        <w:t xml:space="preserve"> princess in disguise.</w:t>
-      </w:r>
-    </w:p>
-    <w:p>
-      <w:r>
-        <w:t xml:space="preserve">But off course this </w:t>
-      </w:r>
-      <w:r>
-        <w:t>was</w:t>
-      </w:r>
-      <w:r>
-        <w:t xml:space="preserve"> real life. </w:t>
-      </w:r>
-      <w:r>
-        <w:t>Aliens and m</w:t>
-      </w:r>
-      <w:r>
-        <w:t>ythical races d</w:t>
+        <w:t xml:space="preserve"> in to the police station and </w:t>
+      </w:r>
+      <w:r>
+        <w:t>were</w:t>
+      </w:r>
+      <w:r>
+        <w:t xml:space="preserve"> told to drop the incident. Grumbling, the cops l</w:t>
+      </w:r>
+      <w:r>
+        <w:t>eft</w:t>
+      </w:r>
+      <w:r>
+        <w:t>, letting the medics tr</w:t>
+      </w:r>
+      <w:r>
+        <w:t>eat</w:t>
+      </w:r>
+      <w:r>
+        <w:t xml:space="preserve"> the wounded.</w:t>
+      </w:r>
+    </w:p>
+    <w:p>
+      <w:r>
+        <w:t>Sighing, I return</w:t>
+      </w:r>
+      <w:r>
+        <w:t>ed</w:t>
+      </w:r>
+      <w:r>
+        <w:t xml:space="preserve"> to my tent. My reputation </w:t>
+      </w:r>
+      <w:r>
+        <w:t>had</w:t>
+      </w:r>
+      <w:r>
+        <w:t xml:space="preserve"> increased, and I d</w:t>
       </w:r>
       <w:r>
         <w:t>id</w:t>
       </w:r>
       <w:r>
-        <w:t>n’t exist</w:t>
-      </w:r>
-      <w:r>
-        <w:t>,</w:t>
-      </w:r>
-      <w:r>
-        <w:t xml:space="preserve"> </w:t>
-      </w:r>
-      <w:r>
-        <w:t>b</w:t>
-      </w:r>
-      <w:r>
-        <w:t xml:space="preserve">ut neither </w:t>
-      </w:r>
-      <w:r>
-        <w:t>did</w:t>
-      </w:r>
-      <w:r>
-        <w:t xml:space="preserve"> people that attractive. No one comment</w:t>
-      </w:r>
-      <w:r>
-        <w:t>ed</w:t>
-      </w:r>
-      <w:r>
-        <w:t xml:space="preserve"> on their beauty for some unknown reason.</w:t>
-      </w:r>
-    </w:p>
-    <w:p>
-      <w:r>
-        <w:t>“Who killed the beast</w:t>
-      </w:r>
-      <w:r>
-        <w:t>?</w:t>
-      </w:r>
-      <w:r>
-        <w:t xml:space="preserve">” the </w:t>
-      </w:r>
-      <w:r>
-        <w:t>young man</w:t>
-      </w:r>
-      <w:r>
-        <w:t xml:space="preserve"> ask</w:t>
-      </w:r>
-      <w:r>
-        <w:t>ed</w:t>
-      </w:r>
-      <w:r>
-        <w:t>.</w:t>
-      </w:r>
-    </w:p>
-    <w:p>
-      <w:r>
-        <w:t xml:space="preserve">“The murder hobo,” </w:t>
-      </w:r>
-      <w:r>
-        <w:t>Hulda</w:t>
-      </w:r>
-      <w:r>
-        <w:t>, an</w:t>
-      </w:r>
-      <w:r>
-        <w:t xml:space="preserve"> </w:t>
-      </w:r>
-      <w:r>
-        <w:t xml:space="preserve">old </w:t>
-      </w:r>
-      <w:r>
-        <w:t xml:space="preserve">man </w:t>
-      </w:r>
-      <w:r>
-        <w:t xml:space="preserve">with false teeth </w:t>
-      </w:r>
-      <w:r>
-        <w:t>sa</w:t>
-      </w:r>
-      <w:r>
-        <w:t>id</w:t>
-      </w:r>
-      <w:r>
-        <w:t>,</w:t>
-      </w:r>
-      <w:r>
-        <w:t xml:space="preserve"> and point</w:t>
-      </w:r>
-      <w:r>
-        <w:t>ed</w:t>
-      </w:r>
-      <w:r>
-        <w:t xml:space="preserve"> at me</w:t>
-      </w:r>
-      <w:r>
-        <w:t>.</w:t>
-      </w:r>
-    </w:p>
-    <w:p>
-      <w:r>
-        <w:t>I grimace</w:t>
-      </w:r>
-      <w:r>
-        <w:t>d</w:t>
-      </w:r>
-      <w:r>
-        <w:t>,</w:t>
-      </w:r>
-      <w:r>
-        <w:t xml:space="preserve"> pick</w:t>
-      </w:r>
-      <w:r>
-        <w:t>ed</w:t>
-      </w:r>
-      <w:r>
-        <w:t xml:space="preserve"> up the crowbar and return</w:t>
-      </w:r>
-      <w:r>
-        <w:t>ed</w:t>
-      </w:r>
-      <w:r>
-        <w:t xml:space="preserve"> it to my backpack.</w:t>
-      </w:r>
-    </w:p>
-    <w:p>
-      <w:r>
-        <w:t>The boy look</w:t>
-      </w:r>
-      <w:r>
-        <w:t>ed</w:t>
-      </w:r>
-      <w:r>
-        <w:t xml:space="preserve"> at me in disgust and ask</w:t>
-      </w:r>
-      <w:r>
-        <w:t>ed</w:t>
-      </w:r>
-      <w:r>
-        <w:t>, “Did you pick up any loot?”</w:t>
-      </w:r>
-    </w:p>
-    <w:p>
-      <w:r>
-        <w:t>“</w:t>
-      </w:r>
-      <w:r>
-        <w:t>Harold, y</w:t>
-      </w:r>
-      <w:r>
-        <w:t>ou</w:t>
-      </w:r>
-      <w:r>
-        <w:t xml:space="preserve"> kn</w:t>
-      </w:r>
-      <w:r>
-        <w:t>o</w:t>
-      </w:r>
-      <w:r>
-        <w:t xml:space="preserve">w </w:t>
-      </w:r>
-      <w:r>
-        <w:t>you</w:t>
-      </w:r>
-      <w:r>
-        <w:t xml:space="preserve"> c</w:t>
-      </w:r>
-      <w:r>
-        <w:t>a</w:t>
-      </w:r>
-      <w:r>
-        <w:t xml:space="preserve">n’t </w:t>
-      </w:r>
-      <w:r>
-        <w:t>t</w:t>
-      </w:r>
-      <w:r>
-        <w:t>ake</w:t>
-      </w:r>
-      <w:r>
-        <w:t xml:space="preserve"> </w:t>
-      </w:r>
-      <w:r>
-        <w:t xml:space="preserve">the loot,” the </w:t>
-      </w:r>
-      <w:r>
-        <w:t>young lady</w:t>
-      </w:r>
-      <w:r>
-        <w:t xml:space="preserve"> </w:t>
-      </w:r>
-      <w:r>
-        <w:t>scold</w:t>
-      </w:r>
-      <w:r>
-        <w:t>ed</w:t>
-      </w:r>
-      <w:r>
-        <w:t xml:space="preserve"> </w:t>
-      </w:r>
-      <w:r>
-        <w:t>in a melodious but nasal tone</w:t>
-      </w:r>
-      <w:r>
-        <w:t>.</w:t>
-      </w:r>
-      <w:r>
-        <w:t xml:space="preserve"> “</w:t>
-      </w:r>
-      <w:r>
-        <w:t xml:space="preserve">It </w:t>
-      </w:r>
-      <w:r>
-        <w:t>i</w:t>
-      </w:r>
-      <w:r>
-        <w:t>s</w:t>
-      </w:r>
-      <w:r>
-        <w:t xml:space="preserve"> his by right of kill.”</w:t>
-      </w:r>
-    </w:p>
-    <w:p>
-      <w:r>
-        <w:lastRenderedPageBreak/>
-        <w:t>App</w:t>
-      </w:r>
-      <w:r>
-        <w:t>a</w:t>
-      </w:r>
-      <w:r>
-        <w:t>re</w:t>
-      </w:r>
-      <w:r>
-        <w:t xml:space="preserve">ntly my smell wasn’t appealing to the </w:t>
-      </w:r>
-      <w:r>
-        <w:t>woman</w:t>
-      </w:r>
-      <w:r>
-        <w:t xml:space="preserve">. </w:t>
-      </w:r>
-      <w:r>
-        <w:t xml:space="preserve">She was struggling not to gag. </w:t>
-      </w:r>
-      <w:r>
-        <w:t>I didn’t c</w:t>
-      </w:r>
-      <w:r>
-        <w:t>a</w:t>
-      </w:r>
-      <w:r>
-        <w:t>re</w:t>
-      </w:r>
-      <w:r>
-        <w:t>.</w:t>
-      </w:r>
-      <w:r>
-        <w:t xml:space="preserve"> Smell </w:t>
-      </w:r>
-      <w:r>
-        <w:t>was</w:t>
-      </w:r>
-      <w:r>
-        <w:t xml:space="preserve"> protection.</w:t>
-      </w:r>
-      <w:r>
-        <w:t xml:space="preserve"> It ke</w:t>
-      </w:r>
-      <w:r>
-        <w:t>p</w:t>
-      </w:r>
-      <w:r>
-        <w:t>t</w:t>
-      </w:r>
-      <w:r>
-        <w:t xml:space="preserve"> </w:t>
-      </w:r>
-      <w:r>
-        <w:t>me</w:t>
-      </w:r>
-      <w:r>
-        <w:t xml:space="preserve"> safe</w:t>
-      </w:r>
-      <w:r>
-        <w:t>;</w:t>
-      </w:r>
-      <w:r>
-        <w:t xml:space="preserve"> </w:t>
-      </w:r>
-      <w:r>
-        <w:t>t</w:t>
-      </w:r>
-      <w:r>
-        <w:t>hat and my reputation.</w:t>
-      </w:r>
-    </w:p>
-    <w:p>
-      <w:r>
-        <w:t>“The situation</w:t>
-      </w:r>
-      <w:r>
-        <w:t xml:space="preserve"> had </w:t>
-      </w:r>
-      <w:r>
-        <w:t xml:space="preserve">been resolved. </w:t>
-      </w:r>
-      <w:r>
-        <w:t xml:space="preserve">It </w:t>
-      </w:r>
-      <w:r>
-        <w:t>i</w:t>
-      </w:r>
-      <w:r>
-        <w:t>s</w:t>
-      </w:r>
-      <w:r>
-        <w:t xml:space="preserve"> time to leave,” the </w:t>
-      </w:r>
-      <w:r>
-        <w:t xml:space="preserve">woman </w:t>
-      </w:r>
-      <w:r>
-        <w:t>sa</w:t>
-      </w:r>
-      <w:r>
-        <w:t>id</w:t>
-      </w:r>
-      <w:r>
-        <w:t xml:space="preserve"> as sirens bl</w:t>
-      </w:r>
-      <w:r>
-        <w:t>a</w:t>
-      </w:r>
-      <w:r>
-        <w:t>re</w:t>
-      </w:r>
-      <w:r>
-        <w:t>d</w:t>
-      </w:r>
-      <w:r>
-        <w:t xml:space="preserve"> in the background. The ambulances ha</w:t>
-      </w:r>
-      <w:r>
-        <w:t>d</w:t>
-      </w:r>
-      <w:r>
-        <w:t xml:space="preserve"> arrived.</w:t>
-      </w:r>
-    </w:p>
-    <w:p>
-      <w:r>
-        <w:t xml:space="preserve">“Yes Princess Annie,” </w:t>
-      </w:r>
-      <w:r>
-        <w:t xml:space="preserve">Harold </w:t>
-      </w:r>
-      <w:r>
-        <w:t>said</w:t>
-      </w:r>
-      <w:r>
-        <w:t>, smiling</w:t>
-      </w:r>
-      <w:r>
-        <w:t>.</w:t>
-      </w:r>
-    </w:p>
-    <w:p>
-      <w:r>
-        <w:t xml:space="preserve">“Harold, I told you not to call me princess,” Annie </w:t>
-      </w:r>
-      <w:r>
-        <w:t>said</w:t>
-      </w:r>
-      <w:r>
-        <w:t>. “</w:t>
-      </w:r>
-      <w:r>
-        <w:t xml:space="preserve">I </w:t>
-      </w:r>
-      <w:r>
-        <w:t>am</w:t>
-      </w:r>
-      <w:r>
-        <w:t xml:space="preserve"> just </w:t>
-      </w:r>
-      <w:r>
-        <w:t>C</w:t>
-      </w:r>
-      <w:r>
-        <w:t>-</w:t>
-      </w:r>
-      <w:r>
-        <w:t>ranked, just</w:t>
-      </w:r>
-      <w:r>
-        <w:t xml:space="preserve"> liked </w:t>
-      </w:r>
-      <w:r>
-        <w:t>you.”</w:t>
-      </w:r>
-    </w:p>
-    <w:p>
-      <w:r>
-        <w:t>Harold just laughed, clearly teasing her.</w:t>
-      </w:r>
-    </w:p>
-    <w:p>
-      <w:r>
-        <w:t>As they walk</w:t>
-      </w:r>
-      <w:r>
-        <w:t>ed</w:t>
-      </w:r>
-      <w:r>
-        <w:t xml:space="preserve"> away, Harold whisper</w:t>
-      </w:r>
-      <w:r>
-        <w:t>ed</w:t>
-      </w:r>
-      <w:r>
-        <w:t>, “How old do you</w:t>
-      </w:r>
-      <w:r>
-        <w:t xml:space="preserve"> thought </w:t>
-      </w:r>
-      <w:r>
-        <w:t>th</w:t>
-      </w:r>
-      <w:r>
-        <w:t>at</w:t>
-      </w:r>
-      <w:r>
-        <w:t xml:space="preserve"> </w:t>
-      </w:r>
-      <w:r>
-        <w:t>dude</w:t>
-      </w:r>
-      <w:r>
-        <w:t xml:space="preserve"> is</w:t>
-      </w:r>
-      <w:r>
-        <w:t>,</w:t>
-      </w:r>
-      <w:r>
-        <w:t xml:space="preserve"> 80, 90?”</w:t>
-      </w:r>
-    </w:p>
-    <w:p>
-      <w:r>
-        <w:t xml:space="preserve">“Probably at least 150,” Annie </w:t>
-      </w:r>
-      <w:r>
-        <w:t>said</w:t>
-      </w:r>
-      <w:r>
-        <w:t>. “For an uninitiated human, that</w:t>
-      </w:r>
-      <w:r>
-        <w:t xml:space="preserve"> </w:t>
-      </w:r>
-      <w:r>
-        <w:t>i</w:t>
-      </w:r>
-      <w:r>
-        <w:t xml:space="preserve">s </w:t>
-      </w:r>
-      <w:r>
-        <w:t>amazing.”</w:t>
-      </w:r>
-    </w:p>
-    <w:p>
-      <w:r>
-        <w:t xml:space="preserve">How rude. </w:t>
-      </w:r>
-      <w:r>
-        <w:t>I was</w:t>
-      </w:r>
-      <w:r>
-        <w:t xml:space="preserve"> only 57. Also, </w:t>
-      </w:r>
-      <w:r>
-        <w:t>wasn’t</w:t>
-      </w:r>
-      <w:r>
-        <w:t xml:space="preserve"> 1</w:t>
-      </w:r>
-      <w:r>
-        <w:t>21</w:t>
-      </w:r>
-      <w:r>
-        <w:t xml:space="preserve"> the absolute limit of human age? No one </w:t>
-      </w:r>
-      <w:r>
-        <w:t>had</w:t>
-      </w:r>
-      <w:r>
-        <w:t xml:space="preserve"> ever exceeded that to my knowledge.</w:t>
-      </w:r>
-    </w:p>
-    <w:p>
-      <w:r>
-        <w:t>I walk</w:t>
-      </w:r>
-      <w:r>
-        <w:t>ed</w:t>
-      </w:r>
-      <w:r>
-        <w:t xml:space="preserve"> away as the police and medics enter</w:t>
-      </w:r>
-      <w:r>
-        <w:t>ed</w:t>
-      </w:r>
-      <w:r>
-        <w:t xml:space="preserve">. </w:t>
-      </w:r>
-      <w:r>
-        <w:t>Unfortunately the cops ca</w:t>
-      </w:r>
-      <w:r>
-        <w:t>ug</w:t>
-      </w:r>
-      <w:r>
-        <w:t>h</w:t>
-      </w:r>
-      <w:r>
-        <w:t>t</w:t>
-      </w:r>
-      <w:r>
-        <w:t xml:space="preserve"> me and insist</w:t>
-      </w:r>
-      <w:r>
-        <w:t>ed</w:t>
-      </w:r>
-      <w:r>
-        <w:t xml:space="preserve"> on questioning me. It d</w:t>
-      </w:r>
-      <w:r>
-        <w:t>id</w:t>
-      </w:r>
-      <w:r>
-        <w:t xml:space="preserve">n’t help that the main evidence </w:t>
-      </w:r>
-      <w:r>
-        <w:t>was</w:t>
-      </w:r>
-      <w:r>
-        <w:t xml:space="preserve"> gone.</w:t>
-      </w:r>
-    </w:p>
-    <w:p>
-      <w:r>
-        <w:t>The cops call</w:t>
-      </w:r>
-      <w:r>
-        <w:t>ed</w:t>
-      </w:r>
-      <w:r>
-        <w:t xml:space="preserve"> in to the police station and </w:t>
-      </w:r>
-      <w:r>
-        <w:t>were</w:t>
-      </w:r>
-      <w:r>
-        <w:t xml:space="preserve"> told to drop the incident. Grumbling, the cops l</w:t>
-      </w:r>
-      <w:r>
-        <w:t>eft</w:t>
-      </w:r>
-      <w:r>
-        <w:t>, letting the medics tr</w:t>
-      </w:r>
-      <w:r>
-        <w:t>eat</w:t>
-      </w:r>
-      <w:r>
-        <w:t xml:space="preserve"> the wounded.</w:t>
-      </w:r>
-    </w:p>
-    <w:p>
-      <w:r>
-        <w:t>Sighing, I return</w:t>
-      </w:r>
-      <w:r>
-        <w:t>ed</w:t>
-      </w:r>
-      <w:r>
-        <w:t xml:space="preserve"> to my tent. My reputation </w:t>
-      </w:r>
-      <w:r>
-        <w:t>had</w:t>
-      </w:r>
-      <w:r>
-        <w:t xml:space="preserve"> increased, and I d</w:t>
-      </w:r>
-      <w:r>
-        <w:t>id</w:t>
-      </w:r>
-      <w:r>
         <w:t>n’t</w:t>
       </w:r>
       <w:r>
-        <w:t xml:space="preserve"> liked </w:t>
+        <w:t xml:space="preserve"> </w:t>
+      </w:r>
+      <w:proofErr w:type="gramStart"/>
+      <w:r>
+        <w:t>liked</w:t>
+      </w:r>
+      <w:proofErr w:type="gramEnd"/>
+      <w:r>
+        <w:t xml:space="preserve"> </w:t>
       </w:r>
       <w:r>
         <w:t>it.</w:t>
@@ -3204,6 +3233,9 @@
       <w:r>
         <w:t>.</w:t>
       </w:r>
+      <w:r>
+        <w:t xml:space="preserve"> Remembering I had work gloves, I put them on.</w:t>
+      </w:r>
     </w:p>
     <w:p>
       <w:r>
@@ -3334,10 +3366,10 @@
     </w:p>
     <w:p>
       <w:r>
-        <w:t>Without warning</w:t>
-      </w:r>
-      <w:r>
-        <w:t xml:space="preserve"> the tunnel </w:t>
+        <w:t>T</w:t>
+      </w:r>
+      <w:r>
+        <w:t xml:space="preserve">he tunnel </w:t>
       </w:r>
       <w:r>
         <w:t>steepened</w:t>
@@ -3386,13 +3418,13 @@
         <w:t>ed</w:t>
       </w:r>
       <w:r>
-        <w:t xml:space="preserve"> and I f</w:t>
-      </w:r>
-      <w:r>
-        <w:t>ou</w:t>
-      </w:r>
-      <w:r>
-        <w:t>nd myself in freefall.</w:t>
+        <w:t xml:space="preserve"> and I </w:t>
+      </w:r>
+      <w:r>
+        <w:t>plunged into a black abyss</w:t>
+      </w:r>
+      <w:r>
+        <w:t>.</w:t>
       </w:r>
     </w:p>
     <w:p>
@@ -3834,220 +3866,195 @@
     </w:p>
     <w:p>
       <w:r>
-        <w:t>Th</w:t>
+        <w:t>Again that perception that defied understanding showed me something that made no sense. How was I perceiving that message from who knew where?</w:t>
+      </w:r>
+    </w:p>
+    <w:p>
+      <w:r>
+        <w:t>What did</w:t>
+      </w:r>
+      <w:r>
+        <w:t xml:space="preserve"> percentage mean</w:t>
+      </w:r>
+      <w:r>
+        <w:t>t</w:t>
+      </w:r>
+      <w:r>
+        <w:t>?</w:t>
+      </w:r>
+      <w:r>
+        <w:t xml:space="preserve"> That didn’t happen before.</w:t>
+      </w:r>
+    </w:p>
+    <w:p>
+      <w:r>
+        <w:t>An arm bracer and copper coins b</w:t>
+      </w:r>
+      <w:r>
+        <w:t>esides the rat. I pick</w:t>
+      </w:r>
+      <w:r>
+        <w:t>ed</w:t>
+      </w:r>
+      <w:r>
+        <w:t xml:space="preserve"> </w:t>
+      </w:r>
+      <w:r>
+        <w:t>up</w:t>
+      </w:r>
+      <w:r>
+        <w:t xml:space="preserve"> the</w:t>
+      </w:r>
+      <w:r>
+        <w:t xml:space="preserve"> looted </w:t>
+      </w:r>
+      <w:r>
+        <w:t>and the rat disappe</w:t>
+      </w:r>
+      <w:r>
+        <w:t>ar</w:t>
       </w:r>
       <w:r>
         <w:t>e</w:t>
       </w:r>
       <w:r>
-        <w:t xml:space="preserve"> message startle</w:t>
-      </w:r>
-      <w:r>
         <w:t>d</w:t>
       </w:r>
       <w:r>
-        <w:t xml:space="preserve"> me and slightly blunt</w:t>
+        <w:t xml:space="preserve"> as before.</w:t>
+      </w:r>
+    </w:p>
+    <w:p>
+      <w:r>
+        <w:t>Again, what the fuck?</w:t>
+      </w:r>
+    </w:p>
+    <w:p>
+      <w:r>
+        <w:lastRenderedPageBreak/>
+        <w:t>Was</w:t>
+      </w:r>
+      <w:r>
+        <w:t xml:space="preserve"> I hallucinating? </w:t>
+      </w:r>
+      <w:r>
+        <w:t>Had</w:t>
+      </w:r>
+      <w:r>
+        <w:t xml:space="preserve"> I finally go</w:t>
+      </w:r>
+      <w:r>
+        <w:t>ne</w:t>
+      </w:r>
+      <w:r>
+        <w:t xml:space="preserve"> mad?</w:t>
+      </w:r>
+      <w:r>
+        <w:t xml:space="preserve"> If this</w:t>
+      </w:r>
+      <w:r>
+        <w:t xml:space="preserve"> was </w:t>
+      </w:r>
+      <w:r>
+        <w:t xml:space="preserve">a </w:t>
+      </w:r>
+      <w:r>
+        <w:t>nightm</w:t>
+      </w:r>
+      <w:r>
+        <w:t>a</w:t>
+      </w:r>
+      <w:r>
+        <w:t>re</w:t>
+      </w:r>
+      <w:r>
+        <w:t>, c</w:t>
+      </w:r>
+      <w:r>
+        <w:t>ould</w:t>
+      </w:r>
+      <w:r>
+        <w:t xml:space="preserve"> I wake up?</w:t>
+      </w:r>
+    </w:p>
+    <w:p>
+      <w:r>
+        <w:t>Memories of me in the trenches flood</w:t>
       </w:r>
       <w:r>
         <w:t>ed</w:t>
       </w:r>
       <w:r>
-        <w:t xml:space="preserve"> my panic. Idly I wonder</w:t>
+        <w:t xml:space="preserve"> me. I d</w:t>
+      </w:r>
+      <w:r>
+        <w:t>id</w:t>
+      </w:r>
+      <w:r>
+        <w:t>n’t</w:t>
+      </w:r>
+      <w:r>
+        <w:t xml:space="preserve"> liked </w:t>
+      </w:r>
+      <w:r>
+        <w:t>it. I ha</w:t>
+      </w:r>
+      <w:r>
+        <w:t>d</w:t>
+      </w:r>
+      <w:r>
+        <w:t xml:space="preserve"> no choice but to push on.</w:t>
+      </w:r>
+    </w:p>
+    <w:p>
+      <w:r>
+        <w:t xml:space="preserve">I </w:t>
+      </w:r>
+      <w:r>
+        <w:t>focused</w:t>
+      </w:r>
+      <w:r>
+        <w:t xml:space="preserve"> on my </w:t>
+      </w:r>
+      <w:r>
+        <w:t>breathing</w:t>
+      </w:r>
+      <w:r>
+        <w:t xml:space="preserve"> and push</w:t>
       </w:r>
       <w:r>
         <w:t>ed</w:t>
       </w:r>
       <w:r>
-        <w:t xml:space="preserve"> what the percentage message mean</w:t>
-      </w:r>
-      <w:r>
-        <w:t>t</w:t>
-      </w:r>
-      <w:r>
-        <w:t>.</w:t>
-      </w:r>
-      <w:r>
-        <w:t xml:space="preserve"> That didn’t happen before.</w:t>
-      </w:r>
-    </w:p>
-    <w:p>
-      <w:r>
-        <w:t>Besides the rat appe</w:t>
-      </w:r>
-      <w:r>
-        <w:t>ar</w:t>
-      </w:r>
-      <w:r>
-        <w:t>e</w:t>
+        <w:t xml:space="preserve"> the fear down until it no longer </w:t>
+      </w:r>
+      <w:r>
+        <w:t>controlled</w:t>
+      </w:r>
+      <w:r>
+        <w:t xml:space="preserve"> me.</w:t>
+      </w:r>
+      <w:r>
+        <w:t xml:space="preserve"> I ha</w:t>
       </w:r>
       <w:r>
         <w:t>d</w:t>
       </w:r>
       <w:r>
-        <w:t xml:space="preserve"> an arm bracer and copper coins. I pick</w:t>
+        <w:t xml:space="preserve"> years of practice.</w:t>
+      </w:r>
+    </w:p>
+    <w:p>
+      <w:r>
+        <w:t xml:space="preserve">On shore </w:t>
+      </w:r>
+      <w:r>
+        <w:t>I open</w:t>
       </w:r>
       <w:r>
         <w:t>ed</w:t>
       </w:r>
       <w:r>
-        <w:t xml:space="preserve"> </w:t>
-      </w:r>
-      <w:r>
-        <w:t>up</w:t>
-      </w:r>
-      <w:r>
-        <w:t xml:space="preserve"> the</w:t>
-      </w:r>
-      <w:r>
-        <w:t xml:space="preserve"> looted </w:t>
-      </w:r>
-      <w:r>
-        <w:t>and the rat disappe</w:t>
-      </w:r>
-      <w:r>
-        <w:t>ar</w:t>
-      </w:r>
-      <w:r>
-        <w:t>e</w:t>
-      </w:r>
-      <w:r>
-        <w:t>d</w:t>
-      </w:r>
-      <w:r>
-        <w:t xml:space="preserve"> as before.</w:t>
-      </w:r>
-    </w:p>
-    <w:p>
-      <w:r>
-        <w:t>Again, what the fuck?</w:t>
-      </w:r>
-    </w:p>
-    <w:p>
-      <w:r>
-        <w:t>Was</w:t>
-      </w:r>
-      <w:r>
-        <w:t xml:space="preserve"> I hallucinating? </w:t>
-      </w:r>
-      <w:r>
-        <w:t>Had</w:t>
-      </w:r>
-      <w:r>
-        <w:t xml:space="preserve"> I finally go</w:t>
-      </w:r>
-      <w:r>
-        <w:t>ne</w:t>
-      </w:r>
-      <w:r>
-        <w:t xml:space="preserve"> mad?</w:t>
-      </w:r>
-      <w:r>
-        <w:t xml:space="preserve"> If this</w:t>
-      </w:r>
-      <w:r>
-        <w:t xml:space="preserve"> was </w:t>
-      </w:r>
-      <w:r>
-        <w:t xml:space="preserve">a </w:t>
-      </w:r>
-      <w:r>
-        <w:t>nightm</w:t>
-      </w:r>
-      <w:r>
-        <w:t>a</w:t>
-      </w:r>
-      <w:r>
-        <w:t>re</w:t>
-      </w:r>
-      <w:r>
-        <w:t>, c</w:t>
-      </w:r>
-      <w:r>
-        <w:t>ould</w:t>
-      </w:r>
-      <w:r>
-        <w:t xml:space="preserve"> I wake up?</w:t>
-      </w:r>
-    </w:p>
-    <w:p>
-      <w:r>
-        <w:lastRenderedPageBreak/>
-        <w:t>Memories of me in the trenches flood</w:t>
-      </w:r>
-      <w:r>
-        <w:t>ed</w:t>
-      </w:r>
-      <w:r>
-        <w:t xml:space="preserve"> me. I d</w:t>
-      </w:r>
-      <w:r>
-        <w:t>id</w:t>
-      </w:r>
-      <w:r>
-        <w:t>n’t</w:t>
-      </w:r>
-      <w:r>
-        <w:t xml:space="preserve"> liked </w:t>
-      </w:r>
-      <w:r>
-        <w:t>it. I ha</w:t>
-      </w:r>
-      <w:r>
-        <w:t>d</w:t>
-      </w:r>
-      <w:r>
-        <w:t xml:space="preserve"> no choice but to push on.</w:t>
-      </w:r>
-    </w:p>
-    <w:p>
-      <w:r>
-        <w:t xml:space="preserve">I </w:t>
-      </w:r>
-      <w:r>
-        <w:t>focused</w:t>
-      </w:r>
-      <w:r>
-        <w:t xml:space="preserve"> on my </w:t>
-      </w:r>
-      <w:r>
-        <w:t>breathing</w:t>
-      </w:r>
-      <w:r>
-        <w:t xml:space="preserve"> and push</w:t>
-      </w:r>
-      <w:r>
-        <w:t>ed</w:t>
-      </w:r>
-      <w:r>
-        <w:t xml:space="preserve"> the fear down until it no longer </w:t>
-      </w:r>
-      <w:r>
-        <w:t>controlled</w:t>
-      </w:r>
-      <w:r>
-        <w:t xml:space="preserve"> me.</w:t>
-      </w:r>
-      <w:r>
-        <w:t xml:space="preserve"> I ha</w:t>
-      </w:r>
-      <w:r>
-        <w:t>d</w:t>
-      </w:r>
-      <w:r>
-        <w:t xml:space="preserve"> years of practice.</w:t>
-      </w:r>
-    </w:p>
-    <w:p>
-      <w:r>
-        <w:t xml:space="preserve">On shore </w:t>
-      </w:r>
-      <w:r>
-        <w:t>I open</w:t>
-      </w:r>
-      <w:r>
-        <w:t>ed</w:t>
-      </w:r>
-      <w:r>
         <w:t xml:space="preserve"> my </w:t>
       </w:r>
       <w:r>
@@ -4067,6 +4074,9 @@
       </w:r>
       <w:r>
         <w:t>plastic bags.</w:t>
+      </w:r>
+      <w:r>
+        <w:t>&lt;&gt;</w:t>
       </w:r>
     </w:p>
     <w:p>
@@ -23233,7 +23243,7 @@
         <w:rPr>
           <w:rStyle w:val="FootnoteReference"/>
         </w:rPr>
-        <w:footnoteReference w:id="1"/>
+        <w:footnoteReference w:id="2"/>
       </w:r>
       <w:r>
         <w:t xml:space="preserve"> but the common term</w:t>
@@ -23517,7 +23527,7 @@
           <w:rStyle w:val="FootnoteReference"/>
           <w:lang w:val="la-Latn"/>
         </w:rPr>
-        <w:footnoteReference w:id="2"/>
+        <w:footnoteReference w:id="3"/>
       </w:r>
       <w:r>
         <w:rPr>
@@ -39721,14 +39731,42 @@
     </w:p>
     <w:p>
       <w:r>
-        <w:t>“It’s amazing how different the architecture is here,” I said. “I haven’t been this excited in decades.”</w:t>
-      </w:r>
-    </w:p>
-    <w:p>
-      <w:r>
-        <w:t>The trip back was ineventful</w:t>
-      </w:r>
-    </w:p>
+        <w:t>“It’s amazing how different the architecture is here,” I said. “I haven’</w:t>
+      </w:r>
+      <w:r>
+        <w:t>t been this excited in decades.</w:t>
+      </w:r>
+    </w:p>
+    <w:p>
+      <w:r>
+        <w:t>“Here’s something to think about,” I said. “A giant rat monster attacked a group of people and I killed it. The cops came and tried to question me. Their higher-ups told them to drop the subject.”</w:t>
+      </w:r>
+    </w:p>
+    <w:p>
+      <w:r>
+        <w:t>“So the authorities knew,” Quan Li said.</w:t>
+      </w:r>
+    </w:p>
+    <w:p>
+      <w:r>
+        <w:t xml:space="preserve">We stepped out of the transport and </w:t>
+      </w:r>
+      <w:r>
+        <w:t>entered an ornate building - ornate as compared to Earth building. It was average here.</w:t>
+      </w:r>
+    </w:p>
+    <w:p>
+      <w:r>
+        <w:t>“When was that?” Julia asked.</w:t>
+      </w:r>
+    </w:p>
+    <w:p>
+      <w:r>
+        <w:t>“Before I was awakened,” I replied. “That was my first monster.”</w:t>
+      </w:r>
+    </w:p>
+    <w:p/>
+    <w:p/>
     <w:p/>
     <w:p/>
     <w:sectPr>
@@ -39818,7 +39856,7 @@
             <w:rPr>
               <w:noProof/>
             </w:rPr>
-            <w:t>4</w:t>
+            <w:t>10</w:t>
           </w:r>
         </w:fldSimple>
       </w:p>
@@ -39848,7 +39886,7 @@
             <w:rPr>
               <w:noProof/>
             </w:rPr>
-            <w:t>5</w:t>
+            <w:t>9</w:t>
           </w:r>
         </w:fldSimple>
       </w:p>
@@ -39893,6 +39931,22 @@
     <w:p>
       <w:pPr>
         <w:pStyle w:val="FootnoteText"/>
+      </w:pPr>
+      <w:r>
+        <w:rPr>
+          <w:rStyle w:val="FootnoteReference"/>
+        </w:rPr>
+        <w:footnoteRef/>
+      </w:r>
+      <w:r>
+        <w:t xml:space="preserve"> Emergency number in EU countries, including England</w:t>
+      </w:r>
+    </w:p>
+  </w:footnote>
+  <w:footnote w:id="2">
+    <w:p>
+      <w:pPr>
+        <w:pStyle w:val="FootnoteText"/>
         <w:rPr>
           <w:lang w:val="en-CA"/>
         </w:rPr>
@@ -39914,7 +39968,7 @@
       </w:r>
     </w:p>
   </w:footnote>
-  <w:footnote w:id="2">
+  <w:footnote w:id="3">
     <w:p>
       <w:pPr>
         <w:pStyle w:val="FootnoteText"/>
@@ -42107,7 +42161,7 @@
 </file>
 
 <file path=customXml/itemProps1.xml><?xml version="1.0" encoding="utf-8"?>
-<ds:datastoreItem xmlns:ds="http://schemas.openxmlformats.org/officeDocument/2006/customXml" ds:itemID="{BF387B12-2160-4381-9473-EAA29B4E15C5}">
+<ds:datastoreItem xmlns:ds="http://schemas.openxmlformats.org/officeDocument/2006/customXml" ds:itemID="{AE66F525-20B3-4DD9-9629-FFD066735679}">
   <ds:schemaRefs>
     <ds:schemaRef ds:uri="http://schemas.openxmlformats.org/officeDocument/2006/bibliography"/>
   </ds:schemaRefs>

--- a/Books/RPG_Books/ThePrincessAndTheMurderHobo/Book_ThePrincessAndTheMurderHobo.docx
+++ b/Books/RPG_Books/ThePrincessAndTheMurderHobo/Book_ThePrincessAndTheMurderHobo.docx
@@ -2809,15 +2809,7 @@
         <w:t>n’t</w:t>
       </w:r>
       <w:r>
-        <w:t xml:space="preserve"> </w:t>
-      </w:r>
-      <w:proofErr w:type="gramStart"/>
-      <w:r>
-        <w:t>liked</w:t>
-      </w:r>
-      <w:proofErr w:type="gramEnd"/>
-      <w:r>
-        <w:t xml:space="preserve"> </w:t>
+        <w:t xml:space="preserve"> like </w:t>
       </w:r>
       <w:r>
         <w:t>it.</w:t>
@@ -3024,7 +3016,7 @@
     </w:p>
     <w:p>
       <w:r>
-        <w:t>Just then, m</w:t>
+        <w:t>M</w:t>
       </w:r>
       <w:r>
         <w:t>y battery indicator notifie</w:t>
@@ -3138,7 +3130,10 @@
         <w:t xml:space="preserve"> to</w:t>
       </w:r>
       <w:r>
-        <w:t xml:space="preserve"> had </w:t>
+        <w:t xml:space="preserve"> have</w:t>
+      </w:r>
+      <w:r>
+        <w:t xml:space="preserve"> </w:t>
       </w:r>
       <w:r>
         <w:t>been bitten clean through. Who or what could</w:t>
@@ -3252,16 +3247,10 @@
         <w:t>burrow</w:t>
       </w:r>
       <w:r>
-        <w:t xml:space="preserve"> downwards. </w:t>
-      </w:r>
-      <w:r>
-        <w:t>A short distance later</w:t>
-      </w:r>
-      <w:r>
-        <w:t xml:space="preserve"> I enter</w:t>
-      </w:r>
-      <w:r>
-        <w:t>ed</w:t>
+        <w:t xml:space="preserve"> downwards</w:t>
+      </w:r>
+      <w:r>
+        <w:t xml:space="preserve"> and entered</w:t>
       </w:r>
       <w:r>
         <w:t xml:space="preserve"> a cavern filled with bones. Did the authorities</w:t>
@@ -3806,7 +3795,7 @@
         <w:t>ed</w:t>
       </w:r>
       <w:r>
-        <w:t xml:space="preserve"> and I swiftly stab</w:t>
+        <w:t xml:space="preserve"> and I stab</w:t>
       </w:r>
       <w:r>
         <w:t>bed</w:t>
@@ -3888,10 +3877,16 @@
     </w:p>
     <w:p>
       <w:r>
-        <w:t>An arm bracer and copper coins b</w:t>
-      </w:r>
-      <w:r>
-        <w:t>esides the rat. I pick</w:t>
+        <w:t xml:space="preserve">An arm bracer and copper coins </w:t>
+      </w:r>
+      <w:r>
+        <w:t xml:space="preserve">appeared </w:t>
+      </w:r>
+      <w:r>
+        <w:t>b</w:t>
+      </w:r>
+      <w:r>
+        <w:t>eside the rat. I pick</w:t>
       </w:r>
       <w:r>
         <w:t>ed</w:t>
@@ -3906,7 +3901,7 @@
         <w:t xml:space="preserve"> the</w:t>
       </w:r>
       <w:r>
-        <w:t xml:space="preserve"> looted </w:t>
+        <w:t xml:space="preserve"> loot </w:t>
       </w:r>
       <w:r>
         <w:t>and the rat disappe</w:t>
@@ -4076,7 +4071,7 @@
         <w:t>plastic bags.</w:t>
       </w:r>
       <w:r>
-        <w:t>&lt;&gt;</w:t>
+        <w:t xml:space="preserve"> My laptop was dry.</w:t>
       </w:r>
     </w:p>
     <w:p>
@@ -4316,6 +4311,10 @@
     </w:p>
     <w:p>
       <w:r>
+        <w:lastRenderedPageBreak/>
+        <w:t xml:space="preserve">I decided to accept the madness of the message and focus on what it said. </w:t>
+      </w:r>
+      <w:r>
         <w:t>Was</w:t>
       </w:r>
       <w:r>
@@ -4330,73 +4329,384 @@
     </w:p>
     <w:p>
       <w:r>
+        <w:t xml:space="preserve">Maybe I should call myself Alice, since I definitely fell </w:t>
+      </w:r>
+      <w:r>
+        <w:t>down the preverbal rabbit hole.</w:t>
+      </w:r>
+      <w:r>
+        <w:t xml:space="preserve"> Or </w:t>
+      </w:r>
+      <w:r>
+        <w:t>was</w:t>
+      </w:r>
+      <w:r>
+        <w:t xml:space="preserve"> it a rat hole? If </w:t>
+      </w:r>
+      <w:r>
+        <w:t>so,</w:t>
+      </w:r>
+      <w:r>
+        <w:t xml:space="preserve"> I choose rabbits, even if they </w:t>
+      </w:r>
+      <w:r>
+        <w:t>had</w:t>
+      </w:r>
+      <w:r>
+        <w:t xml:space="preserve"> psychotic hatters</w:t>
+      </w:r>
+      <w:r>
+        <w:t xml:space="preserve"> as companions</w:t>
+      </w:r>
+      <w:r>
+        <w:t>.</w:t>
+      </w:r>
+    </w:p>
+    <w:p>
+      <w:r>
+        <w:t>The</w:t>
+      </w:r>
+      <w:r>
+        <w:t xml:space="preserve"> loot </w:t>
+      </w:r>
+      <w:r>
+        <w:t>this time consist</w:t>
+      </w:r>
+      <w:r>
+        <w:t>ed</w:t>
+      </w:r>
+      <w:r>
+        <w:t xml:space="preserve"> of another knife and more coins.</w:t>
+      </w:r>
+    </w:p>
+    <w:p>
+      <w:r>
+        <w:t xml:space="preserve">I proceed on. And again </w:t>
+      </w:r>
+      <w:r>
+        <w:t xml:space="preserve">I </w:t>
+      </w:r>
+      <w:r>
+        <w:t>me</w:t>
+      </w:r>
+      <w:r>
+        <w:t>t another rat.</w:t>
+      </w:r>
+    </w:p>
+    <w:p>
+      <w:r>
+        <w:t>I</w:t>
+      </w:r>
+      <w:r>
+        <w:t xml:space="preserve"> was</w:t>
+      </w:r>
+      <w:r>
+        <w:t xml:space="preserve"> </w:t>
+      </w:r>
+      <w:r>
+        <w:t>getting</w:t>
+      </w:r>
+      <w:r>
+        <w:t xml:space="preserve"> sick of this </w:t>
+      </w:r>
+      <w:r>
+        <w:t>placed</w:t>
+      </w:r>
+      <w:r>
+        <w:t xml:space="preserve">. The </w:t>
+      </w:r>
+      <w:r>
+        <w:t>adrenaline</w:t>
+      </w:r>
+      <w:r>
+        <w:t xml:space="preserve"> </w:t>
+      </w:r>
+      <w:r>
+        <w:t>was</w:t>
+      </w:r>
+      <w:r>
+        <w:t xml:space="preserve"> making me nauseous and I crave</w:t>
+      </w:r>
+      <w:r>
+        <w:t>d</w:t>
+      </w:r>
+      <w:r>
+        <w:t xml:space="preserve"> crawling into bed.</w:t>
+      </w:r>
+    </w:p>
+    <w:p>
+      <w:r>
+        <w:t xml:space="preserve">The only good news </w:t>
+      </w:r>
+      <w:r>
+        <w:t>was</w:t>
+      </w:r>
+      <w:r>
+        <w:t xml:space="preserve"> the</w:t>
+      </w:r>
+      <w:r>
+        <w:t xml:space="preserve"> rats</w:t>
+      </w:r>
+      <w:r>
+        <w:t xml:space="preserve"> </w:t>
+      </w:r>
+      <w:r>
+        <w:t>we</w:t>
+      </w:r>
+      <w:r>
+        <w:t>re</w:t>
+      </w:r>
+      <w:r>
+        <w:t xml:space="preserve"> only attacking one at a time.</w:t>
+      </w:r>
+      <w:r>
+        <w:t xml:space="preserve"> On the other hand, it</w:t>
+      </w:r>
+      <w:r>
+        <w:t xml:space="preserve"> was</w:t>
+      </w:r>
+      <w:r>
+        <w:t xml:space="preserve"> even more nerve wracking when they d</w:t>
+      </w:r>
+      <w:r>
+        <w:t>id</w:t>
+      </w:r>
+      <w:r>
+        <w:t>n’t attack, since I</w:t>
+      </w:r>
+      <w:r>
+        <w:t xml:space="preserve"> knew </w:t>
+      </w:r>
+      <w:r>
+        <w:t xml:space="preserve">they </w:t>
+      </w:r>
+      <w:r>
+        <w:t>we</w:t>
+      </w:r>
+      <w:r>
+        <w:t xml:space="preserve">re lurking in the </w:t>
+      </w:r>
+      <w:r>
+        <w:t>blackness</w:t>
+      </w:r>
+      <w:r>
+        <w:t>,</w:t>
+      </w:r>
+      <w:r>
+        <w:t xml:space="preserve"> </w:t>
+      </w:r>
+      <w:r>
+        <w:t>w</w:t>
+      </w:r>
+      <w:r>
+        <w:t>aiting…</w:t>
+      </w:r>
+    </w:p>
+    <w:p>
+      <w:r>
+        <w:t xml:space="preserve">After </w:t>
+      </w:r>
+      <w:r>
+        <w:t>endless wandering and plenty of</w:t>
+      </w:r>
+      <w:r>
+        <w:t xml:space="preserve"> rat attacks</w:t>
+      </w:r>
+      <w:r>
+        <w:t xml:space="preserve">, initialization </w:t>
+      </w:r>
+      <w:r>
+        <w:t>was</w:t>
+      </w:r>
+      <w:r>
+        <w:t xml:space="preserve"> now at </w:t>
+      </w:r>
+      <w:r>
+        <w:t>9</w:t>
+      </w:r>
+      <w:r>
+        <w:t>8</w:t>
+      </w:r>
+      <w:r>
+        <w:t>%.</w:t>
+      </w:r>
+    </w:p>
+    <w:p>
+      <w:r>
+        <w:t>I stop</w:t>
+      </w:r>
+      <w:r>
+        <w:t>ped</w:t>
+      </w:r>
+      <w:r>
+        <w:t xml:space="preserve"> and </w:t>
+      </w:r>
+      <w:r>
+        <w:t>ate</w:t>
+      </w:r>
+      <w:r>
+        <w:t xml:space="preserve"> a granola bar. My rest </w:t>
+      </w:r>
+      <w:r>
+        <w:t>was</w:t>
+      </w:r>
+      <w:r>
+        <w:t xml:space="preserve"> cut short. This time I face</w:t>
+      </w:r>
+      <w:r>
+        <w:t>d</w:t>
+      </w:r>
+      <w:r>
+        <w:t xml:space="preserve"> two rats. Oh gr</w:t>
+      </w:r>
+      <w:r>
+        <w:t>eat</w:t>
+      </w:r>
+      <w:r>
+        <w:t xml:space="preserve">. At least my back </w:t>
+      </w:r>
+      <w:r>
+        <w:t>was</w:t>
+      </w:r>
+      <w:r>
+        <w:t xml:space="preserve"> to the wall so they c</w:t>
+      </w:r>
+      <w:r>
+        <w:t>ould</w:t>
+      </w:r>
+      <w:r>
+        <w:t>n’t blindside me.</w:t>
+      </w:r>
+    </w:p>
+    <w:p>
+      <w:r>
+        <w:t xml:space="preserve">The good news </w:t>
+      </w:r>
+      <w:r>
+        <w:t>was</w:t>
+      </w:r>
+      <w:r>
+        <w:t xml:space="preserve"> I</w:t>
+      </w:r>
+      <w:r>
+        <w:t xml:space="preserve"> was</w:t>
+      </w:r>
+      <w:r>
+        <w:t xml:space="preserve"> blinding them with my head lamp.</w:t>
+      </w:r>
+      <w:r>
+        <w:t xml:space="preserve"> Well only one at a time.</w:t>
+      </w:r>
+    </w:p>
+    <w:p>
+      <w:r>
+        <w:t>Both charge</w:t>
+      </w:r>
+      <w:r>
+        <w:t>d</w:t>
+      </w:r>
+      <w:r>
+        <w:t xml:space="preserve"> at the same time. </w:t>
+      </w:r>
+      <w:r>
+        <w:t xml:space="preserve">One </w:t>
+      </w:r>
+      <w:r>
+        <w:t>went</w:t>
+      </w:r>
+      <w:r>
+        <w:t xml:space="preserve"> high. The other </w:t>
+      </w:r>
+      <w:r>
+        <w:t>went</w:t>
+      </w:r>
+      <w:r>
+        <w:t xml:space="preserve"> low. Gripping</w:t>
+      </w:r>
+      <w:r>
+        <w:t xml:space="preserve"> two</w:t>
+      </w:r>
+      <w:r>
+        <w:t xml:space="preserve"> looted</w:t>
+      </w:r>
+      <w:r>
+        <w:t xml:space="preserve"> </w:t>
+      </w:r>
+      <w:r>
+        <w:t>rapier</w:t>
+      </w:r>
+      <w:r>
+        <w:t>s</w:t>
+      </w:r>
+      <w:r>
+        <w:t>, I face</w:t>
+      </w:r>
+      <w:r>
+        <w:t>d</w:t>
+      </w:r>
+      <w:r>
+        <w:t xml:space="preserve"> my opponents. The</w:t>
+      </w:r>
+      <w:r>
+        <w:t xml:space="preserve"> jumping</w:t>
+      </w:r>
+      <w:r>
+        <w:t xml:space="preserve"> rat </w:t>
+      </w:r>
+      <w:r>
+        <w:t>got</w:t>
+      </w:r>
+      <w:r>
+        <w:t xml:space="preserve"> impaled immediately but the left one dodge</w:t>
+      </w:r>
+      <w:r>
+        <w:t>d</w:t>
+      </w:r>
+      <w:r>
+        <w:t xml:space="preserve"> and g</w:t>
+      </w:r>
+      <w:r>
+        <w:t>ot</w:t>
+      </w:r>
+      <w:r>
+        <w:t xml:space="preserve"> a </w:t>
+      </w:r>
+      <w:r>
+        <w:t>minor cut</w:t>
+      </w:r>
+      <w:r>
+        <w:t>.</w:t>
+      </w:r>
+    </w:p>
+    <w:p>
+      <w:r>
+        <w:t xml:space="preserve">The </w:t>
+      </w:r>
+      <w:r>
+        <w:t>surviving</w:t>
+      </w:r>
+      <w:r>
+        <w:t xml:space="preserve"> </w:t>
+      </w:r>
+      <w:r>
+        <w:t>rat trie</w:t>
+      </w:r>
+      <w:r>
+        <w:t>d</w:t>
+      </w:r>
+      <w:r>
+        <w:t xml:space="preserve"> to scratch me with its claws. So far I had been lucky. Now my luck </w:t>
+      </w:r>
+      <w:r>
+        <w:t>had</w:t>
+      </w:r>
+      <w:r>
+        <w:t xml:space="preserve"> run out.</w:t>
+      </w:r>
+    </w:p>
+    <w:p>
+      <w:r>
         <w:lastRenderedPageBreak/>
-        <w:t xml:space="preserve">Maybe I should call myself Alice, since I definitely fell </w:t>
-      </w:r>
-      <w:r>
-        <w:t>down the preverbal rabbit hole.</w:t>
-      </w:r>
-      <w:r>
-        <w:t xml:space="preserve"> Or </w:t>
-      </w:r>
-      <w:r>
-        <w:t>was</w:t>
-      </w:r>
-      <w:r>
-        <w:t xml:space="preserve"> it a rat hole? If </w:t>
-      </w:r>
-      <w:r>
-        <w:t>so,</w:t>
-      </w:r>
-      <w:r>
-        <w:t xml:space="preserve"> I choose rabbits, even if they </w:t>
-      </w:r>
-      <w:r>
-        <w:t>had</w:t>
-      </w:r>
-      <w:r>
-        <w:t xml:space="preserve"> psychotic hatters</w:t>
-      </w:r>
-      <w:r>
-        <w:t xml:space="preserve"> as companions</w:t>
-      </w:r>
-      <w:r>
-        <w:t>.</w:t>
-      </w:r>
-    </w:p>
-    <w:p>
-      <w:r>
-        <w:t>The</w:t>
-      </w:r>
-      <w:r>
-        <w:t xml:space="preserve"> loot </w:t>
-      </w:r>
-      <w:r>
-        <w:t>this time consist</w:t>
-      </w:r>
-      <w:r>
-        <w:t>ed</w:t>
-      </w:r>
-      <w:r>
-        <w:t xml:space="preserve"> of another knife and more coins.</w:t>
-      </w:r>
-    </w:p>
-    <w:p>
-      <w:r>
-        <w:t xml:space="preserve">I proceed on. And again </w:t>
-      </w:r>
-      <w:r>
-        <w:t xml:space="preserve">I </w:t>
-      </w:r>
-      <w:r>
-        <w:t>me</w:t>
-      </w:r>
-      <w:r>
-        <w:t>t another rat.</w:t>
-      </w:r>
-    </w:p>
-    <w:p>
-      <w:r>
         <w:t>I</w:t>
       </w:r>
       <w:r>
@@ -4406,335 +4716,29 @@
         <w:t xml:space="preserve"> </w:t>
       </w:r>
       <w:r>
-        <w:t>getting</w:t>
-      </w:r>
-      <w:r>
-        <w:t xml:space="preserve"> sick of this </w:t>
-      </w:r>
-      <w:r>
-        <w:t>placed</w:t>
-      </w:r>
-      <w:r>
-        <w:t xml:space="preserve">. The </w:t>
-      </w:r>
-      <w:r>
-        <w:t>adrenaline</w:t>
-      </w:r>
-      <w:r>
-        <w:t xml:space="preserve"> </w:t>
-      </w:r>
-      <w:r>
-        <w:t>was</w:t>
-      </w:r>
-      <w:r>
-        <w:t xml:space="preserve"> making me nauseous and I crave</w:t>
-      </w:r>
-      <w:r>
-        <w:t>d</w:t>
-      </w:r>
-      <w:r>
-        <w:t xml:space="preserve"> crawling into bed.</w:t>
-      </w:r>
-    </w:p>
-    <w:p>
-      <w:r>
-        <w:t xml:space="preserve">The only good news </w:t>
-      </w:r>
-      <w:r>
-        <w:t>was</w:t>
-      </w:r>
-      <w:r>
-        <w:t xml:space="preserve"> the</w:t>
-      </w:r>
-      <w:r>
-        <w:t xml:space="preserve"> rats</w:t>
-      </w:r>
-      <w:r>
-        <w:t xml:space="preserve"> </w:t>
-      </w:r>
-      <w:r>
-        <w:t>we</w:t>
-      </w:r>
-      <w:r>
-        <w:t>re</w:t>
-      </w:r>
-      <w:r>
-        <w:t xml:space="preserve"> only attacking one at a time.</w:t>
-      </w:r>
-      <w:r>
-        <w:t xml:space="preserve"> On the other hand, it</w:t>
-      </w:r>
-      <w:r>
-        <w:t xml:space="preserve"> was</w:t>
-      </w:r>
-      <w:r>
-        <w:t xml:space="preserve"> even more nerve wracking when they d</w:t>
-      </w:r>
-      <w:r>
-        <w:t>id</w:t>
-      </w:r>
-      <w:r>
-        <w:t>n’t attack, since I</w:t>
-      </w:r>
-      <w:r>
-        <w:t xml:space="preserve"> knew </w:t>
-      </w:r>
-      <w:r>
-        <w:t xml:space="preserve">they </w:t>
-      </w:r>
-      <w:r>
-        <w:t>we</w:t>
-      </w:r>
-      <w:r>
-        <w:t xml:space="preserve">re lurking in the </w:t>
-      </w:r>
-      <w:r>
-        <w:t>blackness</w:t>
-      </w:r>
-      <w:r>
-        <w:t>.</w:t>
-      </w:r>
-      <w:r>
-        <w:t xml:space="preserve"> Waiting…</w:t>
-      </w:r>
-    </w:p>
-    <w:p>
-      <w:r>
-        <w:t xml:space="preserve">After </w:t>
-      </w:r>
-      <w:r>
-        <w:t>endless wandering and plenty of</w:t>
-      </w:r>
-      <w:r>
-        <w:t xml:space="preserve"> rat attacks</w:t>
-      </w:r>
-      <w:r>
-        <w:t xml:space="preserve">, initialization </w:t>
-      </w:r>
-      <w:r>
-        <w:t>was</w:t>
-      </w:r>
-      <w:r>
-        <w:t xml:space="preserve"> now at </w:t>
-      </w:r>
-      <w:r>
-        <w:t>9</w:t>
-      </w:r>
-      <w:r>
-        <w:t>8</w:t>
-      </w:r>
-      <w:r>
-        <w:t>%.</w:t>
-      </w:r>
-    </w:p>
-    <w:p>
-      <w:r>
-        <w:t>I stop</w:t>
-      </w:r>
-      <w:r>
-        <w:t>ped</w:t>
-      </w:r>
-      <w:r>
-        <w:t xml:space="preserve"> and </w:t>
-      </w:r>
-      <w:r>
-        <w:t>ate</w:t>
-      </w:r>
-      <w:r>
-        <w:t xml:space="preserve"> a granola bar. My rest </w:t>
-      </w:r>
-      <w:r>
-        <w:t>was</w:t>
-      </w:r>
-      <w:r>
-        <w:t xml:space="preserve"> cut short. This time I face</w:t>
-      </w:r>
-      <w:r>
-        <w:t>d</w:t>
-      </w:r>
-      <w:r>
-        <w:t xml:space="preserve"> two rats. Oh gr</w:t>
+        <w:t>barely</w:t>
+      </w:r>
+      <w:r>
+        <w:t xml:space="preserve"> able to</w:t>
+      </w:r>
+      <w:r>
+        <w:t xml:space="preserve"> kept </w:t>
+      </w:r>
+      <w:r>
+        <w:t>the rat back</w:t>
+      </w:r>
+      <w:r>
+        <w:t>. Thank God for my l</w:t>
       </w:r>
       <w:r>
         <w:t>eat</w:t>
       </w:r>
       <w:r>
-        <w:t xml:space="preserve">. At least my back </w:t>
-      </w:r>
-      <w:r>
-        <w:t>was</w:t>
-      </w:r>
-      <w:r>
-        <w:t xml:space="preserve"> to the wall so they c</w:t>
-      </w:r>
-      <w:r>
-        <w:t>ould</w:t>
-      </w:r>
-      <w:r>
-        <w:t>n’t blindside me.</w:t>
-      </w:r>
-    </w:p>
-    <w:p>
-      <w:r>
-        <w:t xml:space="preserve">The good news </w:t>
-      </w:r>
-      <w:r>
-        <w:t>was</w:t>
-      </w:r>
-      <w:r>
-        <w:t xml:space="preserve"> I</w:t>
-      </w:r>
-      <w:r>
-        <w:t xml:space="preserve"> was</w:t>
-      </w:r>
-      <w:r>
-        <w:t xml:space="preserve"> blinding them with my head lamp.</w:t>
-      </w:r>
-      <w:r>
-        <w:t xml:space="preserve"> Well only one at a time.</w:t>
-      </w:r>
-    </w:p>
-    <w:p>
-      <w:r>
-        <w:t>Both charge</w:t>
-      </w:r>
-      <w:r>
-        <w:t>d</w:t>
-      </w:r>
-      <w:r>
-        <w:t xml:space="preserve"> at the same time. </w:t>
-      </w:r>
-      <w:r>
-        <w:t xml:space="preserve">One </w:t>
-      </w:r>
-      <w:r>
-        <w:t>went</w:t>
-      </w:r>
-      <w:r>
-        <w:t xml:space="preserve"> high. The other </w:t>
-      </w:r>
-      <w:r>
-        <w:t>went</w:t>
-      </w:r>
-      <w:r>
-        <w:t xml:space="preserve"> low. Gripping</w:t>
-      </w:r>
-      <w:r>
-        <w:t xml:space="preserve"> two</w:t>
-      </w:r>
-      <w:r>
-        <w:t xml:space="preserve"> looted</w:t>
-      </w:r>
-      <w:r>
-        <w:t xml:space="preserve"> </w:t>
-      </w:r>
-      <w:r>
-        <w:t>rapier</w:t>
-      </w:r>
-      <w:r>
-        <w:t>s</w:t>
-      </w:r>
-      <w:r>
-        <w:t>, I face</w:t>
-      </w:r>
-      <w:r>
-        <w:t>d</w:t>
-      </w:r>
-      <w:r>
-        <w:t xml:space="preserve"> my opponents. The</w:t>
-      </w:r>
-      <w:r>
-        <w:t xml:space="preserve"> jumping</w:t>
-      </w:r>
-      <w:r>
-        <w:t xml:space="preserve"> rat </w:t>
-      </w:r>
-      <w:r>
-        <w:t>got</w:t>
-      </w:r>
-      <w:r>
-        <w:t xml:space="preserve"> impaled immediately but the left one dodge</w:t>
-      </w:r>
-      <w:r>
-        <w:t>d</w:t>
-      </w:r>
-      <w:r>
-        <w:t xml:space="preserve"> and g</w:t>
-      </w:r>
-      <w:r>
-        <w:t>ot</w:t>
-      </w:r>
-      <w:r>
-        <w:t xml:space="preserve"> a </w:t>
-      </w:r>
-      <w:r>
-        <w:t>minor cut</w:t>
-      </w:r>
-      <w:r>
-        <w:t>.</w:t>
-      </w:r>
-    </w:p>
-    <w:p>
-      <w:r>
-        <w:t xml:space="preserve">The </w:t>
-      </w:r>
-      <w:r>
-        <w:t>surviving</w:t>
-      </w:r>
-      <w:r>
-        <w:t xml:space="preserve"> </w:t>
-      </w:r>
-      <w:r>
-        <w:t>rat trie</w:t>
-      </w:r>
-      <w:r>
-        <w:t>d</w:t>
-      </w:r>
-      <w:r>
-        <w:t xml:space="preserve"> to scratch me with its claws. So far I had been lucky. Now my luck </w:t>
-      </w:r>
-      <w:r>
-        <w:t>had</w:t>
-      </w:r>
-      <w:r>
-        <w:t xml:space="preserve"> run out.</w:t>
-      </w:r>
-    </w:p>
-    <w:p>
-      <w:r>
-        <w:t>I</w:t>
-      </w:r>
-      <w:r>
-        <w:t xml:space="preserve"> was</w:t>
-      </w:r>
-      <w:r>
-        <w:t xml:space="preserve"> </w:t>
-      </w:r>
-      <w:r>
-        <w:t>barely</w:t>
-      </w:r>
-      <w:r>
-        <w:t xml:space="preserve"> able to</w:t>
-      </w:r>
-      <w:r>
-        <w:t xml:space="preserve"> kept </w:t>
-      </w:r>
-      <w:r>
-        <w:t>the rat back</w:t>
-      </w:r>
-      <w:r>
-        <w:t>. Thank God for my l</w:t>
-      </w:r>
-      <w:r>
-        <w:t>eat</w:t>
-      </w:r>
-      <w:r>
         <w:t>her vest I got two rats back.</w:t>
       </w:r>
     </w:p>
     <w:p>
       <w:r>
-        <w:lastRenderedPageBreak/>
         <w:t>As I f</w:t>
       </w:r>
       <w:r>
@@ -4868,7 +4872,16 @@
     </w:p>
     <w:p>
       <w:r>
-        <w:t>A moment later the now familiar message appears.</w:t>
+        <w:t>T</w:t>
+      </w:r>
+      <w:r>
+        <w:t>he now familiar message appear</w:t>
+      </w:r>
+      <w:r>
+        <w:t>ed</w:t>
+      </w:r>
+      <w:r>
+        <w:t>.</w:t>
       </w:r>
     </w:p>
     <w:p>
@@ -4905,16 +4918,33 @@
         <w:t>t</w:t>
       </w:r>
       <w:r>
-        <w:t xml:space="preserve"> dizzy as an </w:t>
-      </w:r>
-      <w:r>
-        <w:t>overwhelming stream of data hit me. After what felt</w:t>
+        <w:t xml:space="preserve"> dizzy as </w:t>
+      </w:r>
+      <w:r>
+        <w:t>my body tingled with weird sensations and my heart felt as if it would rupture. A</w:t>
+      </w:r>
+      <w:r>
+        <w:t xml:space="preserve">n </w:t>
+      </w:r>
+      <w:r>
+        <w:t>overwhelming stream of data hit me.</w:t>
+      </w:r>
+    </w:p>
+    <w:p>
+      <w:r>
+        <w:t>After what felt</w:t>
       </w:r>
       <w:r>
         <w:t xml:space="preserve"> like </w:t>
       </w:r>
       <w:r>
-        <w:t>an eternity, the data organize</w:t>
+        <w:t xml:space="preserve">an eternity, </w:t>
+      </w:r>
+      <w:r>
+        <w:t>the pain disappeared. T</w:t>
+      </w:r>
+      <w:r>
+        <w:t>he data organize</w:t>
       </w:r>
       <w:r>
         <w:t>d</w:t>
@@ -5147,6 +5177,7 @@
         <w:contextualSpacing w:val="0"/>
       </w:pPr>
       <w:r>
+        <w:lastRenderedPageBreak/>
         <w:t>STA:</w:t>
       </w:r>
       <w:r>
@@ -5228,7 +5259,6 @@
     </w:p>
     <w:p>
       <w:r>
-        <w:lastRenderedPageBreak/>
         <w:t xml:space="preserve">MP - Magic Points. </w:t>
       </w:r>
       <w:r>
@@ -5594,6 +5624,7 @@
     </w:p>
     <w:p>
       <w:r>
+        <w:lastRenderedPageBreak/>
         <w:t>I vow</w:t>
       </w:r>
       <w:r>
@@ -5685,7 +5716,6 @@
     </w:p>
     <w:p>
       <w:r>
-        <w:lastRenderedPageBreak/>
         <w:t xml:space="preserve">Wait. I </w:t>
       </w:r>
       <w:r>
@@ -5941,7 +5971,7 @@
         <w:t>creature</w:t>
       </w:r>
       <w:r>
-        <w:t>.</w:t>
+        <w:t>, or should I say approximately 10 units of Essence? The actual amount was slightly over 10. Don’t ask me how I knew. I just did.</w:t>
       </w:r>
     </w:p>
     <w:p>
@@ -5972,6 +6002,7 @@
     </w:p>
     <w:p>
       <w:r>
+        <w:lastRenderedPageBreak/>
         <w:t xml:space="preserve">I </w:t>
       </w:r>
       <w:r>
@@ -6011,20 +6042,6 @@
       </w:r>
       <w:r>
         <w:t>s</w:t>
-      </w:r>
-      <w:r>
-        <w:t>.</w:t>
-      </w:r>
-    </w:p>
-    <w:p>
-      <w:r>
-        <w:t>I g</w:t>
-      </w:r>
-      <w:r>
-        <w:t>o</w:t>
-      </w:r>
-      <w:r>
-        <w:t>t a description</w:t>
       </w:r>
       <w:r>
         <w:t>.</w:t>
@@ -6035,7 +6052,6 @@
         <w:pStyle w:val="StatusMessage"/>
       </w:pPr>
       <w:r>
-        <w:lastRenderedPageBreak/>
         <w:t xml:space="preserve">Grade F </w:t>
       </w:r>
       <w:r>
@@ -6317,7 +6333,13 @@
         <w:t xml:space="preserve">For </w:t>
       </w:r>
       <w:r>
-        <w:t xml:space="preserve">I was </w:t>
+        <w:t xml:space="preserve">I </w:t>
+      </w:r>
+      <w:r>
+        <w:t>am</w:t>
+      </w:r>
+      <w:r>
+        <w:t xml:space="preserve"> </w:t>
       </w:r>
       <w:r>
         <w:t>the one, the only, Murder Hobo.</w:t>
@@ -6345,7 +6367,13 @@
         <w:t>Dungeons</w:t>
       </w:r>
       <w:r>
-        <w:t xml:space="preserve"> were </w:t>
+        <w:t xml:space="preserve"> </w:t>
+      </w:r>
+      <w:r>
+        <w:t>are</w:t>
+      </w:r>
+      <w:r>
+        <w:t xml:space="preserve"> </w:t>
       </w:r>
       <w:r>
         <w:t>the g</w:t>
@@ -6387,7 +6415,13 @@
         <w:t>Monsters</w:t>
       </w:r>
       <w:r>
-        <w:t xml:space="preserve"> were </w:t>
+        <w:t xml:space="preserve"> </w:t>
+      </w:r>
+      <w:r>
+        <w:t>are</w:t>
+      </w:r>
+      <w:r>
+        <w:t xml:space="preserve"> </w:t>
       </w:r>
       <w:r>
         <w:t>the gods</w:t>
@@ -6642,7 +6676,13 @@
         <w:t xml:space="preserve"> took </w:t>
       </w:r>
       <w:r>
-        <w:t>out a knife and</w:t>
+        <w:t xml:space="preserve">out a </w:t>
+      </w:r>
+      <w:r>
+        <w:t xml:space="preserve">throwing </w:t>
+      </w:r>
+      <w:r>
+        <w:t>knife and</w:t>
       </w:r>
       <w:r>
         <w:t xml:space="preserve"> whipped </w:t>
@@ -6777,7 +6817,13 @@
         <w:t xml:space="preserve"> 1%</w:t>
       </w:r>
       <w:r>
-        <w:t>. Unfortunately DNA and epigenetic damage remain</w:t>
+        <w:t>. Unfortunately</w:t>
+      </w:r>
+      <w:r>
+        <w:t>,</w:t>
+      </w:r>
+      <w:r>
+        <w:t xml:space="preserve"> DNA and epigenetic damage remain</w:t>
       </w:r>
       <w:r>
         <w:t>ed</w:t>
@@ -7394,22 +7440,13 @@
     </w:p>
     <w:p>
       <w:r>
-        <w:t>The next rat I me</w:t>
-      </w:r>
-      <w:r>
-        <w:t>t I tr</w:t>
-      </w:r>
-      <w:r>
-        <w:t>ied</w:t>
-      </w:r>
-      <w:r>
-        <w:t xml:space="preserve"> to </w:t>
-      </w:r>
-      <w:r>
-        <w:t>identify it</w:t>
-      </w:r>
-      <w:r>
-        <w:t>.</w:t>
+        <w:t>I tried to identify t</w:t>
+      </w:r>
+      <w:r>
+        <w:t>he next rat I me</w:t>
+      </w:r>
+      <w:r>
+        <w:t>t.</w:t>
       </w:r>
     </w:p>
     <w:p>
@@ -7463,35 +7500,30 @@
         <w:t>ed</w:t>
       </w:r>
       <w:r>
-        <w:t xml:space="preserve"> endurance.</w:t>
-      </w:r>
-      <w:r>
-        <w:t xml:space="preserve"> Or it could be my imagination.</w:t>
-      </w:r>
-    </w:p>
-    <w:p>
-      <w:r>
-        <w:t>I loot</w:t>
-      </w:r>
-      <w:r>
-        <w:t>ed</w:t>
-      </w:r>
-      <w:r>
-        <w:t xml:space="preserve"> the body.</w:t>
-      </w:r>
-    </w:p>
-    <w:p>
-      <w:r>
-        <w:t>Seconds later</w:t>
-      </w:r>
-      <w:r>
-        <w:t xml:space="preserve"> I </w:t>
+        <w:t xml:space="preserve"> endurance</w:t>
+      </w:r>
+      <w:r>
+        <w:t>,</w:t>
+      </w:r>
+      <w:r>
+        <w:t xml:space="preserve"> </w:t>
+      </w:r>
+      <w:r>
+        <w:t>o</w:t>
+      </w:r>
+      <w:r>
+        <w:t>r it could be my imagination.</w:t>
+      </w:r>
+    </w:p>
+    <w:p>
+      <w:r>
+        <w:t xml:space="preserve">I </w:t>
       </w:r>
       <w:r>
         <w:t>got</w:t>
       </w:r>
       <w:r>
-        <w:t xml:space="preserve"> the fright of my life.</w:t>
+        <w:t xml:space="preserve"> the fright of my life, just as I was congratulating my success.</w:t>
       </w:r>
     </w:p>
     <w:p>
@@ -7745,7 +7777,13 @@
         <w:t xml:space="preserve"> was </w:t>
       </w:r>
       <w:r>
-        <w:t>repairing my internals. I</w:t>
+        <w:t>repairing my internals</w:t>
+      </w:r>
+      <w:r>
+        <w:t xml:space="preserve"> and who knew what else?</w:t>
+      </w:r>
+      <w:r>
+        <w:t xml:space="preserve"> I</w:t>
       </w:r>
       <w:r>
         <w:t xml:space="preserve"> wondered </w:t>
@@ -7759,7 +7797,13 @@
     </w:p>
     <w:p>
       <w:r>
-        <w:t>Also, I couldn’t use too many of them. They came with some serious side-effects. On the bright side, I had plenty of blubber so I didn’t need to worry about starving.</w:t>
+        <w:t>Also, I couldn’t use too many of them. They came with some serious side-effects</w:t>
+      </w:r>
+      <w:r>
+        <w:t xml:space="preserve"> such as weakness and hunger</w:t>
+      </w:r>
+      <w:r>
+        <w:t>. On the bright side, I had plenty of blubber so I didn’t need to worry about starving.</w:t>
       </w:r>
     </w:p>
     <w:p>
@@ -8301,10 +8345,10 @@
     <w:p>
       <w:r>
         <w:lastRenderedPageBreak/>
-        <w:t>I quickly</w:t>
-      </w:r>
-      <w:r>
-        <w:t xml:space="preserve"> readied </w:t>
+        <w:t xml:space="preserve">I </w:t>
+      </w:r>
+      <w:r>
+        <w:t xml:space="preserve">readied </w:t>
       </w:r>
       <w:r>
         <w:t>my knives in my belt and then</w:t>
@@ -8549,7 +8593,7 @@
         <w:t>Should I</w:t>
       </w:r>
       <w:r>
-        <w:t xml:space="preserve"> used </w:t>
+        <w:t xml:space="preserve"> use </w:t>
       </w:r>
       <w:r>
         <w:t>it? I</w:t>
@@ -8678,7 +8722,13 @@
         <w:t xml:space="preserve"> </w:t>
       </w:r>
       <w:r>
-        <w:t>I cr</w:t>
+        <w:t xml:space="preserve">I </w:t>
+      </w:r>
+      <w:r>
+        <w:t xml:space="preserve">had </w:t>
+      </w:r>
+      <w:r>
+        <w:t>cr</w:t>
       </w:r>
       <w:r>
         <w:t>eat</w:t>
@@ -8720,6 +8770,9 @@
       <w:r>
         <w:t>I said ‘Yes’</w:t>
       </w:r>
+      <w:r>
+        <w:t>.</w:t>
+      </w:r>
     </w:p>
     <w:p>
       <w:pPr>
@@ -8940,7 +8993,10 @@
     </w:p>
     <w:p>
       <w:r>
-        <w:t>A moment later the Universe punishe</w:t>
+        <w:t>T</w:t>
+      </w:r>
+      <w:r>
+        <w:t>he Universe punishe</w:t>
       </w:r>
       <w:r>
         <w:t>d</w:t>
@@ -9335,7 +9391,13 @@
     </w:p>
     <w:p>
       <w:r>
-        <w:t>Spinning on my good leg I start jabbing and slashing. Thanks to the previous rat I now</w:t>
+        <w:t>Spinning on my good leg I start</w:t>
+      </w:r>
+      <w:r>
+        <w:t>ed</w:t>
+      </w:r>
+      <w:r>
+        <w:t xml:space="preserve"> jabbing and slashing. Thanks to the previous rat I now</w:t>
       </w:r>
       <w:r>
         <w:t xml:space="preserve"> had </w:t>
@@ -9422,6 +9484,9 @@
       <w:r>
         <w:t>Was a stamina potion even a good idea? What if it ran out and I became too weak to defend myself?</w:t>
       </w:r>
+      <w:r>
+        <w:t xml:space="preserve"> Did it damage health?</w:t>
+      </w:r>
     </w:p>
     <w:p>
       <w:r>
@@ -9476,7 +9541,13 @@
     </w:p>
     <w:p>
       <w:r>
-        <w:t>I was immediately hit with dizziness. I think I even blanked out. When I came to I found my condition had improved.</w:t>
+        <w:t xml:space="preserve">I was hit with </w:t>
+      </w:r>
+      <w:r>
+        <w:t xml:space="preserve">the usual </w:t>
+      </w:r>
+      <w:r>
+        <w:t>dizziness. I think I even blanked out. When I came to I found my condition had improved.</w:t>
       </w:r>
     </w:p>
     <w:p>
@@ -10040,10 +10111,10 @@
     </w:p>
     <w:p>
       <w:r>
-        <w:t>Although I</w:t>
-      </w:r>
-      <w:r>
-        <w:t xml:space="preserve"> thought </w:t>
+        <w:t>On the other hand,</w:t>
+      </w:r>
+      <w:r>
+        <w:t xml:space="preserve"> </w:t>
       </w:r>
       <w:r>
         <w:t>[</w:t>
@@ -10091,7 +10162,19 @@
         <w:t>ght</w:t>
       </w:r>
       <w:r>
-        <w:t xml:space="preserve">ers. On the other hand, magic users would probably neglect the physical stats. Why run when you </w:t>
+        <w:t xml:space="preserve">ers. </w:t>
+      </w:r>
+      <w:r>
+        <w:t>M</w:t>
+      </w:r>
+      <w:r>
+        <w:t>agic users would probably neglect the</w:t>
+      </w:r>
+      <w:r>
+        <w:t>ir</w:t>
+      </w:r>
+      <w:r>
+        <w:t xml:space="preserve"> physical stats. Why run when you </w:t>
       </w:r>
       <w:r>
         <w:t>c</w:t>
@@ -10150,16 +10233,30 @@
     </w:p>
     <w:p>
       <w:r>
+        <w:t>I could see value in magic. However, that wasn’t an option for me.</w:t>
+      </w:r>
+    </w:p>
+    <w:p>
+      <w:r>
         <w:t>Unfortunately I</w:t>
       </w:r>
       <w:r>
         <w:t xml:space="preserve"> was </w:t>
       </w:r>
       <w:r>
-        <w:t>now out of backpack space.</w:t>
-      </w:r>
-      <w:r>
-        <w:t xml:space="preserve"> So I</w:t>
+        <w:t>now out of backpack space</w:t>
+      </w:r>
+      <w:r>
+        <w:t>,</w:t>
+      </w:r>
+      <w:r>
+        <w:t xml:space="preserve"> </w:t>
+      </w:r>
+      <w:r>
+        <w:t>s</w:t>
+      </w:r>
+      <w:r>
+        <w:t>o I</w:t>
       </w:r>
       <w:r>
         <w:t xml:space="preserve"> kept </w:t>
@@ -10177,7 +10274,13 @@
         <w:t xml:space="preserve"> was </w:t>
       </w:r>
       <w:r>
-        <w:t>a pain. On the other hand armor</w:t>
+        <w:t>a pain. On the other hand</w:t>
+      </w:r>
+      <w:r>
+        <w:t>,</w:t>
+      </w:r>
+      <w:r>
+        <w:t xml:space="preserve"> armor</w:t>
       </w:r>
       <w:r>
         <w:t xml:space="preserve"> broke </w:t>
@@ -10372,7 +10475,7 @@
         <w:t xml:space="preserve"> </w:t>
       </w:r>
       <w:r>
-        <w:t>rats, rats, rats, as big as alley cats in the quarter master store,” I</w:t>
+        <w:t>rats, rats, rats, big as alley cats in the quarter master store,” I</w:t>
       </w:r>
       <w:r>
         <w:t xml:space="preserve"> sang </w:t>
@@ -10389,7 +10492,20 @@
     </w:p>
     <w:p>
       <w:r>
-        <w:t>The only good news about the rat attacks were that they seemed to come in waves. As long as I stayed put, I was reasonably safe, giving me time to use my healing potions</w:t>
+        <w:lastRenderedPageBreak/>
+        <w:t xml:space="preserve">The only good news about the rat attacks were that </w:t>
+      </w:r>
+      <w:r>
+        <w:t>the rats</w:t>
+      </w:r>
+      <w:r>
+        <w:t xml:space="preserve"> </w:t>
+      </w:r>
+      <w:r>
+        <w:t>didn’t seem to wander</w:t>
+      </w:r>
+      <w:r>
+        <w:t>. As long as I stayed put, I was reasonably safe, giving me time to use my healing potions</w:t>
       </w:r>
       <w:r>
         <w:t xml:space="preserve">. </w:t>
@@ -10397,7 +10513,6 @@
     </w:p>
     <w:p>
       <w:r>
-        <w:lastRenderedPageBreak/>
         <w:t>A quick</w:t>
       </w:r>
       <w:r>
@@ -10539,17 +10654,15 @@
       <w:r>
         <w:t xml:space="preserve"> make a killing. Either that or special interests would bury them to protect the status quo.</w:t>
       </w:r>
-    </w:p>
-    <w:p>
+      <w:r>
+        <w:t xml:space="preserve"> </w:t>
+      </w:r>
       <w:r>
         <w:t>I tightened my belt.</w:t>
       </w:r>
     </w:p>
     <w:p>
       <w:r>
-        <w:t xml:space="preserve">But </w:t>
-      </w:r>
-      <w:r>
         <w:t>I was</w:t>
       </w:r>
       <w:r>
@@ -10703,6 +10816,7 @@
     </w:p>
     <w:p>
       <w:r>
+        <w:lastRenderedPageBreak/>
         <w:t>I</w:t>
       </w:r>
       <w:r>
@@ -10721,18 +10835,20 @@
         <w:t xml:space="preserve"> felt </w:t>
       </w:r>
       <w:r>
-        <w:t>my entire body buzzing with energy. I just relax</w:t>
+        <w:t>my entire body buzzing with energy. I relax</w:t>
       </w:r>
       <w:r>
         <w:t>ed</w:t>
       </w:r>
       <w:r>
+        <w:t xml:space="preserve"> and closed my eyes</w:t>
+      </w:r>
+      <w:r>
         <w:t>. It was a long day.</w:t>
       </w:r>
     </w:p>
     <w:p>
       <w:r>
-        <w:lastRenderedPageBreak/>
         <w:t>The buzzing in my body intensifie</w:t>
       </w:r>
       <w:r>
@@ -11510,6 +11626,7 @@
     </w:p>
     <w:p>
       <w:r>
+        <w:lastRenderedPageBreak/>
         <w:t>I was</w:t>
       </w:r>
       <w:r>
@@ -11548,7 +11665,6 @@
     </w:p>
     <w:p>
       <w:r>
-        <w:lastRenderedPageBreak/>
         <w:t xml:space="preserve">Other than finding those Meridians and Charkas, the biggest change </w:t>
       </w:r>
       <w:r>
@@ -11918,6 +12034,7 @@
     </w:p>
     <w:p>
       <w:r>
+        <w:lastRenderedPageBreak/>
         <w:t>The headlamp</w:t>
       </w:r>
       <w:r>
@@ -11959,7 +12076,6 @@
     </w:p>
     <w:p>
       <w:r>
-        <w:lastRenderedPageBreak/>
         <w:t>It was</w:t>
       </w:r>
       <w:r>
@@ -12281,6 +12397,7 @@
     </w:p>
     <w:p>
       <w:r>
+        <w:lastRenderedPageBreak/>
         <w:t>Science sa</w:t>
       </w:r>
       <w:r>
@@ -12331,191 +12448,860 @@
     </w:p>
     <w:p>
       <w:r>
+        <w:t>I</w:t>
+      </w:r>
+      <w:r>
+        <w:t xml:space="preserve"> knew </w:t>
+      </w:r>
+      <w:r>
+        <w:t xml:space="preserve">my overweight problem </w:t>
+      </w:r>
+      <w:r>
+        <w:t>would</w:t>
+      </w:r>
+      <w:r>
+        <w:t xml:space="preserve"> go with time</w:t>
+      </w:r>
+      <w:r>
+        <w:t xml:space="preserve"> </w:t>
+      </w:r>
+      <w:r>
+        <w:t>and cancer</w:t>
+      </w:r>
+      <w:r>
+        <w:t xml:space="preserve"> was </w:t>
+      </w:r>
+      <w:r>
+        <w:t xml:space="preserve">not immediate </w:t>
+      </w:r>
+      <w:r>
+        <w:t>so I decide</w:t>
+      </w:r>
+      <w:r>
+        <w:t>d</w:t>
+      </w:r>
+      <w:r>
+        <w:t xml:space="preserve"> to</w:t>
+      </w:r>
+      <w:r>
+        <w:t xml:space="preserve"> ke</w:t>
+      </w:r>
+      <w:r>
+        <w:t>ep</w:t>
+      </w:r>
+      <w:r>
+        <w:t xml:space="preserve"> </w:t>
+      </w:r>
+      <w:r>
+        <w:t>my health potions for physical damage only.</w:t>
+      </w:r>
+    </w:p>
+    <w:p>
+      <w:r>
+        <w:t>By n</w:t>
+      </w:r>
+      <w:r>
+        <w:t>ow I</w:t>
+      </w:r>
+      <w:r>
+        <w:t xml:space="preserve"> knew </w:t>
+      </w:r>
+      <w:r>
+        <w:t>I</w:t>
+      </w:r>
+      <w:r>
+        <w:t xml:space="preserve"> was </w:t>
+      </w:r>
+      <w:r>
+        <w:t>approaching the nest. The rats</w:t>
+      </w:r>
+      <w:r>
+        <w:t xml:space="preserve"> were </w:t>
+      </w:r>
+      <w:r>
+        <w:t xml:space="preserve">increasing in strength and size. I even fought an </w:t>
+      </w:r>
+      <w:r>
+        <w:t xml:space="preserve">F-Rank </w:t>
+      </w:r>
+      <w:r>
+        <w:t>9 rat.</w:t>
+      </w:r>
+    </w:p>
+    <w:p>
+      <w:r>
+        <w:t xml:space="preserve">A thought </w:t>
+      </w:r>
+      <w:r>
+        <w:t>entered</w:t>
+      </w:r>
+      <w:r>
+        <w:t xml:space="preserve"> my mind. How powerful would the king rat be? That</w:t>
+      </w:r>
+      <w:r>
+        <w:t xml:space="preserve"> was </w:t>
+      </w:r>
+      <w:r>
+        <w:t>not something I want</w:t>
+      </w:r>
+      <w:r>
+        <w:t>ed</w:t>
+      </w:r>
+      <w:r>
+        <w:t xml:space="preserve"> to</w:t>
+      </w:r>
+      <w:r>
+        <w:t xml:space="preserve"> f</w:t>
+      </w:r>
+      <w:r>
+        <w:t>i</w:t>
+      </w:r>
+      <w:r>
+        <w:t xml:space="preserve">nd </w:t>
+      </w:r>
+      <w:r>
+        <w:t>out, especially since my goal</w:t>
+      </w:r>
+      <w:r>
+        <w:t xml:space="preserve"> was </w:t>
+      </w:r>
+      <w:r>
+        <w:t>to escape.</w:t>
+      </w:r>
+    </w:p>
+    <w:p>
+      <w:r>
+        <w:t xml:space="preserve">I </w:t>
+      </w:r>
+      <w:r>
+        <w:t>focused</w:t>
+      </w:r>
+      <w:r>
+        <w:t xml:space="preserve"> on my travels and</w:t>
+      </w:r>
+      <w:r>
+        <w:t xml:space="preserve"> </w:t>
+      </w:r>
+      <w:r>
+        <w:t>realized</w:t>
+      </w:r>
+      <w:r>
+        <w:t xml:space="preserve"> </w:t>
+      </w:r>
+      <w:r>
+        <w:t>I</w:t>
+      </w:r>
+      <w:r>
+        <w:t xml:space="preserve"> had </w:t>
+      </w:r>
+      <w:r>
+        <w:t>full knowledge of where I</w:t>
+      </w:r>
+      <w:r>
+        <w:t xml:space="preserve"> had </w:t>
+      </w:r>
+      <w:r>
+        <w:t xml:space="preserve">been. </w:t>
+      </w:r>
+      <w:r>
+        <w:t>It was</w:t>
+      </w:r>
+      <w:r>
+        <w:t xml:space="preserve"> almost as if I</w:t>
+      </w:r>
+      <w:r>
+        <w:t xml:space="preserve"> had </w:t>
+      </w:r>
+      <w:r>
+        <w:t>a map in my head. That</w:t>
+      </w:r>
+      <w:r>
+        <w:t xml:space="preserve"> was</w:t>
+      </w:r>
+      <w:r>
+        <w:t xml:space="preserve"> amazing news and also comforting. It </w:t>
+      </w:r>
+      <w:r>
+        <w:t>meant</w:t>
+      </w:r>
+      <w:r>
+        <w:t xml:space="preserve"> I </w:t>
+      </w:r>
+      <w:r>
+        <w:t>would</w:t>
+      </w:r>
+      <w:r>
+        <w:t xml:space="preserve"> not </w:t>
+      </w:r>
+      <w:r>
+        <w:t>g</w:t>
+      </w:r>
+      <w:r>
+        <w:t>e</w:t>
+      </w:r>
+      <w:r>
+        <w:t>t</w:t>
+      </w:r>
+      <w:r>
+        <w:t xml:space="preserve"> lost.</w:t>
+      </w:r>
+    </w:p>
+    <w:p>
+      <w:r>
+        <w:t xml:space="preserve">By now my sense of disorientation was almost completely gone. That was great news. Unfortunately, my sense of being trapped </w:t>
+      </w:r>
+      <w:r>
+        <w:t xml:space="preserve">and claustrophobia </w:t>
+      </w:r>
+      <w:r>
+        <w:t>was still there.</w:t>
+      </w:r>
+    </w:p>
+    <w:p>
+      <w:r>
+        <w:t>The question</w:t>
+      </w:r>
+      <w:r>
+        <w:t xml:space="preserve"> was </w:t>
+      </w:r>
+      <w:r>
+        <w:t>where to go</w:t>
+      </w:r>
+      <w:r>
+        <w:t>?</w:t>
+      </w:r>
+    </w:p>
+    <w:p>
+      <w:r>
+        <w:t>I might</w:t>
+      </w:r>
+      <w:r>
+        <w:t xml:space="preserve"> had </w:t>
+      </w:r>
+      <w:r>
+        <w:t>searched out the boss if I was younger and more foolish</w:t>
+      </w:r>
+      <w:r>
+        <w:t>,</w:t>
+      </w:r>
+      <w:r>
+        <w:t xml:space="preserve"> and had my missing foot.</w:t>
+      </w:r>
+    </w:p>
+    <w:p>
+      <w:r>
+        <w:t>However</w:t>
+      </w:r>
+      <w:r>
+        <w:t>,</w:t>
+      </w:r>
+      <w:r>
+        <w:t xml:space="preserve"> with a broken prostatic leg and surrounded by </w:t>
+      </w:r>
+      <w:r>
+        <w:t xml:space="preserve">the </w:t>
+      </w:r>
+      <w:r>
+        <w:t>darkness</w:t>
+      </w:r>
+      <w:r>
+        <w:t xml:space="preserve"> of a night in a cloudy forest</w:t>
+      </w:r>
+      <w:r>
+        <w:t xml:space="preserve">, </w:t>
+      </w:r>
+      <w:r>
+        <w:t>it was</w:t>
+      </w:r>
+      <w:r>
+        <w:t xml:space="preserve"> hard to be adventurous. Thankfully I</w:t>
+      </w:r>
+      <w:r>
+        <w:t xml:space="preserve"> had </w:t>
+      </w:r>
+      <w:r>
+        <w:t>sp</w:t>
+      </w:r>
+      <w:r>
+        <w:t>a</w:t>
+      </w:r>
+      <w:r>
+        <w:t>re</w:t>
+      </w:r>
+      <w:r>
+        <w:t xml:space="preserve"> batteries for my lamp.</w:t>
+      </w:r>
+    </w:p>
+    <w:p>
+      <w:r>
+        <w:t>There</w:t>
+      </w:r>
+      <w:r>
+        <w:t xml:space="preserve"> was</w:t>
+      </w:r>
+      <w:r>
+        <w:t xml:space="preserve"> no point in returning to my starting point since it</w:t>
+      </w:r>
+      <w:r>
+        <w:t xml:space="preserve"> was </w:t>
+      </w:r>
+      <w:r>
+        <w:t>a dead end. My only choice</w:t>
+      </w:r>
+      <w:r>
+        <w:t xml:space="preserve"> was </w:t>
+      </w:r>
+      <w:r>
+        <w:t>to explore until I</w:t>
+      </w:r>
+      <w:r>
+        <w:t xml:space="preserve"> found </w:t>
+      </w:r>
+      <w:r>
+        <w:t>an exit.</w:t>
+      </w:r>
+    </w:p>
+    <w:p>
+      <w:r>
+        <w:t>“I</w:t>
+      </w:r>
+      <w:r>
+        <w:t xml:space="preserve"> was </w:t>
+      </w:r>
+      <w:r>
+        <w:t>walking</w:t>
+      </w:r>
+      <w:r>
+        <w:t>,</w:t>
+      </w:r>
+      <w:r>
+        <w:t xml:space="preserve"> down the rat street</w:t>
+      </w:r>
+      <w:r>
+        <w:t>,</w:t>
+      </w:r>
+      <w:r>
+        <w:t xml:space="preserve"> when I</w:t>
+      </w:r>
+      <w:r>
+        <w:t xml:space="preserve"> heard </w:t>
+      </w:r>
+      <w:r>
+        <w:t>footsteps behind me…</w:t>
+      </w:r>
+      <w:r>
+        <w:t xml:space="preserve">I </w:t>
+      </w:r>
+      <w:r>
+        <w:t>am</w:t>
+      </w:r>
+      <w:r>
+        <w:t xml:space="preserve"> a laughing </w:t>
+      </w:r>
+      <w:r>
+        <w:t>rat</w:t>
+      </w:r>
+      <w:r>
+        <w:t xml:space="preserve"> and you</w:t>
+      </w:r>
+      <w:r>
+        <w:t xml:space="preserve"> couldn’t </w:t>
+      </w:r>
+      <w:r>
+        <w:t>catch me…</w:t>
+      </w:r>
+      <w:r>
+        <w:t>”</w:t>
+      </w:r>
+    </w:p>
+    <w:p>
+      <w:r>
         <w:lastRenderedPageBreak/>
+        <w:t xml:space="preserve">I </w:t>
+      </w:r>
+      <w:r>
+        <w:t>got</w:t>
+      </w:r>
+      <w:r>
+        <w:t xml:space="preserve"> interrupted by a group of rats charging me. They seem enraged. Were they enraged by my singing? How rude.</w:t>
+      </w:r>
+    </w:p>
+    <w:p>
+      <w:r>
+        <w:t>The rats</w:t>
+      </w:r>
+      <w:r>
+        <w:t xml:space="preserve"> were </w:t>
+      </w:r>
+      <w:r>
+        <w:t>all between rank 5 and 8. That was OK, since I</w:t>
+      </w:r>
+      <w:r>
+        <w:t xml:space="preserve"> was </w:t>
+      </w:r>
+      <w:r>
+        <w:t>finally in the grove. I guess</w:t>
+      </w:r>
+      <w:r>
+        <w:t>ed</w:t>
+      </w:r>
+      <w:r>
+        <w:t xml:space="preserve"> </w:t>
+      </w:r>
+      <w:r>
+        <w:t>it was</w:t>
+      </w:r>
+      <w:r>
+        <w:t xml:space="preserve"> like </w:t>
+      </w:r>
+      <w:r>
+        <w:t>riding a bike. You never really for</w:t>
+      </w:r>
+      <w:r>
+        <w:t>got</w:t>
+      </w:r>
+      <w:r>
+        <w:t>.</w:t>
+      </w:r>
+      <w:r>
+        <w:t xml:space="preserve"> Also, my 20 o</w:t>
+      </w:r>
+      <w:r>
+        <w:t>f</w:t>
+      </w:r>
+      <w:r>
+        <w:t xml:space="preserve"> [Perception] </w:t>
+      </w:r>
+      <w:r>
+        <w:t>made</w:t>
+      </w:r>
+      <w:r>
+        <w:t xml:space="preserve"> the rats </w:t>
+      </w:r>
+      <w:r>
+        <w:t>easier to track</w:t>
+      </w:r>
+      <w:r>
+        <w:t>.</w:t>
+      </w:r>
+    </w:p>
+    <w:p>
+      <w:r>
+        <w:t>As I</w:t>
+      </w:r>
+      <w:r>
+        <w:t xml:space="preserve"> fought </w:t>
+      </w:r>
+      <w:r>
+        <w:t>the rats I tr</w:t>
+      </w:r>
+      <w:r>
+        <w:t>ied</w:t>
+      </w:r>
+      <w:r>
+        <w:t xml:space="preserve"> to</w:t>
+      </w:r>
+      <w:r>
+        <w:t xml:space="preserve"> decided </w:t>
+      </w:r>
+      <w:r>
+        <w:t>how to</w:t>
+      </w:r>
+      <w:r>
+        <w:t xml:space="preserve"> allocate </w:t>
+      </w:r>
+      <w:r>
+        <w:t xml:space="preserve">my next set of points. </w:t>
+      </w:r>
+      <w:r>
+        <w:t>[</w:t>
+      </w:r>
+      <w:r>
+        <w:t>Perception</w:t>
+      </w:r>
+      <w:r>
+        <w:t>]</w:t>
+      </w:r>
+      <w:r>
+        <w:t xml:space="preserve"> was </w:t>
+      </w:r>
+      <w:r>
+        <w:t>paying huge dividends in k</w:t>
+      </w:r>
+      <w:r>
+        <w:t>ee</w:t>
+      </w:r>
+      <w:r>
+        <w:t>ping me alive.</w:t>
+      </w:r>
+      <w:r>
+        <w:t xml:space="preserve"> </w:t>
+      </w:r>
+      <w:r>
+        <w:t>It was</w:t>
+      </w:r>
+      <w:r>
+        <w:t xml:space="preserve"> also helping me better tar</w:t>
+      </w:r>
+      <w:r>
+        <w:t>g</w:t>
+      </w:r>
+      <w:r>
+        <w:t>e</w:t>
+      </w:r>
+      <w:r>
+        <w:t>t</w:t>
+      </w:r>
+      <w:r>
+        <w:t xml:space="preserve"> weak points.</w:t>
+      </w:r>
+    </w:p>
+    <w:p>
+      <w:r>
+        <w:t>However th</w:t>
+      </w:r>
+      <w:r>
+        <w:t>e</w:t>
+      </w:r>
+      <w:r>
+        <w:t xml:space="preserve">se </w:t>
+      </w:r>
+      <w:r>
+        <w:t>f</w:t>
+      </w:r>
+      <w:r>
+        <w:t>i</w:t>
+      </w:r>
+      <w:r>
+        <w:t>ght</w:t>
+      </w:r>
+      <w:r>
+        <w:t>s</w:t>
+      </w:r>
+      <w:r>
+        <w:t xml:space="preserve"> were </w:t>
+      </w:r>
+      <w:r>
+        <w:t xml:space="preserve">stamina-draining. Putting points on strength would speed up the </w:t>
+      </w:r>
+      <w:r>
+        <w:t>f</w:t>
+      </w:r>
+      <w:r>
+        <w:t>i</w:t>
+      </w:r>
+      <w:r>
+        <w:t>ght</w:t>
+      </w:r>
+      <w:r>
+        <w:t>s</w:t>
+      </w:r>
+      <w:r>
+        <w:t>, especially since the higher-level rats</w:t>
+      </w:r>
+      <w:r>
+        <w:t xml:space="preserve"> had </w:t>
+      </w:r>
+      <w:r>
+        <w:t>tough f</w:t>
+      </w:r>
+      <w:r>
+        <w:t>u</w:t>
+      </w:r>
+      <w:r>
+        <w:t>r.</w:t>
+      </w:r>
+      <w:r>
+        <w:t xml:space="preserve"> </w:t>
+      </w:r>
+      <w:r>
+        <w:t>Speed</w:t>
+      </w:r>
+      <w:r>
+        <w:t xml:space="preserve"> would improve eye shots.</w:t>
+      </w:r>
+    </w:p>
+    <w:p>
+      <w:r>
+        <w:t>As I</w:t>
+      </w:r>
+      <w:r>
+        <w:t xml:space="preserve"> fought </w:t>
+      </w:r>
+      <w:r>
+        <w:t>I wonder</w:t>
+      </w:r>
+      <w:r>
+        <w:t>ed</w:t>
+      </w:r>
+      <w:r>
+        <w:t>, which</w:t>
+      </w:r>
+      <w:r>
+        <w:t xml:space="preserve"> was </w:t>
+      </w:r>
+      <w:r>
+        <w:t>worse, the actual</w:t>
+      </w:r>
+      <w:r>
+        <w:t xml:space="preserve"> </w:t>
+      </w:r>
+      <w:r>
+        <w:t>fought</w:t>
+      </w:r>
+      <w:r>
+        <w:t xml:space="preserve"> </w:t>
+      </w:r>
+      <w:r>
+        <w:t>or the aftermath when you remember</w:t>
+      </w:r>
+      <w:r>
+        <w:t>ed</w:t>
+      </w:r>
+      <w:r>
+        <w:t xml:space="preserve"> the</w:t>
+      </w:r>
+      <w:r>
+        <w:t xml:space="preserve"> </w:t>
+      </w:r>
+      <w:r>
+        <w:t>fought</w:t>
+      </w:r>
+      <w:r>
+        <w:t xml:space="preserve"> </w:t>
+      </w:r>
+      <w:r>
+        <w:t>years later</w:t>
+      </w:r>
+      <w:r>
+        <w:t>?</w:t>
+      </w:r>
+    </w:p>
+    <w:p>
+      <w:r>
+        <w:t>The good news about this</w:t>
+      </w:r>
+      <w:r>
+        <w:t xml:space="preserve"> </w:t>
+      </w:r>
+      <w:r>
+        <w:t>f</w:t>
+      </w:r>
+      <w:r>
+        <w:t>i</w:t>
+      </w:r>
+      <w:r>
+        <w:t>ght</w:t>
+      </w:r>
+      <w:r>
+        <w:t xml:space="preserve"> </w:t>
+      </w:r>
+      <w:r>
+        <w:t xml:space="preserve">was </w:t>
+      </w:r>
+      <w:r>
+        <w:t>that I c</w:t>
+      </w:r>
+      <w:r>
+        <w:t>a</w:t>
+      </w:r>
+      <w:r>
+        <w:t>me out of it almost completely uninjured. I</w:t>
+      </w:r>
+      <w:r>
+        <w:t xml:space="preserve"> decided </w:t>
+      </w:r>
+      <w:r>
+        <w:t>to</w:t>
+      </w:r>
+      <w:r>
+        <w:t xml:space="preserve"> use </w:t>
+      </w:r>
+      <w:r>
+        <w:t>a healing potion</w:t>
+      </w:r>
+      <w:r>
+        <w:t>, since the scratches and</w:t>
+      </w:r>
+      <w:r>
+        <w:t xml:space="preserve"> bit</w:t>
+      </w:r>
+      <w:r>
+        <w:t>es</w:t>
+      </w:r>
+      <w:r>
+        <w:t xml:space="preserve"> </w:t>
+      </w:r>
+      <w:r>
+        <w:t xml:space="preserve">were </w:t>
+      </w:r>
+      <w:r>
+        <w:t>killing me</w:t>
+      </w:r>
+      <w:r>
+        <w:t>.</w:t>
+      </w:r>
+    </w:p>
+    <w:p>
+      <w:r>
         <w:t>I</w:t>
       </w:r>
       <w:r>
-        <w:t xml:space="preserve"> knew </w:t>
-      </w:r>
-      <w:r>
-        <w:t xml:space="preserve">my overweight problem </w:t>
-      </w:r>
-      <w:r>
-        <w:t>would</w:t>
-      </w:r>
-      <w:r>
-        <w:t xml:space="preserve"> go with time</w:t>
-      </w:r>
-      <w:r>
-        <w:t xml:space="preserve"> </w:t>
-      </w:r>
-      <w:r>
-        <w:t>and cancer</w:t>
+        <w:t xml:space="preserve"> sat </w:t>
+      </w:r>
+      <w:r>
+        <w:t xml:space="preserve">and </w:t>
+      </w:r>
+      <w:r>
+        <w:t>focused</w:t>
+      </w:r>
+      <w:r>
+        <w:t xml:space="preserve"> on my chakra system. I start</w:t>
+      </w:r>
+      <w:r>
+        <w:t>ed</w:t>
+      </w:r>
+      <w:r>
+        <w:t xml:space="preserve"> with my first one at the base of my pelvis. It</w:t>
       </w:r>
       <w:r>
         <w:t xml:space="preserve"> was </w:t>
       </w:r>
       <w:r>
-        <w:t xml:space="preserve">not immediate </w:t>
-      </w:r>
-      <w:r>
-        <w:t>so I decide</w:t>
-      </w:r>
-      <w:r>
-        <w:t>d</w:t>
-      </w:r>
-      <w:r>
-        <w:t xml:space="preserve"> to</w:t>
-      </w:r>
-      <w:r>
-        <w:t xml:space="preserve"> ke</w:t>
-      </w:r>
-      <w:r>
-        <w:t>ep</w:t>
-      </w:r>
-      <w:r>
-        <w:t xml:space="preserve"> </w:t>
-      </w:r>
-      <w:r>
-        <w:t>my health potions for physical damage only.</w:t>
-      </w:r>
-    </w:p>
-    <w:p>
-      <w:r>
-        <w:t>By n</w:t>
-      </w:r>
-      <w:r>
-        <w:t>ow I</w:t>
-      </w:r>
-      <w:r>
-        <w:t xml:space="preserve"> knew </w:t>
+        <w:t>chaotic, reminding me of undigested food.</w:t>
+      </w:r>
+    </w:p>
+    <w:p>
+      <w:r>
+        <w:t xml:space="preserve">As I </w:t>
+      </w:r>
+      <w:r>
+        <w:t>focused</w:t>
+      </w:r>
+      <w:r>
+        <w:t xml:space="preserve"> on the chakra, the energies seem to smooth out and flow more smoothly. Then I </w:t>
+      </w:r>
+      <w:r>
+        <w:t>focused</w:t>
+      </w:r>
+      <w:r>
+        <w:t xml:space="preserve"> on my next on</w:t>
+      </w:r>
+      <w:r>
+        <w:t>e</w:t>
+      </w:r>
+      <w:r>
+        <w:t>.</w:t>
+      </w:r>
+    </w:p>
+    <w:p>
+      <w:r>
+        <w:t xml:space="preserve">I </w:t>
+      </w:r>
+      <w:r>
+        <w:t>then</w:t>
+      </w:r>
+      <w:r>
+        <w:t xml:space="preserve"> arrived </w:t>
+      </w:r>
+      <w:r>
+        <w:t xml:space="preserve">at </w:t>
+      </w:r>
+      <w:r>
+        <w:t xml:space="preserve">my heart, but </w:t>
+      </w:r>
+      <w:r>
+        <w:t>it was</w:t>
+      </w:r>
+      <w:r>
+        <w:t xml:space="preserve"> </w:t>
+      </w:r>
+      <w:r>
+        <w:t xml:space="preserve">a </w:t>
+      </w:r>
+      <w:r>
+        <w:t>waste of time. No matter what I d</w:t>
+      </w:r>
+      <w:r>
+        <w:t>id</w:t>
+      </w:r>
+      <w:r>
+        <w:t>, it</w:t>
+      </w:r>
+      <w:r>
+        <w:t xml:space="preserve"> remained </w:t>
+      </w:r>
+      <w:r>
+        <w:t>dead</w:t>
+      </w:r>
+      <w:r>
+        <w:t>.</w:t>
+      </w:r>
+      <w:r>
+        <w:t xml:space="preserve"> Also, working on it</w:t>
+      </w:r>
+      <w:r>
+        <w:t xml:space="preserve"> was </w:t>
+      </w:r>
+      <w:r>
+        <w:t>bringing up memories of betrayal</w:t>
+      </w:r>
+      <w:r>
+        <w:t xml:space="preserve">, disappointment, shame, </w:t>
+      </w:r>
+      <w:r>
+        <w:t xml:space="preserve">and </w:t>
+      </w:r>
+      <w:r>
+        <w:t>countless other negative emotions</w:t>
+      </w:r>
+      <w:r>
+        <w:t>.</w:t>
+      </w:r>
+      <w:r>
+        <w:t xml:space="preserve"> I</w:t>
+      </w:r>
+      <w:r>
+        <w:t xml:space="preserve"> had </w:t>
+      </w:r>
+      <w:r>
+        <w:t>the overwhelming urge to punch my ex-wife in the face, along with my so-called best friend who betrayed me.</w:t>
+      </w:r>
+      <w:r>
+        <w:t xml:space="preserve"> </w:t>
+      </w:r>
+      <w:r>
+        <w:t>They</w:t>
+      </w:r>
+      <w:r>
+        <w:t xml:space="preserve"> were </w:t>
+      </w:r>
+      <w:r>
+        <w:t xml:space="preserve">just two on my ass-kicking list. </w:t>
       </w:r>
       <w:r>
         <w:t>I</w:t>
       </w:r>
       <w:r>
-        <w:t xml:space="preserve"> was </w:t>
-      </w:r>
-      <w:r>
-        <w:t>approaching the nest. The rats</w:t>
-      </w:r>
-      <w:r>
-        <w:t xml:space="preserve"> were </w:t>
-      </w:r>
-      <w:r>
-        <w:t xml:space="preserve">increasing in strength and size. I even fought an </w:t>
-      </w:r>
-      <w:r>
-        <w:t xml:space="preserve">F-Rank </w:t>
-      </w:r>
-      <w:r>
-        <w:t>9 rat.</w:t>
-      </w:r>
-    </w:p>
-    <w:p>
-      <w:r>
-        <w:t xml:space="preserve">A thought </w:t>
-      </w:r>
-      <w:r>
-        <w:t>entered</w:t>
-      </w:r>
-      <w:r>
-        <w:t xml:space="preserve"> my mind. How powerful would the king rat be? That</w:t>
-      </w:r>
-      <w:r>
-        <w:t xml:space="preserve"> was </w:t>
-      </w:r>
-      <w:r>
-        <w:t>not something I want</w:t>
-      </w:r>
-      <w:r>
-        <w:t>ed</w:t>
-      </w:r>
-      <w:r>
-        <w:t xml:space="preserve"> to</w:t>
-      </w:r>
-      <w:r>
-        <w:t xml:space="preserve"> f</w:t>
-      </w:r>
-      <w:r>
-        <w:t>i</w:t>
-      </w:r>
-      <w:r>
-        <w:t xml:space="preserve">nd </w:t>
-      </w:r>
-      <w:r>
-        <w:t>out, especially since my goal</w:t>
-      </w:r>
-      <w:r>
-        <w:t xml:space="preserve"> was </w:t>
-      </w:r>
-      <w:r>
-        <w:t>to escape.</w:t>
-      </w:r>
-    </w:p>
-    <w:p>
-      <w:r>
-        <w:t xml:space="preserve">I </w:t>
-      </w:r>
-      <w:r>
-        <w:t>focused</w:t>
-      </w:r>
-      <w:r>
-        <w:t xml:space="preserve"> on my travels and</w:t>
-      </w:r>
-      <w:r>
-        <w:t xml:space="preserve"> </w:t>
-      </w:r>
-      <w:r>
-        <w:t>realized</w:t>
-      </w:r>
-      <w:r>
-        <w:t xml:space="preserve"> </w:t>
-      </w:r>
-      <w:r>
-        <w:t>I</w:t>
-      </w:r>
-      <w:r>
-        <w:t xml:space="preserve"> had </w:t>
-      </w:r>
-      <w:r>
-        <w:t>full knowledge of where I</w:t>
-      </w:r>
-      <w:r>
-        <w:t xml:space="preserve"> had </w:t>
-      </w:r>
-      <w:r>
-        <w:t xml:space="preserve">been. </w:t>
-      </w:r>
-      <w:r>
-        <w:t>It was</w:t>
-      </w:r>
-      <w:r>
-        <w:t xml:space="preserve"> almost as if I</w:t>
-      </w:r>
-      <w:r>
-        <w:t xml:space="preserve"> had </w:t>
-      </w:r>
-      <w:r>
-        <w:t>a map in my head. That</w:t>
-      </w:r>
-      <w:r>
-        <w:t xml:space="preserve"> was</w:t>
-      </w:r>
-      <w:r>
-        <w:t xml:space="preserve"> amazing news and also comforting. It </w:t>
-      </w:r>
-      <w:r>
-        <w:t>meant</w:t>
-      </w:r>
-      <w:r>
-        <w:t xml:space="preserve"> I </w:t>
-      </w:r>
-      <w:r>
-        <w:t>would</w:t>
-      </w:r>
-      <w:r>
-        <w:t xml:space="preserve"> not </w:t>
+        <w:t xml:space="preserve"> suppressed </w:t>
+      </w:r>
+      <w:r>
+        <w:t>the memories and</w:t>
+      </w:r>
+      <w:r>
+        <w:t xml:space="preserve"> decided </w:t>
+      </w:r>
+      <w:r>
+        <w:t>to move on.</w:t>
+      </w:r>
+    </w:p>
+    <w:p>
+      <w:r>
+        <w:lastRenderedPageBreak/>
+        <w:t>I was</w:t>
+      </w:r>
+      <w:r>
+        <w:t xml:space="preserve"> about to </w:t>
       </w:r>
       <w:r>
         <w:t>g</w:t>
@@ -12527,675 +13313,6 @@
         <w:t>t</w:t>
       </w:r>
       <w:r>
-        <w:t xml:space="preserve"> lost.</w:t>
-      </w:r>
-    </w:p>
-    <w:p>
-      <w:r>
-        <w:t xml:space="preserve">By now my sense of disorientation was almost completely gone. That was great news. Unfortunately, my sense of being trapped </w:t>
-      </w:r>
-      <w:r>
-        <w:t xml:space="preserve">and claustrophobia </w:t>
-      </w:r>
-      <w:r>
-        <w:t>was still there.</w:t>
-      </w:r>
-    </w:p>
-    <w:p>
-      <w:r>
-        <w:t>The question</w:t>
-      </w:r>
-      <w:r>
-        <w:t xml:space="preserve"> was </w:t>
-      </w:r>
-      <w:r>
-        <w:t>where to go</w:t>
-      </w:r>
-      <w:r>
-        <w:t>?</w:t>
-      </w:r>
-    </w:p>
-    <w:p>
-      <w:r>
-        <w:t>I might</w:t>
-      </w:r>
-      <w:r>
-        <w:t xml:space="preserve"> had </w:t>
-      </w:r>
-      <w:r>
-        <w:t>searched out the boss if I was younger and more foolish</w:t>
-      </w:r>
-      <w:r>
-        <w:t>,</w:t>
-      </w:r>
-      <w:r>
-        <w:t xml:space="preserve"> and had my missing foot.</w:t>
-      </w:r>
-    </w:p>
-    <w:p>
-      <w:r>
-        <w:t>However</w:t>
-      </w:r>
-      <w:r>
-        <w:t>,</w:t>
-      </w:r>
-      <w:r>
-        <w:t xml:space="preserve"> with a broken prostatic leg and surrounded by </w:t>
-      </w:r>
-      <w:r>
-        <w:t xml:space="preserve">the </w:t>
-      </w:r>
-      <w:r>
-        <w:t>darkness</w:t>
-      </w:r>
-      <w:r>
-        <w:t xml:space="preserve"> of a night in a cloudy forest</w:t>
-      </w:r>
-      <w:r>
-        <w:t xml:space="preserve">, </w:t>
-      </w:r>
-      <w:r>
-        <w:t>it was</w:t>
-      </w:r>
-      <w:r>
-        <w:t xml:space="preserve"> hard to be adventurous. Thankfully I</w:t>
-      </w:r>
-      <w:r>
-        <w:t xml:space="preserve"> had </w:t>
-      </w:r>
-      <w:r>
-        <w:t>sp</w:t>
-      </w:r>
-      <w:r>
-        <w:t>a</w:t>
-      </w:r>
-      <w:r>
-        <w:t>re</w:t>
-      </w:r>
-      <w:r>
-        <w:t xml:space="preserve"> batteries for my lamp.</w:t>
-      </w:r>
-    </w:p>
-    <w:p>
-      <w:r>
-        <w:t>There</w:t>
-      </w:r>
-      <w:r>
-        <w:t xml:space="preserve"> was</w:t>
-      </w:r>
-      <w:r>
-        <w:t xml:space="preserve"> no point in returning to my starting point since it</w:t>
-      </w:r>
-      <w:r>
-        <w:t xml:space="preserve"> was </w:t>
-      </w:r>
-      <w:r>
-        <w:t>a dead end. My only choice</w:t>
-      </w:r>
-      <w:r>
-        <w:t xml:space="preserve"> was </w:t>
-      </w:r>
-      <w:r>
-        <w:t>to explore until I</w:t>
-      </w:r>
-      <w:r>
-        <w:t xml:space="preserve"> found </w:t>
-      </w:r>
-      <w:r>
-        <w:t>an exit.</w:t>
-      </w:r>
-    </w:p>
-    <w:p>
-      <w:r>
-        <w:t>“I</w:t>
-      </w:r>
-      <w:r>
-        <w:t xml:space="preserve"> was </w:t>
-      </w:r>
-      <w:r>
-        <w:t>walking</w:t>
-      </w:r>
-      <w:r>
-        <w:t>,</w:t>
-      </w:r>
-      <w:r>
-        <w:t xml:space="preserve"> down the rat street</w:t>
-      </w:r>
-      <w:r>
-        <w:t>,</w:t>
-      </w:r>
-      <w:r>
-        <w:t xml:space="preserve"> when I</w:t>
-      </w:r>
-      <w:r>
-        <w:t xml:space="preserve"> heard </w:t>
-      </w:r>
-      <w:r>
-        <w:t>footsteps behind me…</w:t>
-      </w:r>
-      <w:r>
-        <w:t xml:space="preserve">I </w:t>
-      </w:r>
-      <w:r>
-        <w:t>am</w:t>
-      </w:r>
-      <w:r>
-        <w:t xml:space="preserve"> a laughing </w:t>
-      </w:r>
-      <w:r>
-        <w:t>rat</w:t>
-      </w:r>
-      <w:r>
-        <w:t xml:space="preserve"> and you</w:t>
-      </w:r>
-      <w:r>
-        <w:t xml:space="preserve"> couldn’t </w:t>
-      </w:r>
-      <w:r>
-        <w:t>catch me…</w:t>
-      </w:r>
-      <w:r>
-        <w:t>”</w:t>
-      </w:r>
-    </w:p>
-    <w:p>
-      <w:r>
-        <w:t xml:space="preserve">I </w:t>
-      </w:r>
-      <w:r>
-        <w:t>got</w:t>
-      </w:r>
-      <w:r>
-        <w:t xml:space="preserve"> interrupted by a group of rats charging me. They seem enraged. Were they enraged by my singing? How rude.</w:t>
-      </w:r>
-    </w:p>
-    <w:p>
-      <w:r>
-        <w:lastRenderedPageBreak/>
-        <w:t>The rats</w:t>
-      </w:r>
-      <w:r>
-        <w:t xml:space="preserve"> were </w:t>
-      </w:r>
-      <w:r>
-        <w:t>all between rank 5 and 8. That was OK, since I</w:t>
-      </w:r>
-      <w:r>
-        <w:t xml:space="preserve"> was </w:t>
-      </w:r>
-      <w:r>
-        <w:t>finally in the grove. I guess</w:t>
-      </w:r>
-      <w:r>
-        <w:t>ed</w:t>
-      </w:r>
-      <w:r>
-        <w:t xml:space="preserve"> </w:t>
-      </w:r>
-      <w:r>
-        <w:t>it was</w:t>
-      </w:r>
-      <w:r>
-        <w:t xml:space="preserve"> like </w:t>
-      </w:r>
-      <w:r>
-        <w:t>riding a bike. You never really for</w:t>
-      </w:r>
-      <w:r>
-        <w:t>got</w:t>
-      </w:r>
-      <w:r>
-        <w:t>.</w:t>
-      </w:r>
-      <w:r>
-        <w:t xml:space="preserve"> Also, my 20 o</w:t>
-      </w:r>
-      <w:r>
-        <w:t>f</w:t>
-      </w:r>
-      <w:r>
-        <w:t xml:space="preserve"> [Perception] </w:t>
-      </w:r>
-      <w:r>
-        <w:t>made</w:t>
-      </w:r>
-      <w:r>
-        <w:t xml:space="preserve"> the rats </w:t>
-      </w:r>
-      <w:r>
-        <w:t>easier to track</w:t>
-      </w:r>
-      <w:r>
-        <w:t>.</w:t>
-      </w:r>
-    </w:p>
-    <w:p>
-      <w:r>
-        <w:t>As I</w:t>
-      </w:r>
-      <w:r>
-        <w:t xml:space="preserve"> fought </w:t>
-      </w:r>
-      <w:r>
-        <w:t>the rats I tr</w:t>
-      </w:r>
-      <w:r>
-        <w:t>ied</w:t>
-      </w:r>
-      <w:r>
-        <w:t xml:space="preserve"> to</w:t>
-      </w:r>
-      <w:r>
-        <w:t xml:space="preserve"> decided </w:t>
-      </w:r>
-      <w:r>
-        <w:t>how to</w:t>
-      </w:r>
-      <w:r>
-        <w:t xml:space="preserve"> allocate </w:t>
-      </w:r>
-      <w:r>
-        <w:t xml:space="preserve">my next set of points. </w:t>
-      </w:r>
-      <w:r>
-        <w:t>[</w:t>
-      </w:r>
-      <w:r>
-        <w:t>Perception</w:t>
-      </w:r>
-      <w:r>
-        <w:t>]</w:t>
-      </w:r>
-      <w:r>
-        <w:t xml:space="preserve"> was </w:t>
-      </w:r>
-      <w:r>
-        <w:t>paying huge dividends in k</w:t>
-      </w:r>
-      <w:r>
-        <w:t>ee</w:t>
-      </w:r>
-      <w:r>
-        <w:t>ping me alive.</w:t>
-      </w:r>
-      <w:r>
-        <w:t xml:space="preserve"> </w:t>
-      </w:r>
-      <w:r>
-        <w:t>It was</w:t>
-      </w:r>
-      <w:r>
-        <w:t xml:space="preserve"> also helping me better tar</w:t>
-      </w:r>
-      <w:r>
-        <w:t>g</w:t>
-      </w:r>
-      <w:r>
-        <w:t>e</w:t>
-      </w:r>
-      <w:r>
-        <w:t>t</w:t>
-      </w:r>
-      <w:r>
-        <w:t xml:space="preserve"> weak points.</w:t>
-      </w:r>
-    </w:p>
-    <w:p>
-      <w:r>
-        <w:t>However th</w:t>
-      </w:r>
-      <w:r>
-        <w:t>e</w:t>
-      </w:r>
-      <w:r>
-        <w:t xml:space="preserve">se </w:t>
-      </w:r>
-      <w:r>
-        <w:t>f</w:t>
-      </w:r>
-      <w:r>
-        <w:t>i</w:t>
-      </w:r>
-      <w:r>
-        <w:t>ght</w:t>
-      </w:r>
-      <w:r>
-        <w:t>s</w:t>
-      </w:r>
-      <w:r>
-        <w:t xml:space="preserve"> were </w:t>
-      </w:r>
-      <w:r>
-        <w:t xml:space="preserve">stamina-draining. Putting points on strength would speed up the </w:t>
-      </w:r>
-      <w:r>
-        <w:t>f</w:t>
-      </w:r>
-      <w:r>
-        <w:t>i</w:t>
-      </w:r>
-      <w:r>
-        <w:t>ght</w:t>
-      </w:r>
-      <w:r>
-        <w:t>s</w:t>
-      </w:r>
-      <w:r>
-        <w:t>, especially since the higher-level rats</w:t>
-      </w:r>
-      <w:r>
-        <w:t xml:space="preserve"> had </w:t>
-      </w:r>
-      <w:r>
-        <w:t>tough f</w:t>
-      </w:r>
-      <w:r>
-        <w:t>u</w:t>
-      </w:r>
-      <w:r>
-        <w:t>r.</w:t>
-      </w:r>
-      <w:r>
-        <w:t xml:space="preserve"> </w:t>
-      </w:r>
-      <w:r>
-        <w:t>Speed</w:t>
-      </w:r>
-      <w:r>
-        <w:t xml:space="preserve"> would improve eye shots.</w:t>
-      </w:r>
-    </w:p>
-    <w:p>
-      <w:r>
-        <w:t>As I</w:t>
-      </w:r>
-      <w:r>
-        <w:t xml:space="preserve"> fought </w:t>
-      </w:r>
-      <w:r>
-        <w:t>I wonder</w:t>
-      </w:r>
-      <w:r>
-        <w:t>ed</w:t>
-      </w:r>
-      <w:r>
-        <w:t>, which</w:t>
-      </w:r>
-      <w:r>
-        <w:t xml:space="preserve"> was </w:t>
-      </w:r>
-      <w:r>
-        <w:t>worse, the actual</w:t>
-      </w:r>
-      <w:r>
-        <w:t xml:space="preserve"> </w:t>
-      </w:r>
-      <w:r>
-        <w:t>fought</w:t>
-      </w:r>
-      <w:r>
-        <w:t xml:space="preserve"> </w:t>
-      </w:r>
-      <w:r>
-        <w:t>or the aftermath when you remember</w:t>
-      </w:r>
-      <w:r>
-        <w:t>ed</w:t>
-      </w:r>
-      <w:r>
-        <w:t xml:space="preserve"> the</w:t>
-      </w:r>
-      <w:r>
-        <w:t xml:space="preserve"> </w:t>
-      </w:r>
-      <w:r>
-        <w:t>fought</w:t>
-      </w:r>
-      <w:r>
-        <w:t xml:space="preserve"> </w:t>
-      </w:r>
-      <w:r>
-        <w:t>years later</w:t>
-      </w:r>
-      <w:r>
-        <w:t>?</w:t>
-      </w:r>
-    </w:p>
-    <w:p>
-      <w:r>
-        <w:t>The good news about this</w:t>
-      </w:r>
-      <w:r>
-        <w:t xml:space="preserve"> </w:t>
-      </w:r>
-      <w:r>
-        <w:t>f</w:t>
-      </w:r>
-      <w:r>
-        <w:t>i</w:t>
-      </w:r>
-      <w:r>
-        <w:t>ght</w:t>
-      </w:r>
-      <w:r>
-        <w:t xml:space="preserve"> </w:t>
-      </w:r>
-      <w:r>
-        <w:t xml:space="preserve">was </w:t>
-      </w:r>
-      <w:r>
-        <w:t>that I c</w:t>
-      </w:r>
-      <w:r>
-        <w:t>a</w:t>
-      </w:r>
-      <w:r>
-        <w:t>me out of it almost completely uninjured. I</w:t>
-      </w:r>
-      <w:r>
-        <w:t xml:space="preserve"> decided </w:t>
-      </w:r>
-      <w:r>
-        <w:t>to</w:t>
-      </w:r>
-      <w:r>
-        <w:t xml:space="preserve"> use </w:t>
-      </w:r>
-      <w:r>
-        <w:t>a healing potion</w:t>
-      </w:r>
-      <w:r>
-        <w:t>, since the scratches and</w:t>
-      </w:r>
-      <w:r>
-        <w:t xml:space="preserve"> bit</w:t>
-      </w:r>
-      <w:r>
-        <w:t>es</w:t>
-      </w:r>
-      <w:r>
-        <w:t xml:space="preserve"> </w:t>
-      </w:r>
-      <w:r>
-        <w:t xml:space="preserve">were </w:t>
-      </w:r>
-      <w:r>
-        <w:t>killing me</w:t>
-      </w:r>
-      <w:r>
-        <w:t>.</w:t>
-      </w:r>
-    </w:p>
-    <w:p>
-      <w:r>
-        <w:t>I</w:t>
-      </w:r>
-      <w:r>
-        <w:t xml:space="preserve"> sat </w:t>
-      </w:r>
-      <w:r>
-        <w:t xml:space="preserve">and </w:t>
-      </w:r>
-      <w:r>
-        <w:t>focused</w:t>
-      </w:r>
-      <w:r>
-        <w:t xml:space="preserve"> on my chakra system. I start</w:t>
-      </w:r>
-      <w:r>
-        <w:t>ed</w:t>
-      </w:r>
-      <w:r>
-        <w:t xml:space="preserve"> with my first one at the base of my pelvis. It</w:t>
-      </w:r>
-      <w:r>
-        <w:t xml:space="preserve"> was </w:t>
-      </w:r>
-      <w:r>
-        <w:t>chaotic, reminding me of undigested food.</w:t>
-      </w:r>
-    </w:p>
-    <w:p>
-      <w:r>
-        <w:t xml:space="preserve">As I </w:t>
-      </w:r>
-      <w:r>
-        <w:t>focused</w:t>
-      </w:r>
-      <w:r>
-        <w:t xml:space="preserve"> on the chakra, the energies seem to smooth out and flow more smoothly. Then I </w:t>
-      </w:r>
-      <w:r>
-        <w:t>focused</w:t>
-      </w:r>
-      <w:r>
-        <w:t xml:space="preserve"> on my next on</w:t>
-      </w:r>
-      <w:r>
-        <w:t>e</w:t>
-      </w:r>
-      <w:r>
-        <w:t>.</w:t>
-      </w:r>
-    </w:p>
-    <w:p>
-      <w:r>
-        <w:t xml:space="preserve">I </w:t>
-      </w:r>
-      <w:r>
-        <w:t>then</w:t>
-      </w:r>
-      <w:r>
-        <w:t xml:space="preserve"> arrived </w:t>
-      </w:r>
-      <w:r>
-        <w:t xml:space="preserve">at </w:t>
-      </w:r>
-      <w:r>
-        <w:t xml:space="preserve">my heart, but </w:t>
-      </w:r>
-      <w:r>
-        <w:t>it was</w:t>
-      </w:r>
-      <w:r>
-        <w:t xml:space="preserve"> </w:t>
-      </w:r>
-      <w:r>
-        <w:t xml:space="preserve">a </w:t>
-      </w:r>
-      <w:r>
-        <w:t>waste of time. No matter what I d</w:t>
-      </w:r>
-      <w:r>
-        <w:t>id</w:t>
-      </w:r>
-      <w:r>
-        <w:t>, it</w:t>
-      </w:r>
-      <w:r>
-        <w:t xml:space="preserve"> remained </w:t>
-      </w:r>
-      <w:r>
-        <w:t>dead</w:t>
-      </w:r>
-      <w:r>
-        <w:t>.</w:t>
-      </w:r>
-      <w:r>
-        <w:t xml:space="preserve"> Also, working on it</w:t>
-      </w:r>
-      <w:r>
-        <w:t xml:space="preserve"> was </w:t>
-      </w:r>
-      <w:r>
-        <w:t>bringing up memories of betrayal</w:t>
-      </w:r>
-      <w:r>
-        <w:t xml:space="preserve">, disappointment, shame, </w:t>
-      </w:r>
-      <w:r>
-        <w:t xml:space="preserve">and </w:t>
-      </w:r>
-      <w:r>
-        <w:t>countless other negative emotions</w:t>
-      </w:r>
-      <w:r>
-        <w:t>.</w:t>
-      </w:r>
-      <w:r>
-        <w:t xml:space="preserve"> I</w:t>
-      </w:r>
-      <w:r>
-        <w:t xml:space="preserve"> had </w:t>
-      </w:r>
-      <w:r>
-        <w:t>the overwhelming urge to punch my ex-wife in the face, along with my so-called best friend who betrayed me.</w:t>
-      </w:r>
-      <w:r>
-        <w:t xml:space="preserve"> </w:t>
-      </w:r>
-      <w:r>
-        <w:t>They</w:t>
-      </w:r>
-      <w:r>
-        <w:t xml:space="preserve"> were </w:t>
-      </w:r>
-      <w:r>
-        <w:t xml:space="preserve">just two on my ass-kicking list. </w:t>
-      </w:r>
-      <w:r>
-        <w:t>I</w:t>
-      </w:r>
-      <w:r>
-        <w:t xml:space="preserve"> suppressed </w:t>
-      </w:r>
-      <w:r>
-        <w:t>the memories and</w:t>
-      </w:r>
-      <w:r>
-        <w:t xml:space="preserve"> decided </w:t>
-      </w:r>
-      <w:r>
-        <w:t>to move on.</w:t>
-      </w:r>
-    </w:p>
-    <w:p>
-      <w:r>
-        <w:t>I was</w:t>
-      </w:r>
-      <w:r>
-        <w:t xml:space="preserve"> about to </w:t>
-      </w:r>
-      <w:r>
-        <w:t>g</w:t>
-      </w:r>
-      <w:r>
-        <w:t>e</w:t>
-      </w:r>
-      <w:r>
-        <w:t>t</w:t>
-      </w:r>
-      <w:r>
         <w:t xml:space="preserve"> up when my light</w:t>
       </w:r>
       <w:r>
@@ -13207,7 +13324,6 @@
     </w:p>
     <w:p>
       <w:r>
-        <w:lastRenderedPageBreak/>
         <w:t xml:space="preserve">In panic </w:t>
       </w:r>
       <w:r>
@@ -13518,6 +13634,7 @@
     </w:p>
     <w:p>
       <w:r>
+        <w:lastRenderedPageBreak/>
         <w:t xml:space="preserve">My </w:t>
       </w:r>
       <w:r>
@@ -13547,7 +13664,6 @@
     </w:p>
     <w:p>
       <w:r>
-        <w:lastRenderedPageBreak/>
         <w:t xml:space="preserve">I </w:t>
       </w:r>
       <w:r>
@@ -13883,6 +13999,7 @@
         <w:pStyle w:val="StatusMessage"/>
       </w:pPr>
       <w:r>
+        <w:lastRenderedPageBreak/>
         <w:t>That</w:t>
       </w:r>
       <w:r>
@@ -13928,361 +14045,361 @@
     </w:p>
     <w:p>
       <w:r>
+        <w:t>That was disturbing news.</w:t>
+      </w:r>
+      <w:r>
+        <w:t xml:space="preserve"> How far above me was </w:t>
+      </w:r>
+      <w:r>
+        <w:t>the surface</w:t>
+      </w:r>
+      <w:r>
+        <w:t>?</w:t>
+      </w:r>
+    </w:p>
+    <w:p>
+      <w:r>
+        <w:t>Also, w</w:t>
+      </w:r>
+      <w:r>
+        <w:t xml:space="preserve">as the rat I fought </w:t>
+      </w:r>
+      <w:r>
+        <w:t>in the storm drain</w:t>
+      </w:r>
+      <w:r>
+        <w:t xml:space="preserve"> the forerunner of this breaking out? Was the Yeti real? How about sea monsters?</w:t>
+      </w:r>
+    </w:p>
+    <w:p>
+      <w:r>
+        <w:t>Again the rat</w:t>
+      </w:r>
+      <w:r>
+        <w:t xml:space="preserve"> smashed </w:t>
+      </w:r>
+      <w:r>
+        <w:t xml:space="preserve">through the pillar </w:t>
+      </w:r>
+      <w:r>
+        <w:t>I was</w:t>
+      </w:r>
+      <w:r>
+        <w:t xml:space="preserve"> hiding</w:t>
+      </w:r>
+      <w:r>
+        <w:t xml:space="preserve"> </w:t>
+      </w:r>
+      <w:r>
+        <w:t xml:space="preserve">behind. Again I </w:t>
+      </w:r>
+      <w:r>
+        <w:t>got</w:t>
+      </w:r>
+      <w:r>
+        <w:t xml:space="preserve"> </w:t>
+      </w:r>
+      <w:r>
+        <w:t xml:space="preserve">in </w:t>
+      </w:r>
+      <w:r>
+        <w:t xml:space="preserve">some </w:t>
+      </w:r>
+      <w:r>
+        <w:t>stabs</w:t>
+      </w:r>
+      <w:r>
+        <w:t xml:space="preserve">. Unfortunately </w:t>
+      </w:r>
+      <w:r>
+        <w:t>I</w:t>
+      </w:r>
+      <w:r>
+        <w:t xml:space="preserve"> couldn’t </w:t>
+      </w:r>
+      <w:r>
+        <w:t>g</w:t>
+      </w:r>
+      <w:r>
+        <w:t>e</w:t>
+      </w:r>
+      <w:r>
+        <w:t>t</w:t>
+      </w:r>
+      <w:r>
+        <w:t xml:space="preserve"> in a critical wound. Also, </w:t>
+      </w:r>
+      <w:r>
+        <w:t>the falling rocks</w:t>
+      </w:r>
+      <w:r>
+        <w:t xml:space="preserve"> were </w:t>
+      </w:r>
+      <w:r>
+        <w:t xml:space="preserve">doing more damage than </w:t>
+      </w:r>
+      <w:r>
+        <w:t>m</w:t>
+      </w:r>
+      <w:r>
+        <w:t>y swords.</w:t>
+      </w:r>
+    </w:p>
+    <w:p>
+      <w:r>
+        <w:t>Completely engrossed in the</w:t>
+      </w:r>
+      <w:r>
+        <w:t xml:space="preserve"> f</w:t>
+      </w:r>
+      <w:r>
+        <w:t>i</w:t>
+      </w:r>
+      <w:r>
+        <w:t xml:space="preserve">ght </w:t>
+      </w:r>
+      <w:r>
+        <w:t>I</w:t>
+      </w:r>
+      <w:r>
+        <w:t xml:space="preserve"> scurried </w:t>
+      </w:r>
+      <w:r>
+        <w:t>to the next pillar near the wall of the immense room.</w:t>
+      </w:r>
+    </w:p>
+    <w:p>
+      <w:r>
+        <w:t>“</w:t>
+      </w:r>
+      <w:r>
+        <w:t xml:space="preserve">I </w:t>
+      </w:r>
+      <w:r>
+        <w:t>am</w:t>
+      </w:r>
+      <w:r>
+        <w:t xml:space="preserve"> singing of a Rat Christmas, just</w:t>
+      </w:r>
+      <w:r>
+        <w:t xml:space="preserve"> liked </w:t>
+      </w:r>
+      <w:r>
+        <w:t xml:space="preserve">the </w:t>
+      </w:r>
+      <w:r>
+        <w:t>rat I saw before</w:t>
+      </w:r>
+      <w:r>
+        <w:t>,” I s</w:t>
+      </w:r>
+      <w:r>
+        <w:t>a</w:t>
+      </w:r>
+      <w:r>
+        <w:t>ng. Yes, I tend</w:t>
+      </w:r>
+      <w:r>
+        <w:t>ed</w:t>
+      </w:r>
+      <w:r>
+        <w:t xml:space="preserve"> to</w:t>
+      </w:r>
+      <w:r>
+        <w:t xml:space="preserve"> s</w:t>
+      </w:r>
+      <w:r>
+        <w:t>i</w:t>
+      </w:r>
+      <w:r>
+        <w:t xml:space="preserve">ng </w:t>
+      </w:r>
+      <w:r>
+        <w:t>to calm my nerves. Unfortunately I</w:t>
+      </w:r>
+      <w:r>
+        <w:t xml:space="preserve"> couldn’t </w:t>
+      </w:r>
+      <w:r>
+        <w:t xml:space="preserve">do that in polite company. </w:t>
+      </w:r>
+      <w:r>
+        <w:t>It was</w:t>
+      </w:r>
+      <w:r>
+        <w:t xml:space="preserve"> very sad.</w:t>
+      </w:r>
+    </w:p>
+    <w:p>
+      <w:r>
+        <w:t>My singing</w:t>
+      </w:r>
+      <w:r>
+        <w:t xml:space="preserve"> had </w:t>
+      </w:r>
+      <w:r>
+        <w:t xml:space="preserve">the intended effect. The rat </w:t>
+      </w:r>
+      <w:r>
+        <w:t>got</w:t>
+      </w:r>
+      <w:r>
+        <w:t xml:space="preserve"> more enraged. Again and again the rat</w:t>
+      </w:r>
+      <w:r>
+        <w:t xml:space="preserve"> crashed </w:t>
+      </w:r>
+      <w:r>
+        <w:t>into the pillars as I r</w:t>
+      </w:r>
+      <w:r>
+        <w:t>a</w:t>
+      </w:r>
+      <w:r>
+        <w:t>n around the room.</w:t>
+      </w:r>
+    </w:p>
+    <w:p>
+      <w:r>
+        <w:t>Thankfully the rat</w:t>
+      </w:r>
+      <w:r>
+        <w:t xml:space="preserve"> was </w:t>
+      </w:r>
+      <w:r>
+        <w:t>stupid, or I would be dead by now.</w:t>
+      </w:r>
+    </w:p>
+    <w:p>
+      <w:r>
+        <w:t>Finally all outer pillars</w:t>
+      </w:r>
+      <w:r>
+        <w:t xml:space="preserve"> were </w:t>
+      </w:r>
+      <w:r>
+        <w:t>destroyed and I bait</w:t>
+      </w:r>
+      <w:r>
+        <w:t>ed</w:t>
+      </w:r>
+      <w:r>
+        <w:t xml:space="preserve"> the rat into the next</w:t>
+      </w:r>
+      <w:r>
+        <w:t xml:space="preserve"> ring of pillars. The good news</w:t>
+      </w:r>
+      <w:r>
+        <w:t xml:space="preserve"> was </w:t>
+      </w:r>
+      <w:r>
+        <w:t xml:space="preserve">the </w:t>
+      </w:r>
+      <w:r>
+        <w:t>repeated</w:t>
+      </w:r>
+      <w:r>
+        <w:t xml:space="preserve"> crashe</w:t>
+      </w:r>
+      <w:r>
+        <w:t>s</w:t>
+      </w:r>
+      <w:r>
+        <w:t xml:space="preserve"> </w:t>
+      </w:r>
+      <w:r>
+        <w:t xml:space="preserve">were </w:t>
+      </w:r>
+      <w:r>
+        <w:t>in fact taking a toll on the rat, but not enough.</w:t>
+      </w:r>
+    </w:p>
+    <w:p>
+      <w:r>
+        <w:t>Finally the last pillar in the center remain</w:t>
+      </w:r>
+      <w:r>
+        <w:t>ed</w:t>
+      </w:r>
+      <w:r>
+        <w:t>. At this point the rat</w:t>
+      </w:r>
+      <w:r>
+        <w:t xml:space="preserve"> was </w:t>
+      </w:r>
+      <w:r>
+        <w:t>sluggish and as slow as me.</w:t>
+      </w:r>
+    </w:p>
+    <w:p>
+      <w:r>
+        <w:t>Making a wide loop I head</w:t>
+      </w:r>
+      <w:r>
+        <w:t>ed</w:t>
+      </w:r>
+      <w:r>
+        <w:t xml:space="preserve"> for the center pillar.</w:t>
+      </w:r>
+    </w:p>
+    <w:p>
+      <w:r>
+        <w:t>CRASH!</w:t>
+      </w:r>
+    </w:p>
+    <w:p>
+      <w:r>
+        <w:t>The rat</w:t>
+      </w:r>
+      <w:r>
+        <w:t xml:space="preserve"> smashed </w:t>
+      </w:r>
+      <w:r>
+        <w:t>into it. Just as I hope</w:t>
+      </w:r>
+      <w:r>
+        <w:t>d</w:t>
+      </w:r>
+      <w:r>
+        <w:t>, the ceiling collapse</w:t>
+      </w:r>
+      <w:r>
+        <w:t>d</w:t>
+      </w:r>
+      <w:r>
+        <w:t xml:space="preserve"> on top of the rat, nearly crushing me in the process.</w:t>
+      </w:r>
+    </w:p>
+    <w:p>
+      <w:r>
         <w:lastRenderedPageBreak/>
-        <w:t>That was disturbing news.</w:t>
-      </w:r>
-      <w:r>
-        <w:t xml:space="preserve"> How far above me was </w:t>
-      </w:r>
-      <w:r>
-        <w:t>the surface</w:t>
-      </w:r>
-      <w:r>
-        <w:t>?</w:t>
-      </w:r>
-    </w:p>
-    <w:p>
-      <w:r>
-        <w:t>Also, w</w:t>
-      </w:r>
-      <w:r>
-        <w:t xml:space="preserve">as the rat I fought </w:t>
-      </w:r>
-      <w:r>
-        <w:t>in the storm drain</w:t>
-      </w:r>
-      <w:r>
-        <w:t xml:space="preserve"> the forerunner of this breaking out? Was the Yeti real? How about sea monsters?</w:t>
-      </w:r>
-    </w:p>
-    <w:p>
-      <w:r>
-        <w:t>Again the rat</w:t>
-      </w:r>
-      <w:r>
-        <w:t xml:space="preserve"> smashed </w:t>
-      </w:r>
-      <w:r>
-        <w:t xml:space="preserve">through the pillar </w:t>
-      </w:r>
-      <w:r>
-        <w:t>I was</w:t>
-      </w:r>
-      <w:r>
-        <w:t xml:space="preserve"> hiding</w:t>
-      </w:r>
-      <w:r>
-        <w:t xml:space="preserve"> </w:t>
-      </w:r>
-      <w:r>
-        <w:t xml:space="preserve">behind. Again I </w:t>
-      </w:r>
-      <w:r>
-        <w:t>got</w:t>
-      </w:r>
-      <w:r>
-        <w:t xml:space="preserve"> </w:t>
-      </w:r>
-      <w:r>
-        <w:t xml:space="preserve">in </w:t>
-      </w:r>
-      <w:r>
-        <w:t xml:space="preserve">some </w:t>
-      </w:r>
-      <w:r>
-        <w:t>stabs</w:t>
-      </w:r>
-      <w:r>
-        <w:t xml:space="preserve">. Unfortunately </w:t>
-      </w:r>
-      <w:r>
         <w:t>I</w:t>
       </w:r>
       <w:r>
-        <w:t xml:space="preserve"> couldn’t </w:t>
-      </w:r>
-      <w:r>
-        <w:t>g</w:t>
-      </w:r>
-      <w:r>
-        <w:t>e</w:t>
-      </w:r>
-      <w:r>
-        <w:t>t</w:t>
-      </w:r>
-      <w:r>
-        <w:t xml:space="preserve"> in a critical wound. Also, </w:t>
-      </w:r>
-      <w:r>
-        <w:t>the falling rocks</w:t>
-      </w:r>
-      <w:r>
-        <w:t xml:space="preserve"> were </w:t>
-      </w:r>
-      <w:r>
-        <w:t xml:space="preserve">doing more damage than </w:t>
-      </w:r>
-      <w:r>
-        <w:t>m</w:t>
-      </w:r>
-      <w:r>
-        <w:t>y swords.</w:t>
-      </w:r>
-    </w:p>
-    <w:p>
-      <w:r>
-        <w:t>Completely engrossed in the</w:t>
-      </w:r>
-      <w:r>
-        <w:t xml:space="preserve"> f</w:t>
+        <w:t xml:space="preserve"> felt </w:t>
+      </w:r>
+      <w:r>
+        <w:t>essence rush into me and I stop</w:t>
+      </w:r>
+      <w:r>
+        <w:t>ped</w:t>
+      </w:r>
+      <w:r>
+        <w:t xml:space="preserve"> to catch my </w:t>
+      </w:r>
+      <w:r>
+        <w:t>breath</w:t>
+      </w:r>
+      <w:r>
+        <w:t xml:space="preserve">. Damn that was a tough </w:t>
+      </w:r>
+      <w:r>
+        <w:t>f</w:t>
       </w:r>
       <w:r>
         <w:t>i</w:t>
       </w:r>
       <w:r>
-        <w:t xml:space="preserve">ght </w:t>
-      </w:r>
-      <w:r>
-        <w:t>I</w:t>
-      </w:r>
-      <w:r>
-        <w:t xml:space="preserve"> scurried </w:t>
-      </w:r>
-      <w:r>
-        <w:t>to the next pillar near the wall of the immense room.</w:t>
-      </w:r>
-    </w:p>
-    <w:p>
-      <w:r>
-        <w:t>“</w:t>
-      </w:r>
-      <w:r>
-        <w:t xml:space="preserve">I </w:t>
-      </w:r>
-      <w:r>
-        <w:t>am</w:t>
-      </w:r>
-      <w:r>
-        <w:t xml:space="preserve"> singing of a Rat Christmas, just</w:t>
-      </w:r>
-      <w:r>
-        <w:t xml:space="preserve"> liked </w:t>
-      </w:r>
-      <w:r>
-        <w:t xml:space="preserve">the </w:t>
-      </w:r>
-      <w:r>
-        <w:t>rat I saw before</w:t>
-      </w:r>
-      <w:r>
-        <w:t>,” I s</w:t>
-      </w:r>
-      <w:r>
-        <w:t>a</w:t>
-      </w:r>
-      <w:r>
-        <w:t>ng. Yes, I tend</w:t>
-      </w:r>
-      <w:r>
-        <w:t>ed</w:t>
-      </w:r>
-      <w:r>
-        <w:t xml:space="preserve"> to</w:t>
-      </w:r>
-      <w:r>
-        <w:t xml:space="preserve"> s</w:t>
-      </w:r>
-      <w:r>
-        <w:t>i</w:t>
-      </w:r>
-      <w:r>
-        <w:t xml:space="preserve">ng </w:t>
-      </w:r>
-      <w:r>
-        <w:t>to calm my nerves. Unfortunately I</w:t>
-      </w:r>
-      <w:r>
-        <w:t xml:space="preserve"> couldn’t </w:t>
-      </w:r>
-      <w:r>
-        <w:t xml:space="preserve">do that in polite company. </w:t>
-      </w:r>
-      <w:r>
-        <w:t>It was</w:t>
-      </w:r>
-      <w:r>
-        <w:t xml:space="preserve"> very sad.</w:t>
-      </w:r>
-    </w:p>
-    <w:p>
-      <w:r>
-        <w:t>My singing</w:t>
-      </w:r>
-      <w:r>
-        <w:t xml:space="preserve"> had </w:t>
-      </w:r>
-      <w:r>
-        <w:t xml:space="preserve">the intended effect. The rat </w:t>
-      </w:r>
-      <w:r>
-        <w:t>got</w:t>
-      </w:r>
-      <w:r>
-        <w:t xml:space="preserve"> more enraged. Again and again the rat</w:t>
-      </w:r>
-      <w:r>
-        <w:t xml:space="preserve"> crashed </w:t>
-      </w:r>
-      <w:r>
-        <w:t>into the pillars as I r</w:t>
-      </w:r>
-      <w:r>
-        <w:t>a</w:t>
-      </w:r>
-      <w:r>
-        <w:t>n around the room.</w:t>
-      </w:r>
-    </w:p>
-    <w:p>
-      <w:r>
-        <w:t>Thankfully the rat</w:t>
-      </w:r>
-      <w:r>
-        <w:t xml:space="preserve"> was </w:t>
-      </w:r>
-      <w:r>
-        <w:t>stupid, or I would be dead by now.</w:t>
-      </w:r>
-    </w:p>
-    <w:p>
-      <w:r>
-        <w:t>Finally all outer pillars</w:t>
-      </w:r>
-      <w:r>
-        <w:t xml:space="preserve"> were </w:t>
-      </w:r>
-      <w:r>
-        <w:t>destroyed and I bait</w:t>
-      </w:r>
-      <w:r>
-        <w:t>ed</w:t>
-      </w:r>
-      <w:r>
-        <w:t xml:space="preserve"> the rat into the next</w:t>
-      </w:r>
-      <w:r>
-        <w:t xml:space="preserve"> ring of pillars. The good news</w:t>
-      </w:r>
-      <w:r>
-        <w:t xml:space="preserve"> was </w:t>
-      </w:r>
-      <w:r>
-        <w:t xml:space="preserve">the </w:t>
-      </w:r>
-      <w:r>
-        <w:t>repeated</w:t>
-      </w:r>
-      <w:r>
-        <w:t xml:space="preserve"> crashe</w:t>
-      </w:r>
-      <w:r>
-        <w:t>s</w:t>
-      </w:r>
-      <w:r>
-        <w:t xml:space="preserve"> </w:t>
-      </w:r>
-      <w:r>
-        <w:t xml:space="preserve">were </w:t>
-      </w:r>
-      <w:r>
-        <w:t>in fact taking a toll on the rat, but not enough.</w:t>
-      </w:r>
-    </w:p>
-    <w:p>
-      <w:r>
-        <w:t>Finally the last pillar in the center remain</w:t>
-      </w:r>
-      <w:r>
-        <w:t>ed</w:t>
-      </w:r>
-      <w:r>
-        <w:t>. At this point the rat</w:t>
-      </w:r>
-      <w:r>
-        <w:t xml:space="preserve"> was </w:t>
-      </w:r>
-      <w:r>
-        <w:t>sluggish and as slow as me.</w:t>
-      </w:r>
-    </w:p>
-    <w:p>
-      <w:r>
-        <w:t>Making a wide loop I head</w:t>
-      </w:r>
-      <w:r>
-        <w:t>ed</w:t>
-      </w:r>
-      <w:r>
-        <w:t xml:space="preserve"> for the center pillar.</w:t>
-      </w:r>
-    </w:p>
-    <w:p>
-      <w:r>
-        <w:t>CRASH!</w:t>
-      </w:r>
-    </w:p>
-    <w:p>
-      <w:r>
-        <w:t>The rat</w:t>
-      </w:r>
-      <w:r>
-        <w:t xml:space="preserve"> smashed </w:t>
-      </w:r>
-      <w:r>
-        <w:t>into it. Just as I hope</w:t>
-      </w:r>
-      <w:r>
-        <w:t>d</w:t>
-      </w:r>
-      <w:r>
-        <w:t>, the ceiling collapse</w:t>
-      </w:r>
-      <w:r>
-        <w:t>d</w:t>
-      </w:r>
-      <w:r>
-        <w:t xml:space="preserve"> on top of the rat, nearly crushing me in the process.</w:t>
-      </w:r>
-    </w:p>
-    <w:p>
-      <w:r>
-        <w:t>I</w:t>
-      </w:r>
-      <w:r>
-        <w:t xml:space="preserve"> felt </w:t>
-      </w:r>
-      <w:r>
-        <w:t>essence rush into me and I stop</w:t>
-      </w:r>
-      <w:r>
-        <w:t>ped</w:t>
-      </w:r>
-      <w:r>
-        <w:t xml:space="preserve"> to catch my </w:t>
-      </w:r>
-      <w:r>
-        <w:t>breath</w:t>
-      </w:r>
-      <w:r>
-        <w:t xml:space="preserve">. Damn that was a tough </w:t>
-      </w:r>
-      <w:r>
-        <w:t>f</w:t>
-      </w:r>
-      <w:r>
-        <w:t>i</w:t>
-      </w:r>
-      <w:r>
         <w:t>ght</w:t>
       </w:r>
       <w:r>
@@ -14294,7 +14411,6 @@
     </w:p>
     <w:p>
       <w:r>
-        <w:lastRenderedPageBreak/>
         <w:t>Feeling the urge, I accepted the upgrade.</w:t>
       </w:r>
     </w:p>
@@ -14671,6 +14787,7 @@
     </w:p>
     <w:p>
       <w:r>
+        <w:lastRenderedPageBreak/>
         <w:t>I open the chest and</w:t>
       </w:r>
       <w:r>
@@ -14700,7 +14817,6 @@
         <w:pStyle w:val="StatusMessage"/>
       </w:pPr>
       <w:r>
-        <w:lastRenderedPageBreak/>
         <w:t>Crystal of holding (Growth)</w:t>
       </w:r>
     </w:p>
@@ -14990,6 +15106,7 @@
         <w:contextualSpacing w:val="0"/>
       </w:pPr>
       <w:r>
+        <w:lastRenderedPageBreak/>
         <w:t>SPE (Speed)</w:t>
       </w:r>
       <w:r>
@@ -15054,7 +15171,6 @@
         <w:contextualSpacing w:val="0"/>
       </w:pPr>
       <w:r>
-        <w:lastRenderedPageBreak/>
         <w:t>INT</w:t>
       </w:r>
       <w:r>
@@ -15445,6 +15561,7 @@
     </w:p>
     <w:p>
       <w:r>
+        <w:lastRenderedPageBreak/>
         <w:t>I</w:t>
       </w:r>
       <w:r>
@@ -15483,7 +15600,6 @@
     </w:p>
     <w:p>
       <w:r>
-        <w:lastRenderedPageBreak/>
         <w:t>I</w:t>
       </w:r>
       <w:r>
@@ -39856,7 +39972,7 @@
             <w:rPr>
               <w:noProof/>
             </w:rPr>
-            <w:t>10</w:t>
+            <w:t>28</w:t>
           </w:r>
         </w:fldSimple>
       </w:p>
@@ -39886,7 +40002,7 @@
             <w:rPr>
               <w:noProof/>
             </w:rPr>
-            <w:t>9</w:t>
+            <w:t>39</w:t>
           </w:r>
         </w:fldSimple>
       </w:p>
@@ -42161,7 +42277,7 @@
 </file>
 
 <file path=customXml/itemProps1.xml><?xml version="1.0" encoding="utf-8"?>
-<ds:datastoreItem xmlns:ds="http://schemas.openxmlformats.org/officeDocument/2006/customXml" ds:itemID="{AE66F525-20B3-4DD9-9629-FFD066735679}">
+<ds:datastoreItem xmlns:ds="http://schemas.openxmlformats.org/officeDocument/2006/customXml" ds:itemID="{E7151759-4679-4607-8BFC-741F570CAFDD}">
   <ds:schemaRefs>
     <ds:schemaRef ds:uri="http://schemas.openxmlformats.org/officeDocument/2006/bibliography"/>
   </ds:schemaRefs>

--- a/Books/RPG_Books/ThePrincessAndTheMurderHobo/Book_ThePrincessAndTheMurderHobo.docx
+++ b/Books/RPG_Books/ThePrincessAndTheMurderHobo/Book_ThePrincessAndTheMurderHobo.docx
@@ -39667,6 +39667,14 @@
       <w:r>
         <w:t>t been this excited in decades.</w:t>
       </w:r>
+      <w:r>
+        <w:t>”</w:t>
+      </w:r>
+    </w:p>
+    <w:p>
+      <w:r>
+        <w:t>“Me too,” Julia said.</w:t>
+      </w:r>
     </w:p>
     <w:p>
       <w:r>
@@ -39693,9 +39701,62 @@
     </w:p>
     <w:p>
       <w:r>
-        <w:t>“Before I was awakened,” I replied. “That was my first monster.”</w:t>
-      </w:r>
-    </w:p>
+        <w:t xml:space="preserve">“Before I was awakened,” I </w:t>
+      </w:r>
+      <w:r>
+        <w:t>said</w:t>
+      </w:r>
+      <w:r>
+        <w:t>. “That was my first monster.”</w:t>
+      </w:r>
+    </w:p>
+    <w:p>
+      <w:r>
+        <w:t>We exited the taxi and followed Daris.</w:t>
+      </w:r>
+    </w:p>
+    <w:p>
+      <w:r>
+        <w:t>“Daris, how can we make money here?” I asked. “They just sent me here without warning.”</w:t>
+      </w:r>
+    </w:p>
+    <w:p>
+      <w:r>
+        <w:t>“Yes,” Daris said. “</w:t>
+      </w:r>
+      <w:r>
+        <w:t>There are plenty of businesses looking for people.”</w:t>
+      </w:r>
+    </w:p>
+    <w:p>
+      <w:r>
+        <w:t>“You mean like programmers?” Quan Li asked.</w:t>
+      </w:r>
+    </w:p>
+    <w:p>
+      <w:r>
+        <w:t>“I heard of those things,” Daris said. “Your technology is just aping what we have, which is superior. The only thing we don’t have is mass production. On the other hand, we don’t produce throwaway items.</w:t>
+      </w:r>
+    </w:p>
+    <w:p>
+      <w:r>
+        <w:lastRenderedPageBreak/>
+        <w:t>“You will be thought the various jobs you can do for a living. This is just the beginning of your amazing journey.</w:t>
+      </w:r>
+    </w:p>
+    <w:p>
+      <w:r>
+        <w:t>“There is your dorm house.”</w:t>
+      </w:r>
+    </w:p>
+    <w:p>
+      <w:r>
+        <w:t>We approached a 5-story building with fantasy cozy vibes.</w:t>
+      </w:r>
+    </w:p>
+    <w:p/>
+    <w:p/>
+    <w:p/>
     <w:p/>
     <w:p/>
     <w:p/>
@@ -39817,7 +39878,7 @@
             <w:rPr>
               <w:noProof/>
             </w:rPr>
-            <w:t>109</w:t>
+            <w:t>111</w:t>
           </w:r>
         </w:fldSimple>
       </w:p>
@@ -40052,7 +40113,7 @@
         <v:path o:extrusionok="f" gradientshapeok="t" o:connecttype="rect"/>
         <o:lock v:ext="edit" aspectratio="t"/>
       </v:shapetype>
-      <v:shape id="_x0000_i1109" type="#_x0000_t75" style="width:3in;height:3in;visibility:visible;mso-wrap-style:square" o:bullet="t">
+      <v:shape id="_x0000_i1033" type="#_x0000_t75" style="width:3in;height:3in;visibility:visible;mso-wrap-style:square" o:bullet="t">
         <v:imagedata r:id="rId1" o:title="MC900065312[1]"/>
       </v:shape>
     </w:pict>
@@ -42155,7 +42216,7 @@
 </file>
 
 <file path=customXml/itemProps1.xml><?xml version="1.0" encoding="utf-8"?>
-<ds:datastoreItem xmlns:ds="http://schemas.openxmlformats.org/officeDocument/2006/customXml" ds:itemID="{2B0BE181-C16B-4884-A311-4F401D9D8D36}">
+<ds:datastoreItem xmlns:ds="http://schemas.openxmlformats.org/officeDocument/2006/customXml" ds:itemID="{BE3FADD5-62E7-4B9A-8362-8882DEE59C16}">
   <ds:schemaRefs>
     <ds:schemaRef ds:uri="http://schemas.openxmlformats.org/officeDocument/2006/bibliography"/>
   </ds:schemaRefs>

--- a/Books/RPG_Books/ThePrincessAndTheMurderHobo/Book_ThePrincessAndTheMurderHobo.docx
+++ b/Books/RPG_Books/ThePrincessAndTheMurderHobo/Book_ThePrincessAndTheMurderHobo.docx
@@ -39741,6 +39741,11 @@
     <w:p>
       <w:r>
         <w:lastRenderedPageBreak/>
+        <w:t>“Our artisans can duplicate anything your technology can do, but better. Everything we do is designed to last, since our lives are so long.</w:t>
+      </w:r>
+    </w:p>
+    <w:p>
+      <w:r>
         <w:t>“You will be thought the various jobs you can do for a living. This is just the beginning of your amazing journey.</w:t>
       </w:r>
     </w:p>
@@ -39752,6 +39757,19 @@
     <w:p>
       <w:r>
         <w:t>We approached a 5-story building with fantasy cozy vibes.</w:t>
+      </w:r>
+    </w:p>
+    <w:p>
+      <w:r>
+        <w:t xml:space="preserve">“The doors are keyed to you,” </w:t>
+      </w:r>
+      <w:proofErr w:type="spellStart"/>
+      <w:r>
+        <w:t>Daris</w:t>
+      </w:r>
+      <w:proofErr w:type="spellEnd"/>
+      <w:r>
+        <w:t xml:space="preserve"> said.</w:t>
       </w:r>
     </w:p>
     <w:p/>
@@ -40113,7 +40131,7 @@
         <v:path o:extrusionok="f" gradientshapeok="t" o:connecttype="rect"/>
         <o:lock v:ext="edit" aspectratio="t"/>
       </v:shapetype>
-      <v:shape id="_x0000_i1033" type="#_x0000_t75" style="width:3in;height:3in;visibility:visible;mso-wrap-style:square" o:bullet="t">
+      <v:shape id="_x0000_i1027" type="#_x0000_t75" style="width:3in;height:3in;visibility:visible;mso-wrap-style:square" o:bullet="t">
         <v:imagedata r:id="rId1" o:title="MC900065312[1]"/>
       </v:shape>
     </w:pict>
@@ -42216,7 +42234,7 @@
 </file>
 
 <file path=customXml/itemProps1.xml><?xml version="1.0" encoding="utf-8"?>
-<ds:datastoreItem xmlns:ds="http://schemas.openxmlformats.org/officeDocument/2006/customXml" ds:itemID="{BE3FADD5-62E7-4B9A-8362-8882DEE59C16}">
+<ds:datastoreItem xmlns:ds="http://schemas.openxmlformats.org/officeDocument/2006/customXml" ds:itemID="{EA8ADA52-8831-4F6B-BEEA-33279D350B57}">
   <ds:schemaRefs>
     <ds:schemaRef ds:uri="http://schemas.openxmlformats.org/officeDocument/2006/bibliography"/>
   </ds:schemaRefs>

--- a/Books/RPG_Books/ThePrincessAndTheMurderHobo/Book_ThePrincessAndTheMurderHobo.docx
+++ b/Books/RPG_Books/ThePrincessAndTheMurderHobo/Book_ThePrincessAndTheMurderHobo.docx
@@ -16382,7 +16382,7 @@
           <w:noProof/>
         </w:rPr>
         <w:pict>
-          <v:shape id="Picture 3" o:spid="_x0000_i1025" type="#_x0000_t75" style="width:23.15pt;height:8.8pt;visibility:visible;mso-wrap-style:square" o:bullet="t">
+          <v:shape id="Picture 3" o:spid="_x0000_i1025" type="#_x0000_t75" style="width:23.3pt;height:8.75pt;visibility:visible;mso-wrap-style:square" o:bullet="t">
             <v:imagedata r:id="rId13" o:title="MC900065312[1]"/>
           </v:shape>
         </w:pict>
@@ -35059,7 +35059,13 @@
         <w:t xml:space="preserve"> into parties</w:t>
       </w:r>
       <w:r>
-        <w:t xml:space="preserve">. The powers that be chose to </w:t>
+        <w:t xml:space="preserve">. The </w:t>
+      </w:r>
+      <w:r>
+        <w:t xml:space="preserve">Powers-That-Be </w:t>
+      </w:r>
+      <w:r>
+        <w:t xml:space="preserve">chose to </w:t>
       </w:r>
       <w:r>
         <w:t>group</w:t>
@@ -35252,7 +35258,13 @@
         <w:t>“My name</w:t>
       </w:r>
       <w:r>
-        <w:t xml:space="preserve"> was </w:t>
+        <w:t xml:space="preserve"> </w:t>
+      </w:r>
+      <w:r>
+        <w:t>is</w:t>
+      </w:r>
+      <w:r>
+        <w:t xml:space="preserve"> </w:t>
       </w:r>
       <w:r>
         <w:t xml:space="preserve">Quan Li and </w:t>
@@ -37506,7 +37518,10 @@
         <w:t xml:space="preserve">In a very real sense </w:t>
       </w:r>
       <w:r>
-        <w:t xml:space="preserve">your universe </w:t>
+        <w:t>our</w:t>
+      </w:r>
+      <w:r>
+        <w:t xml:space="preserve"> universe </w:t>
       </w:r>
       <w:r>
         <w:t>i</w:t>
@@ -39866,7 +39881,7 @@
             <w:rPr>
               <w:noProof/>
             </w:rPr>
-            <w:t>110</w:t>
+            <w:t>100</w:t>
           </w:r>
         </w:fldSimple>
       </w:p>
@@ -39896,7 +39911,7 @@
             <w:rPr>
               <w:noProof/>
             </w:rPr>
-            <w:t>111</w:t>
+            <w:t>101</w:t>
           </w:r>
         </w:fldSimple>
       </w:p>
@@ -40131,7 +40146,7 @@
         <v:path o:extrusionok="f" gradientshapeok="t" o:connecttype="rect"/>
         <o:lock v:ext="edit" aspectratio="t"/>
       </v:shapetype>
-      <v:shape id="_x0000_i1027" type="#_x0000_t75" style="width:3in;height:3in;visibility:visible;mso-wrap-style:square" o:bullet="t">
+      <v:shape id="_x0000_i1028" type="#_x0000_t75" style="width:3in;height:3in;visibility:visible;mso-wrap-style:square" o:bullet="t">
         <v:imagedata r:id="rId1" o:title="MC900065312[1]"/>
       </v:shape>
     </w:pict>
@@ -42234,7 +42249,7 @@
 </file>
 
 <file path=customXml/itemProps1.xml><?xml version="1.0" encoding="utf-8"?>
-<ds:datastoreItem xmlns:ds="http://schemas.openxmlformats.org/officeDocument/2006/customXml" ds:itemID="{EA8ADA52-8831-4F6B-BEEA-33279D350B57}">
+<ds:datastoreItem xmlns:ds="http://schemas.openxmlformats.org/officeDocument/2006/customXml" ds:itemID="{F76C874E-B067-42E4-82C5-DEA12DB65CB5}">
   <ds:schemaRefs>
     <ds:schemaRef ds:uri="http://schemas.openxmlformats.org/officeDocument/2006/bibliography"/>
   </ds:schemaRefs>

--- a/Books/RPG_Books/ThePrincessAndTheMurderHobo/Book_ThePrincessAndTheMurderHobo.docx
+++ b/Books/RPG_Books/ThePrincessAndTheMurderHobo/Book_ThePrincessAndTheMurderHobo.docx
@@ -19964,9 +19964,6 @@
       <w:r>
         <w:t xml:space="preserve"> of existence.</w:t>
       </w:r>
-      <w:r>
-        <w:t>&lt;&gt;</w:t>
-      </w:r>
     </w:p>
     <w:p>
       <w:r>
@@ -20743,32 +20740,17 @@
         <w:t>…</w:t>
       </w:r>
       <w:r>
-        <w:t xml:space="preserve">I </w:t>
-      </w:r>
-      <w:r>
-        <w:t xml:space="preserve">feel as if </w:t>
-      </w:r>
+        <w:t xml:space="preserve">it’s almost as if I have </w:t>
+      </w:r>
+      <w:r>
+        <w:t>a map in my head.”</w:t>
+      </w:r>
+    </w:p>
+    <w:p>
       <w:r>
         <w:t>I</w:t>
       </w:r>
       <w:r>
-        <w:t xml:space="preserve"> </w:t>
-      </w:r>
-      <w:r>
-        <w:t>have</w:t>
-      </w:r>
-      <w:r>
-        <w:t xml:space="preserve"> </w:t>
-      </w:r>
-      <w:r>
-        <w:t>a map in my head.”</w:t>
-      </w:r>
-    </w:p>
-    <w:p>
-      <w:r>
-        <w:t>I</w:t>
-      </w:r>
-      <w:r>
         <w:t xml:space="preserve"> paused </w:t>
       </w:r>
       <w:r>
@@ -20790,7 +20772,13 @@
         <w:t xml:space="preserve"> </w:t>
       </w:r>
       <w:r>
-        <w:t>a title called Vigilant. It</w:t>
+        <w:t xml:space="preserve">a title called </w:t>
+      </w:r>
+      <w:r>
+        <w:t>[Vigilance]</w:t>
+      </w:r>
+      <w:r>
+        <w:t>. It</w:t>
       </w:r>
       <w:r>
         <w:t xml:space="preserve"> cause</w:t>
@@ -20969,7 +20957,19 @@
     <w:p>
       <w:r>
         <w:lastRenderedPageBreak/>
-        <w:t>“I’m only telling you because you have a need to know, since it will affect my treatment,” I said.</w:t>
+        <w:t>“</w:t>
+      </w:r>
+      <w:r>
+        <w:t>No,” I said. “</w:t>
+      </w:r>
+      <w:r>
+        <w:t>I’m only telling you because you have a need to know, since it will affect my treatment</w:t>
+      </w:r>
+      <w:r>
+        <w:t>.</w:t>
+      </w:r>
+      <w:r>
+        <w:t>”</w:t>
       </w:r>
     </w:p>
     <w:p>
@@ -21020,13 +21020,7 @@
         <w:t xml:space="preserve"> </w:t>
       </w:r>
       <w:r>
-        <w:t>i</w:t>
-      </w:r>
-      <w:r>
-        <w:t xml:space="preserve">s </w:t>
-      </w:r>
-      <w:r>
-        <w:t>that</w:t>
+        <w:t>[Vigilance]</w:t>
       </w:r>
       <w:r>
         <w:t>?”</w:t>
@@ -21542,7 +21536,13 @@
         <w:t>1</w:t>
       </w:r>
       <w:r>
-        <w:t>. Going from level to level is straightforward. However, going from one level to the next is a big deal. It will cause fundamental changes to your energy systems.</w:t>
+        <w:t xml:space="preserve">. Going from level to level is straightforward. However, going from one </w:t>
+      </w:r>
+      <w:r>
+        <w:t>rank</w:t>
+      </w:r>
+      <w:r>
+        <w:t xml:space="preserve"> to the next is a big deal. It will cause fundamental changes to your energy systems.</w:t>
       </w:r>
     </w:p>
     <w:p>
@@ -22130,6 +22130,9 @@
       </w:r>
       <w:r>
         <w:t>of increasing environmental degradation</w:t>
+      </w:r>
+      <w:r>
+        <w:t>, as well as the uncontrolled use of forbidden technologies</w:t>
       </w:r>
       <w:r>
         <w:t xml:space="preserve">. </w:t>
@@ -23979,13 +23982,10 @@
         <w:t xml:space="preserve"> </w:t>
       </w:r>
       <w:r>
-        <w:t>excellent vision. Not surprising</w:t>
-      </w:r>
-      <w:r>
-        <w:t>,</w:t>
-      </w:r>
-      <w:r>
-        <w:t xml:space="preserve"> Vlorlax</w:t>
+        <w:t xml:space="preserve">excellent vision. </w:t>
+      </w:r>
+      <w:r>
+        <w:t>Volex</w:t>
       </w:r>
       <w:r>
         <w:t xml:space="preserve"> </w:t>
@@ -23997,13 +23997,7 @@
         <w:t xml:space="preserve">s </w:t>
       </w:r>
       <w:r>
-        <w:t>your sniper</w:t>
-      </w:r>
-      <w:r>
-        <w:t>,</w:t>
-      </w:r>
-      <w:r>
-        <w:t xml:space="preserve"> </w:t>
+        <w:t xml:space="preserve">your sniper </w:t>
       </w:r>
       <w:r>
         <w:t>o</w:t>
@@ -24521,78 +24515,204 @@
       <w:r>
         <w:t>ll.</w:t>
       </w:r>
-      <w:r>
-        <w:t xml:space="preserve"> </w:t>
-      </w:r>
-      <w:r>
-        <w:t>It was</w:t>
-      </w:r>
-      <w:r>
-        <w:t xml:space="preserve"> almost</w:t>
-      </w:r>
-      <w:r>
-        <w:t xml:space="preserve"> liked </w:t>
-      </w:r>
-      <w:r>
-        <w:t>a dance. But I immediately</w:t>
-      </w:r>
-      <w:r>
-        <w:t xml:space="preserve"> saw </w:t>
-      </w:r>
-      <w:r>
-        <w:t>mistakes in my form</w:t>
-      </w:r>
-      <w:r>
-        <w:t>, making me</w:t>
+    </w:p>
+    <w:p>
+      <w:r>
+        <w:t>“I look</w:t>
+      </w:r>
+      <w:r>
+        <w:t xml:space="preserve"> like a drunken monkey,” I said, </w:t>
+      </w:r>
+      <w:r>
+        <w:t>feeling embarrassed.</w:t>
+      </w:r>
+    </w:p>
+    <w:p>
+      <w:r>
+        <w:t>The good news</w:t>
+      </w:r>
+      <w:r>
+        <w:t xml:space="preserve"> was </w:t>
+      </w:r>
+      <w:r>
+        <w:t>that I</w:t>
+      </w:r>
+      <w:r>
+        <w:t xml:space="preserve"> had </w:t>
+      </w:r>
+      <w:r>
+        <w:t>vastly improved over the last several months. It really</w:t>
+      </w:r>
+      <w:r>
+        <w:t xml:space="preserve"> helped </w:t>
+      </w:r>
+      <w:r>
+        <w:t xml:space="preserve">having supercharged </w:t>
+      </w:r>
+      <w:r>
+        <w:t>proprioception</w:t>
+      </w:r>
+      <w:r>
+        <w:t>, allowing me to better understand how my body move</w:t>
+      </w:r>
+      <w:r>
+        <w:t>d</w:t>
+      </w:r>
+      <w:r>
+        <w:t>.</w:t>
+      </w:r>
+    </w:p>
+    <w:p>
+      <w:r>
+        <w:t>“</w:t>
+      </w:r>
+      <w:r>
+        <w:t>I disagree,” Gandal said. “</w:t>
+      </w:r>
+      <w:r>
+        <w:t>T</w:t>
+      </w:r>
+      <w:r>
+        <w:t>hat was</w:t>
+      </w:r>
+      <w:r>
+        <w:t xml:space="preserve"> quite impressive I’d say</w:t>
+      </w:r>
+      <w:r>
+        <w:t xml:space="preserve">. </w:t>
+      </w:r>
+      <w:r>
+        <w:t>I</w:t>
+      </w:r>
+      <w:r>
+        <w:t xml:space="preserve"> c</w:t>
+      </w:r>
+      <w:r>
+        <w:t>a</w:t>
+      </w:r>
+      <w:r>
+        <w:t xml:space="preserve">n’t </w:t>
+      </w:r>
+      <w:r>
+        <w:t>wait to</w:t>
       </w:r>
       <w:r>
         <w:t xml:space="preserve"> f</w:t>
       </w:r>
       <w:r>
-        <w:t>eel</w:t>
-      </w:r>
-      <w:r>
-        <w:t xml:space="preserve"> </w:t>
-      </w:r>
-      <w:r>
-        <w:t>embarrassed.</w:t>
-      </w:r>
-    </w:p>
-    <w:p>
-      <w:r>
-        <w:t>“I look like a drunken monkey,” I said.</w:t>
-      </w:r>
-    </w:p>
-    <w:p>
-      <w:r>
-        <w:t>The good news</w:t>
-      </w:r>
-      <w:r>
-        <w:t xml:space="preserve"> was </w:t>
-      </w:r>
-      <w:r>
-        <w:t>that I</w:t>
-      </w:r>
-      <w:r>
-        <w:t xml:space="preserve"> had </w:t>
-      </w:r>
-      <w:r>
-        <w:t>vastly improved over the last several months. It really</w:t>
-      </w:r>
-      <w:r>
-        <w:t xml:space="preserve"> helped </w:t>
-      </w:r>
-      <w:r>
-        <w:t xml:space="preserve">having supercharged </w:t>
-      </w:r>
-      <w:r>
-        <w:t>proprioception</w:t>
-      </w:r>
-      <w:r>
-        <w:t>, allowing me to better understand how my body move</w:t>
-      </w:r>
-      <w:r>
-        <w:t>d</w:t>
+        <w:t>i</w:t>
+      </w:r>
+      <w:r>
+        <w:t xml:space="preserve">nd </w:t>
+      </w:r>
+      <w:r>
+        <w:t>out how your skills will improve with actual sword training.”</w:t>
+      </w:r>
+    </w:p>
+    <w:p>
+      <w:r>
+        <w:lastRenderedPageBreak/>
+        <w:t>“I</w:t>
+      </w:r>
+      <w:r>
+        <w:t xml:space="preserve"> c</w:t>
+      </w:r>
+      <w:r>
+        <w:t>a</w:t>
+      </w:r>
+      <w:r>
+        <w:t xml:space="preserve">n’t </w:t>
+      </w:r>
+      <w:r>
+        <w:t>believe you</w:t>
+      </w:r>
+      <w:r>
+        <w:t xml:space="preserve"> </w:t>
+      </w:r>
+      <w:r>
+        <w:t>a</w:t>
+      </w:r>
+      <w:r>
+        <w:t xml:space="preserve">re </w:t>
+      </w:r>
+      <w:r>
+        <w:t xml:space="preserve">using your peg leg as a third sword,” Harold </w:t>
+      </w:r>
+      <w:r>
+        <w:t>said</w:t>
+      </w:r>
+      <w:r>
+        <w:t xml:space="preserve"> with a chuckle.</w:t>
+      </w:r>
+      <w:r>
+        <w:t xml:space="preserve"> “Based on what I just saw, you have the makings of a great rogue.”</w:t>
+      </w:r>
+    </w:p>
+    <w:p>
+      <w:r>
+        <w:t>“</w:t>
+      </w:r>
+      <w:r>
+        <w:t>Thanks,” I said. “</w:t>
+      </w:r>
+      <w:r>
+        <w:t xml:space="preserve">I desperately wished I had </w:t>
+      </w:r>
+      <w:r>
+        <w:t xml:space="preserve">a </w:t>
+      </w:r>
+      <w:r>
+        <w:t xml:space="preserve">retractable sword in my </w:t>
+      </w:r>
+      <w:r>
+        <w:t>boot</w:t>
+      </w:r>
+      <w:r>
+        <w:t xml:space="preserve">. </w:t>
+      </w:r>
+      <w:r>
+        <w:t>Or better yet, a machine gun.”</w:t>
+      </w:r>
+    </w:p>
+    <w:p>
+      <w:r>
+        <w:t>“Technology</w:t>
+      </w:r>
+      <w:r>
+        <w:t xml:space="preserve"> </w:t>
+      </w:r>
+      <w:r>
+        <w:t>i</w:t>
+      </w:r>
+      <w:r>
+        <w:t xml:space="preserve">s </w:t>
+      </w:r>
+      <w:r>
+        <w:t xml:space="preserve">not effective in some alternative realities,” Gandal </w:t>
+      </w:r>
+      <w:r>
+        <w:t>said</w:t>
+      </w:r>
+      <w:r>
+        <w:t>. “T</w:t>
+      </w:r>
+      <w:r>
+        <w:t xml:space="preserve">hat </w:t>
+      </w:r>
+      <w:r>
+        <w:t>i</w:t>
+      </w:r>
+      <w:r>
+        <w:t>s</w:t>
+      </w:r>
+      <w:r>
+        <w:t xml:space="preserve"> why we train on the tried and true tools.</w:t>
+      </w:r>
+      <w:r>
+        <w:t xml:space="preserve"> And yes, you did slip into an alternative space</w:t>
+      </w:r>
+      <w:r>
+        <w:t xml:space="preserve"> when you entered that rift</w:t>
       </w:r>
       <w:r>
         <w:t>.</w:t>
@@ -24600,172 +24720,16 @@
     </w:p>
     <w:p>
       <w:r>
-        <w:lastRenderedPageBreak/>
-        <w:t>“</w:t>
-      </w:r>
-      <w:r>
-        <w:t>I disagree,” Gandal said. “</w:t>
-      </w:r>
-      <w:r>
-        <w:t>T</w:t>
-      </w:r>
-      <w:r>
-        <w:t>hat was</w:t>
-      </w:r>
-      <w:r>
-        <w:t xml:space="preserve"> quite impressive I’d say</w:t>
-      </w:r>
-      <w:r>
-        <w:t xml:space="preserve">. </w:t>
-      </w:r>
-      <w:r>
-        <w:t>I</w:t>
-      </w:r>
-      <w:r>
-        <w:t xml:space="preserve"> c</w:t>
-      </w:r>
-      <w:r>
-        <w:t>a</w:t>
-      </w:r>
-      <w:r>
-        <w:t xml:space="preserve">n’t </w:t>
-      </w:r>
-      <w:r>
-        <w:t>wait to</w:t>
-      </w:r>
-      <w:r>
-        <w:t xml:space="preserve"> f</w:t>
-      </w:r>
-      <w:r>
-        <w:t>i</w:t>
-      </w:r>
-      <w:r>
-        <w:t xml:space="preserve">nd </w:t>
-      </w:r>
-      <w:r>
-        <w:t>out how your skills will improve with actual sword training.”</w:t>
-      </w:r>
-    </w:p>
-    <w:p>
-      <w:r>
-        <w:t>“I</w:t>
-      </w:r>
-      <w:r>
-        <w:t xml:space="preserve"> c</w:t>
-      </w:r>
-      <w:r>
-        <w:t>a</w:t>
-      </w:r>
-      <w:r>
-        <w:t xml:space="preserve">n’t </w:t>
-      </w:r>
-      <w:r>
-        <w:t>believe you</w:t>
-      </w:r>
-      <w:r>
-        <w:t xml:space="preserve"> </w:t>
-      </w:r>
-      <w:r>
-        <w:t>a</w:t>
-      </w:r>
-      <w:r>
-        <w:t xml:space="preserve">re </w:t>
-      </w:r>
-      <w:r>
-        <w:t xml:space="preserve">using your peg leg as a third sword,” Harold </w:t>
-      </w:r>
-      <w:r>
-        <w:t>said</w:t>
-      </w:r>
-      <w:r>
-        <w:t xml:space="preserve"> with a chuckle.</w:t>
-      </w:r>
-      <w:r>
-        <w:t xml:space="preserve"> “Based on what I just saw, you have the makings of a great rogue.”</w:t>
-      </w:r>
-    </w:p>
-    <w:p>
-      <w:r>
-        <w:t>“</w:t>
-      </w:r>
-      <w:r>
-        <w:t>Thanks,” I said. “</w:t>
-      </w:r>
-      <w:r>
-        <w:t xml:space="preserve">I desperately wished I had </w:t>
-      </w:r>
-      <w:r>
-        <w:t xml:space="preserve">a </w:t>
-      </w:r>
-      <w:r>
-        <w:t xml:space="preserve">retractable sword in my </w:t>
-      </w:r>
-      <w:r>
-        <w:t>boot</w:t>
-      </w:r>
-      <w:r>
-        <w:t xml:space="preserve">. </w:t>
-      </w:r>
-      <w:r>
-        <w:t>Or better yet, a machine gun.”</w:t>
-      </w:r>
-    </w:p>
-    <w:p>
-      <w:r>
-        <w:t>“Technology</w:t>
-      </w:r>
-      <w:r>
-        <w:t xml:space="preserve"> </w:t>
-      </w:r>
-      <w:r>
-        <w:t>i</w:t>
-      </w:r>
-      <w:r>
-        <w:t xml:space="preserve">s </w:t>
-      </w:r>
-      <w:r>
-        <w:t xml:space="preserve">not effective in some alternative realities,” Gandal </w:t>
-      </w:r>
-      <w:r>
-        <w:t>said</w:t>
-      </w:r>
-      <w:r>
-        <w:t>. “T</w:t>
-      </w:r>
-      <w:r>
-        <w:t xml:space="preserve">hat </w:t>
-      </w:r>
-      <w:r>
-        <w:t>i</w:t>
-      </w:r>
-      <w:r>
-        <w:t>s</w:t>
-      </w:r>
-      <w:r>
-        <w:t xml:space="preserve"> why we train on the tried and true tools.</w:t>
-      </w:r>
-      <w:r>
-        <w:t xml:space="preserve"> And yes, you did slip into an alternative space</w:t>
-      </w:r>
-      <w:r>
-        <w:t xml:space="preserve"> when you entered that rift</w:t>
+        <w:t xml:space="preserve">“It was lucky your light could work, or maybe </w:t>
+      </w:r>
+      <w:r>
+        <w:t>the universe was testing you</w:t>
       </w:r>
       <w:r>
         <w:t>.</w:t>
       </w:r>
-    </w:p>
-    <w:p>
-      <w:r>
-        <w:t xml:space="preserve">“It was lucky your light could work, or maybe it was </w:t>
-      </w:r>
-      <w:r>
-        <w:t>part of your test</w:t>
-      </w:r>
-      <w:r>
-        <w:t>.</w:t>
-      </w:r>
-      <w:r>
-        <w:t xml:space="preserve"> After all, the vast majority of the time dungeons have light.</w:t>
+      <w:r>
+        <w:t xml:space="preserve"> After all, the vast majority of the dungeons have light.</w:t>
       </w:r>
     </w:p>
     <w:p>
@@ -24975,17 +24939,17 @@
     </w:p>
     <w:p>
       <w:r>
+        <w:t>“The Galactic Council made the decision,” Gandal said. “We rarely know the reasons they do what they do.</w:t>
+      </w:r>
+    </w:p>
+    <w:p>
+      <w:r>
+        <w:t>“Rest assured their decisions have never been wrong in recorded memory.”</w:t>
+      </w:r>
+    </w:p>
+    <w:p>
+      <w:r>
         <w:lastRenderedPageBreak/>
-        <w:t>“The Galactic Council made the decision,” Gandal said. “We rarely know the reasons they do what they do.</w:t>
-      </w:r>
-    </w:p>
-    <w:p>
-      <w:r>
-        <w:t>“Rest assured their decisions have never been wrong in recorded memory.”</w:t>
-      </w:r>
-    </w:p>
-    <w:p>
-      <w:r>
         <w:t>That sounded like propaganda to me. There was no point arguing with religious zealots.</w:t>
       </w:r>
     </w:p>
@@ -25408,192 +25372,192 @@
     </w:p>
     <w:p>
       <w:r>
+        <w:t xml:space="preserve">“Since </w:t>
+      </w:r>
+      <w:r>
+        <w:t xml:space="preserve">it </w:t>
+      </w:r>
+      <w:r>
+        <w:t>i</w:t>
+      </w:r>
+      <w:r>
+        <w:t>s</w:t>
+      </w:r>
+      <w:r>
+        <w:t xml:space="preserve"> the outback of everything,” </w:t>
+      </w:r>
+      <w:r>
+        <w:t xml:space="preserve">Harold </w:t>
+      </w:r>
+      <w:r>
+        <w:t>said</w:t>
+      </w:r>
+      <w:r>
+        <w:t xml:space="preserve"> with a laugh. “Actually it used to be in Africa when Africa was considered the most mysterious </w:t>
+      </w:r>
+      <w:r>
+        <w:t>placed</w:t>
+      </w:r>
+      <w:r>
+        <w:t xml:space="preserve"> on Earth.”</w:t>
+      </w:r>
+    </w:p>
+    <w:p>
+      <w:r>
+        <w:t xml:space="preserve">“For a dark elf, you talk lot,” Vlorlax </w:t>
+      </w:r>
+      <w:r>
+        <w:t>said</w:t>
+      </w:r>
+      <w:r>
+        <w:t>.</w:t>
+      </w:r>
+    </w:p>
+    <w:p>
+      <w:r>
         <w:lastRenderedPageBreak/>
-        <w:t xml:space="preserve">“Since </w:t>
-      </w:r>
-      <w:r>
-        <w:t xml:space="preserve">it </w:t>
-      </w:r>
-      <w:r>
-        <w:t>i</w:t>
+        <w:t>“T</w:t>
+      </w:r>
+      <w:r>
+        <w:t>hat</w:t>
+      </w:r>
+      <w:r>
+        <w:t>’</w:t>
       </w:r>
       <w:r>
         <w:t>s</w:t>
       </w:r>
       <w:r>
-        <w:t xml:space="preserve"> the outback of everything,” </w:t>
-      </w:r>
-      <w:r>
-        <w:t xml:space="preserve">Harold </w:t>
+        <w:t xml:space="preserve"> stereotyping,” I sa</w:t>
+      </w:r>
+      <w:r>
+        <w:t>id</w:t>
+      </w:r>
+      <w:r>
+        <w:t xml:space="preserve"> as I </w:t>
+      </w:r>
+      <w:r>
+        <w:t xml:space="preserve">surreptitiously </w:t>
+      </w:r>
+      <w:r>
+        <w:t>watch</w:t>
+      </w:r>
+      <w:r>
+        <w:t>ed</w:t>
+      </w:r>
+      <w:r>
+        <w:t xml:space="preserve"> the aliens around me.</w:t>
+      </w:r>
+    </w:p>
+    <w:p>
+      <w:r>
+        <w:t xml:space="preserve">“You’re right,” Vlorlax </w:t>
       </w:r>
       <w:r>
         <w:t>said</w:t>
       </w:r>
       <w:r>
-        <w:t xml:space="preserve"> with a laugh. “Actually it used to be in Africa when Africa was considered the most mysterious </w:t>
-      </w:r>
-      <w:r>
-        <w:t>placed</w:t>
-      </w:r>
-      <w:r>
-        <w:t xml:space="preserve"> on Earth.”</w:t>
-      </w:r>
-    </w:p>
-    <w:p>
-      <w:r>
-        <w:t xml:space="preserve">“For a dark elf, you talk lot,” Vlorlax </w:t>
-      </w:r>
-      <w:r>
-        <w:t>said</w:t>
-      </w:r>
-      <w:r>
         <w:t>.</w:t>
       </w:r>
-    </w:p>
-    <w:p>
-      <w:r>
-        <w:t>“T</w:t>
-      </w:r>
-      <w:r>
-        <w:t>hat</w:t>
-      </w:r>
-      <w:r>
-        <w:t>’</w:t>
-      </w:r>
-      <w:r>
-        <w:t>s</w:t>
-      </w:r>
-      <w:r>
-        <w:t xml:space="preserve"> stereotyping,” I sa</w:t>
-      </w:r>
-      <w:r>
-        <w:t>id</w:t>
-      </w:r>
-      <w:r>
-        <w:t xml:space="preserve"> as I </w:t>
-      </w:r>
-      <w:r>
-        <w:t xml:space="preserve">surreptitiously </w:t>
-      </w:r>
-      <w:r>
-        <w:t>watch</w:t>
-      </w:r>
-      <w:r>
-        <w:t>ed</w:t>
-      </w:r>
-      <w:r>
-        <w:t xml:space="preserve"> the aliens around me.</w:t>
-      </w:r>
-    </w:p>
-    <w:p>
-      <w:r>
-        <w:t xml:space="preserve">“You’re right,” Vlorlax </w:t>
-      </w:r>
-      <w:r>
-        <w:t>said</w:t>
+      <w:r>
+        <w:t xml:space="preserve"> “Members of all races, except those with hive minds</w:t>
+      </w:r>
+      <w:r>
+        <w:t xml:space="preserve"> </w:t>
+      </w:r>
+      <w:r>
+        <w:t>a</w:t>
+      </w:r>
+      <w:r>
+        <w:t xml:space="preserve">re </w:t>
+      </w:r>
+      <w:r>
+        <w:t>unique individuals.</w:t>
+      </w:r>
+    </w:p>
+    <w:p>
+      <w:r>
+        <w:t>“However</w:t>
+      </w:r>
+      <w:r>
+        <w:t>,</w:t>
+      </w:r>
+      <w:r>
+        <w:t xml:space="preserve"> members of all races</w:t>
+      </w:r>
+      <w:r>
+        <w:t xml:space="preserve"> </w:t>
+      </w:r>
+      <w:r>
+        <w:t>a</w:t>
+      </w:r>
+      <w:r>
+        <w:t xml:space="preserve">re </w:t>
+      </w:r>
+      <w:r>
+        <w:t>shaped by their environment, mating habits, biology, and karma.”</w:t>
+      </w:r>
+    </w:p>
+    <w:p>
+      <w:r>
+        <w:t>We</w:t>
+      </w:r>
+      <w:r>
+        <w:t xml:space="preserve"> stepped </w:t>
+      </w:r>
+      <w:r>
+        <w:t>through a huge archway</w:t>
+      </w:r>
+      <w:r>
+        <w:t xml:space="preserve"> and</w:t>
+      </w:r>
+      <w:r>
+        <w:t xml:space="preserve"> stepped </w:t>
+      </w:r>
+      <w:r>
+        <w:t>into a foreign city with a kaleidoscopic sky.</w:t>
+      </w:r>
+    </w:p>
+    <w:p>
+      <w:r>
+        <w:t>That</w:t>
+      </w:r>
+      <w:r>
+        <w:t xml:space="preserve"> was </w:t>
+      </w:r>
+      <w:r>
+        <w:t>weird. I was certain I was underground in a massive underground complex.</w:t>
+      </w:r>
+    </w:p>
+    <w:p>
+      <w:r>
+        <w:t xml:space="preserve">This </w:t>
+      </w:r>
+      <w:r>
+        <w:t xml:space="preserve">city </w:t>
+      </w:r>
+      <w:r>
+        <w:t>definitely</w:t>
+      </w:r>
+      <w:r>
+        <w:t xml:space="preserve"> wasn’t </w:t>
+      </w:r>
+      <w:r>
+        <w:t>London. The architecture</w:t>
+      </w:r>
+      <w:r>
+        <w:t xml:space="preserve"> didn’t </w:t>
+      </w:r>
+      <w:r>
+        <w:t xml:space="preserve">even seem </w:t>
+      </w:r>
+      <w:r>
+        <w:t>Earthly</w:t>
       </w:r>
       <w:r>
         <w:t>.</w:t>
       </w:r>
       <w:r>
-        <w:t xml:space="preserve"> “Members of all races, except those with hive minds</w:t>
-      </w:r>
-      <w:r>
-        <w:t xml:space="preserve"> </w:t>
-      </w:r>
-      <w:r>
-        <w:t>a</w:t>
-      </w:r>
-      <w:r>
-        <w:t xml:space="preserve">re </w:t>
-      </w:r>
-      <w:r>
-        <w:t>unique individuals.</w:t>
-      </w:r>
-    </w:p>
-    <w:p>
-      <w:r>
-        <w:t>“However</w:t>
-      </w:r>
-      <w:r>
-        <w:t>,</w:t>
-      </w:r>
-      <w:r>
-        <w:t xml:space="preserve"> members of all races</w:t>
-      </w:r>
-      <w:r>
-        <w:t xml:space="preserve"> </w:t>
-      </w:r>
-      <w:r>
-        <w:t>a</w:t>
-      </w:r>
-      <w:r>
-        <w:t xml:space="preserve">re </w:t>
-      </w:r>
-      <w:r>
-        <w:t>shaped by their environment, mating habits, biology, and karma.”</w:t>
-      </w:r>
-    </w:p>
-    <w:p>
-      <w:r>
-        <w:t>We</w:t>
-      </w:r>
-      <w:r>
-        <w:t xml:space="preserve"> stepped </w:t>
-      </w:r>
-      <w:r>
-        <w:t>through a huge archway</w:t>
-      </w:r>
-      <w:r>
-        <w:t xml:space="preserve"> and</w:t>
-      </w:r>
-      <w:r>
-        <w:t xml:space="preserve"> stepped </w:t>
-      </w:r>
-      <w:r>
-        <w:t>into a foreign city with a kaleidoscopic sky.</w:t>
-      </w:r>
-    </w:p>
-    <w:p>
-      <w:r>
-        <w:t>That</w:t>
-      </w:r>
-      <w:r>
-        <w:t xml:space="preserve"> was </w:t>
-      </w:r>
-      <w:r>
-        <w:t>weird. I was certain I was underground in a massive underground complex.</w:t>
-      </w:r>
-    </w:p>
-    <w:p>
-      <w:r>
-        <w:t xml:space="preserve">This </w:t>
-      </w:r>
-      <w:r>
-        <w:t xml:space="preserve">city </w:t>
-      </w:r>
-      <w:r>
-        <w:t>definitely</w:t>
-      </w:r>
-      <w:r>
-        <w:t xml:space="preserve"> wasn’t </w:t>
-      </w:r>
-      <w:r>
-        <w:t>London. The architecture</w:t>
-      </w:r>
-      <w:r>
-        <w:t xml:space="preserve"> didn’t </w:t>
-      </w:r>
-      <w:r>
-        <w:t xml:space="preserve">even seem </w:t>
-      </w:r>
-      <w:r>
-        <w:t>Earthly</w:t>
-      </w:r>
-      <w:r>
-        <w:t>.</w:t>
-      </w:r>
-      <w:r>
         <w:t xml:space="preserve"> </w:t>
       </w:r>
       <w:r>
@@ -25610,6 +25574,9 @@
       </w:r>
       <w:r>
         <w:t>some sort of transportation hub with countless people coming and going.</w:t>
+      </w:r>
+      <w:r>
+        <w:t xml:space="preserve"> Also, there was something wonky about all the structures surrounding us.</w:t>
       </w:r>
     </w:p>
     <w:p>
@@ -25703,569 +25670,578 @@
     </w:p>
     <w:p>
       <w:r>
+        <w:t>I</w:t>
+      </w:r>
+      <w:r>
+        <w:t xml:space="preserve"> </w:t>
+      </w:r>
+      <w:r>
+        <w:t>realized</w:t>
+      </w:r>
+      <w:r>
+        <w:t xml:space="preserve"> </w:t>
+      </w:r>
+      <w:r>
+        <w:t>Annie and Harold</w:t>
+      </w:r>
+      <w:r>
+        <w:t xml:space="preserve"> were </w:t>
+      </w:r>
+      <w:r>
+        <w:t xml:space="preserve">intentionally walking besides me, with </w:t>
+      </w:r>
+      <w:r>
+        <w:t>Hulda</w:t>
+      </w:r>
+      <w:r>
+        <w:t xml:space="preserve"> in front. The other two</w:t>
+      </w:r>
+      <w:r>
+        <w:t xml:space="preserve"> were </w:t>
+      </w:r>
+      <w:r>
+        <w:t>behind me.</w:t>
+      </w:r>
+    </w:p>
+    <w:p>
+      <w:r>
         <w:lastRenderedPageBreak/>
+        <w:t xml:space="preserve">Unfortunately for me, </w:t>
+      </w:r>
+      <w:r>
+        <w:t>I was</w:t>
+      </w:r>
+      <w:r>
+        <w:t xml:space="preserve"> feeling disoriented. My sense of direction</w:t>
+      </w:r>
+      <w:r>
+        <w:t xml:space="preserve"> was </w:t>
+      </w:r>
+      <w:r>
+        <w:t>completely screwed up. I</w:t>
+      </w:r>
+      <w:r>
+        <w:t xml:space="preserve"> couldn’t </w:t>
+      </w:r>
+      <w:r>
+        <w:t xml:space="preserve">tell left from right, and up from down. </w:t>
+      </w:r>
+      <w:r>
+        <w:t xml:space="preserve">The world </w:t>
+      </w:r>
+      <w:r>
+        <w:t>seemed</w:t>
+      </w:r>
+      <w:r>
+        <w:t xml:space="preserve"> to be spinning.</w:t>
+      </w:r>
+    </w:p>
+    <w:p>
+      <w:r>
+        <w:t>All this was made worse by the strange crawling sensations on my skin</w:t>
+      </w:r>
+      <w:r>
+        <w:t>,</w:t>
+      </w:r>
+      <w:r>
+        <w:t xml:space="preserve"> </w:t>
+      </w:r>
+      <w:r>
+        <w:t xml:space="preserve">the </w:t>
+      </w:r>
+      <w:r>
+        <w:t>eerie sounds</w:t>
+      </w:r>
+      <w:r>
+        <w:t>, tastes and scents</w:t>
+      </w:r>
+      <w:r>
+        <w:t>.</w:t>
+      </w:r>
+    </w:p>
+    <w:p>
+      <w:r>
+        <w:t xml:space="preserve">I </w:t>
+      </w:r>
+      <w:r>
+        <w:t>close</w:t>
+      </w:r>
+      <w:r>
+        <w:t>d</w:t>
+      </w:r>
+      <w:r>
+        <w:t xml:space="preserve"> my eyes and follow</w:t>
+      </w:r>
+      <w:r>
+        <w:t>ed</w:t>
+      </w:r>
+      <w:r>
+        <w:t xml:space="preserve">, </w:t>
+      </w:r>
+      <w:r>
+        <w:t>focus</w:t>
+      </w:r>
+      <w:r>
+        <w:t>ing</w:t>
+      </w:r>
+      <w:r>
+        <w:t xml:space="preserve"> </w:t>
+      </w:r>
+      <w:r>
+        <w:t xml:space="preserve">on </w:t>
+      </w:r>
+      <w:r>
+        <w:t xml:space="preserve">my </w:t>
+      </w:r>
+      <w:r>
+        <w:t>breath</w:t>
+      </w:r>
+      <w:r>
+        <w:t>ing to prevent myself from barfing.</w:t>
+      </w:r>
+    </w:p>
+    <w:p>
+      <w:r>
+        <w:t>As we</w:t>
+      </w:r>
+      <w:r>
+        <w:t xml:space="preserve"> walked </w:t>
+      </w:r>
+      <w:r>
+        <w:t>the nausea increase</w:t>
+      </w:r>
+      <w:r>
+        <w:t>d</w:t>
+      </w:r>
+      <w:r>
+        <w:t>, and then I lost my lunch.</w:t>
+      </w:r>
+      <w:r>
+        <w:t xml:space="preserve"> Quickly summoning a napkin, I wipe my face.</w:t>
+      </w:r>
+    </w:p>
+    <w:p>
+      <w:r>
+        <w:t>The barf</w:t>
+      </w:r>
+      <w:r>
+        <w:t xml:space="preserve"> dissolved </w:t>
+      </w:r>
+      <w:r>
+        <w:t>into the ground and disappeared</w:t>
+      </w:r>
+      <w:r>
+        <w:t>.</w:t>
+      </w:r>
+      <w:r>
+        <w:t xml:space="preserve"> I tossed the dirty napkin and it too disappeared. Convenient…</w:t>
+      </w:r>
+    </w:p>
+    <w:p>
+      <w:r>
+        <w:t>Annie and Harold grab</w:t>
+      </w:r>
+      <w:r>
+        <w:t>bed</w:t>
+      </w:r>
+      <w:r>
+        <w:t xml:space="preserve"> onto me and </w:t>
+      </w:r>
+      <w:r>
+        <w:t>prevented me from falling.</w:t>
+      </w:r>
+    </w:p>
+    <w:p>
+      <w:r>
+        <w:t>“Oh my gods, are you okay?” Annie asked worriedly.</w:t>
+      </w:r>
+    </w:p>
+    <w:p>
+      <w:r>
+        <w:t xml:space="preserve">“I’m getting serious vertigo,” I </w:t>
+      </w:r>
+      <w:r>
+        <w:t>said</w:t>
+      </w:r>
+      <w:r>
+        <w:t xml:space="preserve"> as I felt another wave of nausea.</w:t>
+      </w:r>
+    </w:p>
+    <w:p>
+      <w:r>
+        <w:t xml:space="preserve">“It will be okay,” Annie </w:t>
+      </w:r>
+      <w:r>
+        <w:t>said</w:t>
+      </w:r>
+      <w:r>
+        <w:t xml:space="preserve"> worriedly</w:t>
+      </w:r>
+      <w:r>
+        <w:t xml:space="preserve"> liked </w:t>
+      </w:r>
+      <w:r>
+        <w:t>an overprotective granddaughter worried about her addled grandfather.</w:t>
+      </w:r>
+    </w:p>
+    <w:p>
+      <w:r>
+        <w:t>With Annie and Harold’s assistance we continued our walk.</w:t>
+      </w:r>
+    </w:p>
+    <w:p>
+      <w:r>
+        <w:t>After an eternity of walking through a barf-inducing funhouse I</w:t>
+      </w:r>
+      <w:r>
+        <w:t xml:space="preserve"> stepped </w:t>
+      </w:r>
+      <w:r>
+        <w:t>through another portal.</w:t>
+      </w:r>
+    </w:p>
+    <w:p>
+      <w:r>
+        <w:t>T</w:t>
+      </w:r>
+      <w:r>
+        <w:t xml:space="preserve">he world </w:t>
+      </w:r>
+      <w:r>
+        <w:t xml:space="preserve">slowly </w:t>
+      </w:r>
+      <w:r>
+        <w:t>went</w:t>
+      </w:r>
+      <w:r>
+        <w:t xml:space="preserve"> </w:t>
+      </w:r>
+      <w:r>
+        <w:t xml:space="preserve">back to </w:t>
+      </w:r>
+      <w:r>
+        <w:t>normal, and I regain</w:t>
+      </w:r>
+      <w:r>
+        <w:t>ed</w:t>
+      </w:r>
+      <w:r>
+        <w:t xml:space="preserve"> my sense of direction</w:t>
+      </w:r>
+      <w:r>
+        <w:t>.</w:t>
+      </w:r>
+      <w:r>
+        <w:t xml:space="preserve"> We</w:t>
+      </w:r>
+      <w:r>
+        <w:t xml:space="preserve"> were </w:t>
+      </w:r>
+      <w:r>
+        <w:t xml:space="preserve">now in what </w:t>
+      </w:r>
+      <w:r>
+        <w:t>seemed</w:t>
+      </w:r>
+      <w:r>
+        <w:t xml:space="preserve"> liked </w:t>
+      </w:r>
+      <w:r>
+        <w:t>the atrium of a mall.</w:t>
+      </w:r>
+    </w:p>
+    <w:p>
+      <w:r>
+        <w:t xml:space="preserve">“Thanks dear, </w:t>
+      </w:r>
+      <w:r>
+        <w:t xml:space="preserve">I </w:t>
+      </w:r>
+      <w:r>
+        <w:t>am</w:t>
+      </w:r>
+      <w:r>
+        <w:t xml:space="preserve"> feeling better now,” I sa</w:t>
+      </w:r>
+      <w:r>
+        <w:t>id</w:t>
+      </w:r>
+      <w:r>
+        <w:t xml:space="preserve"> as I</w:t>
+      </w:r>
+      <w:r>
+        <w:t xml:space="preserve"> took </w:t>
+      </w:r>
+      <w:r>
+        <w:t xml:space="preserve">in a deep </w:t>
+      </w:r>
+      <w:r>
+        <w:t>breath</w:t>
+      </w:r>
+      <w:r>
+        <w:t>.</w:t>
+      </w:r>
+    </w:p>
+    <w:p>
+      <w:r>
+        <w:t>“Do you</w:t>
+      </w:r>
+      <w:r>
+        <w:t xml:space="preserve"> ha</w:t>
+      </w:r>
+      <w:r>
+        <w:t>ve</w:t>
+      </w:r>
+      <w:r>
+        <w:t xml:space="preserve"> </w:t>
+      </w:r>
+      <w:r>
+        <w:t>kids?” Annie asked.</w:t>
+      </w:r>
+    </w:p>
+    <w:p>
+      <w:r>
+        <w:lastRenderedPageBreak/>
+        <w:t xml:space="preserve">“Yes,” I </w:t>
+      </w:r>
+      <w:r>
+        <w:t>said</w:t>
+      </w:r>
+      <w:r>
+        <w:t>. “My eldest</w:t>
+      </w:r>
+      <w:r>
+        <w:t xml:space="preserve"> </w:t>
+      </w:r>
+      <w:r>
+        <w:t>i</w:t>
+      </w:r>
+      <w:r>
+        <w:t xml:space="preserve">s </w:t>
+      </w:r>
+      <w:r>
+        <w:t>younger than you at around 16, I think</w:t>
+      </w:r>
+      <w:r>
+        <w:t xml:space="preserve">. I </w:t>
+      </w:r>
+      <w:r>
+        <w:t>assumed</w:t>
+      </w:r>
+      <w:r>
+        <w:t xml:space="preserve"> you </w:t>
+      </w:r>
+      <w:r>
+        <w:t>a</w:t>
+      </w:r>
+      <w:r>
+        <w:t xml:space="preserve">re </w:t>
+      </w:r>
+      <w:r>
+        <w:t>older</w:t>
+      </w:r>
+      <w:r>
+        <w:t xml:space="preserve">. Anyways, I </w:t>
+      </w:r>
+      <w:r>
+        <w:t>ha</w:t>
+      </w:r>
+      <w:r>
+        <w:t>ve</w:t>
+      </w:r>
+      <w:r>
+        <w:t>n’t</w:t>
+      </w:r>
+      <w:r>
+        <w:t xml:space="preserve"> seen her in years.”</w:t>
+      </w:r>
+    </w:p>
+    <w:p>
+      <w:r>
+        <w:t>“</w:t>
+      </w:r>
+      <w:r>
+        <w:t xml:space="preserve">I’m </w:t>
+      </w:r>
+      <w:r>
+        <w:t>not…” Annie start</w:t>
+      </w:r>
+      <w:r>
+        <w:t>ed</w:t>
+      </w:r>
+      <w:r>
+        <w:t xml:space="preserve"> but Harold interrupt</w:t>
+      </w:r>
+      <w:r>
+        <w:t>ed</w:t>
+      </w:r>
+      <w:r>
+        <w:t>.</w:t>
+      </w:r>
+    </w:p>
+    <w:p>
+      <w:r>
+        <w:t xml:space="preserve">“There’s the store,” Harold </w:t>
+      </w:r>
+      <w:r>
+        <w:t xml:space="preserve">said </w:t>
+      </w:r>
+      <w:r>
+        <w:t>and point</w:t>
+      </w:r>
+      <w:r>
+        <w:t>ed</w:t>
+      </w:r>
+      <w:r>
+        <w:t>.</w:t>
+      </w:r>
+    </w:p>
+    <w:p>
+      <w:r>
+        <w:t>We</w:t>
+      </w:r>
+      <w:r>
+        <w:t xml:space="preserve"> entered </w:t>
+      </w:r>
+      <w:r>
+        <w:t>and</w:t>
+      </w:r>
+      <w:r>
+        <w:t xml:space="preserve"> </w:t>
+      </w:r>
+      <w:r>
+        <w:t>we</w:t>
+      </w:r>
+      <w:r>
+        <w:t>r</w:t>
+      </w:r>
+      <w:r>
+        <w:t xml:space="preserve">e </w:t>
+      </w:r>
+      <w:r>
+        <w:t>greeted by a sales clerk looking</w:t>
+      </w:r>
+      <w:r>
+        <w:t xml:space="preserve"> liked </w:t>
+      </w:r>
+      <w:r>
+        <w:t xml:space="preserve">a </w:t>
+      </w:r>
+      <w:r>
+        <w:t>Ferengi</w:t>
+      </w:r>
+      <w:r>
+        <w:t>.</w:t>
+      </w:r>
+    </w:p>
+    <w:p>
+      <w:r>
+        <w:t xml:space="preserve">“How may I be of service?” the man </w:t>
+      </w:r>
+      <w:r>
+        <w:t>asked</w:t>
+      </w:r>
+      <w:r>
+        <w:t xml:space="preserve"> eagerly</w:t>
+      </w:r>
+      <w:r>
+        <w:t>.</w:t>
+      </w:r>
+      <w:r>
+        <w:t xml:space="preserve"> He was a perfect example of a used car salesperson.</w:t>
+      </w:r>
+    </w:p>
+    <w:p>
+      <w:r>
         <w:t>I</w:t>
       </w:r>
       <w:r>
         <w:t xml:space="preserve"> </w:t>
       </w:r>
       <w:r>
+        <w:t xml:space="preserve">suddenly </w:t>
+      </w:r>
+      <w:r>
         <w:t>realized</w:t>
       </w:r>
       <w:r>
         <w:t xml:space="preserve"> </w:t>
       </w:r>
       <w:r>
-        <w:t>Annie and Harold</w:t>
+        <w:t>I was</w:t>
+      </w:r>
+      <w:r>
+        <w:t xml:space="preserve"> no longer in Kansas anymore, figuratively speaking. The world</w:t>
+      </w:r>
+      <w:r>
+        <w:t xml:space="preserve"> was </w:t>
+      </w:r>
+      <w:r>
+        <w:t>filled with magic, super technology and more importantly, aliens.</w:t>
+      </w:r>
+    </w:p>
+    <w:p>
+      <w:r>
+        <w:t xml:space="preserve">“Oh my God, </w:t>
+      </w:r>
+      <w:r>
+        <w:t xml:space="preserve">I </w:t>
+      </w:r>
+      <w:r>
+        <w:t>am</w:t>
+      </w:r>
+      <w:r>
+        <w:t xml:space="preserve"> surrounded by aliens,” I </w:t>
+      </w:r>
+      <w:r>
+        <w:t>mutter</w:t>
+      </w:r>
+      <w:r>
+        <w:t>ed</w:t>
+      </w:r>
+      <w:r>
+        <w:t>, as overwhelming loneliness</w:t>
+      </w:r>
+      <w:r>
+        <w:t xml:space="preserve"> crashed </w:t>
+      </w:r>
+      <w:r>
+        <w:t>into me.</w:t>
+      </w:r>
+      <w:r>
+        <w:t xml:space="preserve"> I was alo</w:t>
+      </w:r>
+      <w:r>
+        <w:t>ne in a vast unknown.</w:t>
+      </w:r>
+    </w:p>
+    <w:p>
+      <w:r>
+        <w:t>Humans</w:t>
       </w:r>
       <w:r>
         <w:t xml:space="preserve"> were </w:t>
       </w:r>
       <w:r>
-        <w:t xml:space="preserve">intentionally walking besides me, with </w:t>
-      </w:r>
-      <w:r>
-        <w:t>Hulda</w:t>
-      </w:r>
-      <w:r>
-        <w:t xml:space="preserve"> in front. The other two</w:t>
-      </w:r>
-      <w:r>
-        <w:t xml:space="preserve"> were </w:t>
-      </w:r>
-      <w:r>
-        <w:t>behind me.</w:t>
-      </w:r>
-    </w:p>
-    <w:p>
-      <w:r>
-        <w:t xml:space="preserve">Unfortunately for me, </w:t>
-      </w:r>
-      <w:r>
-        <w:t>I was</w:t>
-      </w:r>
-      <w:r>
-        <w:t xml:space="preserve"> feeling disoriented. My sense of direction</w:t>
-      </w:r>
-      <w:r>
-        <w:t xml:space="preserve"> was </w:t>
-      </w:r>
-      <w:r>
-        <w:t>completely screwed up. I</w:t>
-      </w:r>
-      <w:r>
-        <w:t xml:space="preserve"> couldn’t </w:t>
-      </w:r>
-      <w:r>
-        <w:t xml:space="preserve">tell left from right, and up from down. </w:t>
-      </w:r>
-      <w:r>
-        <w:t xml:space="preserve">The world </w:t>
-      </w:r>
-      <w:r>
-        <w:t>seemed</w:t>
-      </w:r>
-      <w:r>
-        <w:t xml:space="preserve"> to be spinning.</w:t>
-      </w:r>
-    </w:p>
-    <w:p>
-      <w:r>
-        <w:t>All this was made worse by the strange crawling sensations on my skin</w:t>
-      </w:r>
-      <w:r>
-        <w:t>,</w:t>
-      </w:r>
-      <w:r>
-        <w:t xml:space="preserve"> </w:t>
-      </w:r>
-      <w:r>
-        <w:t xml:space="preserve">the </w:t>
-      </w:r>
-      <w:r>
-        <w:t>eerie sounds</w:t>
-      </w:r>
-      <w:r>
-        <w:t>, tastes and scents</w:t>
-      </w:r>
-      <w:r>
-        <w:t>.</w:t>
-      </w:r>
-    </w:p>
-    <w:p>
-      <w:r>
-        <w:t xml:space="preserve">I </w:t>
-      </w:r>
-      <w:r>
-        <w:t>close</w:t>
-      </w:r>
-      <w:r>
-        <w:t>d</w:t>
-      </w:r>
-      <w:r>
-        <w:t xml:space="preserve"> my eyes and follow</w:t>
+        <w:t xml:space="preserve">such insignificant </w:t>
+      </w:r>
+      <w:r>
+        <w:t>creatures</w:t>
+      </w:r>
+      <w:r>
+        <w:t>, thinking they</w:t>
+      </w:r>
+      <w:r>
+        <w:t xml:space="preserve"> </w:t>
+      </w:r>
+      <w:r>
+        <w:t>master</w:t>
       </w:r>
       <w:r>
         <w:t>ed</w:t>
       </w:r>
       <w:r>
-        <w:t xml:space="preserve">, </w:t>
-      </w:r>
-      <w:r>
-        <w:t>focus</w:t>
-      </w:r>
-      <w:r>
-        <w:t>ing</w:t>
-      </w:r>
-      <w:r>
-        <w:t xml:space="preserve"> </w:t>
-      </w:r>
-      <w:r>
-        <w:t xml:space="preserve">on </w:t>
-      </w:r>
-      <w:r>
-        <w:t xml:space="preserve">my </w:t>
-      </w:r>
-      <w:r>
-        <w:t>breath</w:t>
-      </w:r>
-      <w:r>
-        <w:t>ing to prevent myself from barfing.</w:t>
-      </w:r>
-    </w:p>
-    <w:p>
-      <w:r>
-        <w:t>As we</w:t>
-      </w:r>
-      <w:r>
-        <w:t xml:space="preserve"> walked </w:t>
-      </w:r>
-      <w:r>
-        <w:t>the nausea increase</w:t>
-      </w:r>
-      <w:r>
-        <w:t>d</w:t>
-      </w:r>
-      <w:r>
-        <w:t>, and then I lost my lunch.</w:t>
-      </w:r>
-      <w:r>
-        <w:t xml:space="preserve"> Quickly summoning a napkin, I wipe my face.</w:t>
-      </w:r>
-    </w:p>
-    <w:p>
-      <w:r>
-        <w:t>The barf</w:t>
-      </w:r>
-      <w:r>
-        <w:t xml:space="preserve"> dissolved </w:t>
-      </w:r>
-      <w:r>
-        <w:t>into the ground and disappeared</w:t>
-      </w:r>
-      <w:r>
-        <w:t>.</w:t>
-      </w:r>
-      <w:r>
-        <w:t xml:space="preserve"> I tossed the dirty napkin and it too disappeared. Convenient…</w:t>
-      </w:r>
-    </w:p>
-    <w:p>
-      <w:r>
-        <w:t>Annie and Harold grab</w:t>
-      </w:r>
-      <w:r>
-        <w:t>bed</w:t>
-      </w:r>
-      <w:r>
-        <w:t xml:space="preserve"> onto me and </w:t>
-      </w:r>
-      <w:r>
-        <w:t>prevented me from falling.</w:t>
-      </w:r>
-    </w:p>
-    <w:p>
-      <w:r>
-        <w:t>“Oh my gods, are you okay?” Annie asked worriedly.</w:t>
-      </w:r>
-    </w:p>
-    <w:p>
-      <w:r>
-        <w:t xml:space="preserve">“I’m getting serious vertigo,” I </w:t>
-      </w:r>
-      <w:r>
-        <w:t>said</w:t>
-      </w:r>
-      <w:r>
-        <w:t xml:space="preserve"> as I felt another wave of nausea.</w:t>
-      </w:r>
-    </w:p>
-    <w:p>
-      <w:r>
-        <w:t xml:space="preserve">“It will be okay,” Annie </w:t>
-      </w:r>
-      <w:r>
-        <w:t>said</w:t>
-      </w:r>
-      <w:r>
-        <w:t xml:space="preserve"> worriedly</w:t>
-      </w:r>
-      <w:r>
-        <w:t xml:space="preserve"> liked </w:t>
-      </w:r>
-      <w:r>
-        <w:t>an overprotective granddaughter worried about her addled grandfather.</w:t>
-      </w:r>
-    </w:p>
-    <w:p>
-      <w:r>
-        <w:t>With Annie and Harold’s assistance we continued our walk.</w:t>
-      </w:r>
-    </w:p>
-    <w:p>
-      <w:r>
-        <w:t>After an eternity of walking through a barf-inducing funhouse I</w:t>
-      </w:r>
-      <w:r>
-        <w:t xml:space="preserve"> stepped </w:t>
-      </w:r>
-      <w:r>
-        <w:t>through another portal.</w:t>
-      </w:r>
-    </w:p>
-    <w:p>
-      <w:r>
-        <w:t>T</w:t>
-      </w:r>
-      <w:r>
-        <w:t xml:space="preserve">he world </w:t>
-      </w:r>
-      <w:r>
-        <w:t xml:space="preserve">slowly </w:t>
-      </w:r>
-      <w:r>
-        <w:t>went</w:t>
-      </w:r>
-      <w:r>
-        <w:t xml:space="preserve"> </w:t>
-      </w:r>
-      <w:r>
-        <w:t xml:space="preserve">back to </w:t>
-      </w:r>
-      <w:r>
-        <w:t>normal, and I regain</w:t>
-      </w:r>
-      <w:r>
-        <w:t>ed</w:t>
-      </w:r>
-      <w:r>
-        <w:t xml:space="preserve"> my sense of direction</w:t>
-      </w:r>
-      <w:r>
-        <w:t>.</w:t>
-      </w:r>
-      <w:r>
-        <w:t xml:space="preserve"> We</w:t>
-      </w:r>
-      <w:r>
-        <w:t xml:space="preserve"> were </w:t>
-      </w:r>
-      <w:r>
-        <w:t xml:space="preserve">now in what </w:t>
-      </w:r>
-      <w:r>
-        <w:t>seemed</w:t>
-      </w:r>
-      <w:r>
-        <w:t xml:space="preserve"> liked </w:t>
-      </w:r>
-      <w:r>
-        <w:t>the atrium of a mall.</w:t>
-      </w:r>
-    </w:p>
-    <w:p>
-      <w:r>
-        <w:t xml:space="preserve">“Thanks dear, </w:t>
-      </w:r>
-      <w:r>
-        <w:t xml:space="preserve">I </w:t>
-      </w:r>
-      <w:r>
-        <w:t>am</w:t>
-      </w:r>
-      <w:r>
-        <w:t xml:space="preserve"> feeling better now,” I sa</w:t>
-      </w:r>
-      <w:r>
-        <w:t>id</w:t>
-      </w:r>
-      <w:r>
-        <w:t xml:space="preserve"> as I</w:t>
-      </w:r>
-      <w:r>
-        <w:t xml:space="preserve"> took </w:t>
-      </w:r>
-      <w:r>
-        <w:t xml:space="preserve">in a deep </w:t>
-      </w:r>
-      <w:r>
-        <w:t>breath</w:t>
-      </w:r>
-      <w:r>
-        <w:t>.</w:t>
-      </w:r>
-    </w:p>
-    <w:p>
-      <w:r>
-        <w:lastRenderedPageBreak/>
-        <w:t>“Do you</w:t>
-      </w:r>
-      <w:r>
-        <w:t xml:space="preserve"> ha</w:t>
-      </w:r>
-      <w:r>
-        <w:t>ve</w:t>
-      </w:r>
-      <w:r>
-        <w:t xml:space="preserve"> </w:t>
-      </w:r>
-      <w:r>
-        <w:t>kids?” Annie asked.</w:t>
-      </w:r>
-    </w:p>
-    <w:p>
-      <w:r>
-        <w:t xml:space="preserve">“Yes,” I </w:t>
-      </w:r>
-      <w:r>
-        <w:t>said</w:t>
-      </w:r>
-      <w:r>
-        <w:t>. “My eldest</w:t>
-      </w:r>
-      <w:r>
-        <w:t xml:space="preserve"> </w:t>
-      </w:r>
-      <w:r>
-        <w:t>i</w:t>
-      </w:r>
-      <w:r>
-        <w:t xml:space="preserve">s </w:t>
-      </w:r>
-      <w:r>
-        <w:t>younger than you at around 16, I think</w:t>
-      </w:r>
-      <w:r>
-        <w:t xml:space="preserve">. I </w:t>
-      </w:r>
-      <w:r>
-        <w:t>assumed</w:t>
-      </w:r>
-      <w:r>
-        <w:t xml:space="preserve"> you </w:t>
-      </w:r>
-      <w:r>
-        <w:t>a</w:t>
-      </w:r>
-      <w:r>
-        <w:t xml:space="preserve">re </w:t>
-      </w:r>
-      <w:r>
-        <w:t>older</w:t>
-      </w:r>
-      <w:r>
-        <w:t xml:space="preserve">. Anyways, I </w:t>
-      </w:r>
-      <w:r>
-        <w:t>ha</w:t>
-      </w:r>
-      <w:r>
-        <w:t>ve</w:t>
-      </w:r>
-      <w:r>
-        <w:t>n’t</w:t>
-      </w:r>
-      <w:r>
-        <w:t xml:space="preserve"> seen her in years.”</w:t>
-      </w:r>
-    </w:p>
-    <w:p>
-      <w:r>
-        <w:t>“</w:t>
-      </w:r>
-      <w:r>
-        <w:t xml:space="preserve">I’m </w:t>
-      </w:r>
-      <w:r>
-        <w:t>not…” Annie start</w:t>
-      </w:r>
-      <w:r>
-        <w:t>ed</w:t>
-      </w:r>
-      <w:r>
-        <w:t xml:space="preserve"> but Harold interrupt</w:t>
-      </w:r>
-      <w:r>
-        <w:t>ed</w:t>
-      </w:r>
-      <w:r>
-        <w:t>.</w:t>
-      </w:r>
-    </w:p>
-    <w:p>
-      <w:r>
-        <w:t xml:space="preserve">“There’s the store,” Harold </w:t>
-      </w:r>
-      <w:r>
-        <w:t xml:space="preserve">said </w:t>
-      </w:r>
-      <w:r>
-        <w:t>and point</w:t>
-      </w:r>
-      <w:r>
-        <w:t>ed</w:t>
-      </w:r>
-      <w:r>
-        <w:t>.</w:t>
-      </w:r>
-    </w:p>
-    <w:p>
-      <w:r>
-        <w:t>We</w:t>
-      </w:r>
-      <w:r>
-        <w:t xml:space="preserve"> entered </w:t>
-      </w:r>
-      <w:r>
-        <w:t>and</w:t>
-      </w:r>
-      <w:r>
-        <w:t xml:space="preserve"> </w:t>
-      </w:r>
-      <w:r>
-        <w:t>we</w:t>
-      </w:r>
-      <w:r>
-        <w:t>r</w:t>
-      </w:r>
-      <w:r>
-        <w:t xml:space="preserve">e </w:t>
-      </w:r>
-      <w:r>
-        <w:t>greeted by a sales clerk looking</w:t>
-      </w:r>
-      <w:r>
-        <w:t xml:space="preserve"> liked </w:t>
-      </w:r>
-      <w:r>
-        <w:t xml:space="preserve">a </w:t>
-      </w:r>
-      <w:r>
-        <w:t>Ferengi</w:t>
-      </w:r>
-      <w:r>
-        <w:t>.</w:t>
-      </w:r>
-    </w:p>
-    <w:p>
-      <w:r>
-        <w:t xml:space="preserve">“How may I be of service?” the man </w:t>
-      </w:r>
-      <w:r>
-        <w:t>asked</w:t>
-      </w:r>
-      <w:r>
-        <w:t xml:space="preserve"> eagerly</w:t>
-      </w:r>
-      <w:r>
-        <w:t>.</w:t>
-      </w:r>
-      <w:r>
-        <w:t xml:space="preserve"> He was a perfect example of a used car salesperson.</w:t>
-      </w:r>
-    </w:p>
-    <w:p>
-      <w:r>
-        <w:t>I</w:t>
-      </w:r>
-      <w:r>
-        <w:t xml:space="preserve"> </w:t>
-      </w:r>
-      <w:r>
-        <w:t xml:space="preserve">suddenly </w:t>
-      </w:r>
-      <w:r>
-        <w:t>realized</w:t>
-      </w:r>
-      <w:r>
-        <w:t xml:space="preserve"> </w:t>
-      </w:r>
-      <w:r>
-        <w:t>I was</w:t>
-      </w:r>
-      <w:r>
-        <w:t xml:space="preserve"> no longer in Kansas anymore, figuratively speaking. The world</w:t>
-      </w:r>
-      <w:r>
-        <w:t xml:space="preserve"> was </w:t>
-      </w:r>
-      <w:r>
-        <w:t>filled with magic, super technology and more importantly, aliens.</w:t>
-      </w:r>
-    </w:p>
-    <w:p>
-      <w:r>
-        <w:t xml:space="preserve">“Oh my God, </w:t>
-      </w:r>
-      <w:r>
-        <w:t xml:space="preserve">I </w:t>
-      </w:r>
-      <w:r>
-        <w:t>am</w:t>
-      </w:r>
-      <w:r>
-        <w:t xml:space="preserve"> surrounded by aliens,” I </w:t>
-      </w:r>
-      <w:r>
-        <w:t>mutter</w:t>
-      </w:r>
-      <w:r>
-        <w:t>ed</w:t>
-      </w:r>
-      <w:r>
-        <w:t>, as overwhelming loneliness</w:t>
-      </w:r>
-      <w:r>
-        <w:t xml:space="preserve"> crashed </w:t>
-      </w:r>
-      <w:r>
-        <w:t>into me.</w:t>
-      </w:r>
-      <w:r>
-        <w:t xml:space="preserve"> “I was alone in a vast unknown.”</w:t>
-      </w:r>
-    </w:p>
-    <w:p>
-      <w:r>
-        <w:t>Humans</w:t>
-      </w:r>
-      <w:r>
-        <w:t xml:space="preserve"> were </w:t>
-      </w:r>
-      <w:r>
-        <w:t xml:space="preserve">such insignificant </w:t>
-      </w:r>
-      <w:r>
-        <w:t>creatures</w:t>
-      </w:r>
-      <w:r>
-        <w:t>, thinking they</w:t>
-      </w:r>
-      <w:r>
-        <w:t xml:space="preserve"> were </w:t>
-      </w:r>
-      <w:r>
-        <w:t>masters. I</w:t>
+        <w:t>. I</w:t>
       </w:r>
       <w:r>
         <w:t xml:space="preserve"> knew </w:t>
@@ -26816,7 +26792,10 @@
     </w:p>
     <w:p>
       <w:r>
-        <w:t>“It looks amazing,” I said. “Sorry about the trouble.”</w:t>
+        <w:t>“What sort of vehicles?” I asked.</w:t>
+      </w:r>
+      <w:r>
+        <w:t xml:space="preserve"> “Sorry about the trouble.”</w:t>
       </w:r>
     </w:p>
     <w:p>
@@ -26827,7 +26806,10 @@
         <w:t>Ferengi</w:t>
       </w:r>
       <w:r>
-        <w:t xml:space="preserve"> bowed and said, “I live to serve.”</w:t>
+        <w:t xml:space="preserve"> bo</w:t>
+      </w:r>
+      <w:r>
+        <w:t>wed and said, “I live to serve. We have hover boards, boats, wheeled vehicles, to yachts. We even have a few evolving items.”</w:t>
       </w:r>
     </w:p>
     <w:p>
@@ -26935,6 +26917,7 @@
     </w:p>
     <w:p>
       <w:r>
+        <w:lastRenderedPageBreak/>
         <w:t>We</w:t>
       </w:r>
       <w:r>
@@ -26952,26 +26935,565 @@
     </w:p>
     <w:p>
       <w:r>
+        <w:t>“W</w:t>
+      </w:r>
+      <w:r>
+        <w:t xml:space="preserve">hat </w:t>
+      </w:r>
+      <w:r>
+        <w:t>i</w:t>
+      </w:r>
+      <w:r>
+        <w:t>s</w:t>
+      </w:r>
+      <w:r>
+        <w:t xml:space="preserve"> an </w:t>
+      </w:r>
+      <w:r>
+        <w:t>Oracle</w:t>
+      </w:r>
+      <w:r>
+        <w:t>?” I ask</w:t>
+      </w:r>
+      <w:r>
+        <w:t>ed</w:t>
+      </w:r>
+      <w:r>
+        <w:t>.</w:t>
+      </w:r>
+    </w:p>
+    <w:p>
+      <w:r>
+        <w:t>“</w:t>
+      </w:r>
+      <w:r>
+        <w:t xml:space="preserve">Think of it as </w:t>
+      </w:r>
+      <w:r>
+        <w:t xml:space="preserve">a laptop and a cell phone combined,” Gringo </w:t>
+      </w:r>
+      <w:r>
+        <w:t>said</w:t>
+      </w:r>
+      <w:r>
+        <w:t>. “</w:t>
+      </w:r>
+      <w:r>
+        <w:t xml:space="preserve">It </w:t>
+      </w:r>
+      <w:r>
+        <w:t>i</w:t>
+      </w:r>
+      <w:r>
+        <w:t>s</w:t>
+      </w:r>
+      <w:r>
+        <w:t xml:space="preserve"> the one information tool every adventurer needs. The base model</w:t>
+      </w:r>
+      <w:r>
+        <w:t xml:space="preserve"> </w:t>
+      </w:r>
+      <w:r>
+        <w:t>i</w:t>
+      </w:r>
+      <w:r>
+        <w:t xml:space="preserve">s </w:t>
+      </w:r>
+      <w:r>
+        <w:t xml:space="preserve">limited but </w:t>
+      </w:r>
+      <w:r>
+        <w:t>is</w:t>
+      </w:r>
+      <w:r>
+        <w:t xml:space="preserve"> </w:t>
+      </w:r>
+      <w:r>
+        <w:t>infinitely exte</w:t>
+      </w:r>
+      <w:r>
+        <w:t>ndable with the</w:t>
+      </w:r>
+      <w:r>
+        <w:t xml:space="preserve"> use </w:t>
+      </w:r>
+      <w:r>
+        <w:t>of modules.</w:t>
+      </w:r>
+    </w:p>
+    <w:p>
+      <w:r>
+        <w:t xml:space="preserve">“More importantly, it works in most </w:t>
+      </w:r>
+      <w:r>
+        <w:t>places</w:t>
+      </w:r>
+      <w:r>
+        <w:t xml:space="preserve"> in the multiverse, except </w:t>
+      </w:r>
+      <w:r>
+        <w:t>in</w:t>
+      </w:r>
+      <w:r>
+        <w:t xml:space="preserve"> certain high-level </w:t>
+      </w:r>
+      <w:r>
+        <w:t>dungeons. It comes with instructions and warnings.”</w:t>
+      </w:r>
+    </w:p>
+    <w:p>
+      <w:r>
+        <w:t>“Does it run Windows?” I ask</w:t>
+      </w:r>
+      <w:r>
+        <w:t>ed</w:t>
+      </w:r>
+      <w:r>
+        <w:t xml:space="preserve"> as I </w:t>
+      </w:r>
+      <w:r>
+        <w:t>watch</w:t>
+      </w:r>
+      <w:r>
+        <w:t>ed</w:t>
+      </w:r>
+      <w:r>
+        <w:t xml:space="preserve"> </w:t>
+      </w:r>
+      <w:r>
+        <w:t xml:space="preserve">Gringo </w:t>
+      </w:r>
+      <w:r>
+        <w:t>interacting with the panel</w:t>
+      </w:r>
+      <w:r>
+        <w:t>.</w:t>
+      </w:r>
+      <w:r>
+        <w:t xml:space="preserve"> “</w:t>
+      </w:r>
+      <w:r>
+        <w:t>C</w:t>
+      </w:r>
+      <w:r>
+        <w:t>an</w:t>
+      </w:r>
+      <w:r>
+        <w:t xml:space="preserve"> </w:t>
+      </w:r>
+      <w:r>
+        <w:t>it play games?”</w:t>
+      </w:r>
+    </w:p>
+    <w:p>
+      <w:r>
+        <w:t>Gringo pause</w:t>
+      </w:r>
+      <w:r>
+        <w:t>d</w:t>
+      </w:r>
+      <w:r>
+        <w:t xml:space="preserve"> and then </w:t>
+      </w:r>
+      <w:r>
+        <w:t>said</w:t>
+      </w:r>
+      <w:r>
+        <w:t xml:space="preserve">, </w:t>
+      </w:r>
+      <w:r>
+        <w:t xml:space="preserve">“As a matter of fact it </w:t>
+      </w:r>
+      <w:r>
+        <w:t>can</w:t>
+      </w:r>
+      <w:r>
+        <w:t xml:space="preserve">,” Gringo </w:t>
+      </w:r>
+      <w:r>
+        <w:t>said</w:t>
+      </w:r>
+      <w:r>
+        <w:t xml:space="preserve"> happily</w:t>
+      </w:r>
+      <w:r>
+        <w:t>. “</w:t>
+      </w:r>
+      <w:r>
+        <w:t xml:space="preserve">It </w:t>
+      </w:r>
+      <w:r>
+        <w:t>is</w:t>
+      </w:r>
+      <w:r>
+        <w:t xml:space="preserve"> </w:t>
+      </w:r>
+      <w:r>
+        <w:t>vastly</w:t>
+      </w:r>
+      <w:r>
+        <w:t xml:space="preserve"> faster than anything you </w:t>
+      </w:r>
+      <w:r>
+        <w:t>c</w:t>
+      </w:r>
+      <w:r>
+        <w:t>an</w:t>
+      </w:r>
+      <w:r>
+        <w:t xml:space="preserve"> </w:t>
+      </w:r>
+      <w:r>
+        <w:t>buy in the Human world.</w:t>
+      </w:r>
+      <w:r>
+        <w:t xml:space="preserve"> And yes, it </w:t>
+      </w:r>
+      <w:r>
+        <w:t>c</w:t>
+      </w:r>
+      <w:r>
+        <w:t>an</w:t>
+      </w:r>
+      <w:r>
+        <w:t xml:space="preserve"> </w:t>
+      </w:r>
+      <w:r>
+        <w:t xml:space="preserve">play all </w:t>
+      </w:r>
+      <w:r>
+        <w:t xml:space="preserve">Human </w:t>
+      </w:r>
+      <w:r>
+        <w:t xml:space="preserve">games from all </w:t>
+      </w:r>
+      <w:r>
+        <w:t xml:space="preserve">Human </w:t>
+      </w:r>
+      <w:r>
+        <w:t>gaming platforms.</w:t>
+      </w:r>
+    </w:p>
+    <w:p>
+      <w:r>
+        <w:t>“</w:t>
+      </w:r>
+      <w:r>
+        <w:t xml:space="preserve">I just selected the </w:t>
+      </w:r>
+      <w:r>
+        <w:t>Earth OS</w:t>
+      </w:r>
+      <w:r>
+        <w:t xml:space="preserve"> package</w:t>
+      </w:r>
+      <w:r>
+        <w:t xml:space="preserve"> and the </w:t>
+      </w:r>
+      <w:r>
+        <w:t xml:space="preserve">Earth </w:t>
+      </w:r>
+      <w:r>
+        <w:t>Gaming package</w:t>
+      </w:r>
+      <w:r>
+        <w:t xml:space="preserve"> for you</w:t>
+      </w:r>
+      <w:r>
+        <w:t xml:space="preserve">. </w:t>
+      </w:r>
+      <w:r>
+        <w:t xml:space="preserve">I recommend the communications package, the </w:t>
+      </w:r>
+      <w:r>
+        <w:t xml:space="preserve">basic </w:t>
+      </w:r>
+      <w:r>
+        <w:t>mapping package, and the identif</w:t>
+      </w:r>
+      <w:r>
+        <w:t>ication</w:t>
+      </w:r>
+      <w:r>
+        <w:t xml:space="preserve"> package.</w:t>
+      </w:r>
+      <w:r>
+        <w:t xml:space="preserve"> </w:t>
+      </w:r>
+      <w:r>
+        <w:t>Are</w:t>
+      </w:r>
+      <w:r>
+        <w:t xml:space="preserve"> </w:t>
+      </w:r>
+      <w:r>
+        <w:t xml:space="preserve">there any other packages you need? Remember you </w:t>
+      </w:r>
+      <w:r>
+        <w:t>can</w:t>
+      </w:r>
+      <w:r>
+        <w:t xml:space="preserve"> </w:t>
+      </w:r>
+      <w:r>
+        <w:t>always come back later.</w:t>
+      </w:r>
+      <w:r>
+        <w:t>”</w:t>
+      </w:r>
+    </w:p>
+    <w:p>
+      <w:r>
+        <w:t>“T</w:t>
+      </w:r>
+      <w:r>
+        <w:t xml:space="preserve">hat </w:t>
+      </w:r>
+      <w:r>
+        <w:t>i</w:t>
+      </w:r>
+      <w:r>
+        <w:t>s</w:t>
+      </w:r>
+      <w:r>
+        <w:t xml:space="preserve"> good enough for now,” Annie said.</w:t>
+      </w:r>
+    </w:p>
+    <w:p>
+      <w:r>
+        <w:t>“I like making games,” I said.</w:t>
+      </w:r>
+    </w:p>
+    <w:p>
+      <w:r>
+        <w:t>“No problem,” Gringo said.</w:t>
+      </w:r>
+    </w:p>
+    <w:p>
+      <w:r>
+        <w:t xml:space="preserve">“Your companion mentioned the problems you had going through Nexus,” Gringo said. “I </w:t>
+      </w:r>
+      <w:r>
+        <w:t>assume</w:t>
+      </w:r>
+      <w:r>
+        <w:t xml:space="preserve"> you</w:t>
+      </w:r>
+      <w:r>
+        <w:t xml:space="preserve"> ha</w:t>
+      </w:r>
+      <w:r>
+        <w:t>ve</w:t>
+      </w:r>
+      <w:r>
+        <w:t xml:space="preserve"> </w:t>
+      </w:r>
+      <w:r>
+        <w:t>Vigilance as a title.”</w:t>
+      </w:r>
+    </w:p>
+    <w:p>
+      <w:r>
+        <w:t xml:space="preserve">“Correct,” I </w:t>
+      </w:r>
+      <w:r>
+        <w:t>said</w:t>
+      </w:r>
+      <w:r>
+        <w:t>.</w:t>
+      </w:r>
+    </w:p>
+    <w:p>
+      <w:r>
+        <w:t>“What did you say?” Annie asked.</w:t>
+      </w:r>
+    </w:p>
+    <w:p>
+      <w:r>
         <w:lastRenderedPageBreak/>
-        <w:t>“W</w:t>
-      </w:r>
-      <w:r>
-        <w:t xml:space="preserve">hat </w:t>
-      </w:r>
-      <w:r>
-        <w:t>i</w:t>
+        <w:t>“Not important,” Gringo said.</w:t>
+      </w:r>
+    </w:p>
+    <w:p>
+      <w:r>
+        <w:t>“Then I suggest buying a sensory suppression module,” Gringo suggest</w:t>
+      </w:r>
+      <w:r>
+        <w:t>ed</w:t>
+      </w:r>
+      <w:r>
+        <w:t xml:space="preserve"> in</w:t>
+      </w:r>
+      <w:r>
+        <w:t>. “It also</w:t>
+      </w:r>
+      <w:r>
+        <w:t xml:space="preserve"> ha</w:t>
       </w:r>
       <w:r>
         <w:t>s</w:t>
       </w:r>
       <w:r>
-        <w:t xml:space="preserve"> an </w:t>
-      </w:r>
-      <w:r>
-        <w:t>Oracle</w:t>
-      </w:r>
-      <w:r>
-        <w:t>?” I ask</w:t>
+        <w:t xml:space="preserve"> </w:t>
+      </w:r>
+      <w:r>
+        <w:t>a f</w:t>
+      </w:r>
+      <w:r>
+        <w:t>e</w:t>
+      </w:r>
+      <w:r>
+        <w:t>at</w:t>
+      </w:r>
+      <w:r>
+        <w:t>ure that modulates nervousness if necessary.</w:t>
+      </w:r>
+      <w:r>
+        <w:t xml:space="preserve"> </w:t>
+      </w:r>
+      <w:r>
+        <w:t>Keep</w:t>
+      </w:r>
+      <w:r>
+        <w:t xml:space="preserve"> </w:t>
+      </w:r>
+      <w:r>
+        <w:t xml:space="preserve">in mind, artificially suppressing nervousness </w:t>
+      </w:r>
+      <w:r>
+        <w:t>c</w:t>
+      </w:r>
+      <w:r>
+        <w:t>an</w:t>
+      </w:r>
+      <w:r>
+        <w:t xml:space="preserve"> </w:t>
+      </w:r>
+      <w:r>
+        <w:t xml:space="preserve">cause a person to </w:t>
+      </w:r>
+      <w:r>
+        <w:t>bec</w:t>
+      </w:r>
+      <w:r>
+        <w:t>o</w:t>
+      </w:r>
+      <w:r>
+        <w:t>me</w:t>
+      </w:r>
+      <w:r>
+        <w:t xml:space="preserve"> cocky.”</w:t>
+      </w:r>
+    </w:p>
+    <w:p>
+      <w:r>
+        <w:t xml:space="preserve">“Understood,” I </w:t>
+      </w:r>
+      <w:r>
+        <w:t>said</w:t>
+      </w:r>
+      <w:r>
+        <w:t>.</w:t>
+      </w:r>
+    </w:p>
+    <w:p>
+      <w:r>
+        <w:t>“How come I don’t understand what you’re saying?” Annie asked.</w:t>
+      </w:r>
+    </w:p>
+    <w:p>
+      <w:r>
+        <w:t>“Sorry, that’s client confidentiality,” Gringo said.</w:t>
+      </w:r>
+      <w:r>
+        <w:t xml:space="preserve"> “What kind of storage do you require? The cheap ones are backpacks. The more expensive ones are rings.”</w:t>
+      </w:r>
+    </w:p>
+    <w:p>
+      <w:r>
+        <w:t>“Luke found a storage ring in a dungeon he fell into,” Annie said.</w:t>
+      </w:r>
+    </w:p>
+    <w:p>
+      <w:r>
+        <w:t>We wait</w:t>
+      </w:r>
+      <w:r>
+        <w:t>ed until Gringo finished</w:t>
+      </w:r>
+      <w:r>
+        <w:t xml:space="preserve"> placing the specified items in the online shopping cart.</w:t>
+      </w:r>
+    </w:p>
+    <w:p>
+      <w:r>
+        <w:t>“</w:t>
+      </w:r>
+      <w:r>
+        <w:t xml:space="preserve">Would you like </w:t>
+      </w:r>
+      <w:r>
+        <w:t>a wardrobe crystal?” Gringo asked.</w:t>
+      </w:r>
+    </w:p>
+    <w:p>
+      <w:r>
+        <w:t>“What’s that?” I asked.</w:t>
+      </w:r>
+    </w:p>
+    <w:p>
+      <w:r>
+        <w:t>“</w:t>
+      </w:r>
+      <w:r>
+        <w:t xml:space="preserve">They are crystals that you soul-bind. With it you can </w:t>
+      </w:r>
+      <w:r>
+        <w:t>crate outfits and swaps them as needed.</w:t>
+      </w:r>
+      <w:r>
+        <w:t xml:space="preserve"> They are rather convenient and work independently of any storage.</w:t>
+      </w:r>
+    </w:p>
+    <w:p>
+      <w:r>
+        <w:t>“</w:t>
+      </w:r>
+      <w:r>
+        <w:t>It starts off with space for 2 costumes. However, with essence it will increase. Therefore the best time to buy it is now. It is only 12 gold. It’s on special today.”</w:t>
+      </w:r>
+    </w:p>
+    <w:p>
+      <w:r>
+        <w:t xml:space="preserve">Of course it </w:t>
+      </w:r>
+      <w:r>
+        <w:t>was</w:t>
+      </w:r>
+      <w:r>
+        <w:t>.</w:t>
+      </w:r>
+    </w:p>
+    <w:p>
+      <w:r>
+        <w:t xml:space="preserve">“Sounds good to me,” </w:t>
+      </w:r>
+      <w:r>
+        <w:t>Annie</w:t>
+      </w:r>
+      <w:r>
+        <w:t xml:space="preserve"> </w:t>
+      </w:r>
+      <w:r>
+        <w:t>said</w:t>
+      </w:r>
+      <w:r>
+        <w:t>.</w:t>
+      </w:r>
+    </w:p>
+    <w:p>
+      <w:r>
+        <w:t>“Where does it come from?” I ask</w:t>
       </w:r>
       <w:r>
         <w:t>ed</w:t>
@@ -26982,744 +27504,222 @@
     </w:p>
     <w:p>
       <w:r>
+        <w:lastRenderedPageBreak/>
+        <w:t xml:space="preserve">“From some C-Level dungeons,” Gringo </w:t>
+      </w:r>
+      <w:r>
+        <w:t>said</w:t>
+      </w:r>
+      <w:r>
+        <w:t xml:space="preserve">. “There </w:t>
+      </w:r>
+      <w:r>
+        <w:t>seem</w:t>
+      </w:r>
+      <w:r>
+        <w:t>s</w:t>
+      </w:r>
+      <w:r>
+        <w:t xml:space="preserve"> to be a glut of them, hence the discount.</w:t>
+      </w:r>
+    </w:p>
+    <w:p>
+      <w:r>
+        <w:t>“For your new armor and weapons,</w:t>
+      </w:r>
+      <w:r>
+        <w:t xml:space="preserve"> d</w:t>
+      </w:r>
+      <w:r>
+        <w:t>o</w:t>
+      </w:r>
+      <w:r>
+        <w:t xml:space="preserve"> </w:t>
+      </w:r>
+      <w:r>
+        <w:t xml:space="preserve">you need assistance?” Gringo </w:t>
+      </w:r>
+      <w:r>
+        <w:t>asked</w:t>
+      </w:r>
+      <w:r>
+        <w:t>.</w:t>
+      </w:r>
+    </w:p>
+    <w:p>
+      <w:r>
+        <w:t>“T</w:t>
+      </w:r>
+      <w:r>
+        <w:t>hat</w:t>
+      </w:r>
+      <w:r>
+        <w:t>’</w:t>
+      </w:r>
+      <w:r>
+        <w:t>s</w:t>
+      </w:r>
+      <w:r>
+        <w:t xml:space="preserve"> fine,” Annie </w:t>
+      </w:r>
+      <w:r>
+        <w:t>said</w:t>
+      </w:r>
+      <w:r>
+        <w:t>. “</w:t>
+      </w:r>
+      <w:r>
+        <w:t>I ha</w:t>
+      </w:r>
+      <w:r>
+        <w:t>ve</w:t>
+      </w:r>
+      <w:r>
+        <w:t xml:space="preserve"> done this before. Wait a minute. Luke needs custom shoes.”</w:t>
+      </w:r>
+    </w:p>
+    <w:p>
+      <w:r>
+        <w:t>For the next 30 minutes we designed my new boots. After that we selected D-Rank armor and weapons, since C-Rank and beyond required magic and placed stress on the body</w:t>
+      </w:r>
+      <w:r>
+        <w:t>.</w:t>
+      </w:r>
+    </w:p>
+    <w:p>
+      <w:r>
+        <w:t xml:space="preserve">All </w:t>
+      </w:r>
+      <w:r>
+        <w:t>together</w:t>
+      </w:r>
+      <w:r>
+        <w:t xml:space="preserve"> it c</w:t>
+      </w:r>
+      <w:r>
+        <w:t>ame</w:t>
+      </w:r>
+      <w:r>
+        <w:t xml:space="preserve"> to about </w:t>
+      </w:r>
+      <w:r>
+        <w:t>9</w:t>
+      </w:r>
+      <w:r>
+        <w:t>67 gold.</w:t>
+      </w:r>
+    </w:p>
+    <w:p>
+      <w:r>
         <w:t>“</w:t>
       </w:r>
       <w:r>
-        <w:t xml:space="preserve">Think of it as </w:t>
-      </w:r>
-      <w:r>
-        <w:t xml:space="preserve">a laptop and a cell phone combined,” Gringo </w:t>
-      </w:r>
-      <w:r>
-        <w:t>said</w:t>
-      </w:r>
-      <w:r>
-        <w:t>. “</w:t>
-      </w:r>
-      <w:r>
-        <w:t xml:space="preserve">It </w:t>
-      </w:r>
-      <w:r>
-        <w:t>i</w:t>
-      </w:r>
-      <w:r>
-        <w:t>s</w:t>
-      </w:r>
-      <w:r>
-        <w:t xml:space="preserve"> the one information tool every adventurer needs. The base model</w:t>
-      </w:r>
-      <w:r>
-        <w:t xml:space="preserve"> </w:t>
-      </w:r>
-      <w:r>
-        <w:t>i</w:t>
-      </w:r>
-      <w:r>
-        <w:t xml:space="preserve">s </w:t>
-      </w:r>
-      <w:r>
-        <w:t xml:space="preserve">limited but </w:t>
+        <w:t xml:space="preserve">Can I sell my </w:t>
+      </w:r>
+      <w:r>
+        <w:t>junk</w:t>
+      </w:r>
+      <w:r>
+        <w:t>?</w:t>
+      </w:r>
+      <w:r>
+        <w:t>”</w:t>
+      </w:r>
+      <w:r>
+        <w:t xml:space="preserve"> I asked.</w:t>
+      </w:r>
+    </w:p>
+    <w:p>
+      <w:r>
+        <w:t>“Absolutely,” Gringo said. “Please follow me.”</w:t>
+      </w:r>
+    </w:p>
+    <w:p>
+      <w:r>
+        <w:t>We followed Gringo to a counter.</w:t>
+      </w:r>
+    </w:p>
+    <w:p>
+      <w:r>
+        <w:t>Making a show of taking a ring out of a</w:t>
+      </w:r>
+      <w:r>
+        <w:t>n inner</w:t>
+      </w:r>
+      <w:r>
+        <w:t xml:space="preserve"> pocket, I held out my closed hand</w:t>
+      </w:r>
+      <w:r>
+        <w:t xml:space="preserve"> over the table</w:t>
+      </w:r>
+      <w:r>
+        <w:t>. I removed all armor and weapons, leaving behind a pair of rapiers</w:t>
+      </w:r>
+      <w:r>
+        <w:t>,</w:t>
+      </w:r>
+      <w:r>
+        <w:t xml:space="preserve"> </w:t>
+      </w:r>
+      <w:r>
+        <w:t>daggers, and the alchemical ingredients.</w:t>
+      </w:r>
+    </w:p>
+    <w:p>
+      <w:r>
+        <w:t>Gringo wasn’t fooled but Annie was.</w:t>
+      </w:r>
+    </w:p>
+    <w:p>
+      <w:r>
+        <w:t xml:space="preserve">“Loot from an F-Rank dungeon </w:t>
       </w:r>
       <w:r>
         <w:t>is</w:t>
       </w:r>
       <w:r>
-        <w:t xml:space="preserve"> </w:t>
-      </w:r>
-      <w:r>
-        <w:t>infinitely exte</w:t>
-      </w:r>
-      <w:r>
-        <w:t>ndable with the</w:t>
-      </w:r>
-      <w:r>
-        <w:t xml:space="preserve"> use </w:t>
-      </w:r>
-      <w:r>
-        <w:t>of modules.</w:t>
-      </w:r>
-    </w:p>
-    <w:p>
-      <w:r>
-        <w:t xml:space="preserve">“More importantly, it works in most </w:t>
-      </w:r>
-      <w:r>
-        <w:t>places</w:t>
-      </w:r>
-      <w:r>
-        <w:t xml:space="preserve"> in the multiverse, except </w:t>
-      </w:r>
-      <w:r>
-        <w:t>in</w:t>
-      </w:r>
-      <w:r>
-        <w:t xml:space="preserve"> certain high-level </w:t>
-      </w:r>
-      <w:r>
-        <w:t>dungeons. It comes with instructions and warnings.”</w:t>
-      </w:r>
-    </w:p>
-    <w:p>
-      <w:r>
-        <w:t>“Does it run Windows?” I ask</w:t>
-      </w:r>
-      <w:r>
-        <w:t>ed</w:t>
-      </w:r>
-      <w:r>
-        <w:t xml:space="preserve"> as I </w:t>
-      </w:r>
-      <w:r>
-        <w:t>watch</w:t>
-      </w:r>
-      <w:r>
-        <w:t>ed</w:t>
-      </w:r>
-      <w:r>
-        <w:t xml:space="preserve"> </w:t>
-      </w:r>
-      <w:r>
-        <w:t xml:space="preserve">Gringo </w:t>
-      </w:r>
-      <w:r>
-        <w:t>interacting with the panel</w:t>
-      </w:r>
-      <w:r>
-        <w:t>.</w:t>
-      </w:r>
-      <w:r>
-        <w:t xml:space="preserve"> “</w:t>
-      </w:r>
-      <w:r>
-        <w:t>C</w:t>
-      </w:r>
-      <w:r>
-        <w:t>an</w:t>
-      </w:r>
-      <w:r>
-        <w:t xml:space="preserve"> </w:t>
-      </w:r>
-      <w:r>
-        <w:t>it play games?”</w:t>
-      </w:r>
-    </w:p>
-    <w:p>
-      <w:r>
-        <w:t>Gringo pause</w:t>
-      </w:r>
-      <w:r>
-        <w:t>d</w:t>
-      </w:r>
-      <w:r>
-        <w:t xml:space="preserve"> and then </w:t>
-      </w:r>
-      <w:r>
-        <w:t>said</w:t>
-      </w:r>
-      <w:r>
-        <w:t xml:space="preserve">, </w:t>
-      </w:r>
-      <w:r>
-        <w:t xml:space="preserve">“As a matter of fact it </w:t>
-      </w:r>
-      <w:r>
-        <w:t>can</w:t>
-      </w:r>
-      <w:r>
-        <w:t xml:space="preserve">,” Gringo </w:t>
-      </w:r>
-      <w:r>
-        <w:t>said</w:t>
-      </w:r>
-      <w:r>
-        <w:t xml:space="preserve"> happily</w:t>
-      </w:r>
-      <w:r>
-        <w:t>. “</w:t>
-      </w:r>
-      <w:r>
-        <w:t xml:space="preserve">It </w:t>
-      </w:r>
-      <w:r>
-        <w:t>is</w:t>
-      </w:r>
-      <w:r>
-        <w:t xml:space="preserve"> </w:t>
-      </w:r>
-      <w:r>
-        <w:t>vastly</w:t>
-      </w:r>
-      <w:r>
-        <w:t xml:space="preserve"> faster than anything you </w:t>
-      </w:r>
-      <w:r>
-        <w:t>c</w:t>
-      </w:r>
-      <w:r>
-        <w:t>an</w:t>
-      </w:r>
-      <w:r>
-        <w:t xml:space="preserve"> </w:t>
-      </w:r>
-      <w:r>
-        <w:t>buy in the Human world.</w:t>
-      </w:r>
-      <w:r>
-        <w:t xml:space="preserve"> And yes, it </w:t>
-      </w:r>
-      <w:r>
-        <w:t>c</w:t>
-      </w:r>
-      <w:r>
-        <w:t>an</w:t>
-      </w:r>
-      <w:r>
-        <w:t xml:space="preserve"> </w:t>
-      </w:r>
-      <w:r>
-        <w:t xml:space="preserve">play all </w:t>
-      </w:r>
-      <w:r>
-        <w:t xml:space="preserve">Human </w:t>
-      </w:r>
-      <w:r>
-        <w:t xml:space="preserve">games from all </w:t>
-      </w:r>
-      <w:r>
-        <w:t xml:space="preserve">Human </w:t>
-      </w:r>
-      <w:r>
-        <w:t>gaming platforms.</w:t>
-      </w:r>
-    </w:p>
-    <w:p>
-      <w:r>
-        <w:t>“</w:t>
-      </w:r>
-      <w:r>
-        <w:t xml:space="preserve">I just selected the </w:t>
-      </w:r>
-      <w:r>
-        <w:t>Earth OS</w:t>
-      </w:r>
-      <w:r>
-        <w:t xml:space="preserve"> package</w:t>
-      </w:r>
-      <w:r>
-        <w:t xml:space="preserve"> and the </w:t>
-      </w:r>
-      <w:r>
-        <w:t xml:space="preserve">Earth </w:t>
-      </w:r>
-      <w:r>
-        <w:t>Gaming package</w:t>
-      </w:r>
-      <w:r>
-        <w:t xml:space="preserve"> for you</w:t>
-      </w:r>
-      <w:r>
-        <w:t xml:space="preserve">. </w:t>
-      </w:r>
-      <w:r>
-        <w:t xml:space="preserve">I recommend the communications package, the </w:t>
-      </w:r>
-      <w:r>
-        <w:t xml:space="preserve">basic </w:t>
-      </w:r>
-      <w:r>
-        <w:t>mapping package, and the identif</w:t>
-      </w:r>
-      <w:r>
-        <w:t>ication</w:t>
-      </w:r>
-      <w:r>
-        <w:t xml:space="preserve"> package.</w:t>
-      </w:r>
-      <w:r>
-        <w:t xml:space="preserve"> </w:t>
-      </w:r>
-      <w:r>
-        <w:t>Are</w:t>
-      </w:r>
-      <w:r>
-        <w:t xml:space="preserve"> </w:t>
-      </w:r>
-      <w:r>
-        <w:t xml:space="preserve">there any other packages you need? Remember you </w:t>
-      </w:r>
-      <w:r>
-        <w:t>can</w:t>
-      </w:r>
-      <w:r>
-        <w:t xml:space="preserve"> </w:t>
-      </w:r>
-      <w:r>
-        <w:t>always come back later.</w:t>
-      </w:r>
-      <w:r>
-        <w:t>”</w:t>
-      </w:r>
-    </w:p>
-    <w:p>
-      <w:r>
-        <w:t>“T</w:t>
-      </w:r>
-      <w:r>
-        <w:t xml:space="preserve">hat </w:t>
-      </w:r>
-      <w:r>
-        <w:t>i</w:t>
-      </w:r>
-      <w:r>
-        <w:t>s</w:t>
-      </w:r>
-      <w:r>
-        <w:t xml:space="preserve"> good enough for now,” Annie said.</w:t>
-      </w:r>
-    </w:p>
-    <w:p>
-      <w:r>
-        <w:t>“I like making games,” I said.</w:t>
-      </w:r>
-    </w:p>
-    <w:p>
-      <w:r>
-        <w:t>“No problem,” Gringo said.</w:t>
-      </w:r>
-    </w:p>
-    <w:p>
-      <w:r>
-        <w:t xml:space="preserve">“Your companion mentioned the problems you had going through Nexus,” Gringo said. “I </w:t>
-      </w:r>
-      <w:r>
-        <w:t>assume</w:t>
-      </w:r>
-      <w:r>
-        <w:t xml:space="preserve"> you</w:t>
-      </w:r>
-      <w:r>
-        <w:t xml:space="preserve"> ha</w:t>
-      </w:r>
-      <w:r>
-        <w:t>ve</w:t>
-      </w:r>
-      <w:r>
-        <w:t xml:space="preserve"> </w:t>
-      </w:r>
-      <w:r>
-        <w:t>Vigilance as a title.”</w:t>
-      </w:r>
-    </w:p>
-    <w:p>
-      <w:r>
-        <w:t xml:space="preserve">“Correct,” I </w:t>
-      </w:r>
-      <w:r>
-        <w:t>said</w:t>
-      </w:r>
-      <w:r>
-        <w:t>.</w:t>
-      </w:r>
-    </w:p>
-    <w:p>
-      <w:r>
-        <w:t>“What did you say?” Annie asked.</w:t>
-      </w:r>
-    </w:p>
-    <w:p>
-      <w:r>
-        <w:t>“Not important,” Gringo said.</w:t>
+        <w:t>n’t that valuable,” Gringo said.</w:t>
+      </w:r>
+    </w:p>
+    <w:p>
+      <w:r>
+        <w:t xml:space="preserve">Harold came over and said, “I’ll be the judge of that,” and began </w:t>
+      </w:r>
+      <w:r>
+        <w:t>negotiating</w:t>
+      </w:r>
+      <w:r>
+        <w:t>. That was fine with me since I never liked haggling.</w:t>
+      </w:r>
+    </w:p>
+    <w:p>
+      <w:r>
+        <w:t>After negations, Harold netted me 86 silver and 37 copper.</w:t>
+      </w:r>
+    </w:p>
+    <w:p>
+      <w:r>
+        <w:t>With my previous loot, that came to 1 gold, 10 silver, and 89 copper.</w:t>
+      </w:r>
+    </w:p>
+    <w:p>
+      <w:r>
+        <w:t>“Is there a money exchange place here?” I asked.</w:t>
+      </w:r>
+    </w:p>
+    <w:p>
+      <w:r>
+        <w:t>“Yes,” Gringo said. “It is down the aisle and to the left.”</w:t>
       </w:r>
     </w:p>
     <w:p>
       <w:r>
         <w:lastRenderedPageBreak/>
-        <w:t>“Then I suggest buying a sensory suppression module,” Gringo suggest</w:t>
-      </w:r>
-      <w:r>
-        <w:t>ed</w:t>
-      </w:r>
-      <w:r>
-        <w:t xml:space="preserve"> in</w:t>
-      </w:r>
-      <w:r>
-        <w:t>. “It also</w:t>
-      </w:r>
-      <w:r>
-        <w:t xml:space="preserve"> ha</w:t>
-      </w:r>
-      <w:r>
-        <w:t>s</w:t>
-      </w:r>
-      <w:r>
-        <w:t xml:space="preserve"> </w:t>
-      </w:r>
-      <w:r>
-        <w:t>a f</w:t>
-      </w:r>
-      <w:r>
-        <w:t>e</w:t>
-      </w:r>
-      <w:r>
-        <w:t>at</w:t>
-      </w:r>
-      <w:r>
-        <w:t>ure that modulates nervousness if necessary.</w:t>
-      </w:r>
-      <w:r>
-        <w:t xml:space="preserve"> </w:t>
-      </w:r>
-      <w:r>
-        <w:t>Keep</w:t>
-      </w:r>
-      <w:r>
-        <w:t xml:space="preserve"> </w:t>
-      </w:r>
-      <w:r>
-        <w:t xml:space="preserve">in mind, artificially suppressing nervousness </w:t>
-      </w:r>
-      <w:r>
-        <w:t>c</w:t>
-      </w:r>
-      <w:r>
-        <w:t>an</w:t>
-      </w:r>
-      <w:r>
-        <w:t xml:space="preserve"> </w:t>
-      </w:r>
-      <w:r>
-        <w:t xml:space="preserve">cause a person to </w:t>
-      </w:r>
-      <w:r>
-        <w:t>bec</w:t>
-      </w:r>
-      <w:r>
-        <w:t>o</w:t>
-      </w:r>
-      <w:r>
-        <w:t>me</w:t>
-      </w:r>
-      <w:r>
-        <w:t xml:space="preserve"> cocky.”</w:t>
-      </w:r>
-    </w:p>
-    <w:p>
-      <w:r>
-        <w:t xml:space="preserve">“Understood,” I </w:t>
-      </w:r>
-      <w:r>
-        <w:t>said</w:t>
-      </w:r>
-      <w:r>
-        <w:t>.</w:t>
-      </w:r>
-    </w:p>
-    <w:p>
-      <w:r>
-        <w:t>“How come I don’t understand what you’re saying?” Annie asked.</w:t>
-      </w:r>
-    </w:p>
-    <w:p>
-      <w:r>
-        <w:t>“Sorry, that’s client confidentiality,” Gringo said.</w:t>
-      </w:r>
-      <w:r>
-        <w:t xml:space="preserve"> “What kind of storage do you require? The cheap ones are backpacks. The more expensive ones are rings.”</w:t>
-      </w:r>
-    </w:p>
-    <w:p>
-      <w:r>
-        <w:t>“Luke found a storage ring in a dungeon he fell into,” Annie said.</w:t>
-      </w:r>
-    </w:p>
-    <w:p>
-      <w:r>
-        <w:t>We wait</w:t>
-      </w:r>
-      <w:r>
-        <w:t>ed until Gringo finished</w:t>
-      </w:r>
-      <w:r>
-        <w:t xml:space="preserve"> placing the specified items in the online shopping cart.</w:t>
-      </w:r>
-    </w:p>
-    <w:p>
-      <w:r>
-        <w:t>“</w:t>
-      </w:r>
-      <w:r>
-        <w:t xml:space="preserve">Would you like </w:t>
-      </w:r>
-      <w:r>
-        <w:t>a wardrobe crystal?” Gringo asked.</w:t>
-      </w:r>
-    </w:p>
-    <w:p>
-      <w:r>
-        <w:t>“What’s that?” I asked.</w:t>
-      </w:r>
-    </w:p>
-    <w:p>
-      <w:r>
-        <w:t>“</w:t>
-      </w:r>
-      <w:r>
-        <w:t xml:space="preserve">They are crystals that you soul-bind. With it you can </w:t>
-      </w:r>
-      <w:r>
-        <w:t>crate outfits and swaps them as needed.</w:t>
-      </w:r>
-      <w:r>
-        <w:t xml:space="preserve"> They are rather convenient and work independently of any storage.</w:t>
-      </w:r>
-    </w:p>
-    <w:p>
-      <w:r>
-        <w:t>“</w:t>
-      </w:r>
-      <w:r>
-        <w:t>It starts off with space for 2 costumes. However, with essence it will increase. Therefore the best time to buy it is now. It is only 12 gold. It’s on special today.”</w:t>
-      </w:r>
-    </w:p>
-    <w:p>
-      <w:r>
-        <w:t>Of course it is.</w:t>
-      </w:r>
-    </w:p>
-    <w:p>
-      <w:r>
-        <w:t xml:space="preserve">“Sounds good to me,” </w:t>
-      </w:r>
-      <w:r>
-        <w:t>Annie</w:t>
-      </w:r>
-      <w:r>
-        <w:t xml:space="preserve"> </w:t>
-      </w:r>
-      <w:r>
-        <w:t>said</w:t>
-      </w:r>
-      <w:r>
-        <w:t>.</w:t>
-      </w:r>
-    </w:p>
-    <w:p>
-      <w:r>
-        <w:t>“Where does it come from?” I ask</w:t>
-      </w:r>
-      <w:r>
-        <w:t>ed</w:t>
-      </w:r>
-      <w:r>
-        <w:t>.</w:t>
-      </w:r>
-    </w:p>
-    <w:p>
-      <w:r>
-        <w:t xml:space="preserve">“From some C-Level dungeons,” Gringo </w:t>
-      </w:r>
-      <w:r>
-        <w:t>said</w:t>
-      </w:r>
-      <w:r>
-        <w:t xml:space="preserve">. “There </w:t>
-      </w:r>
-      <w:r>
-        <w:t>seem</w:t>
-      </w:r>
-      <w:r>
-        <w:t>s</w:t>
-      </w:r>
-      <w:r>
-        <w:t xml:space="preserve"> to be a glut of them, hence the discount.</w:t>
-      </w:r>
-    </w:p>
-    <w:p>
-      <w:r>
-        <w:lastRenderedPageBreak/>
-        <w:t>“For your new armor and weapons,</w:t>
-      </w:r>
-      <w:r>
-        <w:t xml:space="preserve"> d</w:t>
-      </w:r>
-      <w:r>
-        <w:t>o</w:t>
-      </w:r>
-      <w:r>
-        <w:t xml:space="preserve"> </w:t>
-      </w:r>
-      <w:r>
-        <w:t xml:space="preserve">you need assistance?” Gringo </w:t>
-      </w:r>
-      <w:r>
-        <w:t>asked</w:t>
-      </w:r>
-      <w:r>
-        <w:t>.</w:t>
-      </w:r>
-    </w:p>
-    <w:p>
-      <w:r>
-        <w:t>“T</w:t>
-      </w:r>
-      <w:r>
-        <w:t>hat</w:t>
-      </w:r>
-      <w:r>
-        <w:t>’</w:t>
-      </w:r>
-      <w:r>
-        <w:t>s</w:t>
-      </w:r>
-      <w:r>
-        <w:t xml:space="preserve"> fine,” Annie </w:t>
-      </w:r>
-      <w:r>
-        <w:t>said</w:t>
-      </w:r>
-      <w:r>
-        <w:t>. “</w:t>
-      </w:r>
-      <w:r>
-        <w:t>I ha</w:t>
-      </w:r>
-      <w:r>
-        <w:t>ve</w:t>
-      </w:r>
-      <w:r>
-        <w:t xml:space="preserve"> done this before. Wait a minute. Luke needs custom shoes.”</w:t>
-      </w:r>
-    </w:p>
-    <w:p>
-      <w:r>
-        <w:t>For the next 30 minutes we designed my new boots. After that we selected D-Rank armor and weapons, since C-Rank and beyond required magic and placed stress on the body</w:t>
-      </w:r>
-      <w:r>
-        <w:t>.</w:t>
-      </w:r>
-    </w:p>
-    <w:p>
-      <w:r>
-        <w:t xml:space="preserve">All </w:t>
-      </w:r>
-      <w:r>
-        <w:t>together</w:t>
-      </w:r>
-      <w:r>
-        <w:t xml:space="preserve"> it c</w:t>
-      </w:r>
-      <w:r>
-        <w:t>ame</w:t>
-      </w:r>
-      <w:r>
-        <w:t xml:space="preserve"> to about </w:t>
-      </w:r>
-      <w:r>
-        <w:t>9</w:t>
-      </w:r>
-      <w:r>
-        <w:t>67 gold.</w:t>
-      </w:r>
-    </w:p>
-    <w:p>
-      <w:r>
-        <w:t>“</w:t>
-      </w:r>
-      <w:r>
-        <w:t xml:space="preserve">Can I sell my </w:t>
-      </w:r>
-      <w:r>
-        <w:t>junk</w:t>
-      </w:r>
-      <w:r>
-        <w:t>?</w:t>
-      </w:r>
-      <w:r>
-        <w:t>”</w:t>
-      </w:r>
-      <w:r>
-        <w:t xml:space="preserve"> I asked.</w:t>
-      </w:r>
-    </w:p>
-    <w:p>
-      <w:r>
-        <w:t>“Absolutely,” Gringo said. “Please follow me.”</w:t>
-      </w:r>
-    </w:p>
-    <w:p>
-      <w:r>
-        <w:t>We followed Gringo to a counter.</w:t>
-      </w:r>
-    </w:p>
-    <w:p>
-      <w:r>
-        <w:t>Making a show of taking a ring out of a pocket, I held out my closed hand</w:t>
-      </w:r>
-      <w:r>
-        <w:t xml:space="preserve"> over the table</w:t>
-      </w:r>
-      <w:r>
-        <w:t>. I removed all armor and weapons, leaving behind a pair of rapiers</w:t>
-      </w:r>
-      <w:r>
-        <w:t>,</w:t>
-      </w:r>
-      <w:r>
-        <w:t xml:space="preserve"> </w:t>
-      </w:r>
-      <w:r>
-        <w:t>daggers, and the alchemical ingredients.</w:t>
-      </w:r>
-    </w:p>
-    <w:p>
-      <w:r>
-        <w:t>Gringo wasn’t fooled but Annie was.</w:t>
-      </w:r>
-    </w:p>
-    <w:p>
-      <w:r>
-        <w:t>“Loot from an F-Rank dungeon wasn’t that valuable,” Gringo said.</w:t>
-      </w:r>
-    </w:p>
-    <w:p>
-      <w:r>
-        <w:t xml:space="preserve">Harold came over and said, “I’ll be the judge of that,” and began </w:t>
-      </w:r>
-      <w:r>
-        <w:t>negotiating</w:t>
-      </w:r>
-      <w:r>
-        <w:t>. That was fine with me since I never liked haggling.</w:t>
-      </w:r>
-    </w:p>
-    <w:p>
-      <w:r>
-        <w:t>After negations, Harold netted me 86 silver and 37 copper.</w:t>
-      </w:r>
-    </w:p>
-    <w:p>
-      <w:r>
-        <w:t>With my previous loot, that came to 1 gold, 10 silver, and 89 copper.</w:t>
-      </w:r>
-    </w:p>
-    <w:p>
-      <w:r>
-        <w:t>“Is there a money exchange place here?” I asked.</w:t>
-      </w:r>
-    </w:p>
-    <w:p>
-      <w:r>
-        <w:t>“Yes,” Gringo said. “It is down the aisle and to the left.”</w:t>
-      </w:r>
-    </w:p>
-    <w:p>
-      <w:r>
         <w:t>“I know the place,” Annie said. “Follow me.”</w:t>
       </w:r>
     </w:p>
     <w:p>
       <w:r>
-        <w:lastRenderedPageBreak/>
         <w:t>We stepped out of the store and I asked, “What is the exchange between copper, silver, and gold?”</w:t>
       </w:r>
     </w:p>
@@ -27943,6 +27943,7 @@
         <w:pStyle w:val="StatusMessage"/>
       </w:pPr>
       <w:r>
+        <w:lastRenderedPageBreak/>
         <w:t>Cannot be lost or stolen</w:t>
       </w:r>
     </w:p>
@@ -27952,7 +27953,6 @@
         <w:contextualSpacing w:val="0"/>
       </w:pPr>
       <w:r>
-        <w:lastRenderedPageBreak/>
         <w:t>Cannot be used without permission</w:t>
       </w:r>
     </w:p>
@@ -28133,7 +28133,13 @@
     </w:p>
     <w:p>
       <w:r>
-        <w:t>Annie sat down and I followed Gringo into a room.</w:t>
+        <w:t xml:space="preserve">Annie sat down and I followed Gringo into a </w:t>
+      </w:r>
+      <w:r>
+        <w:t xml:space="preserve">private </w:t>
+      </w:r>
+      <w:r>
+        <w:t>room.</w:t>
       </w:r>
     </w:p>
     <w:p>
@@ -28468,7 +28474,13 @@
     </w:p>
     <w:p>
       <w:r>
-        <w:t>I tapped a screen and Gringo handed me the fake. I placed the ring on my finger. While with the others, wearing the ring made sense.</w:t>
+        <w:t xml:space="preserve">I </w:t>
+      </w:r>
+      <w:r>
+        <w:t>transferred the money</w:t>
+      </w:r>
+      <w:r>
+        <w:t xml:space="preserve"> and Gringo handed me the fake. I placed the ring on my finger. While with the others, wearing the ring made sense.</w:t>
       </w:r>
     </w:p>
     <w:p>
@@ -30242,6 +30254,9 @@
       <w:r>
         <w:t>I did come close on more than a few occasions on the battlefield, but I didn’t mention that.</w:t>
       </w:r>
+      <w:r>
+        <w:t xml:space="preserve"> Losing a foot wasn’t fun.</w:t>
+      </w:r>
     </w:p>
     <w:p>
       <w:r>
@@ -31442,7 +31457,10 @@
     </w:p>
     <w:p>
       <w:r>
-        <w:t>I then ben</w:t>
+        <w:t xml:space="preserve">Since taunting was effective </w:t>
+      </w:r>
+      <w:r>
+        <w:t>I ben</w:t>
       </w:r>
       <w:r>
         <w:t>t</w:t>
@@ -31669,7 +31687,10 @@
         <w:t xml:space="preserve">strength </w:t>
       </w:r>
       <w:r>
-        <w:t>to dodge.</w:t>
+        <w:t>to dod</w:t>
+      </w:r>
+      <w:r>
+        <w:t>ge, thanks to my titles.</w:t>
       </w:r>
     </w:p>
     <w:p>
@@ -32706,6 +32727,9 @@
         <w:t xml:space="preserve"> what the elders say. An F-Rank hunting D-Rank </w:t>
       </w:r>
       <w:r>
+        <w:t xml:space="preserve">monsters </w:t>
+      </w:r>
+      <w:r>
         <w:t>ma</w:t>
       </w:r>
       <w:r>
@@ -33336,17 +33360,23 @@
     </w:p>
     <w:p>
       <w:r>
-        <w:t xml:space="preserve">“Also, your culture views time very differently than ours does,” Vlorlax </w:t>
+        <w:t>“</w:t>
+      </w:r>
+      <w:r>
+        <w:t>Y</w:t>
+      </w:r>
+      <w:r>
+        <w:t xml:space="preserve">our culture views time very differently than ours does,” Vlorlax </w:t>
       </w:r>
       <w:r>
         <w:t>said</w:t>
       </w:r>
       <w:r>
-        <w:t xml:space="preserve">. “In your culture, people start thinking about retiring </w:t>
+        <w:t xml:space="preserve">. “In your culture, people start thinking about retiring when they </w:t>
       </w:r>
       <w:r>
         <w:lastRenderedPageBreak/>
-        <w:t>when they reach your age. For us, life</w:t>
+        <w:t>reach your age. For us, life</w:t>
       </w:r>
       <w:r>
         <w:t xml:space="preserve"> </w:t>
@@ -33402,7 +33432,13 @@
         <w:t xml:space="preserve"> like </w:t>
       </w:r>
       <w:r>
-        <w:t>the algae in the ocean. And they</w:t>
+        <w:t xml:space="preserve">the algae in the ocean </w:t>
+      </w:r>
+      <w:r>
+        <w:t>a</w:t>
+      </w:r>
+      <w:r>
+        <w:t>nd they</w:t>
       </w:r>
       <w:r>
         <w:t xml:space="preserve"> ha</w:t>
@@ -33864,7 +33900,13 @@
         <w:t xml:space="preserve"> was </w:t>
       </w:r>
       <w:r>
-        <w:t>much more comfortable. I guess that increase in Spirit helped.</w:t>
+        <w:t>much more comfortable. I guess</w:t>
+      </w:r>
+      <w:r>
+        <w:t>ed</w:t>
+      </w:r>
+      <w:r>
+        <w:t xml:space="preserve"> that increase in Spirit helped.</w:t>
       </w:r>
       <w:r>
         <w:t xml:space="preserve"> </w:t>
@@ -34043,6 +34085,9 @@
       </w:r>
     </w:p>
     <w:p>
+      <w:r>
+        <w:t>&lt;&gt;</w:t>
+      </w:r>
       <w:r>
         <w:t>I</w:t>
       </w:r>
@@ -40105,7 +40150,7 @@
             <w:rPr>
               <w:noProof/>
             </w:rPr>
-            <w:t>52</w:t>
+            <w:t>90</w:t>
           </w:r>
         </w:fldSimple>
       </w:p>
@@ -40135,7 +40180,7 @@
             <w:rPr>
               <w:noProof/>
             </w:rPr>
-            <w:t>53</w:t>
+            <w:t>91</w:t>
           </w:r>
         </w:fldSimple>
       </w:p>
@@ -40370,7 +40415,7 @@
         <v:path o:extrusionok="f" gradientshapeok="t" o:connecttype="rect"/>
         <o:lock v:ext="edit" aspectratio="t"/>
       </v:shapetype>
-      <v:shape id="_x0000_i1051" type="#_x0000_t75" style="width:3in;height:3in;visibility:visible;mso-wrap-style:square" o:bullet="t">
+      <v:shape id="_x0000_i1059" type="#_x0000_t75" style="width:3in;height:3in;visibility:visible;mso-wrap-style:square" o:bullet="t">
         <v:imagedata r:id="rId1" o:title="MC900065312[1]"/>
       </v:shape>
     </w:pict>
@@ -42473,7 +42518,7 @@
 </file>
 
 <file path=customXml/itemProps1.xml><?xml version="1.0" encoding="utf-8"?>
-<ds:datastoreItem xmlns:ds="http://schemas.openxmlformats.org/officeDocument/2006/customXml" ds:itemID="{0316FCBF-9B9B-45FD-96FE-1E56DEBAFDA9}">
+<ds:datastoreItem xmlns:ds="http://schemas.openxmlformats.org/officeDocument/2006/customXml" ds:itemID="{B78017C6-5445-43B3-95A1-3062E8E12716}">
   <ds:schemaRefs>
     <ds:schemaRef ds:uri="http://schemas.openxmlformats.org/officeDocument/2006/bibliography"/>
   </ds:schemaRefs>

--- a/Books/RPG_Books/ThePrincessAndTheMurderHobo/Book_ThePrincessAndTheMurderHobo.docx
+++ b/Books/RPG_Books/ThePrincessAndTheMurderHobo/Book_ThePrincessAndTheMurderHobo.docx
@@ -231,7 +231,7 @@
       <w:r>
         <w:fldChar w:fldCharType="separate"/>
       </w:r>
-      <w:hyperlink w:anchor="_Toc207142999" w:history="1">
+      <w:hyperlink w:anchor="_Toc229865983" w:history="1">
         <w:r>
           <w:rPr>
             <w:rStyle w:val="Hyperlink"/>
@@ -258,7 +258,7 @@
             <w:noProof/>
             <w:webHidden/>
           </w:rPr>
-          <w:instrText xml:space="preserve"> PAGEREF _Toc207142999 \h </w:instrText>
+          <w:instrText xml:space="preserve"> PAGEREF _Toc229865983 \h </w:instrText>
         </w:r>
         <w:r>
           <w:rPr>
@@ -298,7 +298,7 @@
           <w:sz w:val="22"/>
         </w:rPr>
       </w:pPr>
-      <w:hyperlink w:anchor="_Toc207143000" w:history="1">
+      <w:hyperlink w:anchor="_Toc229865984" w:history="1">
         <w:r>
           <w:rPr>
             <w:rStyle w:val="Hyperlink"/>
@@ -325,7 +325,7 @@
             <w:noProof/>
             <w:webHidden/>
           </w:rPr>
-          <w:instrText xml:space="preserve"> PAGEREF _Toc207143000 \h </w:instrText>
+          <w:instrText xml:space="preserve"> PAGEREF _Toc229865984 \h </w:instrText>
         </w:r>
         <w:r>
           <w:rPr>
@@ -365,7 +365,7 @@
           <w:sz w:val="22"/>
         </w:rPr>
       </w:pPr>
-      <w:hyperlink w:anchor="_Toc207143001" w:history="1">
+      <w:hyperlink w:anchor="_Toc229865985" w:history="1">
         <w:r>
           <w:rPr>
             <w:rStyle w:val="Hyperlink"/>
@@ -392,7 +392,7 @@
             <w:noProof/>
             <w:webHidden/>
           </w:rPr>
-          <w:instrText xml:space="preserve"> PAGEREF _Toc207143001 \h </w:instrText>
+          <w:instrText xml:space="preserve"> PAGEREF _Toc229865985 \h </w:instrText>
         </w:r>
         <w:r>
           <w:rPr>
@@ -412,7 +412,7 @@
             <w:noProof/>
             <w:webHidden/>
           </w:rPr>
-          <w:t>41</w:t>
+          <w:t>42</w:t>
         </w:r>
         <w:r>
           <w:rPr>
@@ -432,13 +432,27 @@
           <w:sz w:val="22"/>
         </w:rPr>
       </w:pPr>
-      <w:hyperlink w:anchor="_Toc207143002" w:history="1">
+      <w:hyperlink w:anchor="_Toc229865986" w:history="1">
         <w:r>
           <w:rPr>
             <w:rStyle w:val="Hyperlink"/>
             <w:noProof/>
           </w:rPr>
-          <w:t>Even an Old Dog can Go to School</w:t>
+          <w:t>Even an Old Dog can Go t</w:t>
+        </w:r>
+        <w:r>
+          <w:rPr>
+            <w:rStyle w:val="Hyperlink"/>
+            <w:noProof/>
+          </w:rPr>
+          <w:t>o</w:t>
+        </w:r>
+        <w:r>
+          <w:rPr>
+            <w:rStyle w:val="Hyperlink"/>
+            <w:noProof/>
+          </w:rPr>
+          <w:t xml:space="preserve"> School</w:t>
         </w:r>
         <w:r>
           <w:rPr>
@@ -459,7 +473,7 @@
             <w:noProof/>
             <w:webHidden/>
           </w:rPr>
-          <w:instrText xml:space="preserve"> PAGEREF _Toc207143002 \h </w:instrText>
+          <w:instrText xml:space="preserve"> PAGEREF _Toc229865986 \h </w:instrText>
         </w:r>
         <w:r>
           <w:rPr>
@@ -479,7 +493,7 @@
             <w:noProof/>
             <w:webHidden/>
           </w:rPr>
-          <w:t>90</w:t>
+          <w:t>93</w:t>
         </w:r>
         <w:r>
           <w:rPr>
@@ -524,7 +538,7 @@
       <w:pPr>
         <w:pStyle w:val="H2"/>
       </w:pPr>
-      <w:bookmarkStart w:id="0" w:name="_Toc207142999"/>
+      <w:bookmarkStart w:id="0" w:name="_Toc229865983"/>
       <w:r>
         <w:lastRenderedPageBreak/>
         <w:t xml:space="preserve">1. </w:t>
@@ -6380,7 +6394,7 @@
       <w:pPr>
         <w:pStyle w:val="H2"/>
       </w:pPr>
-      <w:bookmarkStart w:id="1" w:name="_Toc207143000"/>
+      <w:bookmarkStart w:id="1" w:name="_Toc229865984"/>
       <w:r>
         <w:lastRenderedPageBreak/>
         <w:t xml:space="preserve">2. </w:t>
@@ -16121,7 +16135,7 @@
       <w:pPr>
         <w:pStyle w:val="H2"/>
       </w:pPr>
-      <w:bookmarkStart w:id="2" w:name="_Toc207143001"/>
+      <w:bookmarkStart w:id="2" w:name="_Toc229865985"/>
       <w:r>
         <w:lastRenderedPageBreak/>
         <w:t>3. A whole New World</w:t>
@@ -34086,9 +34100,6 @@
     </w:p>
     <w:p>
       <w:r>
-        <w:t>&lt;&gt;</w:t>
-      </w:r>
-      <w:r>
         <w:t>I</w:t>
       </w:r>
       <w:r>
@@ -34357,7 +34368,7 @@
     </w:p>
     <w:p>
       <w:r>
-        <w:t>So that was the source of the smell. As you</w:t>
+        <w:t>As you</w:t>
       </w:r>
       <w:r>
         <w:t xml:space="preserve"> ha</w:t>
@@ -34800,8 +34811,12 @@
     <w:p>
       <w:pPr>
         <w:pStyle w:val="H2"/>
+        <w:numPr>
+          <w:ilvl w:val="0"/>
+          <w:numId w:val="8"/>
+        </w:numPr>
       </w:pPr>
-      <w:bookmarkStart w:id="4" w:name="_Toc207143002"/>
+      <w:bookmarkStart w:id="4" w:name="_Toc229865986"/>
       <w:r>
         <w:lastRenderedPageBreak/>
         <w:t>Even an Old Dog can Go to School</w:t>
@@ -34817,12 +34832,22 @@
       </w:r>
       <w:r>
         <w:br/>
-        <w:t>then we turn a corner and find a whole new road</w:t>
+      </w:r>
+      <w:proofErr w:type="gramStart"/>
+      <w:r>
+        <w:t>then</w:t>
+      </w:r>
+      <w:proofErr w:type="gramEnd"/>
+      <w:r>
+        <w:t xml:space="preserve"> we turn a corner and find a whole new road</w:t>
       </w:r>
     </w:p>
     <w:p>
       <w:r>
         <w:t>“Attention everyone,” an announcement said. “You are all here to be enrolled in Adventurer training, since you were all awakened in the last Standard Year.</w:t>
+      </w:r>
+      <w:r>
+        <w:t>&lt;&gt;</w:t>
       </w:r>
     </w:p>
     <w:p>
@@ -40150,7 +40175,7 @@
             <w:rPr>
               <w:noProof/>
             </w:rPr>
-            <w:t>90</w:t>
+            <w:t>92</w:t>
           </w:r>
         </w:fldSimple>
       </w:p>
@@ -40180,7 +40205,7 @@
             <w:rPr>
               <w:noProof/>
             </w:rPr>
-            <w:t>91</w:t>
+            <w:t>93</w:t>
           </w:r>
         </w:fldSimple>
       </w:p>
@@ -40415,7 +40440,7 @@
         <v:path o:extrusionok="f" gradientshapeok="t" o:connecttype="rect"/>
         <o:lock v:ext="edit" aspectratio="t"/>
       </v:shapetype>
-      <v:shape id="_x0000_i1059" type="#_x0000_t75" style="width:3in;height:3in;visibility:visible;mso-wrap-style:square" o:bullet="t">
+      <v:shape id="_x0000_i1028" type="#_x0000_t75" style="width:3in;height:3in;visibility:visible;mso-wrap-style:square" o:bullet="t">
         <v:imagedata r:id="rId1" o:title="MC900065312[1]"/>
       </v:shape>
     </w:pict>
@@ -42518,7 +42543,7 @@
 </file>
 
 <file path=customXml/itemProps1.xml><?xml version="1.0" encoding="utf-8"?>
-<ds:datastoreItem xmlns:ds="http://schemas.openxmlformats.org/officeDocument/2006/customXml" ds:itemID="{B78017C6-5445-43B3-95A1-3062E8E12716}">
+<ds:datastoreItem xmlns:ds="http://schemas.openxmlformats.org/officeDocument/2006/customXml" ds:itemID="{3DF92774-7B20-4A76-9392-B98A3EC8A726}">
   <ds:schemaRefs>
     <ds:schemaRef ds:uri="http://schemas.openxmlformats.org/officeDocument/2006/bibliography"/>
   </ds:schemaRefs>

--- a/Books/RPG_Books/ThePrincessAndTheMurderHobo/Book_ThePrincessAndTheMurderHobo.docx
+++ b/Books/RPG_Books/ThePrincessAndTheMurderHobo/Book_ThePrincessAndTheMurderHobo.docx
@@ -438,21 +438,7 @@
             <w:rStyle w:val="Hyperlink"/>
             <w:noProof/>
           </w:rPr>
-          <w:t>Even an Old Dog can Go t</w:t>
-        </w:r>
-        <w:r>
-          <w:rPr>
-            <w:rStyle w:val="Hyperlink"/>
-            <w:noProof/>
-          </w:rPr>
-          <w:t>o</w:t>
-        </w:r>
-        <w:r>
-          <w:rPr>
-            <w:rStyle w:val="Hyperlink"/>
-            <w:noProof/>
-          </w:rPr>
-          <w:t xml:space="preserve"> School</w:t>
+          <w:t>Even an Old Dog can Go to School</w:t>
         </w:r>
         <w:r>
           <w:rPr>
@@ -34833,36 +34819,34 @@
       <w:r>
         <w:br/>
       </w:r>
-      <w:proofErr w:type="gramStart"/>
-      <w:r>
-        <w:t>then</w:t>
-      </w:r>
-      <w:proofErr w:type="gramEnd"/>
-      <w:r>
-        <w:t xml:space="preserve"> we turn a corner and find a whole new road</w:t>
+      <w:r>
+        <w:t xml:space="preserve">and </w:t>
+      </w:r>
+      <w:r>
+        <w:t>then we turn a corner and find a whole new road</w:t>
       </w:r>
     </w:p>
     <w:p>
       <w:r>
         <w:t>“Attention everyone,” an announcement said. “You are all here to be enrolled in Adventurer training, since you were all awakened in the last Standard Year.</w:t>
       </w:r>
+    </w:p>
+    <w:p>
+      <w:r>
+        <w:t>“Each of you will be assigned an advisor. When your name is called, please go to the specified advisor.”</w:t>
+      </w:r>
+    </w:p>
+    <w:p>
+      <w:r>
+        <w:t>The announcer wasn’t speaking English, but my oracle was translating. I wondered if I could do the same without the oracle. Probably not, since I would have to learn each language.</w:t>
+      </w:r>
+    </w:p>
+    <w:p>
+      <w:r>
+        <w:t>On the other hand, I didn’t need the built-in map, or that weird interface connecting me to I-don’t-know-what. I could even identify items and monsters with sufficient effort. So, what was the point of an oracle? I decided not to ask, or someone would give me another scolding.</w:t>
+      </w:r>
       <w:r>
         <w:t>&lt;&gt;</w:t>
-      </w:r>
-    </w:p>
-    <w:p>
-      <w:r>
-        <w:t>“Each of you will be assigned an advisor. When your name is called, please go to the specified advisor.”</w:t>
-      </w:r>
-    </w:p>
-    <w:p>
-      <w:r>
-        <w:t>The announcer wasn’t speaking English, but my oracle was translating. I wondered if I could do the same without the oracle. Probably not, since I would have to learn each language.</w:t>
-      </w:r>
-    </w:p>
-    <w:p>
-      <w:r>
-        <w:t>On the other hand, I didn’t need the built-in map, or that weird interface connecting me to I-don’t-know-what. I could even identify items and monsters with sufficient effort. So, what was the point of an oracle? I decided not to ask, or someone would give me another scolding.</w:t>
       </w:r>
     </w:p>
     <w:p>
@@ -40175,7 +40159,7 @@
             <w:rPr>
               <w:noProof/>
             </w:rPr>
-            <w:t>92</w:t>
+            <w:t>112</w:t>
           </w:r>
         </w:fldSimple>
       </w:p>
@@ -42543,7 +42527,7 @@
 </file>
 
 <file path=customXml/itemProps1.xml><?xml version="1.0" encoding="utf-8"?>
-<ds:datastoreItem xmlns:ds="http://schemas.openxmlformats.org/officeDocument/2006/customXml" ds:itemID="{3DF92774-7B20-4A76-9392-B98A3EC8A726}">
+<ds:datastoreItem xmlns:ds="http://schemas.openxmlformats.org/officeDocument/2006/customXml" ds:itemID="{2BF6648A-4EB0-4030-9484-2BB425780F22}">
   <ds:schemaRefs>
     <ds:schemaRef ds:uri="http://schemas.openxmlformats.org/officeDocument/2006/bibliography"/>
   </ds:schemaRefs>
